--- a/4.质量管理/2.运行记录类文件/JXTX-04-13-运维服务质量管理内审不符合报告.docx
+++ b/4.质量管理/2.运行记录类文件/JXTX-04-13-运维服务质量管理内审不符合报告.docx
@@ -132,7 +132,67 @@
           <w:rFonts w:hint="eastAsia"/>
           <w:lang w:val="en-US" w:eastAsia="zh-CN"/>
         </w:rPr>
-        <w:t>江西通信产业服务有限公司</w:t>
+        <w:t>江西通信</w:t>
+      </w:r>
+      <w:bookmarkStart w:id="3" w:name="_GoBack"/>
+      <w:r>
+        <w:drawing>
+          <wp:anchor distT="0" distB="0" distL="114300" distR="114300" simplePos="0" relativeHeight="251661312" behindDoc="1" locked="0" layoutInCell="1" allowOverlap="1">
+            <wp:simplePos x="0" y="0"/>
+            <wp:positionH relativeFrom="column">
+              <wp:posOffset>-19050</wp:posOffset>
+            </wp:positionH>
+            <wp:positionV relativeFrom="paragraph">
+              <wp:posOffset>-22225</wp:posOffset>
+            </wp:positionV>
+            <wp:extent cx="5304790" cy="8893810"/>
+            <wp:effectExtent l="0" t="0" r="13970" b="6350"/>
+            <wp:wrapNone/>
+            <wp:docPr id="1" name="图片 1"/>
+            <wp:cNvGraphicFramePr>
+              <a:graphicFrameLocks xmlns:a="http://schemas.openxmlformats.org/drawingml/2006/main" noChangeAspect="1"/>
+            </wp:cNvGraphicFramePr>
+            <a:graphic xmlns:a="http://schemas.openxmlformats.org/drawingml/2006/main">
+              <a:graphicData uri="http://schemas.openxmlformats.org/drawingml/2006/picture">
+                <pic:pic xmlns:pic="http://schemas.openxmlformats.org/drawingml/2006/picture">
+                  <pic:nvPicPr>
+                    <pic:cNvPr id="1" name="图片 1"/>
+                    <pic:cNvPicPr>
+                      <a:picLocks noChangeAspect="1"/>
+                    </pic:cNvPicPr>
+                  </pic:nvPicPr>
+                  <pic:blipFill>
+                    <a:blip r:embed="rId9"/>
+                    <a:stretch>
+                      <a:fillRect/>
+                    </a:stretch>
+                  </pic:blipFill>
+                  <pic:spPr>
+                    <a:xfrm>
+                      <a:off x="0" y="0"/>
+                      <a:ext cx="5304790" cy="8893810"/>
+                    </a:xfrm>
+                    <a:prstGeom prst="rect">
+                      <a:avLst/>
+                    </a:prstGeom>
+                    <a:noFill/>
+                    <a:ln>
+                      <a:noFill/>
+                    </a:ln>
+                  </pic:spPr>
+                </pic:pic>
+              </a:graphicData>
+            </a:graphic>
+          </wp:anchor>
+        </w:drawing>
+      </w:r>
+      <w:bookmarkEnd w:id="3"/>
+      <w:r>
+        <w:rPr>
+          <w:rFonts w:hint="eastAsia"/>
+          <w:lang w:val="en-US" w:eastAsia="zh-CN"/>
+        </w:rPr>
+        <w:t>产业服务有限公司</w:t>
       </w:r>
       <w:bookmarkEnd w:id="0"/>
     </w:p>
@@ -725,8 +785,6 @@
               </w:rPr>
               <w:t>2025.11.16</w:t>
             </w:r>
-            <w:bookmarkStart w:id="3" w:name="_GoBack"/>
-            <w:bookmarkEnd w:id="3"/>
           </w:p>
         </w:tc>
       </w:tr>
@@ -2827,7 +2885,7 @@
                           <pic:cNvPicPr/>
                         </pic:nvPicPr>
                         <pic:blipFill>
-                          <a:blip r:embed="rId9"/>
+                          <a:blip r:embed="rId10"/>
                           <a:stretch>
                             <a:fillRect/>
                           </a:stretch>

--- a/4.质量管理/2.运行记录类文件/JXTX-04-13-运维服务质量管理内审不符合报告.docx
+++ b/4.质量管理/2.运行记录类文件/JXTX-04-13-运维服务质量管理内审不符合报告.docx
@@ -21,7 +21,7 @@
         <w:spacing w:before="3120" w:beforeLines="1000"/>
         <w:textAlignment w:val="baseline"/>
       </w:pPr>
-      <w:bookmarkStart w:id="0" w:name="_Toc2310"/>
+      <w:bookmarkStart w:id="0" w:name="_Toc6269"/>
       <w:r>
         <w:drawing>
           <wp:anchor distT="0" distB="0" distL="114300" distR="114300" simplePos="0" relativeHeight="251660288" behindDoc="1" locked="0" layoutInCell="1" allowOverlap="1">
@@ -134,7 +134,6 @@
         </w:rPr>
         <w:t>江西通信</w:t>
       </w:r>
-      <w:bookmarkStart w:id="3" w:name="_GoBack"/>
       <w:r>
         <w:drawing>
           <wp:anchor distT="0" distB="0" distL="114300" distR="114300" simplePos="0" relativeHeight="251661312" behindDoc="1" locked="0" layoutInCell="1" allowOverlap="1">
@@ -186,7 +185,6 @@
           </wp:anchor>
         </w:drawing>
       </w:r>
-      <w:bookmarkEnd w:id="3"/>
       <w:r>
         <w:rPr>
           <w:rFonts w:hint="eastAsia"/>
@@ -219,7 +217,7 @@
           <w:lang w:val="en-US" w:eastAsia="zh-CN"/>
         </w:rPr>
       </w:pPr>
-      <w:bookmarkStart w:id="1" w:name="_Toc29007"/>
+      <w:bookmarkStart w:id="1" w:name="_Toc31985"/>
       <w:r>
         <w:rPr>
           <w:rFonts w:hint="eastAsia"/>
@@ -2073,6 +2071,8 @@
               <w:tab w:val="right" w:leader="dot" w:pos="8306"/>
             </w:tabs>
           </w:pPr>
+          <w:bookmarkStart w:id="3" w:name="_GoBack"/>
+          <w:bookmarkEnd w:id="3"/>
           <w:r>
             <w:rPr>
               <w:rFonts w:hint="eastAsia" w:ascii="宋体" w:hAnsi="宋体" w:eastAsia="宋体" w:cs="宋体"/>
@@ -2109,7 +2109,7 @@
               <w:rFonts w:hint="eastAsia" w:ascii="宋体" w:hAnsi="宋体" w:eastAsia="宋体" w:cs="宋体"/>
               <w:szCs w:val="24"/>
             </w:rPr>
-            <w:instrText xml:space="preserve"> HYPERLINK \l _Toc2310 </w:instrText>
+            <w:instrText xml:space="preserve"> HYPERLINK \l _Toc6269 </w:instrText>
           </w:r>
           <w:r>
             <w:rPr>
@@ -2132,7 +2132,7 @@
             <w:fldChar w:fldCharType="begin"/>
           </w:r>
           <w:r>
-            <w:instrText xml:space="preserve"> PAGEREF _Toc2310 \h </w:instrText>
+            <w:instrText xml:space="preserve"> PAGEREF _Toc6269 \h </w:instrText>
           </w:r>
           <w:r>
             <w:fldChar w:fldCharType="separate"/>
@@ -2170,7 +2170,7 @@
               <w:rFonts w:hint="eastAsia" w:ascii="宋体" w:hAnsi="宋体" w:eastAsia="宋体" w:cs="宋体"/>
               <w:szCs w:val="24"/>
             </w:rPr>
-            <w:instrText xml:space="preserve"> HYPERLINK \l _Toc29007 </w:instrText>
+            <w:instrText xml:space="preserve"> HYPERLINK \l _Toc31985 </w:instrText>
           </w:r>
           <w:r>
             <w:rPr>
@@ -2193,7 +2193,7 @@
             <w:fldChar w:fldCharType="begin"/>
           </w:r>
           <w:r>
-            <w:instrText xml:space="preserve"> PAGEREF _Toc29007 \h </w:instrText>
+            <w:instrText xml:space="preserve"> PAGEREF _Toc31985 \h </w:instrText>
           </w:r>
           <w:r>
             <w:fldChar w:fldCharType="separate"/>
@@ -2231,7 +2231,7 @@
               <w:rFonts w:hint="eastAsia" w:ascii="宋体" w:hAnsi="宋体" w:eastAsia="宋体" w:cs="宋体"/>
               <w:szCs w:val="24"/>
             </w:rPr>
-            <w:instrText xml:space="preserve"> HYPERLINK \l _Toc5639 </w:instrText>
+            <w:instrText xml:space="preserve"> HYPERLINK \l _Toc27837 </w:instrText>
           </w:r>
           <w:r>
             <w:rPr>
@@ -2255,7 +2255,7 @@
             <w:fldChar w:fldCharType="begin"/>
           </w:r>
           <w:r>
-            <w:instrText xml:space="preserve"> PAGEREF _Toc5639 \h </w:instrText>
+            <w:instrText xml:space="preserve"> PAGEREF _Toc27837 \h </w:instrText>
           </w:r>
           <w:r>
             <w:fldChar w:fldCharType="separate"/>
@@ -2358,7 +2358,7 @@
           <w:szCs w:val="31"/>
         </w:rPr>
       </w:pPr>
-      <w:bookmarkStart w:id="2" w:name="_Toc5639"/>
+      <w:bookmarkStart w:id="2" w:name="_Toc27837"/>
       <w:r>
         <w:rPr>
           <w:rFonts w:ascii="宋体" w:hAnsi="宋体" w:eastAsia="宋体" w:cs="宋体"/>
@@ -2608,7 +2608,7 @@
                 <w:spacing w:val="4"/>
                 <w:position w:val="1"/>
               </w:rPr>
-              <w:t>2025.0</w:t>
+              <w:t>2025.</w:t>
             </w:r>
             <w:r>
               <w:rPr>
@@ -2617,7 +2617,7 @@
                 <w:position w:val="1"/>
                 <w:lang w:val="en-US" w:eastAsia="zh-CN"/>
               </w:rPr>
-              <w:t>9</w:t>
+              <w:t>11</w:t>
             </w:r>
             <w:r>
               <w:rPr>
@@ -2989,7 +2989,7 @@
                 <w:vertAlign w:val="baseline"/>
                 <w:lang w:val="en-US" w:eastAsia="zh-CN"/>
               </w:rPr>
-              <w:t>王孝依</w:t>
+              <w:t>张翔</w:t>
             </w:r>
           </w:p>
         </w:tc>
@@ -3018,7 +3018,7 @@
                 <w:spacing w:val="5"/>
                 <w:lang w:val="en-US" w:eastAsia="zh-CN"/>
               </w:rPr>
-              <w:t>黄玥玥</w:t>
+              <w:t>徐超超</w:t>
             </w:r>
           </w:p>
         </w:tc>
@@ -3128,7 +3128,7 @@
               <w:spacing w:before="146" w:line="228" w:lineRule="auto"/>
               <w:ind w:left="4107"/>
               <w:rPr>
-                <w:rFonts w:hint="eastAsia" w:eastAsia="宋体"/>
+                <w:rFonts w:hint="default" w:eastAsia="宋体"/>
                 <w:lang w:val="en-US" w:eastAsia="zh-CN"/>
               </w:rPr>
             </w:pPr>
@@ -3152,7 +3152,15 @@
               <w:rPr>
                 <w:spacing w:val="6"/>
               </w:rPr>
-              <w:t xml:space="preserve">  $1.11.$3</w:t>
+              <w:t xml:space="preserve">  </w:t>
+            </w:r>
+            <w:r>
+              <w:rPr>
+                <w:rFonts w:hint="eastAsia"/>
+                <w:spacing w:val="6"/>
+                <w:lang w:val="en-US" w:eastAsia="zh-CN"/>
+              </w:rPr>
+              <w:t>2025.11.16</w:t>
             </w:r>
           </w:p>
         </w:tc>
@@ -3236,7 +3244,15 @@
               <w:rPr>
                 <w:spacing w:val="6"/>
               </w:rPr>
-              <w:t xml:space="preserve">  $1.11.$3</w:t>
+              <w:t xml:space="preserve">  </w:t>
+            </w:r>
+            <w:r>
+              <w:rPr>
+                <w:rFonts w:hint="eastAsia"/>
+                <w:spacing w:val="6"/>
+                <w:lang w:val="en-US" w:eastAsia="zh-CN"/>
+              </w:rPr>
+              <w:t>2025.11.16</w:t>
             </w:r>
           </w:p>
         </w:tc>
@@ -3380,7 +3396,15 @@
               <w:rPr>
                 <w:spacing w:val="6"/>
               </w:rPr>
-              <w:t xml:space="preserve">  $1.11.$3</w:t>
+              <w:t xml:space="preserve">  </w:t>
+            </w:r>
+            <w:r>
+              <w:rPr>
+                <w:rFonts w:hint="eastAsia"/>
+                <w:spacing w:val="6"/>
+                <w:lang w:val="en-US" w:eastAsia="zh-CN"/>
+              </w:rPr>
+              <w:t>2025.11.16</w:t>
             </w:r>
           </w:p>
         </w:tc>
@@ -3497,7 +3521,7 @@
                 <w:spacing w:val="6"/>
                 <w:lang w:val="en-US" w:eastAsia="zh-CN"/>
               </w:rPr>
-              <w:t>09</w:t>
+              <w:t>11</w:t>
             </w:r>
             <w:r>
               <w:rPr>

--- a/4.质量管理/2.运行记录类文件/JXTX-04-13-运维服务质量管理内审不符合报告.docx
+++ b/4.质量管理/2.运行记录类文件/JXTX-04-13-运维服务质量管理内审不符合报告.docx
@@ -1,10 +1,11 @@
 
 <file path=word/document.xml><?xml version="1.0" encoding="utf-8"?>
-<w:document xmlns:wpc="http://schemas.microsoft.com/office/word/2010/wordprocessingCanvas" xmlns:mc="http://schemas.openxmlformats.org/markup-compatibility/2006" xmlns:o="urn:schemas-microsoft-com:office:office" xmlns:r="http://schemas.openxmlformats.org/officeDocument/2006/relationships" xmlns:m="http://schemas.openxmlformats.org/officeDocument/2006/math" xmlns:v="urn:schemas-microsoft-com:vml" xmlns:wp14="http://schemas.microsoft.com/office/word/2010/wordprocessingDrawing" xmlns:wp="http://schemas.openxmlformats.org/drawingml/2006/wordprocessingDrawing" xmlns:w="http://schemas.openxmlformats.org/wordprocessingml/2006/main" xmlns:w14="http://schemas.microsoft.com/office/word/2010/wordml" xmlns:w10="urn:schemas-microsoft-com:office:word" xmlns:w15="http://schemas.microsoft.com/office/word/2012/wordml" xmlns:wpg="http://schemas.microsoft.com/office/word/2010/wordprocessingGroup" xmlns:wpi="http://schemas.microsoft.com/office/word/2010/wordprocessingInk" xmlns:wne="http://schemas.microsoft.com/office/word/2006/wordml" xmlns:wps="http://schemas.microsoft.com/office/word/2010/wordprocessingShape" xmlns:wpsCustomData="http://www.wps.cn/officeDocument/2013/wpsCustomData" mc:Ignorable="w14 w15 wp14">
+<w:document xmlns:wpc="http://schemas.microsoft.com/office/word/2010/wordprocessingCanvas" xmlns:mc="http://schemas.openxmlformats.org/markup-compatibility/2006" xmlns:o="urn:schemas-microsoft-com:office:office" xmlns:r="http://schemas.openxmlformats.org/officeDocument/2006/relationships" xmlns:m="http://schemas.openxmlformats.org/officeDocument/2006/math" xmlns:v="urn:schemas-microsoft-com:vml" xmlns:wp14="http://schemas.microsoft.com/office/word/2010/wordprocessingDrawing" xmlns:wp="http://schemas.openxmlformats.org/drawingml/2006/wordprocessingDrawing" xmlns:w10="urn:schemas-microsoft-com:office:word" xmlns:w="http://schemas.openxmlformats.org/wordprocessingml/2006/main" xmlns:w14="http://schemas.microsoft.com/office/word/2010/wordml" xmlns:w15="http://schemas.microsoft.com/office/word/2012/wordml" xmlns:wne="http://schemas.microsoft.com/office/word/2006/wordml" xmlns:wpg="http://schemas.microsoft.com/office/word/2010/wordprocessingGroup" xmlns:wpi="http://schemas.microsoft.com/office/word/2010/wordprocessingInk" xmlns:wps="http://schemas.microsoft.com/office/word/2010/wordprocessingShape" mc:Ignorable="w14 w15 wp14">
+  <!-- Generated by Aspose.Words for .NET 13.3.0.1 -->
   <w:body>
     <w:p>
       <w:pPr>
-        <w:pStyle w:val="24"/>
+        <w:pStyle w:val="a"/>
         <w:keepNext w:val="0"/>
         <w:keepLines w:val="0"/>
         <w:pageBreakBefore w:val="0"/>
@@ -24,7 +25,7 @@
       <w:bookmarkStart w:id="0" w:name="_Toc6269"/>
       <w:r>
         <w:drawing>
-          <wp:anchor distT="0" distB="0" distL="114300" distR="114300" simplePos="0" relativeHeight="251660288" behindDoc="1" locked="0" layoutInCell="1" allowOverlap="1">
+          <wp:anchor distT="0" distB="0" distL="114300" distR="114300" simplePos="0" relativeHeight="251659264" behindDoc="1" locked="0" layoutInCell="1" allowOverlap="1">
             <wp:simplePos x="0" y="0"/>
             <wp:positionH relativeFrom="column">
               <wp:posOffset>0</wp:posOffset>
@@ -49,7 +50,7 @@
                     </pic:cNvPicPr>
                   </pic:nvPicPr>
                   <pic:blipFill>
-                    <a:blip r:embed="rId7"/>
+                    <a:blip xmlns:r="http://schemas.openxmlformats.org/officeDocument/2006/relationships" r:embed="rId4"/>
                     <a:stretch>
                       <a:fillRect/>
                     </a:stretch>
@@ -79,7 +80,7 @@
           <w:lang w:val="en-US" w:eastAsia="zh-CN"/>
         </w:rPr>
         <w:drawing>
-          <wp:anchor distT="0" distB="0" distL="114300" distR="114300" simplePos="0" relativeHeight="251659264" behindDoc="1" locked="0" layoutInCell="1" allowOverlap="1">
+          <wp:anchor distT="0" distB="0" distL="114300" distR="114300" simplePos="0" relativeHeight="251658240" behindDoc="1" locked="0" layoutInCell="1" allowOverlap="1">
             <wp:simplePos x="0" y="0"/>
             <wp:positionH relativeFrom="column">
               <wp:posOffset>635</wp:posOffset>
@@ -104,7 +105,7 @@
                     </pic:cNvPicPr>
                   </pic:nvPicPr>
                   <pic:blipFill>
-                    <a:blip r:embed="rId8">
+                    <a:blip xmlns:r="http://schemas.openxmlformats.org/officeDocument/2006/relationships" r:embed="rId5">
                       <a:alphaModFix amt="58000"/>
                       <a:lum contrast="-52000"/>
                     </a:blip>
@@ -136,7 +137,7 @@
       </w:r>
       <w:r>
         <w:drawing>
-          <wp:anchor distT="0" distB="0" distL="114300" distR="114300" simplePos="0" relativeHeight="251661312" behindDoc="1" locked="0" layoutInCell="1" allowOverlap="1">
+          <wp:anchor distT="0" distB="0" distL="114300" distR="114300" simplePos="0" relativeHeight="251660288" behindDoc="1" locked="0" layoutInCell="1" allowOverlap="1">
             <wp:simplePos x="0" y="0"/>
             <wp:positionH relativeFrom="column">
               <wp:posOffset>-19050</wp:posOffset>
@@ -161,7 +162,7 @@
                     </pic:cNvPicPr>
                   </pic:nvPicPr>
                   <pic:blipFill>
-                    <a:blip r:embed="rId9"/>
+                    <a:blip xmlns:r="http://schemas.openxmlformats.org/officeDocument/2006/relationships" r:embed="rId6"/>
                     <a:stretch>
                       <a:fillRect/>
                     </a:stretch>
@@ -196,7 +197,7 @@
     </w:p>
     <w:p>
       <w:pPr>
-        <w:pStyle w:val="25"/>
+        <w:pStyle w:val="a0"/>
         <w:keepNext w:val="0"/>
         <w:keepLines w:val="0"/>
         <w:pageBreakBefore w:val="0"/>
@@ -243,11 +244,11 @@
         <w:adjustRightInd w:val="0"/>
         <w:snapToGrid w:val="0"/>
         <w:spacing w:after="624" w:afterLines="200" w:line="219" w:lineRule="auto"/>
-        <w:ind w:left="0" w:leftChars="0" w:right="0" w:rightChars="0" w:firstLine="0" w:firstLineChars="0"/>
+        <w:ind w:left="0" w:right="0" w:firstLine="0" w:leftChars="0" w:rightChars="0" w:firstLineChars="0"/>
         <w:jc w:val="center"/>
         <w:textAlignment w:val="baseline"/>
         <w:rPr>
-          <w:rFonts w:hint="default" w:ascii="宋体" w:hAnsi="宋体" w:eastAsia="宋体" w:cs="宋体"/>
+          <w:rFonts w:ascii="宋体" w:eastAsia="宋体" w:hAnsi="宋体" w:cs="宋体" w:hint="default"/>
           <w:sz w:val="24"/>
           <w:szCs w:val="24"/>
           <w:lang w:val="en-US" w:eastAsia="zh-CN"/>
@@ -255,7 +256,7 @@
       </w:pPr>
       <w:r>
         <w:rPr>
-          <w:rFonts w:ascii="宋体" w:hAnsi="宋体" w:eastAsia="宋体" w:cs="宋体"/>
+          <w:rFonts w:ascii="宋体" w:eastAsia="宋体" w:hAnsi="宋体" w:cs="宋体"/>
           <w:b/>
           <w:bCs/>
           <w:spacing w:val="-3"/>
@@ -266,7 +267,7 @@
       </w:r>
       <w:r>
         <w:rPr>
-          <w:rFonts w:hint="eastAsia" w:ascii="宋体" w:hAnsi="宋体" w:eastAsia="宋体" w:cs="宋体"/>
+          <w:rFonts w:ascii="宋体" w:eastAsia="宋体" w:hAnsi="宋体" w:cs="宋体" w:hint="eastAsia"/>
           <w:b/>
           <w:bCs/>
           <w:spacing w:val="-3"/>
@@ -278,7 +279,7 @@
       </w:r>
       <w:r>
         <w:rPr>
-          <w:rFonts w:ascii="宋体" w:hAnsi="宋体" w:eastAsia="宋体" w:cs="宋体"/>
+          <w:rFonts w:ascii="宋体" w:eastAsia="宋体" w:hAnsi="宋体" w:cs="宋体"/>
           <w:b/>
           <w:bCs/>
           <w:spacing w:val="-3"/>
@@ -289,7 +290,7 @@
       </w:r>
       <w:r>
         <w:rPr>
-          <w:rFonts w:hint="eastAsia" w:ascii="宋体" w:hAnsi="宋体" w:cs="宋体"/>
+          <w:rFonts w:ascii="宋体" w:hAnsi="宋体" w:cs="宋体" w:hint="eastAsia"/>
           <w:b/>
           <w:bCs/>
           <w:spacing w:val="-3"/>
@@ -301,7 +302,7 @@
       </w:r>
       <w:r>
         <w:rPr>
-          <w:rFonts w:ascii="宋体" w:hAnsi="宋体" w:eastAsia="宋体" w:cs="宋体"/>
+          <w:rFonts w:ascii="宋体" w:eastAsia="宋体" w:hAnsi="宋体" w:cs="宋体"/>
           <w:b/>
           <w:bCs/>
           <w:spacing w:val="-3"/>
@@ -312,7 +313,7 @@
       </w:r>
       <w:r>
         <w:rPr>
-          <w:rFonts w:hint="eastAsia" w:ascii="宋体" w:hAnsi="宋体" w:cs="宋体"/>
+          <w:rFonts w:ascii="宋体" w:hAnsi="宋体" w:cs="宋体" w:hint="eastAsia"/>
           <w:b/>
           <w:bCs/>
           <w:spacing w:val="-3"/>
@@ -325,18 +326,17 @@
     </w:p>
     <w:tbl>
       <w:tblPr>
-        <w:tblStyle w:val="21"/>
+        <w:tblStyle w:val="TableGrid"/>
         <w:tblW w:w="0" w:type="auto"/>
         <w:jc w:val="center"/>
         <w:tblBorders>
-          <w:top w:val="none" w:color="auto" w:sz="0" w:space="0"/>
-          <w:left w:val="none" w:color="auto" w:sz="0" w:space="0"/>
-          <w:bottom w:val="none" w:color="auto" w:sz="0" w:space="0"/>
-          <w:right w:val="none" w:color="auto" w:sz="0" w:space="0"/>
-          <w:insideH w:val="none" w:color="auto" w:sz="0" w:space="0"/>
-          <w:insideV w:val="none" w:color="auto" w:sz="0" w:space="0"/>
+          <w:top w:val="nil"/>
+          <w:left w:val="nil"/>
+          <w:bottom w:val="nil"/>
+          <w:right w:val="nil"/>
+          <w:insideH w:val="nil"/>
+          <w:insideV w:val="nil"/>
         </w:tblBorders>
-        <w:tblLayout w:type="autofit"/>
         <w:tblCellMar>
           <w:top w:w="0" w:type="dxa"/>
           <w:left w:w="108" w:type="dxa"/>
@@ -350,13 +350,15 @@
       </w:tblGrid>
       <w:tr>
         <w:tblPrEx>
+          <w:tblW w:w="0" w:type="auto"/>
+          <w:jc w:val="center"/>
           <w:tblBorders>
-            <w:top w:val="none" w:color="auto" w:sz="0" w:space="0"/>
-            <w:left w:val="none" w:color="auto" w:sz="0" w:space="0"/>
-            <w:bottom w:val="none" w:color="auto" w:sz="0" w:space="0"/>
-            <w:right w:val="none" w:color="auto" w:sz="0" w:space="0"/>
-            <w:insideH w:val="none" w:color="auto" w:sz="0" w:space="0"/>
-            <w:insideV w:val="none" w:color="auto" w:sz="0" w:space="0"/>
+            <w:top w:val="nil"/>
+            <w:left w:val="nil"/>
+            <w:bottom w:val="nil"/>
+            <w:right w:val="nil"/>
+            <w:insideH w:val="nil"/>
+            <w:insideV w:val="nil"/>
           </w:tblBorders>
           <w:tblCellMar>
             <w:top w:w="0" w:type="dxa"/>
@@ -366,7 +368,7 @@
           </w:tblCellMar>
         </w:tblPrEx>
         <w:trPr>
-          <w:trHeight w:val="810" w:hRule="atLeast"/>
+          <w:trHeight w:val="810"/>
           <w:jc w:val="center"/>
         </w:trPr>
         <w:tc>
@@ -404,7 +406,7 @@
             </w:r>
             <w:r>
               <w:rPr>
-                <w:rFonts w:hint="default" w:asciiTheme="minorAscii" w:hAnsiTheme="minorAscii" w:eastAsiaTheme="minorEastAsia"/>
+                <w:rFonts w:asciiTheme="minorAscii" w:eastAsiaTheme="minorEastAsia" w:hAnsiTheme="minorAscii" w:hint="default"/>
                 <w:spacing w:val="227"/>
                 <w:sz w:val="21"/>
                 <w:vertAlign w:val="baseline"/>
@@ -458,7 +460,7 @@
             </w:r>
             <w:r>
               <w:rPr>
-                <w:rFonts w:hint="eastAsia" w:asciiTheme="minorAscii" w:hAnsiTheme="minorAscii" w:eastAsiaTheme="minorEastAsia"/>
+                <w:rFonts w:asciiTheme="minorAscii" w:eastAsiaTheme="minorEastAsia" w:hAnsiTheme="minorAscii" w:hint="eastAsia"/>
                 <w:spacing w:val="227"/>
                 <w:sz w:val="21"/>
                 <w:vertAlign w:val="baseline"/>
@@ -480,14 +482,8 @@
       </w:tr>
       <w:tr>
         <w:tblPrEx>
-          <w:tblBorders>
-            <w:top w:val="none" w:color="auto" w:sz="0" w:space="0"/>
-            <w:left w:val="none" w:color="auto" w:sz="0" w:space="0"/>
-            <w:bottom w:val="none" w:color="auto" w:sz="0" w:space="0"/>
-            <w:right w:val="none" w:color="auto" w:sz="0" w:space="0"/>
-            <w:insideH w:val="none" w:color="auto" w:sz="0" w:space="0"/>
-            <w:insideV w:val="none" w:color="auto" w:sz="0" w:space="0"/>
-          </w:tblBorders>
+          <w:tblW w:w="0" w:type="auto"/>
+          <w:jc w:val="center"/>
           <w:tblCellMar>
             <w:top w:w="0" w:type="dxa"/>
             <w:left w:w="108" w:type="dxa"/>
@@ -496,7 +492,7 @@
           </w:tblCellMar>
         </w:tblPrEx>
         <w:trPr>
-          <w:trHeight w:val="810" w:hRule="atLeast"/>
+          <w:trHeight w:val="810"/>
           <w:jc w:val="center"/>
         </w:trPr>
         <w:tc>
@@ -520,7 +516,7 @@
               <w:snapToGrid w:val="0"/>
               <w:textAlignment w:val="baseline"/>
               <w:rPr>
-                <w:rFonts w:hint="default" w:ascii="Arial" w:hAnsi="Arial" w:eastAsia="Arial" w:cs="Arial"/>
+                <w:rFonts w:ascii="Arial" w:eastAsia="Arial" w:hAnsi="Arial" w:cs="Arial" w:hint="default"/>
                 <w:snapToGrid w:val="0"/>
                 <w:color w:val="000000"/>
                 <w:kern w:val="0"/>
@@ -552,7 +548,7 @@
             </w:r>
             <w:r>
               <w:rPr>
-                <w:rFonts w:hint="default" w:asciiTheme="minorAscii" w:hAnsiTheme="minorAscii" w:eastAsiaTheme="minorEastAsia"/>
+                <w:rFonts w:asciiTheme="minorAscii" w:eastAsiaTheme="minorEastAsia" w:hAnsiTheme="minorAscii" w:hint="default"/>
                 <w:spacing w:val="227"/>
                 <w:sz w:val="21"/>
                 <w:vertAlign w:val="baseline"/>
@@ -605,7 +601,7 @@
               <w:snapToGrid w:val="0"/>
               <w:textAlignment w:val="baseline"/>
               <w:rPr>
-                <w:rFonts w:hint="default" w:ascii="Arial" w:hAnsi="Arial" w:eastAsia="Arial" w:cs="Arial"/>
+                <w:rFonts w:ascii="Arial" w:eastAsia="Arial" w:hAnsi="Arial" w:cs="Arial" w:hint="default"/>
                 <w:snapToGrid w:val="0"/>
                 <w:color w:val="000000"/>
                 <w:kern w:val="0"/>
@@ -625,7 +621,7 @@
             </w:r>
             <w:r>
               <w:rPr>
-                <w:rFonts w:hint="eastAsia" w:asciiTheme="minorAscii" w:hAnsiTheme="minorAscii" w:eastAsiaTheme="minorEastAsia"/>
+                <w:rFonts w:asciiTheme="minorAscii" w:eastAsiaTheme="minorEastAsia" w:hAnsiTheme="minorAscii" w:hint="eastAsia"/>
                 <w:spacing w:val="227"/>
                 <w:sz w:val="21"/>
                 <w:vertAlign w:val="baseline"/>
@@ -647,14 +643,8 @@
       </w:tr>
       <w:tr>
         <w:tblPrEx>
-          <w:tblBorders>
-            <w:top w:val="none" w:color="auto" w:sz="0" w:space="0"/>
-            <w:left w:val="none" w:color="auto" w:sz="0" w:space="0"/>
-            <w:bottom w:val="none" w:color="auto" w:sz="0" w:space="0"/>
-            <w:right w:val="none" w:color="auto" w:sz="0" w:space="0"/>
-            <w:insideH w:val="none" w:color="auto" w:sz="0" w:space="0"/>
-            <w:insideV w:val="none" w:color="auto" w:sz="0" w:space="0"/>
-          </w:tblBorders>
+          <w:tblW w:w="0" w:type="auto"/>
+          <w:jc w:val="center"/>
           <w:tblCellMar>
             <w:top w:w="0" w:type="dxa"/>
             <w:left w:w="108" w:type="dxa"/>
@@ -663,7 +653,7 @@
           </w:tblCellMar>
         </w:tblPrEx>
         <w:trPr>
-          <w:trHeight w:val="635" w:hRule="atLeast"/>
+          <w:trHeight w:val="635"/>
           <w:jc w:val="center"/>
         </w:trPr>
         <w:tc>
@@ -713,7 +703,7 @@
             </w:r>
             <w:r>
               <w:rPr>
-                <w:rFonts w:hint="eastAsia" w:asciiTheme="minorAscii" w:hAnsiTheme="minorAscii" w:eastAsiaTheme="minorEastAsia"/>
+                <w:rFonts w:asciiTheme="minorAscii" w:eastAsiaTheme="minorEastAsia" w:hAnsiTheme="minorAscii" w:hint="eastAsia"/>
                 <w:spacing w:val="227"/>
                 <w:sz w:val="21"/>
                 <w:vertAlign w:val="baseline"/>
@@ -766,7 +756,7 @@
             </w:r>
             <w:r>
               <w:rPr>
-                <w:rFonts w:hint="eastAsia" w:asciiTheme="minorAscii" w:hAnsiTheme="minorAscii" w:eastAsiaTheme="minorEastAsia"/>
+                <w:rFonts w:asciiTheme="minorAscii" w:eastAsiaTheme="minorEastAsia" w:hAnsiTheme="minorAscii" w:hint="eastAsia"/>
                 <w:spacing w:val="227"/>
                 <w:sz w:val="21"/>
                 <w:vertAlign w:val="baseline"/>
@@ -825,14 +815,14 @@
         <w:ind w:left="3634"/>
         <w:textAlignment w:val="baseline"/>
         <w:rPr>
-          <w:rFonts w:ascii="宋体" w:hAnsi="宋体" w:eastAsia="宋体" w:cs="宋体"/>
+          <w:rFonts w:ascii="宋体" w:eastAsia="宋体" w:hAnsi="宋体" w:cs="宋体"/>
           <w:sz w:val="31"/>
           <w:szCs w:val="31"/>
         </w:rPr>
       </w:pPr>
       <w:r>
         <w:rPr>
-          <w:rFonts w:ascii="宋体" w:hAnsi="宋体" w:eastAsia="宋体" w:cs="宋体"/>
+          <w:rFonts w:ascii="宋体" w:eastAsia="宋体" w:hAnsi="宋体" w:cs="宋体"/>
           <w:b/>
           <w:bCs/>
           <w:spacing w:val="4"/>
@@ -844,16 +834,16 @@
     </w:p>
     <w:tbl>
       <w:tblPr>
-        <w:tblStyle w:val="26"/>
+        <w:tblStyle w:val="TableNormal0"/>
         <w:tblW w:w="8214" w:type="dxa"/>
         <w:jc w:val="center"/>
         <w:tblBorders>
-          <w:top w:val="single" w:color="000000" w:sz="2" w:space="0"/>
-          <w:left w:val="single" w:color="000000" w:sz="2" w:space="0"/>
-          <w:bottom w:val="single" w:color="000000" w:sz="2" w:space="0"/>
-          <w:right w:val="single" w:color="000000" w:sz="2" w:space="0"/>
-          <w:insideH w:val="single" w:color="000000" w:sz="2" w:space="0"/>
-          <w:insideV w:val="single" w:color="000000" w:sz="2" w:space="0"/>
+          <w:top w:val="single" w:sz="2" w:space="0" w:color="000000"/>
+          <w:left w:val="single" w:sz="2" w:space="0" w:color="000000"/>
+          <w:bottom w:val="single" w:sz="2" w:space="0" w:color="000000"/>
+          <w:right w:val="single" w:sz="2" w:space="0" w:color="000000"/>
+          <w:insideH w:val="single" w:sz="2" w:space="0" w:color="000000"/>
+          <w:insideV w:val="single" w:sz="2" w:space="0" w:color="000000"/>
         </w:tblBorders>
         <w:tblLayout w:type="fixed"/>
         <w:tblCellMar>
@@ -873,14 +863,17 @@
       </w:tblGrid>
       <w:tr>
         <w:tblPrEx>
+          <w:tblW w:w="8214" w:type="dxa"/>
+          <w:jc w:val="center"/>
           <w:tblBorders>
-            <w:top w:val="single" w:color="000000" w:sz="2" w:space="0"/>
-            <w:left w:val="single" w:color="000000" w:sz="2" w:space="0"/>
-            <w:bottom w:val="single" w:color="000000" w:sz="2" w:space="0"/>
-            <w:right w:val="single" w:color="000000" w:sz="2" w:space="0"/>
-            <w:insideH w:val="single" w:color="000000" w:sz="2" w:space="0"/>
-            <w:insideV w:val="single" w:color="000000" w:sz="2" w:space="0"/>
+            <w:top w:val="single" w:sz="2" w:space="0" w:color="000000"/>
+            <w:left w:val="single" w:sz="2" w:space="0" w:color="000000"/>
+            <w:bottom w:val="single" w:sz="2" w:space="0" w:color="000000"/>
+            <w:right w:val="single" w:sz="2" w:space="0" w:color="000000"/>
+            <w:insideH w:val="single" w:sz="2" w:space="0" w:color="000000"/>
+            <w:insideV w:val="single" w:sz="2" w:space="0" w:color="000000"/>
           </w:tblBorders>
+          <w:tblLayout w:type="fixed"/>
           <w:tblCellMar>
             <w:top w:w="0" w:type="dxa"/>
             <w:left w:w="0" w:type="dxa"/>
@@ -889,7 +882,7 @@
           </w:tblCellMar>
         </w:tblPrEx>
         <w:trPr>
-          <w:trHeight w:val="593" w:hRule="atLeast"/>
+          <w:trHeight w:val="593"/>
           <w:jc w:val="center"/>
         </w:trPr>
         <w:tc>
@@ -911,18 +904,18 @@
               <w:adjustRightInd w:val="0"/>
               <w:snapToGrid w:val="0"/>
               <w:spacing w:before="176" w:line="228" w:lineRule="auto"/>
-              <w:ind w:left="0" w:leftChars="0" w:right="0" w:rightChars="0" w:firstLine="0" w:firstLineChars="0"/>
+              <w:ind w:left="0" w:right="0" w:firstLine="0" w:leftChars="0" w:rightChars="0" w:firstLineChars="0"/>
               <w:jc w:val="center"/>
               <w:textAlignment w:val="baseline"/>
               <w:rPr>
-                <w:rFonts w:ascii="宋体" w:hAnsi="宋体" w:eastAsia="宋体" w:cs="宋体"/>
+                <w:rFonts w:ascii="宋体" w:eastAsia="宋体" w:hAnsi="宋体" w:cs="宋体"/>
                 <w:sz w:val="20"/>
                 <w:szCs w:val="20"/>
               </w:rPr>
             </w:pPr>
             <w:r>
               <w:rPr>
-                <w:rFonts w:hint="eastAsia" w:ascii="宋体" w:hAnsi="宋体" w:cs="宋体"/>
+                <w:rFonts w:ascii="宋体" w:hAnsi="宋体" w:cs="宋体" w:hint="eastAsia"/>
                 <w:spacing w:val="-14"/>
                 <w:sz w:val="20"/>
                 <w:szCs w:val="20"/>
@@ -932,7 +925,7 @@
             </w:r>
             <w:r>
               <w:rPr>
-                <w:rFonts w:ascii="宋体" w:hAnsi="宋体" w:eastAsia="宋体" w:cs="宋体"/>
+                <w:rFonts w:ascii="宋体" w:eastAsia="宋体" w:hAnsi="宋体" w:cs="宋体"/>
                 <w:spacing w:val="-14"/>
                 <w:sz w:val="20"/>
                 <w:szCs w:val="20"/>
@@ -960,18 +953,18 @@
               <w:adjustRightInd w:val="0"/>
               <w:snapToGrid w:val="0"/>
               <w:spacing w:before="175" w:line="227" w:lineRule="auto"/>
-              <w:ind w:left="0" w:leftChars="0" w:right="0" w:rightChars="0" w:firstLine="0" w:firstLineChars="0"/>
+              <w:ind w:left="0" w:right="0" w:firstLine="0" w:leftChars="0" w:rightChars="0" w:firstLineChars="0"/>
               <w:jc w:val="center"/>
               <w:textAlignment w:val="baseline"/>
               <w:rPr>
-                <w:rFonts w:ascii="宋体" w:hAnsi="宋体" w:eastAsia="宋体" w:cs="宋体"/>
+                <w:rFonts w:ascii="宋体" w:eastAsia="宋体" w:hAnsi="宋体" w:cs="宋体"/>
                 <w:sz w:val="20"/>
                 <w:szCs w:val="20"/>
               </w:rPr>
             </w:pPr>
             <w:r>
               <w:rPr>
-                <w:rFonts w:ascii="宋体" w:hAnsi="宋体" w:eastAsia="宋体" w:cs="宋体"/>
+                <w:rFonts w:ascii="宋体" w:eastAsia="宋体" w:hAnsi="宋体" w:cs="宋体"/>
                 <w:spacing w:val="4"/>
                 <w:sz w:val="20"/>
                 <w:szCs w:val="20"/>
@@ -999,18 +992,18 @@
               <w:adjustRightInd w:val="0"/>
               <w:snapToGrid w:val="0"/>
               <w:spacing w:before="175" w:line="228" w:lineRule="auto"/>
-              <w:ind w:left="0" w:leftChars="0" w:right="0" w:rightChars="0" w:firstLine="0" w:firstLineChars="0"/>
+              <w:ind w:left="0" w:right="0" w:firstLine="0" w:leftChars="0" w:rightChars="0" w:firstLineChars="0"/>
               <w:jc w:val="center"/>
               <w:textAlignment w:val="baseline"/>
               <w:rPr>
-                <w:rFonts w:ascii="宋体" w:hAnsi="宋体" w:eastAsia="宋体" w:cs="宋体"/>
+                <w:rFonts w:ascii="宋体" w:eastAsia="宋体" w:hAnsi="宋体" w:cs="宋体"/>
                 <w:sz w:val="20"/>
                 <w:szCs w:val="20"/>
               </w:rPr>
             </w:pPr>
             <w:r>
               <w:rPr>
-                <w:rFonts w:ascii="宋体" w:hAnsi="宋体" w:eastAsia="宋体" w:cs="宋体"/>
+                <w:rFonts w:ascii="宋体" w:eastAsia="宋体" w:hAnsi="宋体" w:cs="宋体"/>
                 <w:spacing w:val="7"/>
                 <w:sz w:val="20"/>
                 <w:szCs w:val="20"/>
@@ -1038,11 +1031,11 @@
               <w:adjustRightInd w:val="0"/>
               <w:snapToGrid w:val="0"/>
               <w:spacing w:before="175" w:line="228" w:lineRule="auto"/>
-              <w:ind w:left="0" w:leftChars="0" w:right="0" w:rightChars="0" w:firstLine="0" w:firstLineChars="0"/>
+              <w:ind w:left="0" w:right="0" w:firstLine="0" w:leftChars="0" w:rightChars="0" w:firstLineChars="0"/>
               <w:jc w:val="center"/>
               <w:textAlignment w:val="baseline"/>
               <w:rPr>
-                <w:rFonts w:hint="eastAsia" w:ascii="宋体" w:hAnsi="宋体" w:eastAsia="宋体" w:cs="宋体"/>
+                <w:rFonts w:ascii="宋体" w:eastAsia="宋体" w:hAnsi="宋体" w:cs="宋体" w:hint="eastAsia"/>
                 <w:spacing w:val="7"/>
                 <w:sz w:val="20"/>
                 <w:szCs w:val="20"/>
@@ -1051,7 +1044,7 @@
             </w:pPr>
             <w:r>
               <w:rPr>
-                <w:rFonts w:hint="eastAsia" w:ascii="宋体" w:hAnsi="宋体" w:cs="宋体"/>
+                <w:rFonts w:ascii="宋体" w:hAnsi="宋体" w:cs="宋体" w:hint="eastAsia"/>
                 <w:spacing w:val="7"/>
                 <w:sz w:val="20"/>
                 <w:szCs w:val="20"/>
@@ -1080,11 +1073,11 @@
               <w:adjustRightInd w:val="0"/>
               <w:snapToGrid w:val="0"/>
               <w:spacing w:before="175" w:line="228" w:lineRule="auto"/>
-              <w:ind w:left="0" w:leftChars="0" w:right="0" w:rightChars="0" w:firstLine="0" w:firstLineChars="0"/>
+              <w:ind w:left="0" w:right="0" w:firstLine="0" w:leftChars="0" w:rightChars="0" w:firstLineChars="0"/>
               <w:jc w:val="center"/>
               <w:textAlignment w:val="baseline"/>
               <w:rPr>
-                <w:rFonts w:hint="default" w:ascii="宋体" w:hAnsi="宋体" w:cs="宋体"/>
+                <w:rFonts w:ascii="宋体" w:hAnsi="宋体" w:cs="宋体" w:hint="default"/>
                 <w:spacing w:val="7"/>
                 <w:sz w:val="20"/>
                 <w:szCs w:val="20"/>
@@ -1093,7 +1086,7 @@
             </w:pPr>
             <w:r>
               <w:rPr>
-                <w:rFonts w:hint="eastAsia" w:ascii="宋体" w:hAnsi="宋体" w:cs="宋体"/>
+                <w:rFonts w:ascii="宋体" w:hAnsi="宋体" w:cs="宋体" w:hint="eastAsia"/>
                 <w:spacing w:val="7"/>
                 <w:sz w:val="20"/>
                 <w:szCs w:val="20"/>
@@ -1122,18 +1115,18 @@
               <w:adjustRightInd w:val="0"/>
               <w:snapToGrid w:val="0"/>
               <w:spacing w:before="176" w:line="229" w:lineRule="auto"/>
-              <w:ind w:left="0" w:leftChars="0" w:right="0" w:rightChars="0" w:firstLine="0" w:firstLineChars="0"/>
+              <w:ind w:left="0" w:right="0" w:firstLine="0" w:leftChars="0" w:rightChars="0" w:firstLineChars="0"/>
               <w:jc w:val="center"/>
               <w:textAlignment w:val="baseline"/>
               <w:rPr>
-                <w:rFonts w:ascii="宋体" w:hAnsi="宋体" w:eastAsia="宋体" w:cs="宋体"/>
+                <w:rFonts w:ascii="宋体" w:eastAsia="宋体" w:hAnsi="宋体" w:cs="宋体"/>
                 <w:sz w:val="20"/>
                 <w:szCs w:val="20"/>
               </w:rPr>
             </w:pPr>
             <w:r>
               <w:rPr>
-                <w:rFonts w:ascii="宋体" w:hAnsi="宋体" w:eastAsia="宋体" w:cs="宋体"/>
+                <w:rFonts w:ascii="宋体" w:eastAsia="宋体" w:hAnsi="宋体" w:cs="宋体"/>
                 <w:spacing w:val="7"/>
                 <w:sz w:val="20"/>
                 <w:szCs w:val="20"/>
@@ -1145,14 +1138,9 @@
       </w:tr>
       <w:tr>
         <w:tblPrEx>
-          <w:tblBorders>
-            <w:top w:val="single" w:color="000000" w:sz="2" w:space="0"/>
-            <w:left w:val="single" w:color="000000" w:sz="2" w:space="0"/>
-            <w:bottom w:val="single" w:color="000000" w:sz="2" w:space="0"/>
-            <w:right w:val="single" w:color="000000" w:sz="2" w:space="0"/>
-            <w:insideH w:val="single" w:color="000000" w:sz="2" w:space="0"/>
-            <w:insideV w:val="single" w:color="000000" w:sz="2" w:space="0"/>
-          </w:tblBorders>
+          <w:tblW w:w="8214" w:type="dxa"/>
+          <w:jc w:val="center"/>
+          <w:tblLayout w:type="fixed"/>
           <w:tblCellMar>
             <w:top w:w="0" w:type="dxa"/>
             <w:left w:w="0" w:type="dxa"/>
@@ -1161,7 +1149,7 @@
           </w:tblCellMar>
         </w:tblPrEx>
         <w:trPr>
-          <w:trHeight w:val="516" w:hRule="atLeast"/>
+          <w:trHeight w:val="516"/>
           <w:jc w:val="center"/>
         </w:trPr>
         <w:tc>
@@ -1183,11 +1171,11 @@
               <w:adjustRightInd w:val="0"/>
               <w:snapToGrid w:val="0"/>
               <w:spacing w:before="173" w:line="267" w:lineRule="exact"/>
-              <w:ind w:left="0" w:leftChars="0" w:right="0" w:rightChars="0" w:firstLine="0" w:firstLineChars="0"/>
+              <w:ind w:left="0" w:right="0" w:firstLine="0" w:leftChars="0" w:rightChars="0" w:firstLineChars="0"/>
               <w:jc w:val="center"/>
               <w:textAlignment w:val="baseline"/>
               <w:rPr>
-                <w:rFonts w:hint="default" w:ascii="宋体" w:hAnsi="宋体" w:eastAsia="宋体" w:cs="宋体"/>
+                <w:rFonts w:ascii="宋体" w:eastAsia="宋体" w:hAnsi="宋体" w:cs="宋体" w:hint="default"/>
                 <w:sz w:val="20"/>
                 <w:szCs w:val="20"/>
                 <w:lang w:val="en-US"/>
@@ -1195,7 +1183,7 @@
             </w:pPr>
             <w:r>
               <w:rPr>
-                <w:rFonts w:ascii="宋体" w:hAnsi="宋体" w:eastAsia="宋体" w:cs="宋体"/>
+                <w:rFonts w:ascii="宋体" w:eastAsia="宋体" w:hAnsi="宋体" w:cs="宋体"/>
                 <w:spacing w:val="3"/>
                 <w:position w:val="1"/>
                 <w:sz w:val="20"/>
@@ -1205,7 +1193,7 @@
             </w:r>
             <w:r>
               <w:rPr>
-                <w:rFonts w:hint="eastAsia" w:ascii="宋体" w:hAnsi="宋体" w:cs="宋体"/>
+                <w:rFonts w:ascii="宋体" w:hAnsi="宋体" w:cs="宋体" w:hint="eastAsia"/>
                 <w:spacing w:val="3"/>
                 <w:position w:val="1"/>
                 <w:sz w:val="20"/>
@@ -1216,7 +1204,7 @@
             </w:r>
             <w:r>
               <w:rPr>
-                <w:rFonts w:ascii="宋体" w:hAnsi="宋体" w:eastAsia="宋体" w:cs="宋体"/>
+                <w:rFonts w:ascii="宋体" w:eastAsia="宋体" w:hAnsi="宋体" w:cs="宋体"/>
                 <w:spacing w:val="3"/>
                 <w:position w:val="1"/>
                 <w:sz w:val="20"/>
@@ -1226,7 +1214,7 @@
             </w:r>
             <w:r>
               <w:rPr>
-                <w:rFonts w:hint="eastAsia" w:ascii="宋体" w:hAnsi="宋体" w:cs="宋体"/>
+                <w:rFonts w:ascii="宋体" w:hAnsi="宋体" w:cs="宋体" w:hint="eastAsia"/>
                 <w:spacing w:val="3"/>
                 <w:position w:val="1"/>
                 <w:sz w:val="20"/>
@@ -1256,18 +1244,18 @@
               <w:adjustRightInd w:val="0"/>
               <w:snapToGrid w:val="0"/>
               <w:spacing w:before="173" w:line="267" w:lineRule="exact"/>
-              <w:ind w:left="0" w:leftChars="0" w:right="0" w:rightChars="0" w:firstLine="0" w:firstLineChars="0"/>
+              <w:ind w:left="0" w:right="0" w:firstLine="0" w:leftChars="0" w:rightChars="0" w:firstLineChars="0"/>
               <w:jc w:val="center"/>
               <w:textAlignment w:val="baseline"/>
               <w:rPr>
-                <w:rFonts w:ascii="宋体" w:hAnsi="宋体" w:eastAsia="宋体" w:cs="宋体"/>
+                <w:rFonts w:ascii="宋体" w:eastAsia="宋体" w:hAnsi="宋体" w:cs="宋体"/>
                 <w:sz w:val="20"/>
                 <w:szCs w:val="20"/>
               </w:rPr>
             </w:pPr>
             <w:r>
               <w:rPr>
-                <w:rFonts w:ascii="宋体" w:hAnsi="宋体" w:eastAsia="宋体" w:cs="宋体"/>
+                <w:rFonts w:ascii="宋体" w:eastAsia="宋体" w:hAnsi="宋体" w:cs="宋体"/>
                 <w:spacing w:val="4"/>
                 <w:position w:val="1"/>
                 <w:sz w:val="20"/>
@@ -1296,18 +1284,18 @@
               <w:adjustRightInd w:val="0"/>
               <w:snapToGrid w:val="0"/>
               <w:spacing w:before="172" w:line="228" w:lineRule="auto"/>
-              <w:ind w:left="0" w:leftChars="0" w:right="0" w:rightChars="0" w:firstLine="0" w:firstLineChars="0"/>
+              <w:ind w:left="0" w:right="0" w:firstLine="0" w:leftChars="0" w:rightChars="0" w:firstLineChars="0"/>
               <w:jc w:val="center"/>
               <w:textAlignment w:val="baseline"/>
               <w:rPr>
-                <w:rFonts w:ascii="宋体" w:hAnsi="宋体" w:eastAsia="宋体" w:cs="宋体"/>
+                <w:rFonts w:ascii="宋体" w:eastAsia="宋体" w:hAnsi="宋体" w:cs="宋体"/>
                 <w:sz w:val="20"/>
                 <w:szCs w:val="20"/>
               </w:rPr>
             </w:pPr>
             <w:r>
               <w:rPr>
-                <w:rFonts w:ascii="宋体" w:hAnsi="宋体" w:eastAsia="宋体" w:cs="宋体"/>
+                <w:rFonts w:ascii="宋体" w:eastAsia="宋体" w:hAnsi="宋体" w:cs="宋体"/>
                 <w:spacing w:val="200"/>
                 <w:kern w:val="0"/>
                 <w:sz w:val="20"/>
@@ -1317,7 +1305,7 @@
             </w:r>
             <w:r>
               <w:rPr>
-                <w:rFonts w:ascii="宋体" w:hAnsi="宋体" w:eastAsia="宋体" w:cs="宋体"/>
+                <w:rFonts w:ascii="宋体" w:eastAsia="宋体" w:hAnsi="宋体" w:cs="宋体"/>
                 <w:spacing w:val="0"/>
                 <w:kern w:val="0"/>
                 <w:sz w:val="20"/>
@@ -1346,11 +1334,11 @@
               <w:adjustRightInd w:val="0"/>
               <w:snapToGrid w:val="0"/>
               <w:spacing w:before="173" w:line="229" w:lineRule="auto"/>
-              <w:ind w:left="0" w:leftChars="0" w:right="0" w:rightChars="0" w:firstLine="0" w:firstLineChars="0"/>
+              <w:ind w:left="0" w:right="0" w:firstLine="0" w:leftChars="0" w:rightChars="0" w:firstLineChars="0"/>
               <w:jc w:val="center"/>
               <w:textAlignment w:val="baseline"/>
               <w:rPr>
-                <w:rFonts w:ascii="宋体" w:hAnsi="宋体" w:eastAsia="宋体" w:cs="宋体"/>
+                <w:rFonts w:ascii="宋体" w:eastAsia="宋体" w:hAnsi="宋体" w:cs="宋体"/>
                 <w:spacing w:val="200"/>
                 <w:kern w:val="0"/>
                 <w:sz w:val="20"/>
@@ -1359,7 +1347,7 @@
             </w:pPr>
             <w:r>
               <w:rPr>
-                <w:rFonts w:hint="eastAsia" w:asciiTheme="minorAscii" w:hAnsiTheme="minorAscii" w:eastAsiaTheme="minorEastAsia"/>
+                <w:rFonts w:asciiTheme="minorAscii" w:eastAsiaTheme="minorEastAsia" w:hAnsiTheme="minorAscii" w:hint="eastAsia"/>
                 <w:spacing w:val="0"/>
                 <w:kern w:val="0"/>
                 <w:sz w:val="21"/>
@@ -1389,11 +1377,11 @@
               <w:adjustRightInd w:val="0"/>
               <w:snapToGrid w:val="0"/>
               <w:spacing w:before="172" w:line="228" w:lineRule="auto"/>
-              <w:ind w:left="0" w:leftChars="0" w:right="0" w:rightChars="0" w:firstLine="0" w:firstLineChars="0"/>
+              <w:ind w:left="0" w:right="0" w:firstLine="0" w:leftChars="0" w:rightChars="0" w:firstLineChars="0"/>
               <w:jc w:val="center"/>
               <w:textAlignment w:val="baseline"/>
               <w:rPr>
-                <w:rFonts w:ascii="宋体" w:hAnsi="宋体" w:eastAsia="宋体" w:cs="宋体"/>
+                <w:rFonts w:ascii="宋体" w:eastAsia="宋体" w:hAnsi="宋体" w:cs="宋体"/>
                 <w:spacing w:val="200"/>
                 <w:kern w:val="0"/>
                 <w:sz w:val="20"/>
@@ -1402,7 +1390,7 @@
             </w:pPr>
             <w:r>
               <w:rPr>
-                <w:rFonts w:hint="eastAsia" w:ascii="宋体" w:hAnsi="宋体" w:eastAsia="宋体" w:cs="宋体"/>
+                <w:rFonts w:ascii="宋体" w:eastAsia="宋体" w:hAnsi="宋体" w:cs="宋体" w:hint="eastAsia"/>
                 <w:spacing w:val="200"/>
                 <w:kern w:val="0"/>
                 <w:sz w:val="20"/>
@@ -1412,7 +1400,7 @@
             </w:r>
             <w:r>
               <w:rPr>
-                <w:rFonts w:hint="eastAsia" w:asciiTheme="minorAscii" w:hAnsiTheme="minorAscii" w:eastAsiaTheme="minorEastAsia"/>
+                <w:rFonts w:asciiTheme="minorAscii" w:eastAsiaTheme="minorEastAsia" w:hAnsiTheme="minorAscii" w:hint="eastAsia"/>
                 <w:spacing w:val="0"/>
                 <w:kern w:val="0"/>
                 <w:sz w:val="21"/>
@@ -1442,18 +1430,18 @@
               <w:adjustRightInd w:val="0"/>
               <w:snapToGrid w:val="0"/>
               <w:spacing w:before="173" w:line="229" w:lineRule="auto"/>
-              <w:ind w:left="0" w:leftChars="0" w:right="0" w:rightChars="0" w:firstLine="0" w:firstLineChars="0"/>
+              <w:ind w:left="0" w:right="0" w:firstLine="0" w:leftChars="0" w:rightChars="0" w:firstLineChars="0"/>
               <w:jc w:val="center"/>
               <w:textAlignment w:val="baseline"/>
               <w:rPr>
-                <w:rFonts w:ascii="宋体" w:hAnsi="宋体" w:eastAsia="宋体" w:cs="宋体"/>
+                <w:rFonts w:ascii="宋体" w:eastAsia="宋体" w:hAnsi="宋体" w:cs="宋体"/>
                 <w:sz w:val="20"/>
                 <w:szCs w:val="20"/>
               </w:rPr>
             </w:pPr>
             <w:r>
               <w:rPr>
-                <w:rFonts w:hint="eastAsia" w:asciiTheme="minorAscii" w:hAnsiTheme="minorAscii" w:eastAsiaTheme="minorEastAsia"/>
+                <w:rFonts w:asciiTheme="minorAscii" w:eastAsiaTheme="minorEastAsia" w:hAnsiTheme="minorAscii" w:hint="eastAsia"/>
                 <w:spacing w:val="0"/>
                 <w:kern w:val="0"/>
                 <w:sz w:val="21"/>
@@ -1467,14 +1455,9 @@
       </w:tr>
       <w:tr>
         <w:tblPrEx>
-          <w:tblBorders>
-            <w:top w:val="single" w:color="000000" w:sz="2" w:space="0"/>
-            <w:left w:val="single" w:color="000000" w:sz="2" w:space="0"/>
-            <w:bottom w:val="single" w:color="000000" w:sz="2" w:space="0"/>
-            <w:right w:val="single" w:color="000000" w:sz="2" w:space="0"/>
-            <w:insideH w:val="single" w:color="000000" w:sz="2" w:space="0"/>
-            <w:insideV w:val="single" w:color="000000" w:sz="2" w:space="0"/>
-          </w:tblBorders>
+          <w:tblW w:w="8214" w:type="dxa"/>
+          <w:jc w:val="center"/>
+          <w:tblLayout w:type="fixed"/>
           <w:tblCellMar>
             <w:top w:w="0" w:type="dxa"/>
             <w:left w:w="0" w:type="dxa"/>
@@ -1483,7 +1466,7 @@
           </w:tblCellMar>
         </w:tblPrEx>
         <w:trPr>
-          <w:trHeight w:val="556" w:hRule="atLeast"/>
+          <w:trHeight w:val="556"/>
           <w:jc w:val="center"/>
         </w:trPr>
         <w:tc>
@@ -1492,7 +1475,7 @@
           </w:tcPr>
           <w:p>
             <w:pPr>
-              <w:pStyle w:val="27"/>
+              <w:pStyle w:val="TableText"/>
               <w:keepNext w:val="0"/>
               <w:keepLines w:val="0"/>
               <w:pageBreakBefore w:val="0"/>
@@ -1505,7 +1488,7 @@
               <w:bidi w:val="0"/>
               <w:adjustRightInd w:val="0"/>
               <w:snapToGrid w:val="0"/>
-              <w:ind w:left="0" w:leftChars="0" w:right="0" w:rightChars="0" w:firstLine="0" w:firstLineChars="0"/>
+              <w:ind w:left="0" w:right="0" w:firstLine="0" w:leftChars="0" w:rightChars="0" w:firstLineChars="0"/>
               <w:jc w:val="center"/>
               <w:textAlignment w:val="baseline"/>
             </w:pPr>
@@ -1517,7 +1500,7 @@
           </w:tcPr>
           <w:p>
             <w:pPr>
-              <w:pStyle w:val="27"/>
+              <w:pStyle w:val="TableText"/>
               <w:keepNext w:val="0"/>
               <w:keepLines w:val="0"/>
               <w:pageBreakBefore w:val="0"/>
@@ -1530,7 +1513,7 @@
               <w:bidi w:val="0"/>
               <w:adjustRightInd w:val="0"/>
               <w:snapToGrid w:val="0"/>
-              <w:ind w:left="0" w:leftChars="0" w:right="0" w:rightChars="0" w:firstLine="0" w:firstLineChars="0"/>
+              <w:ind w:left="0" w:right="0" w:firstLine="0" w:leftChars="0" w:rightChars="0" w:firstLineChars="0"/>
               <w:jc w:val="center"/>
               <w:textAlignment w:val="baseline"/>
             </w:pPr>
@@ -1542,7 +1525,7 @@
           </w:tcPr>
           <w:p>
             <w:pPr>
-              <w:pStyle w:val="27"/>
+              <w:pStyle w:val="TableText"/>
               <w:keepNext w:val="0"/>
               <w:keepLines w:val="0"/>
               <w:pageBreakBefore w:val="0"/>
@@ -1555,7 +1538,7 @@
               <w:bidi w:val="0"/>
               <w:adjustRightInd w:val="0"/>
               <w:snapToGrid w:val="0"/>
-              <w:ind w:left="0" w:leftChars="0" w:right="0" w:rightChars="0" w:firstLine="0" w:firstLineChars="0"/>
+              <w:ind w:left="0" w:right="0" w:firstLine="0" w:leftChars="0" w:rightChars="0" w:firstLineChars="0"/>
               <w:jc w:val="center"/>
               <w:textAlignment w:val="baseline"/>
             </w:pPr>
@@ -1567,7 +1550,7 @@
           </w:tcPr>
           <w:p>
             <w:pPr>
-              <w:pStyle w:val="27"/>
+              <w:pStyle w:val="TableText"/>
               <w:keepNext w:val="0"/>
               <w:keepLines w:val="0"/>
               <w:pageBreakBefore w:val="0"/>
@@ -1580,7 +1563,7 @@
               <w:bidi w:val="0"/>
               <w:adjustRightInd w:val="0"/>
               <w:snapToGrid w:val="0"/>
-              <w:ind w:left="0" w:leftChars="0" w:right="0" w:rightChars="0" w:firstLine="0" w:firstLineChars="0"/>
+              <w:ind w:left="0" w:right="0" w:firstLine="0" w:leftChars="0" w:rightChars="0" w:firstLineChars="0"/>
               <w:jc w:val="center"/>
               <w:textAlignment w:val="baseline"/>
             </w:pPr>
@@ -1592,7 +1575,7 @@
           </w:tcPr>
           <w:p>
             <w:pPr>
-              <w:pStyle w:val="27"/>
+              <w:pStyle w:val="TableText"/>
               <w:keepNext w:val="0"/>
               <w:keepLines w:val="0"/>
               <w:pageBreakBefore w:val="0"/>
@@ -1605,7 +1588,7 @@
               <w:bidi w:val="0"/>
               <w:adjustRightInd w:val="0"/>
               <w:snapToGrid w:val="0"/>
-              <w:ind w:left="0" w:leftChars="0" w:right="0" w:rightChars="0" w:firstLine="0" w:firstLineChars="0"/>
+              <w:ind w:left="0" w:right="0" w:firstLine="0" w:leftChars="0" w:rightChars="0" w:firstLineChars="0"/>
               <w:jc w:val="center"/>
               <w:textAlignment w:val="baseline"/>
             </w:pPr>
@@ -1617,7 +1600,7 @@
           </w:tcPr>
           <w:p>
             <w:pPr>
-              <w:pStyle w:val="27"/>
+              <w:pStyle w:val="TableText"/>
               <w:keepNext w:val="0"/>
               <w:keepLines w:val="0"/>
               <w:pageBreakBefore w:val="0"/>
@@ -1630,7 +1613,7 @@
               <w:bidi w:val="0"/>
               <w:adjustRightInd w:val="0"/>
               <w:snapToGrid w:val="0"/>
-              <w:ind w:left="0" w:leftChars="0" w:right="0" w:rightChars="0" w:firstLine="0" w:firstLineChars="0"/>
+              <w:ind w:left="0" w:right="0" w:firstLine="0" w:leftChars="0" w:rightChars="0" w:firstLineChars="0"/>
               <w:jc w:val="center"/>
               <w:textAlignment w:val="baseline"/>
             </w:pPr>
@@ -1639,14 +1622,9 @@
       </w:tr>
       <w:tr>
         <w:tblPrEx>
-          <w:tblBorders>
-            <w:top w:val="single" w:color="000000" w:sz="2" w:space="0"/>
-            <w:left w:val="single" w:color="000000" w:sz="2" w:space="0"/>
-            <w:bottom w:val="single" w:color="000000" w:sz="2" w:space="0"/>
-            <w:right w:val="single" w:color="000000" w:sz="2" w:space="0"/>
-            <w:insideH w:val="single" w:color="000000" w:sz="2" w:space="0"/>
-            <w:insideV w:val="single" w:color="000000" w:sz="2" w:space="0"/>
-          </w:tblBorders>
+          <w:tblW w:w="8214" w:type="dxa"/>
+          <w:jc w:val="center"/>
+          <w:tblLayout w:type="fixed"/>
           <w:tblCellMar>
             <w:top w:w="0" w:type="dxa"/>
             <w:left w:w="0" w:type="dxa"/>
@@ -1655,7 +1633,7 @@
           </w:tblCellMar>
         </w:tblPrEx>
         <w:trPr>
-          <w:trHeight w:val="556" w:hRule="atLeast"/>
+          <w:trHeight w:val="556"/>
           <w:jc w:val="center"/>
         </w:trPr>
         <w:tc>
@@ -1664,7 +1642,7 @@
           </w:tcPr>
           <w:p>
             <w:pPr>
-              <w:pStyle w:val="27"/>
+              <w:pStyle w:val="TableText"/>
               <w:keepNext w:val="0"/>
               <w:keepLines w:val="0"/>
               <w:pageBreakBefore w:val="0"/>
@@ -1677,7 +1655,7 @@
               <w:bidi w:val="0"/>
               <w:adjustRightInd w:val="0"/>
               <w:snapToGrid w:val="0"/>
-              <w:ind w:left="0" w:leftChars="0" w:right="0" w:rightChars="0" w:firstLine="0" w:firstLineChars="0"/>
+              <w:ind w:left="0" w:right="0" w:firstLine="0" w:leftChars="0" w:rightChars="0" w:firstLineChars="0"/>
               <w:jc w:val="center"/>
               <w:textAlignment w:val="baseline"/>
             </w:pPr>
@@ -1689,7 +1667,7 @@
           </w:tcPr>
           <w:p>
             <w:pPr>
-              <w:pStyle w:val="27"/>
+              <w:pStyle w:val="TableText"/>
               <w:keepNext w:val="0"/>
               <w:keepLines w:val="0"/>
               <w:pageBreakBefore w:val="0"/>
@@ -1702,7 +1680,7 @@
               <w:bidi w:val="0"/>
               <w:adjustRightInd w:val="0"/>
               <w:snapToGrid w:val="0"/>
-              <w:ind w:left="0" w:leftChars="0" w:right="0" w:rightChars="0" w:firstLine="0" w:firstLineChars="0"/>
+              <w:ind w:left="0" w:right="0" w:firstLine="0" w:leftChars="0" w:rightChars="0" w:firstLineChars="0"/>
               <w:jc w:val="center"/>
               <w:textAlignment w:val="baseline"/>
             </w:pPr>
@@ -1714,7 +1692,7 @@
           </w:tcPr>
           <w:p>
             <w:pPr>
-              <w:pStyle w:val="27"/>
+              <w:pStyle w:val="TableText"/>
               <w:keepNext w:val="0"/>
               <w:keepLines w:val="0"/>
               <w:pageBreakBefore w:val="0"/>
@@ -1727,7 +1705,7 @@
               <w:bidi w:val="0"/>
               <w:adjustRightInd w:val="0"/>
               <w:snapToGrid w:val="0"/>
-              <w:ind w:left="0" w:leftChars="0" w:right="0" w:rightChars="0" w:firstLine="0" w:firstLineChars="0"/>
+              <w:ind w:left="0" w:right="0" w:firstLine="0" w:leftChars="0" w:rightChars="0" w:firstLineChars="0"/>
               <w:jc w:val="center"/>
               <w:textAlignment w:val="baseline"/>
             </w:pPr>
@@ -1739,7 +1717,7 @@
           </w:tcPr>
           <w:p>
             <w:pPr>
-              <w:pStyle w:val="27"/>
+              <w:pStyle w:val="TableText"/>
               <w:keepNext w:val="0"/>
               <w:keepLines w:val="0"/>
               <w:pageBreakBefore w:val="0"/>
@@ -1752,7 +1730,7 @@
               <w:bidi w:val="0"/>
               <w:adjustRightInd w:val="0"/>
               <w:snapToGrid w:val="0"/>
-              <w:ind w:left="0" w:leftChars="0" w:right="0" w:rightChars="0" w:firstLine="0" w:firstLineChars="0"/>
+              <w:ind w:left="0" w:right="0" w:firstLine="0" w:leftChars="0" w:rightChars="0" w:firstLineChars="0"/>
               <w:jc w:val="center"/>
               <w:textAlignment w:val="baseline"/>
             </w:pPr>
@@ -1764,7 +1742,7 @@
           </w:tcPr>
           <w:p>
             <w:pPr>
-              <w:pStyle w:val="27"/>
+              <w:pStyle w:val="TableText"/>
               <w:keepNext w:val="0"/>
               <w:keepLines w:val="0"/>
               <w:pageBreakBefore w:val="0"/>
@@ -1777,7 +1755,7 @@
               <w:bidi w:val="0"/>
               <w:adjustRightInd w:val="0"/>
               <w:snapToGrid w:val="0"/>
-              <w:ind w:left="0" w:leftChars="0" w:right="0" w:rightChars="0" w:firstLine="0" w:firstLineChars="0"/>
+              <w:ind w:left="0" w:right="0" w:firstLine="0" w:leftChars="0" w:rightChars="0" w:firstLineChars="0"/>
               <w:jc w:val="center"/>
               <w:textAlignment w:val="baseline"/>
             </w:pPr>
@@ -1789,7 +1767,7 @@
           </w:tcPr>
           <w:p>
             <w:pPr>
-              <w:pStyle w:val="27"/>
+              <w:pStyle w:val="TableText"/>
               <w:keepNext w:val="0"/>
               <w:keepLines w:val="0"/>
               <w:pageBreakBefore w:val="0"/>
@@ -1802,7 +1780,7 @@
               <w:bidi w:val="0"/>
               <w:adjustRightInd w:val="0"/>
               <w:snapToGrid w:val="0"/>
-              <w:ind w:left="0" w:leftChars="0" w:right="0" w:rightChars="0" w:firstLine="0" w:firstLineChars="0"/>
+              <w:ind w:left="0" w:right="0" w:firstLine="0" w:leftChars="0" w:rightChars="0" w:firstLineChars="0"/>
               <w:jc w:val="center"/>
               <w:textAlignment w:val="baseline"/>
             </w:pPr>
@@ -1811,14 +1789,9 @@
       </w:tr>
       <w:tr>
         <w:tblPrEx>
-          <w:tblBorders>
-            <w:top w:val="single" w:color="000000" w:sz="2" w:space="0"/>
-            <w:left w:val="single" w:color="000000" w:sz="2" w:space="0"/>
-            <w:bottom w:val="single" w:color="000000" w:sz="2" w:space="0"/>
-            <w:right w:val="single" w:color="000000" w:sz="2" w:space="0"/>
-            <w:insideH w:val="single" w:color="000000" w:sz="2" w:space="0"/>
-            <w:insideV w:val="single" w:color="000000" w:sz="2" w:space="0"/>
-          </w:tblBorders>
+          <w:tblW w:w="8214" w:type="dxa"/>
+          <w:jc w:val="center"/>
+          <w:tblLayout w:type="fixed"/>
           <w:tblCellMar>
             <w:top w:w="0" w:type="dxa"/>
             <w:left w:w="0" w:type="dxa"/>
@@ -1827,7 +1800,7 @@
           </w:tblCellMar>
         </w:tblPrEx>
         <w:trPr>
-          <w:trHeight w:val="557" w:hRule="atLeast"/>
+          <w:trHeight w:val="557"/>
           <w:jc w:val="center"/>
         </w:trPr>
         <w:tc>
@@ -1836,7 +1809,7 @@
           </w:tcPr>
           <w:p>
             <w:pPr>
-              <w:pStyle w:val="27"/>
+              <w:pStyle w:val="TableText"/>
               <w:keepNext w:val="0"/>
               <w:keepLines w:val="0"/>
               <w:pageBreakBefore w:val="0"/>
@@ -1849,7 +1822,7 @@
               <w:bidi w:val="0"/>
               <w:adjustRightInd w:val="0"/>
               <w:snapToGrid w:val="0"/>
-              <w:ind w:left="0" w:leftChars="0" w:right="0" w:rightChars="0" w:firstLine="0" w:firstLineChars="0"/>
+              <w:ind w:left="0" w:right="0" w:firstLine="0" w:leftChars="0" w:rightChars="0" w:firstLineChars="0"/>
               <w:jc w:val="center"/>
               <w:textAlignment w:val="baseline"/>
             </w:pPr>
@@ -1861,7 +1834,7 @@
           </w:tcPr>
           <w:p>
             <w:pPr>
-              <w:pStyle w:val="27"/>
+              <w:pStyle w:val="TableText"/>
               <w:keepNext w:val="0"/>
               <w:keepLines w:val="0"/>
               <w:pageBreakBefore w:val="0"/>
@@ -1874,7 +1847,7 @@
               <w:bidi w:val="0"/>
               <w:adjustRightInd w:val="0"/>
               <w:snapToGrid w:val="0"/>
-              <w:ind w:left="0" w:leftChars="0" w:right="0" w:rightChars="0" w:firstLine="0" w:firstLineChars="0"/>
+              <w:ind w:left="0" w:right="0" w:firstLine="0" w:leftChars="0" w:rightChars="0" w:firstLineChars="0"/>
               <w:jc w:val="center"/>
               <w:textAlignment w:val="baseline"/>
             </w:pPr>
@@ -1886,7 +1859,7 @@
           </w:tcPr>
           <w:p>
             <w:pPr>
-              <w:pStyle w:val="27"/>
+              <w:pStyle w:val="TableText"/>
               <w:keepNext w:val="0"/>
               <w:keepLines w:val="0"/>
               <w:pageBreakBefore w:val="0"/>
@@ -1899,7 +1872,7 @@
               <w:bidi w:val="0"/>
               <w:adjustRightInd w:val="0"/>
               <w:snapToGrid w:val="0"/>
-              <w:ind w:left="0" w:leftChars="0" w:right="0" w:rightChars="0" w:firstLine="0" w:firstLineChars="0"/>
+              <w:ind w:left="0" w:right="0" w:firstLine="0" w:leftChars="0" w:rightChars="0" w:firstLineChars="0"/>
               <w:jc w:val="center"/>
               <w:textAlignment w:val="baseline"/>
             </w:pPr>
@@ -1911,7 +1884,7 @@
           </w:tcPr>
           <w:p>
             <w:pPr>
-              <w:pStyle w:val="27"/>
+              <w:pStyle w:val="TableText"/>
               <w:keepNext w:val="0"/>
               <w:keepLines w:val="0"/>
               <w:pageBreakBefore w:val="0"/>
@@ -1924,7 +1897,7 @@
               <w:bidi w:val="0"/>
               <w:adjustRightInd w:val="0"/>
               <w:snapToGrid w:val="0"/>
-              <w:ind w:left="0" w:leftChars="0" w:right="0" w:rightChars="0" w:firstLine="0" w:firstLineChars="0"/>
+              <w:ind w:left="0" w:right="0" w:firstLine="0" w:leftChars="0" w:rightChars="0" w:firstLineChars="0"/>
               <w:jc w:val="center"/>
               <w:textAlignment w:val="baseline"/>
             </w:pPr>
@@ -1936,7 +1909,7 @@
           </w:tcPr>
           <w:p>
             <w:pPr>
-              <w:pStyle w:val="27"/>
+              <w:pStyle w:val="TableText"/>
               <w:keepNext w:val="0"/>
               <w:keepLines w:val="0"/>
               <w:pageBreakBefore w:val="0"/>
@@ -1949,7 +1922,7 @@
               <w:bidi w:val="0"/>
               <w:adjustRightInd w:val="0"/>
               <w:snapToGrid w:val="0"/>
-              <w:ind w:left="0" w:leftChars="0" w:right="0" w:rightChars="0" w:firstLine="0" w:firstLineChars="0"/>
+              <w:ind w:left="0" w:right="0" w:firstLine="0" w:leftChars="0" w:rightChars="0" w:firstLineChars="0"/>
               <w:jc w:val="center"/>
               <w:textAlignment w:val="baseline"/>
             </w:pPr>
@@ -1961,7 +1934,7 @@
           </w:tcPr>
           <w:p>
             <w:pPr>
-              <w:pStyle w:val="27"/>
+              <w:pStyle w:val="TableText"/>
               <w:keepNext w:val="0"/>
               <w:keepLines w:val="0"/>
               <w:pageBreakBefore w:val="0"/>
@@ -1974,7 +1947,7 @@
               <w:bidi w:val="0"/>
               <w:adjustRightInd w:val="0"/>
               <w:snapToGrid w:val="0"/>
-              <w:ind w:left="0" w:leftChars="0" w:right="0" w:rightChars="0" w:firstLine="0" w:firstLineChars="0"/>
+              <w:ind w:left="0" w:right="0" w:firstLine="0" w:leftChars="0" w:rightChars="0" w:firstLineChars="0"/>
               <w:jc w:val="center"/>
               <w:textAlignment w:val="baseline"/>
             </w:pPr>
@@ -2005,7 +1978,7 @@
     <w:sdt>
       <w:sdtPr>
         <w:rPr>
-          <w:rFonts w:ascii="宋体" w:hAnsi="宋体" w:eastAsia="宋体" w:cs="Arial"/>
+          <w:rFonts w:ascii="宋体" w:eastAsia="宋体" w:hAnsi="宋体" w:cs="Arial"/>
           <w:snapToGrid w:val="0"/>
           <w:color w:val="000000"/>
           <w:kern w:val="0"/>
@@ -2021,7 +1994,7 @@
       </w:sdtPr>
       <w:sdtEndPr>
         <w:rPr>
-          <w:rFonts w:hint="eastAsia" w:ascii="宋体" w:hAnsi="宋体" w:eastAsia="宋体" w:cs="宋体"/>
+          <w:rFonts w:ascii="宋体" w:eastAsia="宋体" w:hAnsi="宋体" w:cs="宋体" w:hint="eastAsia"/>
           <w:snapToGrid w:val="0"/>
           <w:color w:val="000000"/>
           <w:kern w:val="0"/>
@@ -2046,18 +2019,18 @@
             <w:adjustRightInd w:val="0"/>
             <w:snapToGrid w:val="0"/>
             <w:spacing w:before="0" w:beforeLines="0" w:after="0" w:afterLines="0" w:line="240" w:lineRule="auto"/>
-            <w:ind w:left="0" w:leftChars="0" w:right="0" w:rightChars="0" w:firstLine="0" w:firstLineChars="0"/>
+            <w:ind w:left="0" w:right="0" w:firstLine="0" w:leftChars="0" w:rightChars="0" w:firstLineChars="0"/>
             <w:jc w:val="center"/>
             <w:textAlignment w:val="baseline"/>
             <w:rPr>
-              <w:rFonts w:hint="eastAsia" w:ascii="宋体" w:hAnsi="宋体" w:eastAsia="宋体" w:cs="宋体"/>
+              <w:rFonts w:ascii="宋体" w:eastAsia="宋体" w:hAnsi="宋体" w:cs="宋体" w:hint="eastAsia"/>
               <w:sz w:val="24"/>
               <w:szCs w:val="24"/>
             </w:rPr>
           </w:pPr>
           <w:r>
             <w:rPr>
-              <w:rFonts w:hint="eastAsia" w:ascii="宋体" w:hAnsi="宋体" w:eastAsia="宋体" w:cs="宋体"/>
+              <w:rFonts w:ascii="宋体" w:eastAsia="宋体" w:hAnsi="宋体" w:cs="宋体" w:hint="eastAsia"/>
               <w:sz w:val="24"/>
               <w:szCs w:val="24"/>
             </w:rPr>
@@ -2066,16 +2039,16 @@
         </w:p>
         <w:p>
           <w:pPr>
-            <w:pStyle w:val="16"/>
+            <w:pStyle w:val="TOC1"/>
             <w:tabs>
               <w:tab w:val="right" w:leader="dot" w:pos="8306"/>
             </w:tabs>
           </w:pPr>
-          <w:bookmarkStart w:id="3" w:name="_GoBack"/>
-          <w:bookmarkEnd w:id="3"/>
+          <w:bookmarkStart w:id="2" w:name="_GoBack"/>
+          <w:bookmarkEnd w:id="2"/>
           <w:r>
             <w:rPr>
-              <w:rFonts w:hint="eastAsia" w:ascii="宋体" w:hAnsi="宋体" w:eastAsia="宋体" w:cs="宋体"/>
+              <w:rFonts w:ascii="宋体" w:eastAsia="宋体" w:hAnsi="宋体" w:cs="宋体" w:hint="eastAsia"/>
               <w:sz w:val="24"/>
               <w:szCs w:val="24"/>
             </w:rPr>
@@ -2083,7 +2056,7 @@
           </w:r>
           <w:r>
             <w:rPr>
-              <w:rFonts w:hint="eastAsia" w:ascii="宋体" w:hAnsi="宋体" w:eastAsia="宋体" w:cs="宋体"/>
+              <w:rFonts w:ascii="宋体" w:eastAsia="宋体" w:hAnsi="宋体" w:cs="宋体" w:hint="eastAsia"/>
               <w:sz w:val="24"/>
               <w:szCs w:val="24"/>
             </w:rPr>
@@ -2091,7 +2064,7 @@
           </w:r>
           <w:r>
             <w:rPr>
-              <w:rFonts w:hint="eastAsia" w:ascii="宋体" w:hAnsi="宋体" w:eastAsia="宋体" w:cs="宋体"/>
+              <w:rFonts w:ascii="宋体" w:eastAsia="宋体" w:hAnsi="宋体" w:cs="宋体" w:hint="eastAsia"/>
               <w:sz w:val="24"/>
               <w:szCs w:val="24"/>
             </w:rPr>
@@ -2099,21 +2072,21 @@
           </w:r>
           <w:r>
             <w:rPr>
-              <w:rFonts w:hint="eastAsia" w:ascii="宋体" w:hAnsi="宋体" w:eastAsia="宋体" w:cs="宋体"/>
+              <w:rFonts w:ascii="宋体" w:eastAsia="宋体" w:hAnsi="宋体" w:cs="宋体" w:hint="eastAsia"/>
               <w:szCs w:val="24"/>
             </w:rPr>
             <w:fldChar w:fldCharType="begin"/>
           </w:r>
           <w:r>
             <w:rPr>
-              <w:rFonts w:hint="eastAsia" w:ascii="宋体" w:hAnsi="宋体" w:eastAsia="宋体" w:cs="宋体"/>
+              <w:rFonts w:ascii="宋体" w:eastAsia="宋体" w:hAnsi="宋体" w:cs="宋体" w:hint="eastAsia"/>
               <w:szCs w:val="24"/>
             </w:rPr>
             <w:instrText xml:space="preserve"> HYPERLINK \l _Toc6269 </w:instrText>
           </w:r>
           <w:r>
             <w:rPr>
-              <w:rFonts w:hint="eastAsia" w:ascii="宋体" w:hAnsi="宋体" w:eastAsia="宋体" w:cs="宋体"/>
+              <w:rFonts w:ascii="宋体" w:eastAsia="宋体" w:hAnsi="宋体" w:cs="宋体" w:hint="eastAsia"/>
               <w:szCs w:val="24"/>
             </w:rPr>
             <w:fldChar w:fldCharType="separate"/>
@@ -2145,7 +2118,7 @@
           </w:r>
           <w:r>
             <w:rPr>
-              <w:rFonts w:hint="eastAsia" w:ascii="宋体" w:hAnsi="宋体" w:eastAsia="宋体" w:cs="宋体"/>
+              <w:rFonts w:ascii="宋体" w:eastAsia="宋体" w:hAnsi="宋体" w:cs="宋体" w:hint="eastAsia"/>
               <w:szCs w:val="24"/>
             </w:rPr>
             <w:fldChar w:fldCharType="end"/>
@@ -2153,28 +2126,28 @@
         </w:p>
         <w:p>
           <w:pPr>
-            <w:pStyle w:val="16"/>
+            <w:pStyle w:val="TOC1"/>
             <w:tabs>
               <w:tab w:val="right" w:leader="dot" w:pos="8306"/>
             </w:tabs>
           </w:pPr>
           <w:r>
             <w:rPr>
-              <w:rFonts w:hint="eastAsia" w:ascii="宋体" w:hAnsi="宋体" w:eastAsia="宋体" w:cs="宋体"/>
+              <w:rFonts w:ascii="宋体" w:eastAsia="宋体" w:hAnsi="宋体" w:cs="宋体" w:hint="eastAsia"/>
               <w:szCs w:val="24"/>
             </w:rPr>
             <w:fldChar w:fldCharType="begin"/>
           </w:r>
           <w:r>
             <w:rPr>
-              <w:rFonts w:hint="eastAsia" w:ascii="宋体" w:hAnsi="宋体" w:eastAsia="宋体" w:cs="宋体"/>
+              <w:rFonts w:ascii="宋体" w:eastAsia="宋体" w:hAnsi="宋体" w:cs="宋体" w:hint="eastAsia"/>
               <w:szCs w:val="24"/>
             </w:rPr>
             <w:instrText xml:space="preserve"> HYPERLINK \l _Toc31985 </w:instrText>
           </w:r>
           <w:r>
             <w:rPr>
-              <w:rFonts w:hint="eastAsia" w:ascii="宋体" w:hAnsi="宋体" w:eastAsia="宋体" w:cs="宋体"/>
+              <w:rFonts w:ascii="宋体" w:eastAsia="宋体" w:hAnsi="宋体" w:cs="宋体" w:hint="eastAsia"/>
               <w:szCs w:val="24"/>
             </w:rPr>
             <w:fldChar w:fldCharType="separate"/>
@@ -2206,7 +2179,7 @@
           </w:r>
           <w:r>
             <w:rPr>
-              <w:rFonts w:hint="eastAsia" w:ascii="宋体" w:hAnsi="宋体" w:eastAsia="宋体" w:cs="宋体"/>
+              <w:rFonts w:ascii="宋体" w:eastAsia="宋体" w:hAnsi="宋体" w:cs="宋体" w:hint="eastAsia"/>
               <w:szCs w:val="24"/>
             </w:rPr>
             <w:fldChar w:fldCharType="end"/>
@@ -2214,35 +2187,35 @@
         </w:p>
         <w:p>
           <w:pPr>
-            <w:pStyle w:val="16"/>
+            <w:pStyle w:val="TOC1"/>
             <w:tabs>
               <w:tab w:val="right" w:leader="dot" w:pos="8306"/>
             </w:tabs>
           </w:pPr>
           <w:r>
             <w:rPr>
-              <w:rFonts w:hint="eastAsia" w:ascii="宋体" w:hAnsi="宋体" w:eastAsia="宋体" w:cs="宋体"/>
+              <w:rFonts w:ascii="宋体" w:eastAsia="宋体" w:hAnsi="宋体" w:cs="宋体" w:hint="eastAsia"/>
               <w:szCs w:val="24"/>
             </w:rPr>
             <w:fldChar w:fldCharType="begin"/>
           </w:r>
           <w:r>
             <w:rPr>
-              <w:rFonts w:hint="eastAsia" w:ascii="宋体" w:hAnsi="宋体" w:eastAsia="宋体" w:cs="宋体"/>
+              <w:rFonts w:ascii="宋体" w:eastAsia="宋体" w:hAnsi="宋体" w:cs="宋体" w:hint="eastAsia"/>
               <w:szCs w:val="24"/>
             </w:rPr>
             <w:instrText xml:space="preserve"> HYPERLINK \l _Toc27837 </w:instrText>
           </w:r>
           <w:r>
             <w:rPr>
-              <w:rFonts w:hint="eastAsia" w:ascii="宋体" w:hAnsi="宋体" w:eastAsia="宋体" w:cs="宋体"/>
+              <w:rFonts w:ascii="宋体" w:eastAsia="宋体" w:hAnsi="宋体" w:cs="宋体" w:hint="eastAsia"/>
               <w:szCs w:val="24"/>
             </w:rPr>
             <w:fldChar w:fldCharType="separate"/>
           </w:r>
           <w:r>
             <w:rPr>
-              <w:rFonts w:ascii="宋体" w:hAnsi="宋体" w:eastAsia="宋体" w:cs="宋体"/>
+              <w:rFonts w:ascii="宋体" w:eastAsia="宋体" w:hAnsi="宋体" w:cs="宋体"/>
               <w:bCs/>
               <w:szCs w:val="31"/>
             </w:rPr>
@@ -2268,7 +2241,7 @@
           </w:r>
           <w:r>
             <w:rPr>
-              <w:rFonts w:hint="eastAsia" w:ascii="宋体" w:hAnsi="宋体" w:eastAsia="宋体" w:cs="宋体"/>
+              <w:rFonts w:ascii="宋体" w:eastAsia="宋体" w:hAnsi="宋体" w:cs="宋体" w:hint="eastAsia"/>
               <w:szCs w:val="24"/>
             </w:rPr>
             <w:fldChar w:fldCharType="end"/>
@@ -2290,7 +2263,7 @@
             <w:snapToGrid w:val="0"/>
             <w:textAlignment w:val="baseline"/>
             <w:rPr>
-              <w:rFonts w:hint="eastAsia" w:ascii="宋体" w:hAnsi="宋体" w:eastAsia="宋体" w:cs="宋体"/>
+              <w:rFonts w:ascii="宋体" w:eastAsia="宋体" w:hAnsi="宋体" w:cs="宋体" w:hint="eastAsia"/>
               <w:snapToGrid w:val="0"/>
               <w:color w:val="000000"/>
               <w:kern w:val="0"/>
@@ -2301,7 +2274,7 @@
           </w:pPr>
           <w:r>
             <w:rPr>
-              <w:rFonts w:hint="eastAsia" w:ascii="宋体" w:hAnsi="宋体" w:eastAsia="宋体" w:cs="宋体"/>
+              <w:rFonts w:ascii="宋体" w:eastAsia="宋体" w:hAnsi="宋体" w:cs="宋体" w:hint="eastAsia"/>
               <w:szCs w:val="24"/>
             </w:rPr>
             <w:fldChar w:fldCharType="end"/>
@@ -2325,7 +2298,7 @@
         <w:snapToGrid w:val="0"/>
         <w:textAlignment w:val="baseline"/>
         <w:rPr>
-          <w:rFonts w:ascii="Arial" w:hAnsi="Arial" w:eastAsia="Arial" w:cs="Arial"/>
+          <w:rFonts w:ascii="Arial" w:eastAsia="Arial" w:hAnsi="Arial" w:cs="Arial"/>
           <w:snapToGrid w:val="0"/>
           <w:color w:val="000000"/>
           <w:kern w:val="0"/>
@@ -2336,7 +2309,7 @@
       </w:pPr>
       <w:r>
         <w:rPr>
-          <w:rFonts w:ascii="Arial" w:hAnsi="Arial" w:eastAsia="Arial" w:cs="Arial"/>
+          <w:rFonts w:ascii="Arial" w:eastAsia="Arial" w:hAnsi="Arial" w:cs="Arial"/>
           <w:snapToGrid w:val="0"/>
           <w:color w:val="000000"/>
           <w:kern w:val="0"/>
@@ -2353,15 +2326,15 @@
         <w:ind w:left="3192"/>
         <w:outlineLvl w:val="0"/>
         <w:rPr>
-          <w:rFonts w:ascii="宋体" w:hAnsi="宋体" w:eastAsia="宋体" w:cs="宋体"/>
+          <w:rFonts w:ascii="宋体" w:eastAsia="宋体" w:hAnsi="宋体" w:cs="宋体"/>
           <w:sz w:val="31"/>
           <w:szCs w:val="31"/>
         </w:rPr>
       </w:pPr>
-      <w:bookmarkStart w:id="2" w:name="_Toc27837"/>
+      <w:bookmarkStart w:id="3" w:name="_Toc27837"/>
       <w:r>
         <w:rPr>
-          <w:rFonts w:ascii="宋体" w:hAnsi="宋体" w:eastAsia="宋体" w:cs="宋体"/>
+          <w:rFonts w:ascii="宋体" w:eastAsia="宋体" w:hAnsi="宋体" w:cs="宋体"/>
           <w:b/>
           <w:bCs/>
           <w:sz w:val="31"/>
@@ -2369,7 +2342,7 @@
         </w:rPr>
         <w:t>内审不合格报告</w:t>
       </w:r>
-      <w:bookmarkEnd w:id="2"/>
+      <w:bookmarkEnd w:id="3"/>
     </w:p>
     <w:p>
       <w:pPr>
@@ -2378,16 +2351,16 @@
     </w:p>
     <w:tbl>
       <w:tblPr>
-        <w:tblStyle w:val="26"/>
+        <w:tblStyle w:val="TableNormal0"/>
         <w:tblW w:w="8524" w:type="dxa"/>
         <w:tblInd w:w="2" w:type="dxa"/>
         <w:tblBorders>
-          <w:top w:val="single" w:color="000000" w:sz="2" w:space="0"/>
-          <w:left w:val="single" w:color="000000" w:sz="2" w:space="0"/>
-          <w:bottom w:val="single" w:color="000000" w:sz="2" w:space="0"/>
-          <w:right w:val="single" w:color="000000" w:sz="2" w:space="0"/>
-          <w:insideH w:val="single" w:color="000000" w:sz="2" w:space="0"/>
-          <w:insideV w:val="single" w:color="000000" w:sz="2" w:space="0"/>
+          <w:top w:val="single" w:sz="2" w:space="0" w:color="000000"/>
+          <w:left w:val="single" w:sz="2" w:space="0" w:color="000000"/>
+          <w:bottom w:val="single" w:sz="2" w:space="0" w:color="000000"/>
+          <w:right w:val="single" w:sz="2" w:space="0" w:color="000000"/>
+          <w:insideH w:val="single" w:sz="2" w:space="0" w:color="000000"/>
+          <w:insideV w:val="single" w:sz="2" w:space="0" w:color="000000"/>
         </w:tblBorders>
         <w:tblLayout w:type="fixed"/>
         <w:tblCellMar>
@@ -2406,14 +2379,17 @@
       </w:tblGrid>
       <w:tr>
         <w:tblPrEx>
+          <w:tblW w:w="8524" w:type="dxa"/>
+          <w:tblInd w:w="2" w:type="dxa"/>
           <w:tblBorders>
-            <w:top w:val="single" w:color="000000" w:sz="2" w:space="0"/>
-            <w:left w:val="single" w:color="000000" w:sz="2" w:space="0"/>
-            <w:bottom w:val="single" w:color="000000" w:sz="2" w:space="0"/>
-            <w:right w:val="single" w:color="000000" w:sz="2" w:space="0"/>
-            <w:insideH w:val="single" w:color="000000" w:sz="2" w:space="0"/>
-            <w:insideV w:val="single" w:color="000000" w:sz="2" w:space="0"/>
+            <w:top w:val="single" w:sz="2" w:space="0" w:color="000000"/>
+            <w:left w:val="single" w:sz="2" w:space="0" w:color="000000"/>
+            <w:bottom w:val="single" w:sz="2" w:space="0" w:color="000000"/>
+            <w:right w:val="single" w:sz="2" w:space="0" w:color="000000"/>
+            <w:insideH w:val="single" w:sz="2" w:space="0" w:color="000000"/>
+            <w:insideV w:val="single" w:sz="2" w:space="0" w:color="000000"/>
           </w:tblBorders>
+          <w:tblLayout w:type="fixed"/>
           <w:tblCellMar>
             <w:top w:w="0" w:type="dxa"/>
             <w:left w:w="0" w:type="dxa"/>
@@ -2422,7 +2398,7 @@
           </w:tblCellMar>
         </w:tblPrEx>
         <w:trPr>
-          <w:trHeight w:val="477" w:hRule="atLeast"/>
+          <w:trHeight w:val="477"/>
         </w:trPr>
         <w:tc>
           <w:tcPr>
@@ -2430,7 +2406,7 @@
           </w:tcPr>
           <w:p>
             <w:pPr>
-              <w:pStyle w:val="27"/>
+              <w:pStyle w:val="TableText"/>
               <w:spacing w:before="131" w:line="228" w:lineRule="auto"/>
               <w:ind w:left="216"/>
             </w:pPr>
@@ -2451,7 +2427,7 @@
           </w:tcPr>
           <w:p>
             <w:pPr>
-              <w:pStyle w:val="27"/>
+              <w:pStyle w:val="TableText"/>
               <w:spacing w:before="129" w:line="228" w:lineRule="auto"/>
               <w:ind w:left="1076"/>
             </w:pPr>
@@ -2469,7 +2445,7 @@
           </w:tcPr>
           <w:p>
             <w:pPr>
-              <w:pStyle w:val="27"/>
+              <w:pStyle w:val="TableText"/>
               <w:spacing w:before="131" w:line="228" w:lineRule="auto"/>
               <w:ind w:left="314"/>
             </w:pPr>
@@ -2489,11 +2465,11 @@
           </w:tcPr>
           <w:p>
             <w:pPr>
-              <w:pStyle w:val="27"/>
+              <w:pStyle w:val="TableText"/>
               <w:spacing w:before="129" w:line="228" w:lineRule="auto"/>
               <w:ind w:left="1101"/>
               <w:rPr>
-                <w:rFonts w:hint="eastAsia" w:eastAsia="宋体"/>
+                <w:rFonts w:eastAsia="宋体" w:hint="eastAsia"/>
                 <w:lang w:eastAsia="zh-CN"/>
               </w:rPr>
             </w:pPr>
@@ -2510,14 +2486,9 @@
       </w:tr>
       <w:tr>
         <w:tblPrEx>
-          <w:tblBorders>
-            <w:top w:val="single" w:color="000000" w:sz="2" w:space="0"/>
-            <w:left w:val="single" w:color="000000" w:sz="2" w:space="0"/>
-            <w:bottom w:val="single" w:color="000000" w:sz="2" w:space="0"/>
-            <w:right w:val="single" w:color="000000" w:sz="2" w:space="0"/>
-            <w:insideH w:val="single" w:color="000000" w:sz="2" w:space="0"/>
-            <w:insideV w:val="single" w:color="000000" w:sz="2" w:space="0"/>
-          </w:tblBorders>
+          <w:tblW w:w="8524" w:type="dxa"/>
+          <w:tblInd w:w="2" w:type="dxa"/>
+          <w:tblLayout w:type="fixed"/>
           <w:tblCellMar>
             <w:top w:w="0" w:type="dxa"/>
             <w:left w:w="0" w:type="dxa"/>
@@ -2526,7 +2497,7 @@
           </w:tblCellMar>
         </w:tblPrEx>
         <w:trPr>
-          <w:trHeight w:val="472" w:hRule="atLeast"/>
+          <w:trHeight w:val="472"/>
         </w:trPr>
         <w:tc>
           <w:tcPr>
@@ -2534,7 +2505,7 @@
           </w:tcPr>
           <w:p>
             <w:pPr>
-              <w:pStyle w:val="27"/>
+              <w:pStyle w:val="TableText"/>
               <w:spacing w:before="128" w:line="228" w:lineRule="auto"/>
               <w:ind w:left="433"/>
             </w:pPr>
@@ -2555,7 +2526,7 @@
           </w:tcPr>
           <w:p>
             <w:pPr>
-              <w:pStyle w:val="27"/>
+              <w:pStyle w:val="TableText"/>
               <w:spacing w:before="125" w:line="228" w:lineRule="auto"/>
               <w:ind w:left="1078"/>
             </w:pPr>
@@ -2575,7 +2546,7 @@
           </w:tcPr>
           <w:p>
             <w:pPr>
-              <w:pStyle w:val="27"/>
+              <w:pStyle w:val="TableText"/>
               <w:spacing w:before="128" w:line="228" w:lineRule="auto"/>
               <w:ind w:left="325"/>
             </w:pPr>
@@ -2595,11 +2566,11 @@
           </w:tcPr>
           <w:p>
             <w:pPr>
-              <w:pStyle w:val="27"/>
+              <w:pStyle w:val="TableText"/>
               <w:spacing w:before="125" w:line="268" w:lineRule="exact"/>
               <w:ind w:left="887"/>
               <w:rPr>
-                <w:rFonts w:hint="eastAsia" w:eastAsia="宋体"/>
+                <w:rFonts w:eastAsia="宋体" w:hint="eastAsia"/>
                 <w:lang w:val="en-US" w:eastAsia="zh-CN"/>
               </w:rPr>
             </w:pPr>
@@ -2640,14 +2611,9 @@
       </w:tr>
       <w:tr>
         <w:tblPrEx>
-          <w:tblBorders>
-            <w:top w:val="single" w:color="000000" w:sz="2" w:space="0"/>
-            <w:left w:val="single" w:color="000000" w:sz="2" w:space="0"/>
-            <w:bottom w:val="single" w:color="000000" w:sz="2" w:space="0"/>
-            <w:right w:val="single" w:color="000000" w:sz="2" w:space="0"/>
-            <w:insideH w:val="single" w:color="000000" w:sz="2" w:space="0"/>
-            <w:insideV w:val="single" w:color="000000" w:sz="2" w:space="0"/>
-          </w:tblBorders>
+          <w:tblW w:w="8524" w:type="dxa"/>
+          <w:tblInd w:w="2" w:type="dxa"/>
+          <w:tblLayout w:type="fixed"/>
           <w:tblCellMar>
             <w:top w:w="0" w:type="dxa"/>
             <w:left w:w="0" w:type="dxa"/>
@@ -2656,7 +2622,7 @@
           </w:tblCellMar>
         </w:tblPrEx>
         <w:trPr>
-          <w:trHeight w:val="1408" w:hRule="atLeast"/>
+          <w:trHeight w:val="1408"/>
         </w:trPr>
         <w:tc>
           <w:tcPr>
@@ -2665,7 +2631,7 @@
           </w:tcPr>
           <w:p>
             <w:pPr>
-              <w:pStyle w:val="27"/>
+              <w:pStyle w:val="TableText"/>
               <w:spacing w:before="48" w:line="228" w:lineRule="auto"/>
               <w:ind w:left="119"/>
             </w:pPr>
@@ -2689,7 +2655,7 @@
           </w:p>
           <w:p>
             <w:pPr>
-              <w:pStyle w:val="27"/>
+              <w:pStyle w:val="TableText"/>
               <w:spacing w:before="65" w:line="226" w:lineRule="auto"/>
               <w:ind w:left="435"/>
             </w:pPr>
@@ -2704,14 +2670,9 @@
       </w:tr>
       <w:tr>
         <w:tblPrEx>
-          <w:tblBorders>
-            <w:top w:val="single" w:color="000000" w:sz="2" w:space="0"/>
-            <w:left w:val="single" w:color="000000" w:sz="2" w:space="0"/>
-            <w:bottom w:val="single" w:color="000000" w:sz="2" w:space="0"/>
-            <w:right w:val="single" w:color="000000" w:sz="2" w:space="0"/>
-            <w:insideH w:val="single" w:color="000000" w:sz="2" w:space="0"/>
-            <w:insideV w:val="single" w:color="000000" w:sz="2" w:space="0"/>
-          </w:tblBorders>
+          <w:tblW w:w="8524" w:type="dxa"/>
+          <w:tblInd w:w="2" w:type="dxa"/>
+          <w:tblLayout w:type="fixed"/>
           <w:tblCellMar>
             <w:top w:w="0" w:type="dxa"/>
             <w:left w:w="0" w:type="dxa"/>
@@ -2720,7 +2681,7 @@
           </w:tblCellMar>
         </w:tblPrEx>
         <w:trPr>
-          <w:trHeight w:val="940" w:hRule="atLeast"/>
+          <w:trHeight w:val="940"/>
         </w:trPr>
         <w:tc>
           <w:tcPr>
@@ -2729,7 +2690,7 @@
           </w:tcPr>
           <w:p>
             <w:pPr>
-              <w:pStyle w:val="27"/>
+              <w:pStyle w:val="TableText"/>
               <w:spacing w:before="128" w:line="370" w:lineRule="auto"/>
               <w:ind w:left="115" w:right="106" w:firstLine="4"/>
             </w:pPr>
@@ -2785,14 +2746,9 @@
       </w:tr>
       <w:tr>
         <w:tblPrEx>
-          <w:tblBorders>
-            <w:top w:val="single" w:color="000000" w:sz="2" w:space="0"/>
-            <w:left w:val="single" w:color="000000" w:sz="2" w:space="0"/>
-            <w:bottom w:val="single" w:color="000000" w:sz="2" w:space="0"/>
-            <w:right w:val="single" w:color="000000" w:sz="2" w:space="0"/>
-            <w:insideH w:val="single" w:color="000000" w:sz="2" w:space="0"/>
-            <w:insideV w:val="single" w:color="000000" w:sz="2" w:space="0"/>
-          </w:tblBorders>
+          <w:tblW w:w="8524" w:type="dxa"/>
+          <w:tblInd w:w="2" w:type="dxa"/>
+          <w:tblLayout w:type="fixed"/>
           <w:tblCellMar>
             <w:top w:w="0" w:type="dxa"/>
             <w:left w:w="0" w:type="dxa"/>
@@ -2801,7 +2757,7 @@
           </w:tblCellMar>
         </w:tblPrEx>
         <w:trPr>
-          <w:trHeight w:val="472" w:hRule="atLeast"/>
+          <w:trHeight w:val="472"/>
         </w:trPr>
         <w:tc>
           <w:tcPr>
@@ -2810,7 +2766,7 @@
           </w:tcPr>
           <w:p>
             <w:pPr>
-              <w:pStyle w:val="27"/>
+              <w:pStyle w:val="TableText"/>
               <w:spacing w:before="129" w:line="228" w:lineRule="auto"/>
               <w:ind w:left="119"/>
             </w:pPr>
@@ -2885,7 +2841,7 @@
                           <pic:cNvPicPr/>
                         </pic:nvPicPr>
                         <pic:blipFill>
-                          <a:blip r:embed="rId10"/>
+                          <a:blip xmlns:r="http://schemas.openxmlformats.org/officeDocument/2006/relationships" r:embed="rId7"/>
                           <a:stretch>
                             <a:fillRect/>
                           </a:stretch>
@@ -2946,14 +2902,9 @@
       </w:tr>
       <w:tr>
         <w:tblPrEx>
-          <w:tblBorders>
-            <w:top w:val="single" w:color="000000" w:sz="2" w:space="0"/>
-            <w:left w:val="single" w:color="000000" w:sz="2" w:space="0"/>
-            <w:bottom w:val="single" w:color="000000" w:sz="2" w:space="0"/>
-            <w:right w:val="single" w:color="000000" w:sz="2" w:space="0"/>
-            <w:insideH w:val="single" w:color="000000" w:sz="2" w:space="0"/>
-            <w:insideV w:val="single" w:color="000000" w:sz="2" w:space="0"/>
-          </w:tblBorders>
+          <w:tblW w:w="8524" w:type="dxa"/>
+          <w:tblInd w:w="2" w:type="dxa"/>
+          <w:tblLayout w:type="fixed"/>
           <w:tblCellMar>
             <w:top w:w="0" w:type="dxa"/>
             <w:left w:w="0" w:type="dxa"/>
@@ -2962,7 +2913,7 @@
           </w:tblCellMar>
         </w:tblPrEx>
         <w:trPr>
-          <w:trHeight w:val="475" w:hRule="atLeast"/>
+          <w:trHeight w:val="475"/>
         </w:trPr>
         <w:tc>
           <w:tcPr>
@@ -2971,7 +2922,7 @@
           </w:tcPr>
           <w:p>
             <w:pPr>
-              <w:pStyle w:val="27"/>
+              <w:pStyle w:val="TableText"/>
               <w:spacing w:before="130" w:line="228" w:lineRule="auto"/>
               <w:ind w:left="126"/>
             </w:pPr>
@@ -3000,7 +2951,7 @@
           </w:tcPr>
           <w:p>
             <w:pPr>
-              <w:pStyle w:val="27"/>
+              <w:pStyle w:val="TableText"/>
               <w:spacing w:before="129" w:line="228" w:lineRule="auto"/>
               <w:ind w:left="113"/>
             </w:pPr>
@@ -3025,14 +2976,9 @@
       </w:tr>
       <w:tr>
         <w:tblPrEx>
-          <w:tblBorders>
-            <w:top w:val="single" w:color="000000" w:sz="2" w:space="0"/>
-            <w:left w:val="single" w:color="000000" w:sz="2" w:space="0"/>
-            <w:bottom w:val="single" w:color="000000" w:sz="2" w:space="0"/>
-            <w:right w:val="single" w:color="000000" w:sz="2" w:space="0"/>
-            <w:insideH w:val="single" w:color="000000" w:sz="2" w:space="0"/>
-            <w:insideV w:val="single" w:color="000000" w:sz="2" w:space="0"/>
-          </w:tblBorders>
+          <w:tblW w:w="8524" w:type="dxa"/>
+          <w:tblInd w:w="2" w:type="dxa"/>
+          <w:tblLayout w:type="fixed"/>
           <w:tblCellMar>
             <w:top w:w="0" w:type="dxa"/>
             <w:left w:w="0" w:type="dxa"/>
@@ -3041,7 +2987,7 @@
           </w:tblCellMar>
         </w:tblPrEx>
         <w:trPr>
-          <w:trHeight w:val="1797" w:hRule="atLeast"/>
+          <w:trHeight w:val="1797"/>
         </w:trPr>
         <w:tc>
           <w:tcPr>
@@ -3050,7 +2996,7 @@
           </w:tcPr>
           <w:p>
             <w:pPr>
-              <w:pStyle w:val="27"/>
+              <w:pStyle w:val="TableText"/>
               <w:spacing w:before="129" w:line="228" w:lineRule="auto"/>
               <w:ind w:left="119"/>
             </w:pPr>
@@ -3065,7 +3011,7 @@
           </w:p>
           <w:p>
             <w:pPr>
-              <w:pStyle w:val="27"/>
+              <w:pStyle w:val="TableText"/>
               <w:spacing w:before="141" w:line="228" w:lineRule="auto"/>
               <w:ind w:left="340"/>
             </w:pPr>
@@ -3111,7 +3057,7 @@
           </w:p>
           <w:p>
             <w:pPr>
-              <w:pStyle w:val="27"/>
+              <w:pStyle w:val="TableText"/>
               <w:spacing w:before="65" w:line="226" w:lineRule="auto"/>
               <w:ind w:left="327"/>
             </w:pPr>
@@ -3124,11 +3070,11 @@
           </w:p>
           <w:p>
             <w:pPr>
-              <w:pStyle w:val="27"/>
+              <w:pStyle w:val="TableText"/>
               <w:spacing w:before="146" w:line="228" w:lineRule="auto"/>
               <w:ind w:left="4107"/>
               <w:rPr>
-                <w:rFonts w:hint="default" w:eastAsia="宋体"/>
+                <w:rFonts w:eastAsia="宋体" w:hint="default"/>
                 <w:lang w:val="en-US" w:eastAsia="zh-CN"/>
               </w:rPr>
             </w:pPr>
@@ -3167,14 +3113,9 @@
       </w:tr>
       <w:tr>
         <w:tblPrEx>
-          <w:tblBorders>
-            <w:top w:val="single" w:color="000000" w:sz="2" w:space="0"/>
-            <w:left w:val="single" w:color="000000" w:sz="2" w:space="0"/>
-            <w:bottom w:val="single" w:color="000000" w:sz="2" w:space="0"/>
-            <w:right w:val="single" w:color="000000" w:sz="2" w:space="0"/>
-            <w:insideH w:val="single" w:color="000000" w:sz="2" w:space="0"/>
-            <w:insideV w:val="single" w:color="000000" w:sz="2" w:space="0"/>
-          </w:tblBorders>
+          <w:tblW w:w="8524" w:type="dxa"/>
+          <w:tblInd w:w="2" w:type="dxa"/>
+          <w:tblLayout w:type="fixed"/>
           <w:tblCellMar>
             <w:top w:w="0" w:type="dxa"/>
             <w:left w:w="0" w:type="dxa"/>
@@ -3183,7 +3124,7 @@
           </w:tblCellMar>
         </w:tblPrEx>
         <w:trPr>
-          <w:trHeight w:val="1799" w:hRule="atLeast"/>
+          <w:trHeight w:val="1799"/>
         </w:trPr>
         <w:tc>
           <w:tcPr>
@@ -3192,7 +3133,7 @@
           </w:tcPr>
           <w:p>
             <w:pPr>
-              <w:pStyle w:val="27"/>
+              <w:pStyle w:val="TableText"/>
               <w:spacing w:before="130" w:line="228" w:lineRule="auto"/>
               <w:ind w:left="115"/>
             </w:pPr>
@@ -3207,7 +3148,7 @@
           </w:p>
           <w:p>
             <w:pPr>
-              <w:pStyle w:val="27"/>
+              <w:pStyle w:val="TableText"/>
               <w:spacing w:before="202" w:line="226" w:lineRule="auto"/>
               <w:ind w:left="324"/>
             </w:pPr>
@@ -3220,7 +3161,7 @@
           </w:p>
           <w:p>
             <w:pPr>
-              <w:pStyle w:val="27"/>
+              <w:pStyle w:val="TableText"/>
               <w:spacing w:before="133" w:line="228" w:lineRule="auto"/>
               <w:ind w:left="4107"/>
             </w:pPr>
@@ -3259,14 +3200,9 @@
       </w:tr>
       <w:tr>
         <w:tblPrEx>
-          <w:tblBorders>
-            <w:top w:val="single" w:color="000000" w:sz="2" w:space="0"/>
-            <w:left w:val="single" w:color="000000" w:sz="2" w:space="0"/>
-            <w:bottom w:val="single" w:color="000000" w:sz="2" w:space="0"/>
-            <w:right w:val="single" w:color="000000" w:sz="2" w:space="0"/>
-            <w:insideH w:val="single" w:color="000000" w:sz="2" w:space="0"/>
-            <w:insideV w:val="single" w:color="000000" w:sz="2" w:space="0"/>
-          </w:tblBorders>
+          <w:tblW w:w="8524" w:type="dxa"/>
+          <w:tblInd w:w="2" w:type="dxa"/>
+          <w:tblLayout w:type="fixed"/>
           <w:tblCellMar>
             <w:top w:w="0" w:type="dxa"/>
             <w:left w:w="0" w:type="dxa"/>
@@ -3275,7 +3211,7 @@
           </w:tblCellMar>
         </w:tblPrEx>
         <w:trPr>
-          <w:trHeight w:val="2032" w:hRule="atLeast"/>
+          <w:trHeight w:val="2032"/>
         </w:trPr>
         <w:tc>
           <w:tcPr>
@@ -3284,7 +3220,7 @@
           </w:tcPr>
           <w:p>
             <w:pPr>
-              <w:pStyle w:val="27"/>
+              <w:pStyle w:val="TableText"/>
               <w:spacing w:before="131" w:line="227" w:lineRule="auto"/>
               <w:ind w:left="115"/>
             </w:pPr>
@@ -3299,7 +3235,7 @@
           </w:p>
           <w:p>
             <w:pPr>
-              <w:pStyle w:val="27"/>
+              <w:pStyle w:val="TableText"/>
               <w:spacing w:before="142" w:line="228" w:lineRule="auto"/>
               <w:ind w:left="131"/>
             </w:pPr>
@@ -3339,7 +3275,7 @@
           </w:p>
           <w:p>
             <w:pPr>
-              <w:pStyle w:val="27"/>
+              <w:pStyle w:val="TableText"/>
               <w:spacing w:before="65" w:line="226" w:lineRule="auto"/>
               <w:ind w:right="12"/>
               <w:jc w:val="left"/>
@@ -3353,7 +3289,7 @@
           </w:p>
           <w:p>
             <w:pPr>
-              <w:pStyle w:val="27"/>
+              <w:pStyle w:val="TableText"/>
               <w:spacing w:before="145" w:line="228" w:lineRule="auto"/>
               <w:ind w:left="120"/>
             </w:pPr>
@@ -3372,7 +3308,7 @@
           </w:p>
           <w:p>
             <w:pPr>
-              <w:pStyle w:val="27"/>
+              <w:pStyle w:val="TableText"/>
               <w:spacing w:before="221" w:line="228" w:lineRule="auto"/>
               <w:ind w:left="4124"/>
             </w:pPr>
@@ -3411,14 +3347,9 @@
       </w:tr>
       <w:tr>
         <w:tblPrEx>
-          <w:tblBorders>
-            <w:top w:val="single" w:color="000000" w:sz="2" w:space="0"/>
-            <w:left w:val="single" w:color="000000" w:sz="2" w:space="0"/>
-            <w:bottom w:val="single" w:color="000000" w:sz="2" w:space="0"/>
-            <w:right w:val="single" w:color="000000" w:sz="2" w:space="0"/>
-            <w:insideH w:val="single" w:color="000000" w:sz="2" w:space="0"/>
-            <w:insideV w:val="single" w:color="000000" w:sz="2" w:space="0"/>
-          </w:tblBorders>
+          <w:tblW w:w="8524" w:type="dxa"/>
+          <w:tblInd w:w="2" w:type="dxa"/>
+          <w:tblLayout w:type="fixed"/>
           <w:tblCellMar>
             <w:top w:w="0" w:type="dxa"/>
             <w:left w:w="0" w:type="dxa"/>
@@ -3427,7 +3358,7 @@
           </w:tblCellMar>
         </w:tblPrEx>
         <w:trPr>
-          <w:trHeight w:val="1881" w:hRule="atLeast"/>
+          <w:trHeight w:val="1881"/>
         </w:trPr>
         <w:tc>
           <w:tcPr>
@@ -3436,7 +3367,7 @@
           </w:tcPr>
           <w:p>
             <w:pPr>
-              <w:pStyle w:val="27"/>
+              <w:pStyle w:val="TableText"/>
               <w:spacing w:before="132" w:line="228" w:lineRule="auto"/>
               <w:ind w:left="120"/>
             </w:pPr>
@@ -3451,7 +3382,7 @@
           </w:p>
           <w:p>
             <w:pPr>
-              <w:pStyle w:val="27"/>
+              <w:pStyle w:val="TableText"/>
               <w:spacing w:before="145" w:line="228" w:lineRule="auto"/>
               <w:ind w:left="120"/>
               <w:rPr>
@@ -3485,11 +3416,11 @@
           </w:p>
           <w:p>
             <w:pPr>
-              <w:pStyle w:val="27"/>
+              <w:pStyle w:val="TableText"/>
               <w:spacing w:before="65" w:line="228" w:lineRule="auto"/>
               <w:ind w:left="4554"/>
               <w:rPr>
-                <w:rFonts w:hint="eastAsia" w:eastAsia="宋体"/>
+                <w:rFonts w:eastAsia="宋体" w:hint="eastAsia"/>
                 <w:lang w:val="en-US" w:eastAsia="zh-CN"/>
               </w:rPr>
             </w:pPr>
@@ -3545,7 +3476,7 @@
       <w:pPr>
         <w:bidi w:val="0"/>
         <w:rPr>
-          <w:rFonts w:hint="eastAsia" w:ascii="宋体" w:hAnsi="宋体" w:eastAsia="宋体" w:cs="宋体"/>
+          <w:rFonts w:ascii="宋体" w:eastAsia="宋体" w:hAnsi="宋体" w:cs="宋体" w:hint="eastAsia"/>
           <w:snapToGrid w:val="0"/>
           <w:color w:val="000000"/>
           <w:kern w:val="0"/>
@@ -3557,7 +3488,7 @@
     </w:p>
     <w:p>
       <w:pPr>
-        <w:pStyle w:val="29"/>
+        <w:pStyle w:val="a1"/>
         <w:rPr>
           <w:rFonts w:hint="default"/>
           <w:lang w:val="en-US" w:eastAsia="zh-CN"/>
@@ -3565,73 +3496,23 @@
       </w:pPr>
     </w:p>
     <w:sectPr>
-      <w:headerReference r:id="rId5" w:type="default"/>
+      <w:headerReference w:type="default" r:id="rId8"/>
       <w:pgSz w:w="11906" w:h="16838"/>
       <w:pgMar w:top="1417" w:right="1800" w:bottom="1440" w:left="1800" w:header="1140" w:footer="992" w:gutter="0"/>
-      <w:cols w:space="425" w:num="1"/>
+      <w:cols w:num="1" w:space="425"/>
       <w:docGrid w:type="lines" w:linePitch="312" w:charSpace="0"/>
     </w:sectPr>
   </w:body>
 </w:document>
 </file>
 
-<file path=word/endnotes.xml><?xml version="1.0" encoding="utf-8"?>
-<w:endnotes xmlns:wpc="http://schemas.microsoft.com/office/word/2010/wordprocessingCanvas" xmlns:mc="http://schemas.openxmlformats.org/markup-compatibility/2006" xmlns:o="urn:schemas-microsoft-com:office:office" xmlns:r="http://schemas.openxmlformats.org/officeDocument/2006/relationships" xmlns:m="http://schemas.openxmlformats.org/officeDocument/2006/math" xmlns:v="urn:schemas-microsoft-com:vml" xmlns:wp14="http://schemas.microsoft.com/office/word/2010/wordprocessingDrawing" xmlns:wp="http://schemas.openxmlformats.org/drawingml/2006/wordprocessingDrawing" xmlns:w="http://schemas.openxmlformats.org/wordprocessingml/2006/main" xmlns:w14="http://schemas.microsoft.com/office/word/2010/wordml" xmlns:w15="http://schemas.microsoft.com/office/word/2012/wordml" xmlns:w10="urn:schemas-microsoft-com:office:word" xmlns:wpg="http://schemas.microsoft.com/office/word/2010/wordprocessingGroup" xmlns:wpi="http://schemas.microsoft.com/office/word/2010/wordprocessingInk" xmlns:wne="http://schemas.microsoft.com/office/word/2006/wordml" xmlns:wps="http://schemas.microsoft.com/office/word/2010/wordprocessingShape" xmlns:wpsCustomData="http://www.wps.cn/officeDocument/2013/wpsCustomData" mc:Ignorable="w14 w15 wp14">
-  <w:endnote w:type="separator" w:id="0">
-    <w:p>
-      <w:pPr>
-        <w:spacing w:line="240" w:lineRule="auto"/>
-      </w:pPr>
-      <w:r>
-        <w:separator/>
-      </w:r>
-    </w:p>
-  </w:endnote>
-  <w:endnote w:type="continuationSeparator" w:id="1">
-    <w:p>
-      <w:pPr>
-        <w:spacing w:line="240" w:lineRule="auto"/>
-      </w:pPr>
-      <w:r>
-        <w:continuationSeparator/>
-      </w:r>
-    </w:p>
-  </w:endnote>
-</w:endnotes>
-</file>
-
-<file path=word/footnotes.xml><?xml version="1.0" encoding="utf-8"?>
-<w:footnotes xmlns:wpc="http://schemas.microsoft.com/office/word/2010/wordprocessingCanvas" xmlns:mc="http://schemas.openxmlformats.org/markup-compatibility/2006" xmlns:o="urn:schemas-microsoft-com:office:office" xmlns:r="http://schemas.openxmlformats.org/officeDocument/2006/relationships" xmlns:m="http://schemas.openxmlformats.org/officeDocument/2006/math" xmlns:v="urn:schemas-microsoft-com:vml" xmlns:wp14="http://schemas.microsoft.com/office/word/2010/wordprocessingDrawing" xmlns:wp="http://schemas.openxmlformats.org/drawingml/2006/wordprocessingDrawing" xmlns:w="http://schemas.openxmlformats.org/wordprocessingml/2006/main" xmlns:w14="http://schemas.microsoft.com/office/word/2010/wordml" xmlns:w15="http://schemas.microsoft.com/office/word/2012/wordml" xmlns:w10="urn:schemas-microsoft-com:office:word" xmlns:wpg="http://schemas.microsoft.com/office/word/2010/wordprocessingGroup" xmlns:wpi="http://schemas.microsoft.com/office/word/2010/wordprocessingInk" xmlns:wne="http://schemas.microsoft.com/office/word/2006/wordml" xmlns:wps="http://schemas.microsoft.com/office/word/2010/wordprocessingShape" xmlns:wpsCustomData="http://www.wps.cn/officeDocument/2013/wpsCustomData" mc:Ignorable="w14 w15 wp14">
-  <w:footnote w:type="separator" w:id="0">
-    <w:p>
-      <w:pPr>
-        <w:spacing w:line="360" w:lineRule="auto"/>
-      </w:pPr>
-      <w:r>
-        <w:separator/>
-      </w:r>
-    </w:p>
-  </w:footnote>
-  <w:footnote w:type="continuationSeparator" w:id="1">
-    <w:p>
-      <w:pPr>
-        <w:spacing w:line="360" w:lineRule="auto"/>
-      </w:pPr>
-      <w:r>
-        <w:continuationSeparator/>
-      </w:r>
-    </w:p>
-  </w:footnote>
-</w:footnotes>
-</file>
-
 <file path=word/header1.xml><?xml version="1.0" encoding="utf-8"?>
-<w:hdr xmlns:wpc="http://schemas.microsoft.com/office/word/2010/wordprocessingCanvas" xmlns:mc="http://schemas.openxmlformats.org/markup-compatibility/2006" xmlns:o="urn:schemas-microsoft-com:office:office" xmlns:r="http://schemas.openxmlformats.org/officeDocument/2006/relationships" xmlns:m="http://schemas.openxmlformats.org/officeDocument/2006/math" xmlns:v="urn:schemas-microsoft-com:vml" xmlns:wp14="http://schemas.microsoft.com/office/word/2010/wordprocessingDrawing" xmlns:wp="http://schemas.openxmlformats.org/drawingml/2006/wordprocessingDrawing" xmlns:w10="urn:schemas-microsoft-com:office:word" xmlns:w="http://schemas.openxmlformats.org/wordprocessingml/2006/main" xmlns:w14="http://schemas.microsoft.com/office/word/2010/wordml" xmlns:w15="http://schemas.microsoft.com/office/word/2012/wordml" xmlns:wpg="http://schemas.microsoft.com/office/word/2010/wordprocessingGroup" xmlns:wpi="http://schemas.microsoft.com/office/word/2010/wordprocessingInk" xmlns:wne="http://schemas.microsoft.com/office/word/2006/wordml" xmlns:wps="http://schemas.microsoft.com/office/word/2010/wordprocessingShape" xmlns:wpsCustomData="http://www.wps.cn/officeDocument/2013/wpsCustomData" mc:Ignorable="w14 w15 wp14">
+<w:hdr xmlns:wpc="http://schemas.microsoft.com/office/word/2010/wordprocessingCanvas" xmlns:mc="http://schemas.openxmlformats.org/markup-compatibility/2006" xmlns:o="urn:schemas-microsoft-com:office:office" xmlns:r="http://schemas.openxmlformats.org/officeDocument/2006/relationships" xmlns:m="http://schemas.openxmlformats.org/officeDocument/2006/math" xmlns:v="urn:schemas-microsoft-com:vml" xmlns:wp14="http://schemas.microsoft.com/office/word/2010/wordprocessingDrawing" xmlns:wp="http://schemas.openxmlformats.org/drawingml/2006/wordprocessingDrawing" xmlns:w10="urn:schemas-microsoft-com:office:word" xmlns:w="http://schemas.openxmlformats.org/wordprocessingml/2006/main" xmlns:w14="http://schemas.microsoft.com/office/word/2010/wordml" xmlns:w15="http://schemas.microsoft.com/office/word/2012/wordml" xmlns:wne="http://schemas.microsoft.com/office/word/2006/wordml" xmlns:wpg="http://schemas.microsoft.com/office/word/2010/wordprocessingGroup" xmlns:wpi="http://schemas.microsoft.com/office/word/2010/wordprocessingInk" xmlns:wps="http://schemas.microsoft.com/office/word/2010/wordprocessingShape" mc:Ignorable="w14 w15 wp14">
   <w:p>
     <w:pPr>
-      <w:pStyle w:val="15"/>
+      <w:pStyle w:val="Header"/>
       <w:pBdr>
-        <w:bottom w:val="single" w:color="auto" w:sz="4" w:space="1"/>
+        <w:bottom w:val="single" w:sz="4" w:space="1" w:color="auto"/>
       </w:pBdr>
       <w:tabs>
         <w:tab w:val="left" w:pos="335"/>
@@ -3639,27 +3520,27 @@
       </w:tabs>
       <w:jc w:val="right"/>
       <w:rPr>
-        <w:rFonts w:hint="eastAsia" w:eastAsiaTheme="minorEastAsia"/>
+        <w:rFonts w:eastAsiaTheme="minorEastAsia" w:hint="eastAsia"/>
         <w:lang w:eastAsia="zh-CN"/>
       </w:rPr>
     </w:pPr>
     <w:r>
       <w:rPr>
-        <w:rFonts w:hint="eastAsia" w:eastAsiaTheme="minorEastAsia"/>
+        <w:rFonts w:eastAsiaTheme="minorEastAsia" w:hint="eastAsia"/>
         <w:lang w:val="en-US" w:eastAsia="zh-CN"/>
       </w:rPr>
       <w:tab/>
     </w:r>
     <w:r>
       <w:rPr>
-        <w:rFonts w:hint="eastAsia" w:eastAsiaTheme="minorEastAsia"/>
+        <w:rFonts w:eastAsiaTheme="minorEastAsia" w:hint="eastAsia"/>
         <w:lang w:val="en-US" w:eastAsia="zh-CN"/>
       </w:rPr>
       <w:tab/>
     </w:r>
     <w:r>
       <w:rPr>
-        <w:rFonts w:hint="eastAsia" w:eastAsiaTheme="minorEastAsia"/>
+        <w:rFonts w:eastAsiaTheme="minorEastAsia" w:hint="eastAsia"/>
         <w:lang w:val="en-US" w:eastAsia="zh-CN"/>
       </w:rPr>
       <w:t>江西通信产业服务有限公司</w:t>
@@ -3669,15 +3550,15 @@
 </file>
 
 <file path=word/numbering.xml><?xml version="1.0" encoding="utf-8"?>
-<w:numbering xmlns:wpc="http://schemas.microsoft.com/office/word/2010/wordprocessingCanvas" xmlns:mc="http://schemas.openxmlformats.org/markup-compatibility/2006" xmlns:o="urn:schemas-microsoft-com:office:office" xmlns:r="http://schemas.openxmlformats.org/officeDocument/2006/relationships" xmlns:m="http://schemas.openxmlformats.org/officeDocument/2006/math" xmlns:v="urn:schemas-microsoft-com:vml" xmlns:wp14="http://schemas.microsoft.com/office/word/2010/wordprocessingDrawing" xmlns:wp="http://schemas.openxmlformats.org/drawingml/2006/wordprocessingDrawing" xmlns:w10="urn:schemas-microsoft-com:office:word" xmlns:w="http://schemas.openxmlformats.org/wordprocessingml/2006/main" xmlns:w14="http://schemas.microsoft.com/office/word/2010/wordml" xmlns:wpg="http://schemas.microsoft.com/office/word/2010/wordprocessingGroup" xmlns:wpi="http://schemas.microsoft.com/office/word/2010/wordprocessingInk" xmlns:wne="http://schemas.microsoft.com/office/word/2006/wordml" xmlns:wps="http://schemas.microsoft.com/office/word/2010/wordprocessingShape" xmlns:wpsCustomData="http://www.wps.cn/officeDocument/2013/wpsCustomData" mc:Ignorable="w14 wp14">
+<w:numbering xmlns:wpc="http://schemas.microsoft.com/office/word/2010/wordprocessingCanvas" xmlns:mc="http://schemas.openxmlformats.org/markup-compatibility/2006" xmlns:o="urn:schemas-microsoft-com:office:office" xmlns:r="http://schemas.openxmlformats.org/officeDocument/2006/relationships" xmlns:m="http://schemas.openxmlformats.org/officeDocument/2006/math" xmlns:v="urn:schemas-microsoft-com:vml" xmlns:wp14="http://schemas.microsoft.com/office/word/2010/wordprocessingDrawing" xmlns:wp="http://schemas.openxmlformats.org/drawingml/2006/wordprocessingDrawing" xmlns:w10="urn:schemas-microsoft-com:office:word" xmlns:w="http://schemas.openxmlformats.org/wordprocessingml/2006/main" xmlns:w14="http://schemas.microsoft.com/office/word/2010/wordml" xmlns:w15="http://schemas.microsoft.com/office/word/2012/wordml" xmlns:wne="http://schemas.microsoft.com/office/word/2006/wordml" xmlns:wpg="http://schemas.microsoft.com/office/word/2010/wordprocessingGroup" xmlns:wpi="http://schemas.microsoft.com/office/word/2010/wordprocessingInk" xmlns:wps="http://schemas.microsoft.com/office/word/2010/wordprocessingShape" mc:Ignorable="w14 w15 wp14">
   <w:abstractNum w:abstractNumId="0">
     <w:nsid w:val="8E964DCE"/>
     <w:multiLevelType w:val="multilevel"/>
     <w:tmpl w:val="8E964DCE"/>
-    <w:lvl w:ilvl="0" w:tentative="0">
+    <w:lvl w:ilvl="0">
       <w:start w:val="1"/>
       <w:numFmt w:val="decimal"/>
-      <w:pStyle w:val="2"/>
+      <w:pStyle w:val="Heading1"/>
       <w:lvlText w:val="%1."/>
       <w:lvlJc w:val="left"/>
       <w:pPr>
@@ -3687,10 +3568,10 @@
         <w:rFonts w:hint="default"/>
       </w:rPr>
     </w:lvl>
-    <w:lvl w:ilvl="1" w:tentative="0">
+    <w:lvl w:ilvl="1">
       <w:start w:val="1"/>
       <w:numFmt w:val="decimal"/>
-      <w:pStyle w:val="3"/>
+      <w:pStyle w:val="Heading2"/>
       <w:lvlText w:val="%1.%2."/>
       <w:lvlJc w:val="left"/>
       <w:pPr>
@@ -3700,10 +3581,10 @@
         <w:rFonts w:hint="default"/>
       </w:rPr>
     </w:lvl>
-    <w:lvl w:ilvl="2" w:tentative="0">
+    <w:lvl w:ilvl="2">
       <w:start w:val="1"/>
       <w:numFmt w:val="decimal"/>
-      <w:pStyle w:val="4"/>
+      <w:pStyle w:val="Heading3"/>
       <w:lvlText w:val="%1.%2.%3."/>
       <w:lvlJc w:val="left"/>
       <w:pPr>
@@ -3713,10 +3594,10 @@
         <w:rFonts w:hint="default"/>
       </w:rPr>
     </w:lvl>
-    <w:lvl w:ilvl="3" w:tentative="0">
+    <w:lvl w:ilvl="3">
       <w:start w:val="1"/>
       <w:numFmt w:val="decimal"/>
-      <w:pStyle w:val="5"/>
+      <w:pStyle w:val="Heading4"/>
       <w:lvlText w:val="%1.%2.%3.%4."/>
       <w:lvlJc w:val="left"/>
       <w:pPr>
@@ -3726,10 +3607,10 @@
         <w:rFonts w:hint="default"/>
       </w:rPr>
     </w:lvl>
-    <w:lvl w:ilvl="4" w:tentative="0">
+    <w:lvl w:ilvl="4">
       <w:start w:val="1"/>
       <w:numFmt w:val="decimal"/>
-      <w:pStyle w:val="6"/>
+      <w:pStyle w:val="Heading5"/>
       <w:lvlText w:val="%1.%2.%3.%4.%5."/>
       <w:lvlJc w:val="left"/>
       <w:pPr>
@@ -3739,10 +3620,10 @@
         <w:rFonts w:hint="default"/>
       </w:rPr>
     </w:lvl>
-    <w:lvl w:ilvl="5" w:tentative="0">
+    <w:lvl w:ilvl="5">
       <w:start w:val="1"/>
       <w:numFmt w:val="decimal"/>
-      <w:pStyle w:val="7"/>
+      <w:pStyle w:val="Heading6"/>
       <w:lvlText w:val="%1.%2.%3.%4.%5.%6."/>
       <w:lvlJc w:val="left"/>
       <w:pPr>
@@ -3752,10 +3633,10 @@
         <w:rFonts w:hint="default"/>
       </w:rPr>
     </w:lvl>
-    <w:lvl w:ilvl="6" w:tentative="0">
+    <w:lvl w:ilvl="6">
       <w:start w:val="1"/>
       <w:numFmt w:val="decimal"/>
-      <w:pStyle w:val="8"/>
+      <w:pStyle w:val="Heading7"/>
       <w:lvlText w:val="%1.%2.%3.%4.%5.%6.%7."/>
       <w:lvlJc w:val="left"/>
       <w:pPr>
@@ -3765,10 +3646,10 @@
         <w:rFonts w:hint="default"/>
       </w:rPr>
     </w:lvl>
-    <w:lvl w:ilvl="7" w:tentative="0">
+    <w:lvl w:ilvl="7">
       <w:start w:val="1"/>
       <w:numFmt w:val="decimal"/>
-      <w:pStyle w:val="9"/>
+      <w:pStyle w:val="Heading8"/>
       <w:lvlText w:val="%1.%2.%3.%4.%5.%6.%7.%8."/>
       <w:lvlJc w:val="left"/>
       <w:pPr>
@@ -3778,10 +3659,10 @@
         <w:rFonts w:hint="default"/>
       </w:rPr>
     </w:lvl>
-    <w:lvl w:ilvl="8" w:tentative="0">
+    <w:lvl w:ilvl="8">
       <w:start w:val="1"/>
       <w:numFmt w:val="decimal"/>
-      <w:pStyle w:val="10"/>
+      <w:pStyle w:val="Heading9"/>
       <w:lvlText w:val="%1.%2.%3.%4.%5.%6.%7.%8.%9."/>
       <w:lvlJc w:val="left"/>
       <w:pPr>
@@ -3799,269 +3680,267 @@
 </file>
 
 <file path=word/styles.xml><?xml version="1.0" encoding="utf-8"?>
-<w:styles xmlns:mc="http://schemas.openxmlformats.org/markup-compatibility/2006" xmlns:o="urn:schemas-microsoft-com:office:office" xmlns:r="http://schemas.openxmlformats.org/officeDocument/2006/relationships" xmlns:m="http://schemas.openxmlformats.org/officeDocument/2006/math" xmlns:v="urn:schemas-microsoft-com:vml" xmlns:w="http://schemas.openxmlformats.org/wordprocessingml/2006/main" xmlns:w14="http://schemas.microsoft.com/office/word/2010/wordml" xmlns:w10="urn:schemas-microsoft-com:office:word" xmlns:sl="http://schemas.openxmlformats.org/schemaLibrary/2006/main" xmlns:wpsCustomData="http://www.wps.cn/officeDocument/2013/wpsCustomData" mc:Ignorable="w14">
+<w:styles xmlns:mc="http://schemas.openxmlformats.org/markup-compatibility/2006" xmlns:r="http://schemas.openxmlformats.org/officeDocument/2006/relationships" xmlns:w="http://schemas.openxmlformats.org/wordprocessingml/2006/main" xmlns:w14="http://schemas.microsoft.com/office/word/2010/wordml" xmlns:w15="http://schemas.microsoft.com/office/word/2012/wordml" mc:Ignorable="w14 w15">
   <w:docDefaults>
     <w:rPrDefault>
       <w:rPr>
-        <w:rFonts w:ascii="Times New Roman" w:hAnsi="Times New Roman" w:eastAsia="宋体" w:cs="Times New Roman"/>
+        <w:rFonts w:ascii="Times New Roman" w:eastAsia="宋体" w:hAnsi="Times New Roman" w:cs="Times New Roman"/>
       </w:rPr>
     </w:rPrDefault>
     <w:pPrDefault/>
   </w:docDefaults>
-  <w:latentStyles w:count="260" w:defQFormat="0" w:defUnhideWhenUsed="1" w:defSemiHidden="1" w:defUIPriority="99" w:defLockedState="0">
-    <w:lsdException w:qFormat="1" w:unhideWhenUsed="0" w:uiPriority="0" w:semiHidden="0" w:name="Normal"/>
-    <w:lsdException w:qFormat="1" w:unhideWhenUsed="0" w:uiPriority="0" w:semiHidden="0" w:name="heading 1"/>
-    <w:lsdException w:qFormat="1" w:uiPriority="0" w:semiHidden="0" w:name="heading 2"/>
-    <w:lsdException w:qFormat="1" w:uiPriority="0" w:name="heading 3"/>
-    <w:lsdException w:qFormat="1" w:uiPriority="0" w:semiHidden="0" w:name="heading 4"/>
-    <w:lsdException w:qFormat="1" w:uiPriority="0" w:name="heading 5"/>
-    <w:lsdException w:qFormat="1" w:uiPriority="0" w:name="heading 6"/>
-    <w:lsdException w:qFormat="1" w:uiPriority="0" w:name="heading 7"/>
-    <w:lsdException w:qFormat="1" w:uiPriority="0" w:name="heading 8"/>
-    <w:lsdException w:qFormat="1" w:uiPriority="0" w:name="heading 9"/>
-    <w:lsdException w:unhideWhenUsed="0" w:uiPriority="0" w:semiHidden="0" w:name="index 1"/>
-    <w:lsdException w:unhideWhenUsed="0" w:uiPriority="0" w:semiHidden="0" w:name="index 2"/>
-    <w:lsdException w:unhideWhenUsed="0" w:uiPriority="0" w:semiHidden="0" w:name="index 3"/>
-    <w:lsdException w:unhideWhenUsed="0" w:uiPriority="0" w:semiHidden="0" w:name="index 4"/>
-    <w:lsdException w:unhideWhenUsed="0" w:uiPriority="0" w:semiHidden="0" w:name="index 5"/>
-    <w:lsdException w:unhideWhenUsed="0" w:uiPriority="0" w:semiHidden="0" w:name="index 6"/>
-    <w:lsdException w:unhideWhenUsed="0" w:uiPriority="0" w:semiHidden="0" w:name="index 7"/>
-    <w:lsdException w:unhideWhenUsed="0" w:uiPriority="0" w:semiHidden="0" w:name="index 8"/>
-    <w:lsdException w:unhideWhenUsed="0" w:uiPriority="0" w:semiHidden="0" w:name="index 9"/>
-    <w:lsdException w:qFormat="1" w:unhideWhenUsed="0" w:uiPriority="0" w:semiHidden="0" w:name="toc 1"/>
-    <w:lsdException w:qFormat="1" w:unhideWhenUsed="0" w:uiPriority="0" w:semiHidden="0" w:name="toc 2"/>
-    <w:lsdException w:qFormat="1" w:unhideWhenUsed="0" w:uiPriority="0" w:semiHidden="0" w:name="toc 3"/>
-    <w:lsdException w:unhideWhenUsed="0" w:uiPriority="0" w:semiHidden="0" w:name="toc 4"/>
-    <w:lsdException w:unhideWhenUsed="0" w:uiPriority="0" w:semiHidden="0" w:name="toc 5"/>
-    <w:lsdException w:unhideWhenUsed="0" w:uiPriority="0" w:semiHidden="0" w:name="toc 6"/>
-    <w:lsdException w:unhideWhenUsed="0" w:uiPriority="0" w:semiHidden="0" w:name="toc 7"/>
-    <w:lsdException w:unhideWhenUsed="0" w:uiPriority="0" w:semiHidden="0" w:name="toc 8"/>
-    <w:lsdException w:unhideWhenUsed="0" w:uiPriority="0" w:semiHidden="0" w:name="toc 9"/>
-    <w:lsdException w:unhideWhenUsed="0" w:uiPriority="0" w:semiHidden="0" w:name="Normal Indent"/>
-    <w:lsdException w:unhideWhenUsed="0" w:uiPriority="0" w:semiHidden="0" w:name="footnote text"/>
-    <w:lsdException w:qFormat="1" w:unhideWhenUsed="0" w:uiPriority="0" w:semiHidden="0" w:name="annotation text"/>
-    <w:lsdException w:qFormat="1" w:unhideWhenUsed="0" w:uiPriority="0" w:semiHidden="0" w:name="header"/>
-    <w:lsdException w:qFormat="1" w:unhideWhenUsed="0" w:uiPriority="0" w:semiHidden="0" w:name="footer"/>
-    <w:lsdException w:unhideWhenUsed="0" w:uiPriority="0" w:semiHidden="0" w:name="index heading"/>
-    <w:lsdException w:qFormat="1" w:uiPriority="0" w:name="caption"/>
-    <w:lsdException w:unhideWhenUsed="0" w:uiPriority="0" w:semiHidden="0" w:name="table of figures"/>
-    <w:lsdException w:unhideWhenUsed="0" w:uiPriority="0" w:semiHidden="0" w:name="envelope address"/>
-    <w:lsdException w:unhideWhenUsed="0" w:uiPriority="0" w:semiHidden="0" w:name="envelope return"/>
-    <w:lsdException w:unhideWhenUsed="0" w:uiPriority="0" w:semiHidden="0" w:name="footnote reference"/>
-    <w:lsdException w:unhideWhenUsed="0" w:uiPriority="0" w:semiHidden="0" w:name="annotation reference"/>
-    <w:lsdException w:unhideWhenUsed="0" w:uiPriority="0" w:semiHidden="0" w:name="line number"/>
-    <w:lsdException w:unhideWhenUsed="0" w:uiPriority="0" w:semiHidden="0" w:name="page number"/>
-    <w:lsdException w:unhideWhenUsed="0" w:uiPriority="0" w:semiHidden="0" w:name="endnote reference"/>
-    <w:lsdException w:unhideWhenUsed="0" w:uiPriority="0" w:semiHidden="0" w:name="endnote text"/>
-    <w:lsdException w:unhideWhenUsed="0" w:uiPriority="0" w:semiHidden="0" w:name="table of authorities"/>
-    <w:lsdException w:unhideWhenUsed="0" w:uiPriority="0" w:semiHidden="0" w:name="macro"/>
-    <w:lsdException w:unhideWhenUsed="0" w:uiPriority="0" w:semiHidden="0" w:name="toa heading"/>
-    <w:lsdException w:unhideWhenUsed="0" w:uiPriority="0" w:semiHidden="0" w:name="List"/>
-    <w:lsdException w:unhideWhenUsed="0" w:uiPriority="0" w:semiHidden="0" w:name="List Bullet"/>
-    <w:lsdException w:unhideWhenUsed="0" w:uiPriority="0" w:semiHidden="0" w:name="List Number"/>
-    <w:lsdException w:unhideWhenUsed="0" w:uiPriority="0" w:semiHidden="0" w:name="List 2"/>
-    <w:lsdException w:unhideWhenUsed="0" w:uiPriority="0" w:semiHidden="0" w:name="List 3"/>
-    <w:lsdException w:unhideWhenUsed="0" w:uiPriority="0" w:semiHidden="0" w:name="List 4"/>
-    <w:lsdException w:unhideWhenUsed="0" w:uiPriority="0" w:semiHidden="0" w:name="List 5"/>
-    <w:lsdException w:unhideWhenUsed="0" w:uiPriority="0" w:semiHidden="0" w:name="List Bullet 2"/>
-    <w:lsdException w:unhideWhenUsed="0" w:uiPriority="0" w:semiHidden="0" w:name="List Bullet 3"/>
-    <w:lsdException w:unhideWhenUsed="0" w:uiPriority="0" w:semiHidden="0" w:name="List Bullet 4"/>
-    <w:lsdException w:unhideWhenUsed="0" w:uiPriority="0" w:semiHidden="0" w:name="List Bullet 5"/>
-    <w:lsdException w:unhideWhenUsed="0" w:uiPriority="0" w:semiHidden="0" w:name="List Number 2"/>
-    <w:lsdException w:unhideWhenUsed="0" w:uiPriority="0" w:semiHidden="0" w:name="List Number 3"/>
-    <w:lsdException w:unhideWhenUsed="0" w:uiPriority="0" w:semiHidden="0" w:name="List Number 4"/>
-    <w:lsdException w:unhideWhenUsed="0" w:uiPriority="0" w:semiHidden="0" w:name="List Number 5"/>
-    <w:lsdException w:qFormat="1" w:unhideWhenUsed="0" w:uiPriority="0" w:semiHidden="0" w:name="Title"/>
-    <w:lsdException w:unhideWhenUsed="0" w:uiPriority="0" w:semiHidden="0" w:name="Closing"/>
-    <w:lsdException w:unhideWhenUsed="0" w:uiPriority="0" w:semiHidden="0" w:name="Signature"/>
-    <w:lsdException w:qFormat="1" w:unhideWhenUsed="0" w:uiPriority="0" w:name="Default Paragraph Font"/>
-    <w:lsdException w:qFormat="1" w:unhideWhenUsed="0" w:uiPriority="0" w:name="Body Text"/>
-    <w:lsdException w:unhideWhenUsed="0" w:uiPriority="0" w:semiHidden="0" w:name="Body Text Indent"/>
-    <w:lsdException w:unhideWhenUsed="0" w:uiPriority="0" w:semiHidden="0" w:name="List Continue"/>
-    <w:lsdException w:unhideWhenUsed="0" w:uiPriority="0" w:semiHidden="0" w:name="List Continue 2"/>
-    <w:lsdException w:unhideWhenUsed="0" w:uiPriority="0" w:semiHidden="0" w:name="List Continue 3"/>
-    <w:lsdException w:unhideWhenUsed="0" w:uiPriority="0" w:semiHidden="0" w:name="List Continue 4"/>
-    <w:lsdException w:unhideWhenUsed="0" w:uiPriority="0" w:semiHidden="0" w:name="List Continue 5"/>
-    <w:lsdException w:unhideWhenUsed="0" w:uiPriority="0" w:semiHidden="0" w:name="Message Header"/>
-    <w:lsdException w:qFormat="1" w:unhideWhenUsed="0" w:uiPriority="0" w:semiHidden="0" w:name="Subtitle"/>
-    <w:lsdException w:unhideWhenUsed="0" w:uiPriority="0" w:semiHidden="0" w:name="Salutation"/>
-    <w:lsdException w:unhideWhenUsed="0" w:uiPriority="0" w:semiHidden="0" w:name="Date"/>
-    <w:lsdException w:unhideWhenUsed="0" w:uiPriority="0" w:semiHidden="0" w:name="Body Text First Indent"/>
-    <w:lsdException w:unhideWhenUsed="0" w:uiPriority="0" w:semiHidden="0" w:name="Body Text First Indent 2"/>
-    <w:lsdException w:uiPriority="99" w:name="Note Heading"/>
-    <w:lsdException w:unhideWhenUsed="0" w:uiPriority="0" w:semiHidden="0" w:name="Body Text 2"/>
-    <w:lsdException w:unhideWhenUsed="0" w:uiPriority="0" w:semiHidden="0" w:name="Body Text 3"/>
-    <w:lsdException w:unhideWhenUsed="0" w:uiPriority="0" w:semiHidden="0" w:name="Body Text Indent 2"/>
-    <w:lsdException w:unhideWhenUsed="0" w:uiPriority="0" w:semiHidden="0" w:name="Body Text Indent 3"/>
-    <w:lsdException w:unhideWhenUsed="0" w:uiPriority="0" w:semiHidden="0" w:name="Block Text"/>
-    <w:lsdException w:unhideWhenUsed="0" w:uiPriority="0" w:semiHidden="0" w:name="Hyperlink"/>
-    <w:lsdException w:unhideWhenUsed="0" w:uiPriority="0" w:semiHidden="0" w:name="FollowedHyperlink"/>
-    <w:lsdException w:qFormat="1" w:unhideWhenUsed="0" w:uiPriority="0" w:semiHidden="0" w:name="Strong"/>
-    <w:lsdException w:qFormat="1" w:unhideWhenUsed="0" w:uiPriority="0" w:semiHidden="0" w:name="Emphasis"/>
-    <w:lsdException w:unhideWhenUsed="0" w:uiPriority="0" w:semiHidden="0" w:name="Document Map"/>
-    <w:lsdException w:unhideWhenUsed="0" w:uiPriority="0" w:semiHidden="0" w:name="Plain Text"/>
-    <w:lsdException w:unhideWhenUsed="0" w:uiPriority="0" w:semiHidden="0" w:name="E-mail Signature"/>
-    <w:lsdException w:qFormat="1" w:unhideWhenUsed="0" w:uiPriority="0" w:semiHidden="0" w:name="Normal (Web)"/>
-    <w:lsdException w:unhideWhenUsed="0" w:uiPriority="0" w:semiHidden="0" w:name="HTML Acronym"/>
-    <w:lsdException w:unhideWhenUsed="0" w:uiPriority="0" w:semiHidden="0" w:name="HTML Address"/>
-    <w:lsdException w:unhideWhenUsed="0" w:uiPriority="0" w:semiHidden="0" w:name="HTML Cite"/>
-    <w:lsdException w:unhideWhenUsed="0" w:uiPriority="0" w:semiHidden="0" w:name="HTML Code"/>
-    <w:lsdException w:unhideWhenUsed="0" w:uiPriority="0" w:semiHidden="0" w:name="HTML Definition"/>
-    <w:lsdException w:unhideWhenUsed="0" w:uiPriority="0" w:semiHidden="0" w:name="HTML Keyboard"/>
-    <w:lsdException w:unhideWhenUsed="0" w:uiPriority="0" w:semiHidden="0" w:name="HTML Preformatted"/>
-    <w:lsdException w:unhideWhenUsed="0" w:uiPriority="0" w:semiHidden="0" w:name="HTML Sample"/>
-    <w:lsdException w:unhideWhenUsed="0" w:uiPriority="0" w:semiHidden="0" w:name="HTML Typewriter"/>
-    <w:lsdException w:unhideWhenUsed="0" w:uiPriority="0" w:semiHidden="0" w:name="HTML Variable"/>
-    <w:lsdException w:qFormat="1" w:unhideWhenUsed="0" w:uiPriority="0" w:name="Normal Table"/>
-    <w:lsdException w:unhideWhenUsed="0" w:uiPriority="0" w:semiHidden="0" w:name="annotation subject"/>
-    <w:lsdException w:unhideWhenUsed="0" w:uiPriority="0" w:semiHidden="0" w:name="Table Simple 1"/>
-    <w:lsdException w:unhideWhenUsed="0" w:uiPriority="0" w:semiHidden="0" w:name="Table Simple 2"/>
-    <w:lsdException w:unhideWhenUsed="0" w:uiPriority="0" w:semiHidden="0" w:name="Table Simple 3"/>
-    <w:lsdException w:unhideWhenUsed="0" w:uiPriority="0" w:semiHidden="0" w:name="Table Classic 1"/>
-    <w:lsdException w:unhideWhenUsed="0" w:uiPriority="0" w:semiHidden="0" w:name="Table Classic 2"/>
-    <w:lsdException w:unhideWhenUsed="0" w:uiPriority="0" w:semiHidden="0" w:name="Table Classic 3"/>
-    <w:lsdException w:unhideWhenUsed="0" w:uiPriority="0" w:semiHidden="0" w:name="Table Classic 4"/>
-    <w:lsdException w:unhideWhenUsed="0" w:uiPriority="0" w:semiHidden="0" w:name="Table Colorful 1"/>
-    <w:lsdException w:unhideWhenUsed="0" w:uiPriority="0" w:semiHidden="0" w:name="Table Colorful 2"/>
-    <w:lsdException w:unhideWhenUsed="0" w:uiPriority="0" w:semiHidden="0" w:name="Table Colorful 3"/>
-    <w:lsdException w:unhideWhenUsed="0" w:uiPriority="0" w:semiHidden="0" w:name="Table Columns 1"/>
-    <w:lsdException w:unhideWhenUsed="0" w:uiPriority="0" w:semiHidden="0" w:name="Table Columns 2"/>
-    <w:lsdException w:unhideWhenUsed="0" w:uiPriority="0" w:semiHidden="0" w:name="Table Columns 3"/>
-    <w:lsdException w:unhideWhenUsed="0" w:uiPriority="0" w:semiHidden="0" w:name="Table Columns 4"/>
-    <w:lsdException w:unhideWhenUsed="0" w:uiPriority="0" w:semiHidden="0" w:name="Table Columns 5"/>
-    <w:lsdException w:unhideWhenUsed="0" w:uiPriority="0" w:semiHidden="0" w:name="Table Grid 1"/>
-    <w:lsdException w:unhideWhenUsed="0" w:uiPriority="0" w:semiHidden="0" w:name="Table Grid 2"/>
-    <w:lsdException w:unhideWhenUsed="0" w:uiPriority="0" w:semiHidden="0" w:name="Table Grid 3"/>
-    <w:lsdException w:unhideWhenUsed="0" w:uiPriority="0" w:semiHidden="0" w:name="Table Grid 4"/>
-    <w:lsdException w:unhideWhenUsed="0" w:uiPriority="0" w:semiHidden="0" w:name="Table Grid 5"/>
-    <w:lsdException w:unhideWhenUsed="0" w:uiPriority="0" w:semiHidden="0" w:name="Table Grid 6"/>
-    <w:lsdException w:unhideWhenUsed="0" w:uiPriority="0" w:semiHidden="0" w:name="Table Grid 7"/>
-    <w:lsdException w:unhideWhenUsed="0" w:uiPriority="0" w:semiHidden="0" w:name="Table Grid 8"/>
-    <w:lsdException w:unhideWhenUsed="0" w:uiPriority="0" w:semiHidden="0" w:name="Table List 1"/>
-    <w:lsdException w:unhideWhenUsed="0" w:uiPriority="0" w:semiHidden="0" w:name="Table List 2"/>
-    <w:lsdException w:unhideWhenUsed="0" w:uiPriority="0" w:semiHidden="0" w:name="Table List 3"/>
-    <w:lsdException w:unhideWhenUsed="0" w:uiPriority="0" w:semiHidden="0" w:name="Table List 4"/>
-    <w:lsdException w:unhideWhenUsed="0" w:uiPriority="0" w:semiHidden="0" w:name="Table List 5"/>
-    <w:lsdException w:unhideWhenUsed="0" w:uiPriority="0" w:semiHidden="0" w:name="Table List 6"/>
-    <w:lsdException w:unhideWhenUsed="0" w:uiPriority="0" w:semiHidden="0" w:name="Table List 7"/>
-    <w:lsdException w:unhideWhenUsed="0" w:uiPriority="0" w:semiHidden="0" w:name="Table List 8"/>
-    <w:lsdException w:unhideWhenUsed="0" w:uiPriority="0" w:semiHidden="0" w:name="Table 3D effects 1"/>
-    <w:lsdException w:unhideWhenUsed="0" w:uiPriority="0" w:semiHidden="0" w:name="Table 3D effects 2"/>
-    <w:lsdException w:unhideWhenUsed="0" w:uiPriority="0" w:semiHidden="0" w:name="Table 3D effects 3"/>
-    <w:lsdException w:unhideWhenUsed="0" w:uiPriority="0" w:semiHidden="0" w:name="Table Contemporary"/>
-    <w:lsdException w:unhideWhenUsed="0" w:uiPriority="0" w:semiHidden="0" w:name="Table Elegant"/>
-    <w:lsdException w:unhideWhenUsed="0" w:uiPriority="0" w:semiHidden="0" w:name="Table Professional"/>
-    <w:lsdException w:unhideWhenUsed="0" w:uiPriority="0" w:semiHidden="0" w:name="Table Subtle 1"/>
-    <w:lsdException w:unhideWhenUsed="0" w:uiPriority="0" w:semiHidden="0" w:name="Table Subtle 2"/>
-    <w:lsdException w:unhideWhenUsed="0" w:uiPriority="0" w:semiHidden="0" w:name="Table Web 1"/>
-    <w:lsdException w:unhideWhenUsed="0" w:uiPriority="0" w:semiHidden="0" w:name="Table Web 2"/>
-    <w:lsdException w:unhideWhenUsed="0" w:uiPriority="0" w:semiHidden="0" w:name="Table Web 3"/>
-    <w:lsdException w:unhideWhenUsed="0" w:uiPriority="0" w:semiHidden="0" w:name="Balloon Text"/>
-    <w:lsdException w:qFormat="1" w:unhideWhenUsed="0" w:uiPriority="0" w:semiHidden="0" w:name="Table Grid"/>
-    <w:lsdException w:unhideWhenUsed="0" w:uiPriority="0" w:semiHidden="0" w:name="Table Theme"/>
-    <w:lsdException w:unhideWhenUsed="0" w:uiPriority="60" w:semiHidden="0" w:name="Light Shading"/>
-    <w:lsdException w:unhideWhenUsed="0" w:uiPriority="61" w:semiHidden="0" w:name="Light List"/>
-    <w:lsdException w:unhideWhenUsed="0" w:uiPriority="62" w:semiHidden="0" w:name="Light Grid"/>
-    <w:lsdException w:unhideWhenUsed="0" w:uiPriority="63" w:semiHidden="0" w:name="Medium Shading 1"/>
-    <w:lsdException w:unhideWhenUsed="0" w:uiPriority="64" w:semiHidden="0" w:name="Medium Shading 2"/>
-    <w:lsdException w:unhideWhenUsed="0" w:uiPriority="65" w:semiHidden="0" w:name="Medium List 1"/>
-    <w:lsdException w:unhideWhenUsed="0" w:uiPriority="66" w:semiHidden="0" w:name="Medium List 2"/>
-    <w:lsdException w:unhideWhenUsed="0" w:uiPriority="67" w:semiHidden="0" w:name="Medium Grid 1"/>
-    <w:lsdException w:unhideWhenUsed="0" w:uiPriority="68" w:semiHidden="0" w:name="Medium Grid 2"/>
-    <w:lsdException w:unhideWhenUsed="0" w:uiPriority="69" w:semiHidden="0" w:name="Medium Grid 3"/>
-    <w:lsdException w:unhideWhenUsed="0" w:uiPriority="70" w:semiHidden="0" w:name="Dark List"/>
-    <w:lsdException w:unhideWhenUsed="0" w:uiPriority="71" w:semiHidden="0" w:name="Colorful Shading"/>
-    <w:lsdException w:unhideWhenUsed="0" w:uiPriority="72" w:semiHidden="0" w:name="Colorful List"/>
-    <w:lsdException w:unhideWhenUsed="0" w:uiPriority="73" w:semiHidden="0" w:name="Colorful Grid"/>
-    <w:lsdException w:unhideWhenUsed="0" w:uiPriority="60" w:semiHidden="0" w:name="Light Shading Accent 1"/>
-    <w:lsdException w:unhideWhenUsed="0" w:uiPriority="61" w:semiHidden="0" w:name="Light List Accent 1"/>
-    <w:lsdException w:unhideWhenUsed="0" w:uiPriority="62" w:semiHidden="0" w:name="Light Grid Accent 1"/>
-    <w:lsdException w:unhideWhenUsed="0" w:uiPriority="63" w:semiHidden="0" w:name="Medium Shading 1 Accent 1"/>
-    <w:lsdException w:unhideWhenUsed="0" w:uiPriority="64" w:semiHidden="0" w:name="Medium Shading 2 Accent 1"/>
-    <w:lsdException w:unhideWhenUsed="0" w:uiPriority="65" w:semiHidden="0" w:name="Medium List 1 Accent 1"/>
-    <w:lsdException w:unhideWhenUsed="0" w:uiPriority="66" w:semiHidden="0" w:name="Medium List 2 Accent 1"/>
-    <w:lsdException w:unhideWhenUsed="0" w:uiPriority="67" w:semiHidden="0" w:name="Medium Grid 1 Accent 1"/>
-    <w:lsdException w:unhideWhenUsed="0" w:uiPriority="68" w:semiHidden="0" w:name="Medium Grid 2 Accent 1"/>
-    <w:lsdException w:unhideWhenUsed="0" w:uiPriority="69" w:semiHidden="0" w:name="Medium Grid 3 Accent 1"/>
-    <w:lsdException w:unhideWhenUsed="0" w:uiPriority="70" w:semiHidden="0" w:name="Dark List Accent 1"/>
-    <w:lsdException w:unhideWhenUsed="0" w:uiPriority="71" w:semiHidden="0" w:name="Colorful Shading Accent 1"/>
-    <w:lsdException w:unhideWhenUsed="0" w:uiPriority="72" w:semiHidden="0" w:name="Colorful List Accent 1"/>
-    <w:lsdException w:unhideWhenUsed="0" w:uiPriority="73" w:semiHidden="0" w:name="Colorful Grid Accent 1"/>
-    <w:lsdException w:unhideWhenUsed="0" w:uiPriority="60" w:semiHidden="0" w:name="Light Shading Accent 2"/>
-    <w:lsdException w:unhideWhenUsed="0" w:uiPriority="61" w:semiHidden="0" w:name="Light List Accent 2"/>
-    <w:lsdException w:unhideWhenUsed="0" w:uiPriority="62" w:semiHidden="0" w:name="Light Grid Accent 2"/>
-    <w:lsdException w:unhideWhenUsed="0" w:uiPriority="63" w:semiHidden="0" w:name="Medium Shading 1 Accent 2"/>
-    <w:lsdException w:unhideWhenUsed="0" w:uiPriority="64" w:semiHidden="0" w:name="Medium Shading 2 Accent 2"/>
-    <w:lsdException w:unhideWhenUsed="0" w:uiPriority="65" w:semiHidden="0" w:name="Medium List 1 Accent 2"/>
-    <w:lsdException w:unhideWhenUsed="0" w:uiPriority="66" w:semiHidden="0" w:name="Medium List 2 Accent 2"/>
-    <w:lsdException w:unhideWhenUsed="0" w:uiPriority="67" w:semiHidden="0" w:name="Medium Grid 1 Accent 2"/>
-    <w:lsdException w:unhideWhenUsed="0" w:uiPriority="68" w:semiHidden="0" w:name="Medium Grid 2 Accent 2"/>
-    <w:lsdException w:unhideWhenUsed="0" w:uiPriority="69" w:semiHidden="0" w:name="Medium Grid 3 Accent 2"/>
-    <w:lsdException w:unhideWhenUsed="0" w:uiPriority="70" w:semiHidden="0" w:name="Dark List Accent 2"/>
-    <w:lsdException w:unhideWhenUsed="0" w:uiPriority="71" w:semiHidden="0" w:name="Colorful Shading Accent 2"/>
-    <w:lsdException w:unhideWhenUsed="0" w:uiPriority="72" w:semiHidden="0" w:name="Colorful List Accent 2"/>
-    <w:lsdException w:unhideWhenUsed="0" w:uiPriority="73" w:semiHidden="0" w:name="Colorful Grid Accent 2"/>
-    <w:lsdException w:unhideWhenUsed="0" w:uiPriority="60" w:semiHidden="0" w:name="Light Shading Accent 3"/>
-    <w:lsdException w:unhideWhenUsed="0" w:uiPriority="61" w:semiHidden="0" w:name="Light List Accent 3"/>
-    <w:lsdException w:unhideWhenUsed="0" w:uiPriority="62" w:semiHidden="0" w:name="Light Grid Accent 3"/>
-    <w:lsdException w:unhideWhenUsed="0" w:uiPriority="63" w:semiHidden="0" w:name="Medium Shading 1 Accent 3"/>
-    <w:lsdException w:unhideWhenUsed="0" w:uiPriority="64" w:semiHidden="0" w:name="Medium Shading 2 Accent 3"/>
-    <w:lsdException w:unhideWhenUsed="0" w:uiPriority="65" w:semiHidden="0" w:name="Medium List 1 Accent 3"/>
-    <w:lsdException w:unhideWhenUsed="0" w:uiPriority="66" w:semiHidden="0" w:name="Medium List 2 Accent 3"/>
-    <w:lsdException w:unhideWhenUsed="0" w:uiPriority="67" w:semiHidden="0" w:name="Medium Grid 1 Accent 3"/>
-    <w:lsdException w:unhideWhenUsed="0" w:uiPriority="68" w:semiHidden="0" w:name="Medium Grid 2 Accent 3"/>
-    <w:lsdException w:unhideWhenUsed="0" w:uiPriority="69" w:semiHidden="0" w:name="Medium Grid 3 Accent 3"/>
-    <w:lsdException w:unhideWhenUsed="0" w:uiPriority="70" w:semiHidden="0" w:name="Dark List Accent 3"/>
-    <w:lsdException w:unhideWhenUsed="0" w:uiPriority="71" w:semiHidden="0" w:name="Colorful Shading Accent 3"/>
-    <w:lsdException w:unhideWhenUsed="0" w:uiPriority="72" w:semiHidden="0" w:name="Colorful List Accent 3"/>
-    <w:lsdException w:unhideWhenUsed="0" w:uiPriority="73" w:semiHidden="0" w:name="Colorful Grid Accent 3"/>
-    <w:lsdException w:unhideWhenUsed="0" w:uiPriority="60" w:semiHidden="0" w:name="Light Shading Accent 4"/>
-    <w:lsdException w:unhideWhenUsed="0" w:uiPriority="61" w:semiHidden="0" w:name="Light List Accent 4"/>
-    <w:lsdException w:unhideWhenUsed="0" w:uiPriority="62" w:semiHidden="0" w:name="Light Grid Accent 4"/>
-    <w:lsdException w:unhideWhenUsed="0" w:uiPriority="63" w:semiHidden="0" w:name="Medium Shading 1 Accent 4"/>
-    <w:lsdException w:unhideWhenUsed="0" w:uiPriority="64" w:semiHidden="0" w:name="Medium Shading 2 Accent 4"/>
-    <w:lsdException w:unhideWhenUsed="0" w:uiPriority="65" w:semiHidden="0" w:name="Medium List 1 Accent 4"/>
-    <w:lsdException w:unhideWhenUsed="0" w:uiPriority="66" w:semiHidden="0" w:name="Medium List 2 Accent 4"/>
-    <w:lsdException w:unhideWhenUsed="0" w:uiPriority="67" w:semiHidden="0" w:name="Medium Grid 1 Accent 4"/>
-    <w:lsdException w:unhideWhenUsed="0" w:uiPriority="68" w:semiHidden="0" w:name="Medium Grid 2 Accent 4"/>
-    <w:lsdException w:unhideWhenUsed="0" w:uiPriority="69" w:semiHidden="0" w:name="Medium Grid 3 Accent 4"/>
-    <w:lsdException w:unhideWhenUsed="0" w:uiPriority="70" w:semiHidden="0" w:name="Dark List Accent 4"/>
-    <w:lsdException w:unhideWhenUsed="0" w:uiPriority="71" w:semiHidden="0" w:name="Colorful Shading Accent 4"/>
-    <w:lsdException w:unhideWhenUsed="0" w:uiPriority="72" w:semiHidden="0" w:name="Colorful List Accent 4"/>
-    <w:lsdException w:unhideWhenUsed="0" w:uiPriority="73" w:semiHidden="0" w:name="Colorful Grid Accent 4"/>
-    <w:lsdException w:unhideWhenUsed="0" w:uiPriority="60" w:semiHidden="0" w:name="Light Shading Accent 5"/>
-    <w:lsdException w:unhideWhenUsed="0" w:uiPriority="61" w:semiHidden="0" w:name="Light List Accent 5"/>
-    <w:lsdException w:unhideWhenUsed="0" w:uiPriority="62" w:semiHidden="0" w:name="Light Grid Accent 5"/>
-    <w:lsdException w:unhideWhenUsed="0" w:uiPriority="63" w:semiHidden="0" w:name="Medium Shading 1 Accent 5"/>
-    <w:lsdException w:unhideWhenUsed="0" w:uiPriority="64" w:semiHidden="0" w:name="Medium Shading 2 Accent 5"/>
-    <w:lsdException w:unhideWhenUsed="0" w:uiPriority="65" w:semiHidden="0" w:name="Medium List 1 Accent 5"/>
-    <w:lsdException w:unhideWhenUsed="0" w:uiPriority="66" w:semiHidden="0" w:name="Medium List 2 Accent 5"/>
-    <w:lsdException w:unhideWhenUsed="0" w:uiPriority="67" w:semiHidden="0" w:name="Medium Grid 1 Accent 5"/>
-    <w:lsdException w:unhideWhenUsed="0" w:uiPriority="68" w:semiHidden="0" w:name="Medium Grid 2 Accent 5"/>
-    <w:lsdException w:unhideWhenUsed="0" w:uiPriority="69" w:semiHidden="0" w:name="Medium Grid 3 Accent 5"/>
-    <w:lsdException w:unhideWhenUsed="0" w:uiPriority="70" w:semiHidden="0" w:name="Dark List Accent 5"/>
-    <w:lsdException w:unhideWhenUsed="0" w:uiPriority="71" w:semiHidden="0" w:name="Colorful Shading Accent 5"/>
-    <w:lsdException w:unhideWhenUsed="0" w:uiPriority="72" w:semiHidden="0" w:name="Colorful List Accent 5"/>
-    <w:lsdException w:unhideWhenUsed="0" w:uiPriority="73" w:semiHidden="0" w:name="Colorful Grid Accent 5"/>
-    <w:lsdException w:unhideWhenUsed="0" w:uiPriority="60" w:semiHidden="0" w:name="Light Shading Accent 6"/>
-    <w:lsdException w:unhideWhenUsed="0" w:uiPriority="61" w:semiHidden="0" w:name="Light List Accent 6"/>
-    <w:lsdException w:unhideWhenUsed="0" w:uiPriority="62" w:semiHidden="0" w:name="Light Grid Accent 6"/>
-    <w:lsdException w:unhideWhenUsed="0" w:uiPriority="63" w:semiHidden="0" w:name="Medium Shading 1 Accent 6"/>
-    <w:lsdException w:unhideWhenUsed="0" w:uiPriority="64" w:semiHidden="0" w:name="Medium Shading 2 Accent 6"/>
-    <w:lsdException w:unhideWhenUsed="0" w:uiPriority="65" w:semiHidden="0" w:name="Medium List 1 Accent 6"/>
-    <w:lsdException w:unhideWhenUsed="0" w:uiPriority="66" w:semiHidden="0" w:name="Medium List 2 Accent 6"/>
-    <w:lsdException w:unhideWhenUsed="0" w:uiPriority="67" w:semiHidden="0" w:name="Medium Grid 1 Accent 6"/>
-    <w:lsdException w:unhideWhenUsed="0" w:uiPriority="68" w:semiHidden="0" w:name="Medium Grid 2 Accent 6"/>
-    <w:lsdException w:unhideWhenUsed="0" w:uiPriority="69" w:semiHidden="0" w:name="Medium Grid 3 Accent 6"/>
-    <w:lsdException w:unhideWhenUsed="0" w:uiPriority="70" w:semiHidden="0" w:name="Dark List Accent 6"/>
-    <w:lsdException w:unhideWhenUsed="0" w:uiPriority="71" w:semiHidden="0" w:name="Colorful Shading Accent 6"/>
-    <w:lsdException w:unhideWhenUsed="0" w:uiPriority="72" w:semiHidden="0" w:name="Colorful List Accent 6"/>
-    <w:lsdException w:unhideWhenUsed="0" w:uiPriority="73" w:semiHidden="0" w:name="Colorful Grid Accent 6"/>
+  <w:latentStyles w:defLockedState="0" w:defUIPriority="99" w:defSemiHidden="1" w:defUnhideWhenUsed="1" w:defQFormat="0" w:count="260">
+    <w:lsdException w:name="Normal" w:semiHidden="0" w:uiPriority="0" w:unhideWhenUsed="0" w:qFormat="1"/>
+    <w:lsdException w:name="heading 1" w:semiHidden="0" w:uiPriority="0" w:unhideWhenUsed="0" w:qFormat="1"/>
+    <w:lsdException w:name="heading 2" w:semiHidden="0" w:uiPriority="0" w:qFormat="1"/>
+    <w:lsdException w:name="heading 3" w:uiPriority="0" w:qFormat="1"/>
+    <w:lsdException w:name="heading 4" w:semiHidden="0" w:uiPriority="0" w:qFormat="1"/>
+    <w:lsdException w:name="heading 5" w:uiPriority="0" w:qFormat="1"/>
+    <w:lsdException w:name="heading 6" w:uiPriority="0" w:qFormat="1"/>
+    <w:lsdException w:name="heading 7" w:uiPriority="0" w:qFormat="1"/>
+    <w:lsdException w:name="heading 8" w:uiPriority="0" w:qFormat="1"/>
+    <w:lsdException w:name="heading 9" w:uiPriority="0" w:qFormat="1"/>
+    <w:lsdException w:name="index 1" w:semiHidden="0" w:uiPriority="0" w:unhideWhenUsed="0"/>
+    <w:lsdException w:name="index 2" w:semiHidden="0" w:uiPriority="0" w:unhideWhenUsed="0"/>
+    <w:lsdException w:name="index 3" w:semiHidden="0" w:uiPriority="0" w:unhideWhenUsed="0"/>
+    <w:lsdException w:name="index 4" w:semiHidden="0" w:uiPriority="0" w:unhideWhenUsed="0"/>
+    <w:lsdException w:name="index 5" w:semiHidden="0" w:uiPriority="0" w:unhideWhenUsed="0"/>
+    <w:lsdException w:name="index 6" w:semiHidden="0" w:uiPriority="0" w:unhideWhenUsed="0"/>
+    <w:lsdException w:name="index 7" w:semiHidden="0" w:uiPriority="0" w:unhideWhenUsed="0"/>
+    <w:lsdException w:name="index 8" w:semiHidden="0" w:uiPriority="0" w:unhideWhenUsed="0"/>
+    <w:lsdException w:name="index 9" w:semiHidden="0" w:uiPriority="0" w:unhideWhenUsed="0"/>
+    <w:lsdException w:name="toc 1" w:semiHidden="0" w:uiPriority="0" w:unhideWhenUsed="0" w:qFormat="1"/>
+    <w:lsdException w:name="toc 2" w:semiHidden="0" w:uiPriority="0" w:unhideWhenUsed="0" w:qFormat="1"/>
+    <w:lsdException w:name="toc 3" w:semiHidden="0" w:uiPriority="0" w:unhideWhenUsed="0" w:qFormat="1"/>
+    <w:lsdException w:name="toc 4" w:semiHidden="0" w:uiPriority="0" w:unhideWhenUsed="0"/>
+    <w:lsdException w:name="toc 5" w:semiHidden="0" w:uiPriority="0" w:unhideWhenUsed="0"/>
+    <w:lsdException w:name="toc 6" w:semiHidden="0" w:uiPriority="0" w:unhideWhenUsed="0"/>
+    <w:lsdException w:name="toc 7" w:semiHidden="0" w:uiPriority="0" w:unhideWhenUsed="0"/>
+    <w:lsdException w:name="toc 8" w:semiHidden="0" w:uiPriority="0" w:unhideWhenUsed="0"/>
+    <w:lsdException w:name="toc 9" w:semiHidden="0" w:uiPriority="0" w:unhideWhenUsed="0"/>
+    <w:lsdException w:name="Normal Indent" w:semiHidden="0" w:uiPriority="0" w:unhideWhenUsed="0"/>
+    <w:lsdException w:name="footnote text" w:semiHidden="0" w:uiPriority="0" w:unhideWhenUsed="0"/>
+    <w:lsdException w:name="annotation text" w:semiHidden="0" w:uiPriority="0" w:unhideWhenUsed="0" w:qFormat="1"/>
+    <w:lsdException w:name="header" w:semiHidden="0" w:uiPriority="0" w:unhideWhenUsed="0" w:qFormat="1"/>
+    <w:lsdException w:name="footer" w:semiHidden="0" w:uiPriority="0" w:unhideWhenUsed="0" w:qFormat="1"/>
+    <w:lsdException w:name="index heading" w:semiHidden="0" w:uiPriority="0" w:unhideWhenUsed="0"/>
+    <w:lsdException w:name="caption" w:uiPriority="0" w:qFormat="1"/>
+    <w:lsdException w:name="table of figures" w:semiHidden="0" w:uiPriority="0" w:unhideWhenUsed="0"/>
+    <w:lsdException w:name="envelope address" w:semiHidden="0" w:uiPriority="0" w:unhideWhenUsed="0"/>
+    <w:lsdException w:name="envelope return" w:semiHidden="0" w:uiPriority="0" w:unhideWhenUsed="0"/>
+    <w:lsdException w:name="footnote reference" w:semiHidden="0" w:uiPriority="0" w:unhideWhenUsed="0"/>
+    <w:lsdException w:name="annotation reference" w:semiHidden="0" w:uiPriority="0" w:unhideWhenUsed="0"/>
+    <w:lsdException w:name="line number" w:semiHidden="0" w:uiPriority="0" w:unhideWhenUsed="0"/>
+    <w:lsdException w:name="page number" w:semiHidden="0" w:uiPriority="0" w:unhideWhenUsed="0"/>
+    <w:lsdException w:name="endnote reference" w:semiHidden="0" w:uiPriority="0" w:unhideWhenUsed="0"/>
+    <w:lsdException w:name="endnote text" w:semiHidden="0" w:uiPriority="0" w:unhideWhenUsed="0"/>
+    <w:lsdException w:name="table of authorities" w:semiHidden="0" w:uiPriority="0" w:unhideWhenUsed="0"/>
+    <w:lsdException w:name="macro" w:semiHidden="0" w:uiPriority="0" w:unhideWhenUsed="0"/>
+    <w:lsdException w:name="toa heading" w:semiHidden="0" w:uiPriority="0" w:unhideWhenUsed="0"/>
+    <w:lsdException w:name="List" w:semiHidden="0" w:uiPriority="0" w:unhideWhenUsed="0"/>
+    <w:lsdException w:name="List Bullet" w:semiHidden="0" w:uiPriority="0" w:unhideWhenUsed="0"/>
+    <w:lsdException w:name="List Number" w:semiHidden="0" w:uiPriority="0" w:unhideWhenUsed="0"/>
+    <w:lsdException w:name="List 2" w:semiHidden="0" w:uiPriority="0" w:unhideWhenUsed="0"/>
+    <w:lsdException w:name="List 3" w:semiHidden="0" w:uiPriority="0" w:unhideWhenUsed="0"/>
+    <w:lsdException w:name="List 4" w:semiHidden="0" w:uiPriority="0" w:unhideWhenUsed="0"/>
+    <w:lsdException w:name="List 5" w:semiHidden="0" w:uiPriority="0" w:unhideWhenUsed="0"/>
+    <w:lsdException w:name="List Bullet 2" w:semiHidden="0" w:uiPriority="0" w:unhideWhenUsed="0"/>
+    <w:lsdException w:name="List Bullet 3" w:semiHidden="0" w:uiPriority="0" w:unhideWhenUsed="0"/>
+    <w:lsdException w:name="List Bullet 4" w:semiHidden="0" w:uiPriority="0" w:unhideWhenUsed="0"/>
+    <w:lsdException w:name="List Bullet 5" w:semiHidden="0" w:uiPriority="0" w:unhideWhenUsed="0"/>
+    <w:lsdException w:name="List Number 2" w:semiHidden="0" w:uiPriority="0" w:unhideWhenUsed="0"/>
+    <w:lsdException w:name="List Number 3" w:semiHidden="0" w:uiPriority="0" w:unhideWhenUsed="0"/>
+    <w:lsdException w:name="List Number 4" w:semiHidden="0" w:uiPriority="0" w:unhideWhenUsed="0"/>
+    <w:lsdException w:name="List Number 5" w:semiHidden="0" w:uiPriority="0" w:unhideWhenUsed="0"/>
+    <w:lsdException w:name="Title" w:semiHidden="0" w:uiPriority="0" w:unhideWhenUsed="0" w:qFormat="1"/>
+    <w:lsdException w:name="Closing" w:semiHidden="0" w:uiPriority="0" w:unhideWhenUsed="0"/>
+    <w:lsdException w:name="Signature" w:semiHidden="0" w:uiPriority="0" w:unhideWhenUsed="0"/>
+    <w:lsdException w:name="Default Paragraph Font" w:uiPriority="0" w:unhideWhenUsed="0" w:qFormat="1"/>
+    <w:lsdException w:name="Body Text" w:uiPriority="0" w:unhideWhenUsed="0" w:qFormat="1"/>
+    <w:lsdException w:name="Body Text Indent" w:semiHidden="0" w:uiPriority="0" w:unhideWhenUsed="0"/>
+    <w:lsdException w:name="List Continue" w:semiHidden="0" w:uiPriority="0" w:unhideWhenUsed="0"/>
+    <w:lsdException w:name="List Continue 2" w:semiHidden="0" w:uiPriority="0" w:unhideWhenUsed="0"/>
+    <w:lsdException w:name="List Continue 3" w:semiHidden="0" w:uiPriority="0" w:unhideWhenUsed="0"/>
+    <w:lsdException w:name="List Continue 4" w:semiHidden="0" w:uiPriority="0" w:unhideWhenUsed="0"/>
+    <w:lsdException w:name="List Continue 5" w:semiHidden="0" w:uiPriority="0" w:unhideWhenUsed="0"/>
+    <w:lsdException w:name="Message Header" w:semiHidden="0" w:uiPriority="0" w:unhideWhenUsed="0"/>
+    <w:lsdException w:name="Subtitle" w:semiHidden="0" w:uiPriority="0" w:unhideWhenUsed="0" w:qFormat="1"/>
+    <w:lsdException w:name="Salutation" w:semiHidden="0" w:uiPriority="0" w:unhideWhenUsed="0"/>
+    <w:lsdException w:name="Date" w:semiHidden="0" w:uiPriority="0" w:unhideWhenUsed="0"/>
+    <w:lsdException w:name="Body Text First Indent" w:semiHidden="0" w:uiPriority="0" w:unhideWhenUsed="0"/>
+    <w:lsdException w:name="Body Text First Indent 2" w:semiHidden="0" w:uiPriority="0" w:unhideWhenUsed="0"/>
+    <w:lsdException w:name="Body Text 2" w:semiHidden="0" w:uiPriority="0" w:unhideWhenUsed="0"/>
+    <w:lsdException w:name="Body Text 3" w:semiHidden="0" w:uiPriority="0" w:unhideWhenUsed="0"/>
+    <w:lsdException w:name="Body Text Indent 2" w:semiHidden="0" w:uiPriority="0" w:unhideWhenUsed="0"/>
+    <w:lsdException w:name="Body Text Indent 3" w:semiHidden="0" w:uiPriority="0" w:unhideWhenUsed="0"/>
+    <w:lsdException w:name="Block Text" w:semiHidden="0" w:uiPriority="0" w:unhideWhenUsed="0"/>
+    <w:lsdException w:name="Hyperlink" w:semiHidden="0" w:uiPriority="0" w:unhideWhenUsed="0"/>
+    <w:lsdException w:name="FollowedHyperlink" w:semiHidden="0" w:uiPriority="0" w:unhideWhenUsed="0"/>
+    <w:lsdException w:name="Strong" w:semiHidden="0" w:uiPriority="0" w:unhideWhenUsed="0" w:qFormat="1"/>
+    <w:lsdException w:name="Emphasis" w:semiHidden="0" w:uiPriority="0" w:unhideWhenUsed="0" w:qFormat="1"/>
+    <w:lsdException w:name="Document Map" w:semiHidden="0" w:uiPriority="0" w:unhideWhenUsed="0"/>
+    <w:lsdException w:name="Plain Text" w:semiHidden="0" w:uiPriority="0" w:unhideWhenUsed="0"/>
+    <w:lsdException w:name="E-mail Signature" w:semiHidden="0" w:uiPriority="0" w:unhideWhenUsed="0"/>
+    <w:lsdException w:name="Normal (Web)" w:semiHidden="0" w:uiPriority="0" w:unhideWhenUsed="0" w:qFormat="1"/>
+    <w:lsdException w:name="HTML Acronym" w:semiHidden="0" w:uiPriority="0" w:unhideWhenUsed="0"/>
+    <w:lsdException w:name="HTML Address" w:semiHidden="0" w:uiPriority="0" w:unhideWhenUsed="0"/>
+    <w:lsdException w:name="HTML Cite" w:semiHidden="0" w:uiPriority="0" w:unhideWhenUsed="0"/>
+    <w:lsdException w:name="HTML Code" w:semiHidden="0" w:uiPriority="0" w:unhideWhenUsed="0"/>
+    <w:lsdException w:name="HTML Definition" w:semiHidden="0" w:uiPriority="0" w:unhideWhenUsed="0"/>
+    <w:lsdException w:name="HTML Keyboard" w:semiHidden="0" w:uiPriority="0" w:unhideWhenUsed="0"/>
+    <w:lsdException w:name="HTML Preformatted" w:semiHidden="0" w:uiPriority="0" w:unhideWhenUsed="0"/>
+    <w:lsdException w:name="HTML Sample" w:semiHidden="0" w:uiPriority="0" w:unhideWhenUsed="0"/>
+    <w:lsdException w:name="HTML Typewriter" w:semiHidden="0" w:uiPriority="0" w:unhideWhenUsed="0"/>
+    <w:lsdException w:name="HTML Variable" w:semiHidden="0" w:uiPriority="0" w:unhideWhenUsed="0"/>
+    <w:lsdException w:name="Normal Table" w:uiPriority="0" w:unhideWhenUsed="0" w:qFormat="1"/>
+    <w:lsdException w:name="annotation subject" w:semiHidden="0" w:uiPriority="0" w:unhideWhenUsed="0"/>
+    <w:lsdException w:name="Table Simple 1" w:semiHidden="0" w:uiPriority="0" w:unhideWhenUsed="0"/>
+    <w:lsdException w:name="Table Simple 2" w:semiHidden="0" w:uiPriority="0" w:unhideWhenUsed="0"/>
+    <w:lsdException w:name="Table Simple 3" w:semiHidden="0" w:uiPriority="0" w:unhideWhenUsed="0"/>
+    <w:lsdException w:name="Table Classic 1" w:semiHidden="0" w:uiPriority="0" w:unhideWhenUsed="0"/>
+    <w:lsdException w:name="Table Classic 2" w:semiHidden="0" w:uiPriority="0" w:unhideWhenUsed="0"/>
+    <w:lsdException w:name="Table Classic 3" w:semiHidden="0" w:uiPriority="0" w:unhideWhenUsed="0"/>
+    <w:lsdException w:name="Table Classic 4" w:semiHidden="0" w:uiPriority="0" w:unhideWhenUsed="0"/>
+    <w:lsdException w:name="Table Colorful 1" w:semiHidden="0" w:uiPriority="0" w:unhideWhenUsed="0"/>
+    <w:lsdException w:name="Table Colorful 2" w:semiHidden="0" w:uiPriority="0" w:unhideWhenUsed="0"/>
+    <w:lsdException w:name="Table Colorful 3" w:semiHidden="0" w:uiPriority="0" w:unhideWhenUsed="0"/>
+    <w:lsdException w:name="Table Columns 1" w:semiHidden="0" w:uiPriority="0" w:unhideWhenUsed="0"/>
+    <w:lsdException w:name="Table Columns 2" w:semiHidden="0" w:uiPriority="0" w:unhideWhenUsed="0"/>
+    <w:lsdException w:name="Table Columns 3" w:semiHidden="0" w:uiPriority="0" w:unhideWhenUsed="0"/>
+    <w:lsdException w:name="Table Columns 4" w:semiHidden="0" w:uiPriority="0" w:unhideWhenUsed="0"/>
+    <w:lsdException w:name="Table Columns 5" w:semiHidden="0" w:uiPriority="0" w:unhideWhenUsed="0"/>
+    <w:lsdException w:name="Table Grid 1" w:semiHidden="0" w:uiPriority="0" w:unhideWhenUsed="0"/>
+    <w:lsdException w:name="Table Grid 2" w:semiHidden="0" w:uiPriority="0" w:unhideWhenUsed="0"/>
+    <w:lsdException w:name="Table Grid 3" w:semiHidden="0" w:uiPriority="0" w:unhideWhenUsed="0"/>
+    <w:lsdException w:name="Table Grid 4" w:semiHidden="0" w:uiPriority="0" w:unhideWhenUsed="0"/>
+    <w:lsdException w:name="Table Grid 5" w:semiHidden="0" w:uiPriority="0" w:unhideWhenUsed="0"/>
+    <w:lsdException w:name="Table Grid 6" w:semiHidden="0" w:uiPriority="0" w:unhideWhenUsed="0"/>
+    <w:lsdException w:name="Table Grid 7" w:semiHidden="0" w:uiPriority="0" w:unhideWhenUsed="0"/>
+    <w:lsdException w:name="Table Grid 8" w:semiHidden="0" w:uiPriority="0" w:unhideWhenUsed="0"/>
+    <w:lsdException w:name="Table List 1" w:semiHidden="0" w:uiPriority="0" w:unhideWhenUsed="0"/>
+    <w:lsdException w:name="Table List 2" w:semiHidden="0" w:uiPriority="0" w:unhideWhenUsed="0"/>
+    <w:lsdException w:name="Table List 3" w:semiHidden="0" w:uiPriority="0" w:unhideWhenUsed="0"/>
+    <w:lsdException w:name="Table List 4" w:semiHidden="0" w:uiPriority="0" w:unhideWhenUsed="0"/>
+    <w:lsdException w:name="Table List 5" w:semiHidden="0" w:uiPriority="0" w:unhideWhenUsed="0"/>
+    <w:lsdException w:name="Table List 6" w:semiHidden="0" w:uiPriority="0" w:unhideWhenUsed="0"/>
+    <w:lsdException w:name="Table List 7" w:semiHidden="0" w:uiPriority="0" w:unhideWhenUsed="0"/>
+    <w:lsdException w:name="Table List 8" w:semiHidden="0" w:uiPriority="0" w:unhideWhenUsed="0"/>
+    <w:lsdException w:name="Table 3D effects 1" w:semiHidden="0" w:uiPriority="0" w:unhideWhenUsed="0"/>
+    <w:lsdException w:name="Table 3D effects 2" w:semiHidden="0" w:uiPriority="0" w:unhideWhenUsed="0"/>
+    <w:lsdException w:name="Table 3D effects 3" w:semiHidden="0" w:uiPriority="0" w:unhideWhenUsed="0"/>
+    <w:lsdException w:name="Table Contemporary" w:semiHidden="0" w:uiPriority="0" w:unhideWhenUsed="0"/>
+    <w:lsdException w:name="Table Elegant" w:semiHidden="0" w:uiPriority="0" w:unhideWhenUsed="0"/>
+    <w:lsdException w:name="Table Professional" w:semiHidden="0" w:uiPriority="0" w:unhideWhenUsed="0"/>
+    <w:lsdException w:name="Table Subtle 1" w:semiHidden="0" w:uiPriority="0" w:unhideWhenUsed="0"/>
+    <w:lsdException w:name="Table Subtle 2" w:semiHidden="0" w:uiPriority="0" w:unhideWhenUsed="0"/>
+    <w:lsdException w:name="Table Web 1" w:semiHidden="0" w:uiPriority="0" w:unhideWhenUsed="0"/>
+    <w:lsdException w:name="Table Web 2" w:semiHidden="0" w:uiPriority="0" w:unhideWhenUsed="0"/>
+    <w:lsdException w:name="Table Web 3" w:semiHidden="0" w:uiPriority="0" w:unhideWhenUsed="0"/>
+    <w:lsdException w:name="Balloon Text" w:semiHidden="0" w:uiPriority="0" w:unhideWhenUsed="0"/>
+    <w:lsdException w:name="Table Grid" w:semiHidden="0" w:uiPriority="0" w:unhideWhenUsed="0" w:qFormat="1"/>
+    <w:lsdException w:name="Table Theme" w:semiHidden="0" w:uiPriority="0" w:unhideWhenUsed="0"/>
+    <w:lsdException w:name="Light Shading" w:semiHidden="0" w:uiPriority="60" w:unhideWhenUsed="0"/>
+    <w:lsdException w:name="Light List" w:semiHidden="0" w:uiPriority="61" w:unhideWhenUsed="0"/>
+    <w:lsdException w:name="Light Grid" w:semiHidden="0" w:uiPriority="62" w:unhideWhenUsed="0"/>
+    <w:lsdException w:name="Medium Shading 1" w:semiHidden="0" w:uiPriority="63" w:unhideWhenUsed="0"/>
+    <w:lsdException w:name="Medium Shading 2" w:semiHidden="0" w:uiPriority="64" w:unhideWhenUsed="0"/>
+    <w:lsdException w:name="Medium List 1" w:semiHidden="0" w:uiPriority="65" w:unhideWhenUsed="0"/>
+    <w:lsdException w:name="Medium List 2" w:semiHidden="0" w:uiPriority="66" w:unhideWhenUsed="0"/>
+    <w:lsdException w:name="Medium Grid 1" w:semiHidden="0" w:uiPriority="67" w:unhideWhenUsed="0"/>
+    <w:lsdException w:name="Medium Grid 2" w:semiHidden="0" w:uiPriority="68" w:unhideWhenUsed="0"/>
+    <w:lsdException w:name="Medium Grid 3" w:semiHidden="0" w:uiPriority="69" w:unhideWhenUsed="0"/>
+    <w:lsdException w:name="Dark List" w:semiHidden="0" w:uiPriority="70" w:unhideWhenUsed="0"/>
+    <w:lsdException w:name="Colorful Shading" w:semiHidden="0" w:uiPriority="71" w:unhideWhenUsed="0"/>
+    <w:lsdException w:name="Colorful List" w:semiHidden="0" w:uiPriority="72" w:unhideWhenUsed="0"/>
+    <w:lsdException w:name="Colorful Grid" w:semiHidden="0" w:uiPriority="73" w:unhideWhenUsed="0"/>
+    <w:lsdException w:name="Light Shading Accent 1" w:semiHidden="0" w:uiPriority="60" w:unhideWhenUsed="0"/>
+    <w:lsdException w:name="Light List Accent 1" w:semiHidden="0" w:uiPriority="61" w:unhideWhenUsed="0"/>
+    <w:lsdException w:name="Light Grid Accent 1" w:semiHidden="0" w:uiPriority="62" w:unhideWhenUsed="0"/>
+    <w:lsdException w:name="Medium Shading 1 Accent 1" w:semiHidden="0" w:uiPriority="63" w:unhideWhenUsed="0"/>
+    <w:lsdException w:name="Medium Shading 2 Accent 1" w:semiHidden="0" w:uiPriority="64" w:unhideWhenUsed="0"/>
+    <w:lsdException w:name="Medium List 1 Accent 1" w:semiHidden="0" w:uiPriority="65" w:unhideWhenUsed="0"/>
+    <w:lsdException w:name="Medium List 2 Accent 1" w:semiHidden="0" w:uiPriority="66" w:unhideWhenUsed="0"/>
+    <w:lsdException w:name="Medium Grid 1 Accent 1" w:semiHidden="0" w:uiPriority="67" w:unhideWhenUsed="0"/>
+    <w:lsdException w:name="Medium Grid 2 Accent 1" w:semiHidden="0" w:uiPriority="68" w:unhideWhenUsed="0"/>
+    <w:lsdException w:name="Medium Grid 3 Accent 1" w:semiHidden="0" w:uiPriority="69" w:unhideWhenUsed="0"/>
+    <w:lsdException w:name="Dark List Accent 1" w:semiHidden="0" w:uiPriority="70" w:unhideWhenUsed="0"/>
+    <w:lsdException w:name="Colorful Shading Accent 1" w:semiHidden="0" w:uiPriority="71" w:unhideWhenUsed="0"/>
+    <w:lsdException w:name="Colorful List Accent 1" w:semiHidden="0" w:uiPriority="72" w:unhideWhenUsed="0"/>
+    <w:lsdException w:name="Colorful Grid Accent 1" w:semiHidden="0" w:uiPriority="73" w:unhideWhenUsed="0"/>
+    <w:lsdException w:name="Light Shading Accent 2" w:semiHidden="0" w:uiPriority="60" w:unhideWhenUsed="0"/>
+    <w:lsdException w:name="Light List Accent 2" w:semiHidden="0" w:uiPriority="61" w:unhideWhenUsed="0"/>
+    <w:lsdException w:name="Light Grid Accent 2" w:semiHidden="0" w:uiPriority="62" w:unhideWhenUsed="0"/>
+    <w:lsdException w:name="Medium Shading 1 Accent 2" w:semiHidden="0" w:uiPriority="63" w:unhideWhenUsed="0"/>
+    <w:lsdException w:name="Medium Shading 2 Accent 2" w:semiHidden="0" w:uiPriority="64" w:unhideWhenUsed="0"/>
+    <w:lsdException w:name="Medium List 1 Accent 2" w:semiHidden="0" w:uiPriority="65" w:unhideWhenUsed="0"/>
+    <w:lsdException w:name="Medium List 2 Accent 2" w:semiHidden="0" w:uiPriority="66" w:unhideWhenUsed="0"/>
+    <w:lsdException w:name="Medium Grid 1 Accent 2" w:semiHidden="0" w:uiPriority="67" w:unhideWhenUsed="0"/>
+    <w:lsdException w:name="Medium Grid 2 Accent 2" w:semiHidden="0" w:uiPriority="68" w:unhideWhenUsed="0"/>
+    <w:lsdException w:name="Medium Grid 3 Accent 2" w:semiHidden="0" w:uiPriority="69" w:unhideWhenUsed="0"/>
+    <w:lsdException w:name="Dark List Accent 2" w:semiHidden="0" w:uiPriority="70" w:unhideWhenUsed="0"/>
+    <w:lsdException w:name="Colorful Shading Accent 2" w:semiHidden="0" w:uiPriority="71" w:unhideWhenUsed="0"/>
+    <w:lsdException w:name="Colorful List Accent 2" w:semiHidden="0" w:uiPriority="72" w:unhideWhenUsed="0"/>
+    <w:lsdException w:name="Colorful Grid Accent 2" w:semiHidden="0" w:uiPriority="73" w:unhideWhenUsed="0"/>
+    <w:lsdException w:name="Light Shading Accent 3" w:semiHidden="0" w:uiPriority="60" w:unhideWhenUsed="0"/>
+    <w:lsdException w:name="Light List Accent 3" w:semiHidden="0" w:uiPriority="61" w:unhideWhenUsed="0"/>
+    <w:lsdException w:name="Light Grid Accent 3" w:semiHidden="0" w:uiPriority="62" w:unhideWhenUsed="0"/>
+    <w:lsdException w:name="Medium Shading 1 Accent 3" w:semiHidden="0" w:uiPriority="63" w:unhideWhenUsed="0"/>
+    <w:lsdException w:name="Medium Shading 2 Accent 3" w:semiHidden="0" w:uiPriority="64" w:unhideWhenUsed="0"/>
+    <w:lsdException w:name="Medium List 1 Accent 3" w:semiHidden="0" w:uiPriority="65" w:unhideWhenUsed="0"/>
+    <w:lsdException w:name="Medium List 2 Accent 3" w:semiHidden="0" w:uiPriority="66" w:unhideWhenUsed="0"/>
+    <w:lsdException w:name="Medium Grid 1 Accent 3" w:semiHidden="0" w:uiPriority="67" w:unhideWhenUsed="0"/>
+    <w:lsdException w:name="Medium Grid 2 Accent 3" w:semiHidden="0" w:uiPriority="68" w:unhideWhenUsed="0"/>
+    <w:lsdException w:name="Medium Grid 3 Accent 3" w:semiHidden="0" w:uiPriority="69" w:unhideWhenUsed="0"/>
+    <w:lsdException w:name="Dark List Accent 3" w:semiHidden="0" w:uiPriority="70" w:unhideWhenUsed="0"/>
+    <w:lsdException w:name="Colorful Shading Accent 3" w:semiHidden="0" w:uiPriority="71" w:unhideWhenUsed="0"/>
+    <w:lsdException w:name="Colorful List Accent 3" w:semiHidden="0" w:uiPriority="72" w:unhideWhenUsed="0"/>
+    <w:lsdException w:name="Colorful Grid Accent 3" w:semiHidden="0" w:uiPriority="73" w:unhideWhenUsed="0"/>
+    <w:lsdException w:name="Light Shading Accent 4" w:semiHidden="0" w:uiPriority="60" w:unhideWhenUsed="0"/>
+    <w:lsdException w:name="Light List Accent 4" w:semiHidden="0" w:uiPriority="61" w:unhideWhenUsed="0"/>
+    <w:lsdException w:name="Light Grid Accent 4" w:semiHidden="0" w:uiPriority="62" w:unhideWhenUsed="0"/>
+    <w:lsdException w:name="Medium Shading 1 Accent 4" w:semiHidden="0" w:uiPriority="63" w:unhideWhenUsed="0"/>
+    <w:lsdException w:name="Medium Shading 2 Accent 4" w:semiHidden="0" w:uiPriority="64" w:unhideWhenUsed="0"/>
+    <w:lsdException w:name="Medium List 1 Accent 4" w:semiHidden="0" w:uiPriority="65" w:unhideWhenUsed="0"/>
+    <w:lsdException w:name="Medium List 2 Accent 4" w:semiHidden="0" w:uiPriority="66" w:unhideWhenUsed="0"/>
+    <w:lsdException w:name="Medium Grid 1 Accent 4" w:semiHidden="0" w:uiPriority="67" w:unhideWhenUsed="0"/>
+    <w:lsdException w:name="Medium Grid 2 Accent 4" w:semiHidden="0" w:uiPriority="68" w:unhideWhenUsed="0"/>
+    <w:lsdException w:name="Medium Grid 3 Accent 4" w:semiHidden="0" w:uiPriority="69" w:unhideWhenUsed="0"/>
+    <w:lsdException w:name="Dark List Accent 4" w:semiHidden="0" w:uiPriority="70" w:unhideWhenUsed="0"/>
+    <w:lsdException w:name="Colorful Shading Accent 4" w:semiHidden="0" w:uiPriority="71" w:unhideWhenUsed="0"/>
+    <w:lsdException w:name="Colorful List Accent 4" w:semiHidden="0" w:uiPriority="72" w:unhideWhenUsed="0"/>
+    <w:lsdException w:name="Colorful Grid Accent 4" w:semiHidden="0" w:uiPriority="73" w:unhideWhenUsed="0"/>
+    <w:lsdException w:name="Light Shading Accent 5" w:semiHidden="0" w:uiPriority="60" w:unhideWhenUsed="0"/>
+    <w:lsdException w:name="Light List Accent 5" w:semiHidden="0" w:uiPriority="61" w:unhideWhenUsed="0"/>
+    <w:lsdException w:name="Light Grid Accent 5" w:semiHidden="0" w:uiPriority="62" w:unhideWhenUsed="0"/>
+    <w:lsdException w:name="Medium Shading 1 Accent 5" w:semiHidden="0" w:uiPriority="63" w:unhideWhenUsed="0"/>
+    <w:lsdException w:name="Medium Shading 2 Accent 5" w:semiHidden="0" w:uiPriority="64" w:unhideWhenUsed="0"/>
+    <w:lsdException w:name="Medium List 1 Accent 5" w:semiHidden="0" w:uiPriority="65" w:unhideWhenUsed="0"/>
+    <w:lsdException w:name="Medium List 2 Accent 5" w:semiHidden="0" w:uiPriority="66" w:unhideWhenUsed="0"/>
+    <w:lsdException w:name="Medium Grid 1 Accent 5" w:semiHidden="0" w:uiPriority="67" w:unhideWhenUsed="0"/>
+    <w:lsdException w:name="Medium Grid 2 Accent 5" w:semiHidden="0" w:uiPriority="68" w:unhideWhenUsed="0"/>
+    <w:lsdException w:name="Medium Grid 3 Accent 5" w:semiHidden="0" w:uiPriority="69" w:unhideWhenUsed="0"/>
+    <w:lsdException w:name="Dark List Accent 5" w:semiHidden="0" w:uiPriority="70" w:unhideWhenUsed="0"/>
+    <w:lsdException w:name="Colorful Shading Accent 5" w:semiHidden="0" w:uiPriority="71" w:unhideWhenUsed="0"/>
+    <w:lsdException w:name="Colorful List Accent 5" w:semiHidden="0" w:uiPriority="72" w:unhideWhenUsed="0"/>
+    <w:lsdException w:name="Colorful Grid Accent 5" w:semiHidden="0" w:uiPriority="73" w:unhideWhenUsed="0"/>
+    <w:lsdException w:name="Light Shading Accent 6" w:semiHidden="0" w:uiPriority="60" w:unhideWhenUsed="0"/>
+    <w:lsdException w:name="Light List Accent 6" w:semiHidden="0" w:uiPriority="61" w:unhideWhenUsed="0"/>
+    <w:lsdException w:name="Light Grid Accent 6" w:semiHidden="0" w:uiPriority="62" w:unhideWhenUsed="0"/>
+    <w:lsdException w:name="Medium Shading 1 Accent 6" w:semiHidden="0" w:uiPriority="63" w:unhideWhenUsed="0"/>
+    <w:lsdException w:name="Medium Shading 2 Accent 6" w:semiHidden="0" w:uiPriority="64" w:unhideWhenUsed="0"/>
+    <w:lsdException w:name="Medium List 1 Accent 6" w:semiHidden="0" w:uiPriority="65" w:unhideWhenUsed="0"/>
+    <w:lsdException w:name="Medium List 2 Accent 6" w:semiHidden="0" w:uiPriority="66" w:unhideWhenUsed="0"/>
+    <w:lsdException w:name="Medium Grid 1 Accent 6" w:semiHidden="0" w:uiPriority="67" w:unhideWhenUsed="0"/>
+    <w:lsdException w:name="Medium Grid 2 Accent 6" w:semiHidden="0" w:uiPriority="68" w:unhideWhenUsed="0"/>
+    <w:lsdException w:name="Medium Grid 3 Accent 6" w:semiHidden="0" w:uiPriority="69" w:unhideWhenUsed="0"/>
+    <w:lsdException w:name="Dark List Accent 6" w:semiHidden="0" w:uiPriority="70" w:unhideWhenUsed="0"/>
+    <w:lsdException w:name="Colorful Shading Accent 6" w:semiHidden="0" w:uiPriority="71" w:unhideWhenUsed="0"/>
+    <w:lsdException w:name="Colorful List Accent 6" w:semiHidden="0" w:uiPriority="72" w:unhideWhenUsed="0"/>
+    <w:lsdException w:name="Colorful Grid Accent 6" w:semiHidden="0" w:uiPriority="73" w:unhideWhenUsed="0"/>
   </w:latentStyles>
-  <w:style w:type="paragraph" w:default="1" w:styleId="1">
+  <w:style w:type="paragraph" w:default="1" w:styleId="Normal">
     <w:name w:val="Normal"/>
     <w:qFormat/>
-    <w:uiPriority w:val="0"/>
     <w:pPr>
       <w:kinsoku w:val="0"/>
       <w:autoSpaceDE w:val="0"/>
@@ -4073,7 +3952,7 @@
       <w:textAlignment w:val="baseline"/>
     </w:pPr>
     <w:rPr>
-      <w:rFonts w:ascii="Arial" w:hAnsi="Arial" w:eastAsia="宋体" w:cs="Arial"/>
+      <w:rFonts w:ascii="Arial" w:eastAsia="宋体" w:hAnsi="Arial" w:cs="Arial"/>
       <w:snapToGrid w:val="0"/>
       <w:color w:val="000000"/>
       <w:kern w:val="0"/>
@@ -4082,12 +3961,11 @@
       <w:lang w:val="en-US" w:eastAsia="en-US" w:bidi="ar-SA"/>
     </w:rPr>
   </w:style>
-  <w:style w:type="paragraph" w:styleId="2">
+  <w:style w:type="paragraph" w:styleId="Heading1">
     <w:name w:val="heading 1"/>
-    <w:basedOn w:val="1"/>
-    <w:next w:val="1"/>
+    <w:basedOn w:val="Normal"/>
+    <w:next w:val="Normal"/>
     <w:qFormat/>
-    <w:uiPriority w:val="0"/>
     <w:pPr>
       <w:keepNext/>
       <w:keepLines/>
@@ -4105,13 +3983,12 @@
       <w:sz w:val="44"/>
     </w:rPr>
   </w:style>
-  <w:style w:type="paragraph" w:styleId="3">
+  <w:style w:type="paragraph" w:styleId="Heading2">
     <w:name w:val="heading 2"/>
-    <w:basedOn w:val="1"/>
-    <w:next w:val="1"/>
+    <w:basedOn w:val="Normal"/>
+    <w:next w:val="Normal"/>
     <w:unhideWhenUsed/>
     <w:qFormat/>
-    <w:uiPriority w:val="0"/>
     <w:pPr>
       <w:keepNext/>
       <w:keepLines/>
@@ -4124,19 +4001,18 @@
       <w:outlineLvl w:val="1"/>
     </w:pPr>
     <w:rPr>
-      <w:rFonts w:ascii="Arial" w:hAnsi="Arial" w:eastAsia="黑体"/>
+      <w:rFonts w:ascii="Arial" w:eastAsia="黑体" w:hAnsi="Arial"/>
       <w:b/>
       <w:sz w:val="32"/>
     </w:rPr>
   </w:style>
-  <w:style w:type="paragraph" w:styleId="4">
+  <w:style w:type="paragraph" w:styleId="Heading3">
     <w:name w:val="heading 3"/>
-    <w:basedOn w:val="1"/>
-    <w:next w:val="1"/>
+    <w:basedOn w:val="Normal"/>
+    <w:next w:val="Normal"/>
     <w:semiHidden/>
     <w:unhideWhenUsed/>
     <w:qFormat/>
-    <w:uiPriority w:val="0"/>
     <w:pPr>
       <w:keepNext/>
       <w:keepLines/>
@@ -4153,13 +4029,12 @@
       <w:sz w:val="32"/>
     </w:rPr>
   </w:style>
-  <w:style w:type="paragraph" w:styleId="5">
+  <w:style w:type="paragraph" w:styleId="Heading4">
     <w:name w:val="heading 4"/>
-    <w:basedOn w:val="1"/>
-    <w:next w:val="1"/>
+    <w:basedOn w:val="Normal"/>
+    <w:next w:val="Normal"/>
     <w:unhideWhenUsed/>
     <w:qFormat/>
-    <w:uiPriority w:val="0"/>
     <w:pPr>
       <w:keepNext/>
       <w:keepLines/>
@@ -4172,19 +4047,18 @@
       <w:outlineLvl w:val="3"/>
     </w:pPr>
     <w:rPr>
-      <w:rFonts w:ascii="Arial" w:hAnsi="Arial" w:eastAsia="黑体"/>
+      <w:rFonts w:ascii="Arial" w:eastAsia="黑体" w:hAnsi="Arial"/>
       <w:b/>
       <w:sz w:val="28"/>
     </w:rPr>
   </w:style>
-  <w:style w:type="paragraph" w:styleId="6">
+  <w:style w:type="paragraph" w:styleId="Heading5">
     <w:name w:val="heading 5"/>
-    <w:basedOn w:val="1"/>
-    <w:next w:val="1"/>
+    <w:basedOn w:val="Normal"/>
+    <w:next w:val="Normal"/>
     <w:semiHidden/>
     <w:unhideWhenUsed/>
     <w:qFormat/>
-    <w:uiPriority w:val="0"/>
     <w:pPr>
       <w:keepNext/>
       <w:keepLines/>
@@ -4201,14 +4075,13 @@
       <w:sz w:val="28"/>
     </w:rPr>
   </w:style>
-  <w:style w:type="paragraph" w:styleId="7">
+  <w:style w:type="paragraph" w:styleId="Heading6">
     <w:name w:val="heading 6"/>
-    <w:basedOn w:val="1"/>
-    <w:next w:val="1"/>
+    <w:basedOn w:val="Normal"/>
+    <w:next w:val="Normal"/>
     <w:semiHidden/>
     <w:unhideWhenUsed/>
     <w:qFormat/>
-    <w:uiPriority w:val="0"/>
     <w:pPr>
       <w:keepNext/>
       <w:keepLines/>
@@ -4221,19 +4094,18 @@
       <w:outlineLvl w:val="5"/>
     </w:pPr>
     <w:rPr>
-      <w:rFonts w:ascii="Arial" w:hAnsi="Arial" w:eastAsia="黑体"/>
+      <w:rFonts w:ascii="Arial" w:eastAsia="黑体" w:hAnsi="Arial"/>
       <w:b/>
       <w:sz w:val="24"/>
     </w:rPr>
   </w:style>
-  <w:style w:type="paragraph" w:styleId="8">
+  <w:style w:type="paragraph" w:styleId="Heading7">
     <w:name w:val="heading 7"/>
-    <w:basedOn w:val="1"/>
-    <w:next w:val="1"/>
+    <w:basedOn w:val="Normal"/>
+    <w:next w:val="Normal"/>
     <w:semiHidden/>
     <w:unhideWhenUsed/>
     <w:qFormat/>
-    <w:uiPriority w:val="0"/>
     <w:pPr>
       <w:keepNext/>
       <w:keepLines/>
@@ -4250,14 +4122,13 @@
       <w:sz w:val="24"/>
     </w:rPr>
   </w:style>
-  <w:style w:type="paragraph" w:styleId="9">
+  <w:style w:type="paragraph" w:styleId="Heading8">
     <w:name w:val="heading 8"/>
-    <w:basedOn w:val="1"/>
-    <w:next w:val="1"/>
+    <w:basedOn w:val="Normal"/>
+    <w:next w:val="Normal"/>
     <w:semiHidden/>
     <w:unhideWhenUsed/>
     <w:qFormat/>
-    <w:uiPriority w:val="0"/>
     <w:pPr>
       <w:keepNext/>
       <w:keepLines/>
@@ -4270,18 +4141,17 @@
       <w:outlineLvl w:val="7"/>
     </w:pPr>
     <w:rPr>
-      <w:rFonts w:ascii="Arial" w:hAnsi="Arial" w:eastAsia="黑体"/>
+      <w:rFonts w:ascii="Arial" w:eastAsia="黑体" w:hAnsi="Arial"/>
       <w:sz w:val="24"/>
     </w:rPr>
   </w:style>
-  <w:style w:type="paragraph" w:styleId="10">
+  <w:style w:type="paragraph" w:styleId="Heading9">
     <w:name w:val="heading 9"/>
-    <w:basedOn w:val="1"/>
-    <w:next w:val="1"/>
+    <w:basedOn w:val="Normal"/>
+    <w:next w:val="Normal"/>
     <w:semiHidden/>
     <w:unhideWhenUsed/>
     <w:qFormat/>
-    <w:uiPriority w:val="0"/>
     <w:pPr>
       <w:keepNext/>
       <w:keepLines/>
@@ -4294,21 +4164,19 @@
       <w:outlineLvl w:val="8"/>
     </w:pPr>
     <w:rPr>
-      <w:rFonts w:ascii="Arial" w:hAnsi="Arial" w:eastAsia="黑体"/>
+      <w:rFonts w:ascii="Arial" w:eastAsia="黑体" w:hAnsi="Arial"/>
       <w:sz w:val="21"/>
     </w:rPr>
   </w:style>
-  <w:style w:type="character" w:default="1" w:styleId="22">
+  <w:style w:type="character" w:default="1" w:styleId="DefaultParagraphFont">
     <w:name w:val="Default Paragraph Font"/>
     <w:semiHidden/>
     <w:qFormat/>
-    <w:uiPriority w:val="0"/>
   </w:style>
-  <w:style w:type="table" w:default="1" w:styleId="20">
+  <w:style w:type="table" w:default="1" w:styleId="TableNormal">
     <w:name w:val="Normal Table"/>
     <w:semiHidden/>
     <w:qFormat/>
-    <w:uiPriority w:val="0"/>
     <w:tblPr>
       <w:tblCellMar>
         <w:top w:w="0" w:type="dxa"/>
@@ -4318,43 +4186,39 @@
       </w:tblCellMar>
     </w:tblPr>
   </w:style>
-  <w:style w:type="paragraph" w:styleId="11">
+  <w:style w:type="paragraph" w:styleId="CommentText">
     <w:name w:val="annotation text"/>
-    <w:basedOn w:val="1"/>
+    <w:basedOn w:val="Normal"/>
     <w:qFormat/>
-    <w:uiPriority w:val="0"/>
     <w:pPr>
       <w:jc w:val="left"/>
     </w:pPr>
   </w:style>
-  <w:style w:type="paragraph" w:styleId="12">
+  <w:style w:type="paragraph" w:styleId="BodyText">
     <w:name w:val="Body Text"/>
-    <w:basedOn w:val="1"/>
+    <w:basedOn w:val="Normal"/>
     <w:semiHidden/>
     <w:qFormat/>
-    <w:uiPriority w:val="0"/>
     <w:rPr>
-      <w:rFonts w:ascii="Arial" w:hAnsi="Arial" w:eastAsia="Arial" w:cs="Arial"/>
+      <w:rFonts w:ascii="Arial" w:eastAsia="Arial" w:hAnsi="Arial" w:cs="Arial"/>
       <w:sz w:val="21"/>
       <w:szCs w:val="21"/>
       <w:lang w:val="en-US" w:eastAsia="en-US" w:bidi="ar-SA"/>
     </w:rPr>
   </w:style>
-  <w:style w:type="paragraph" w:styleId="13">
+  <w:style w:type="paragraph" w:styleId="TOC3">
     <w:name w:val="toc 3"/>
-    <w:basedOn w:val="1"/>
-    <w:next w:val="1"/>
+    <w:basedOn w:val="Normal"/>
+    <w:next w:val="Normal"/>
     <w:qFormat/>
-    <w:uiPriority w:val="0"/>
     <w:pPr>
       <w:ind w:left="840" w:leftChars="400"/>
     </w:pPr>
   </w:style>
-  <w:style w:type="paragraph" w:styleId="14">
+  <w:style w:type="paragraph" w:styleId="Footer">
     <w:name w:val="footer"/>
-    <w:basedOn w:val="1"/>
+    <w:basedOn w:val="Normal"/>
     <w:qFormat/>
-    <w:uiPriority w:val="0"/>
     <w:pPr>
       <w:tabs>
         <w:tab w:val="center" w:pos="4153"/>
@@ -4367,17 +4231,16 @@
       <w:sz w:val="18"/>
     </w:rPr>
   </w:style>
-  <w:style w:type="paragraph" w:styleId="15">
+  <w:style w:type="paragraph" w:styleId="Header">
     <w:name w:val="header"/>
-    <w:basedOn w:val="1"/>
+    <w:basedOn w:val="Normal"/>
     <w:qFormat/>
-    <w:uiPriority w:val="0"/>
     <w:pPr>
       <w:pBdr>
-        <w:top w:val="none" w:color="auto" w:sz="0" w:space="0"/>
-        <w:left w:val="none" w:color="auto" w:sz="0" w:space="0"/>
-        <w:bottom w:val="none" w:color="auto" w:sz="0" w:space="0"/>
-        <w:right w:val="none" w:color="auto" w:sz="0" w:space="0"/>
+        <w:top w:val="nil"/>
+        <w:left w:val="nil"/>
+        <w:bottom w:val="nil"/>
+        <w:right w:val="nil"/>
       </w:pBdr>
       <w:tabs>
         <w:tab w:val="center" w:pos="4153"/>
@@ -4392,41 +4255,37 @@
       <w:sz w:val="18"/>
     </w:rPr>
   </w:style>
-  <w:style w:type="paragraph" w:styleId="16">
+  <w:style w:type="paragraph" w:styleId="TOC1">
     <w:name w:val="toc 1"/>
-    <w:basedOn w:val="1"/>
-    <w:next w:val="1"/>
+    <w:basedOn w:val="Normal"/>
+    <w:next w:val="Normal"/>
     <w:qFormat/>
-    <w:uiPriority w:val="0"/>
     <w:rPr>
-      <w:rFonts w:ascii="Arial" w:hAnsi="Arial" w:eastAsia="Microsoft JhengHei"/>
+      <w:rFonts w:ascii="Arial" w:eastAsia="Microsoft JhengHei" w:hAnsi="Arial"/>
       <w:sz w:val="24"/>
     </w:rPr>
   </w:style>
-  <w:style w:type="paragraph" w:styleId="17">
+  <w:style w:type="paragraph" w:styleId="TOC2">
     <w:name w:val="toc 2"/>
-    <w:basedOn w:val="1"/>
-    <w:next w:val="1"/>
+    <w:basedOn w:val="Normal"/>
+    <w:next w:val="Normal"/>
     <w:qFormat/>
-    <w:uiPriority w:val="0"/>
     <w:pPr>
       <w:ind w:left="420" w:leftChars="200"/>
     </w:pPr>
   </w:style>
-  <w:style w:type="paragraph" w:styleId="18">
+  <w:style w:type="paragraph" w:styleId="NormalWeb">
     <w:name w:val="Normal (Web)"/>
-    <w:basedOn w:val="1"/>
+    <w:basedOn w:val="Normal"/>
     <w:qFormat/>
-    <w:uiPriority w:val="0"/>
     <w:rPr>
       <w:sz w:val="24"/>
     </w:rPr>
   </w:style>
-  <w:style w:type="paragraph" w:styleId="19">
+  <w:style w:type="paragraph" w:styleId="Title">
     <w:name w:val="Title"/>
-    <w:basedOn w:val="1"/>
+    <w:basedOn w:val="Normal"/>
     <w:qFormat/>
-    <w:uiPriority w:val="0"/>
     <w:pPr>
       <w:spacing w:before="240" w:beforeLines="0" w:beforeAutospacing="0" w:after="60" w:afterLines="0" w:afterAutospacing="0"/>
       <w:jc w:val="center"/>
@@ -4438,73 +4297,68 @@
       <w:sz w:val="32"/>
     </w:rPr>
   </w:style>
-  <w:style w:type="table" w:styleId="21">
+  <w:style w:type="table" w:styleId="TableGrid">
     <w:name w:val="Table Grid"/>
-    <w:basedOn w:val="20"/>
+    <w:basedOn w:val="TableNormal"/>
     <w:qFormat/>
-    <w:uiPriority w:val="0"/>
     <w:pPr>
       <w:widowControl w:val="0"/>
       <w:jc w:val="both"/>
     </w:pPr>
     <w:tblPr>
       <w:tblBorders>
-        <w:top w:val="single" w:color="auto" w:sz="4" w:space="0"/>
-        <w:left w:val="single" w:color="auto" w:sz="4" w:space="0"/>
-        <w:bottom w:val="single" w:color="auto" w:sz="4" w:space="0"/>
-        <w:right w:val="single" w:color="auto" w:sz="4" w:space="0"/>
-        <w:insideH w:val="single" w:color="auto" w:sz="4" w:space="0"/>
-        <w:insideV w:val="single" w:color="auto" w:sz="4" w:space="0"/>
+        <w:top w:val="single" w:sz="4" w:space="0" w:color="auto"/>
+        <w:left w:val="single" w:sz="4" w:space="0" w:color="auto"/>
+        <w:bottom w:val="single" w:sz="4" w:space="0" w:color="auto"/>
+        <w:right w:val="single" w:sz="4" w:space="0" w:color="auto"/>
+        <w:insideH w:val="single" w:sz="4" w:space="0" w:color="auto"/>
+        <w:insideV w:val="single" w:sz="4" w:space="0" w:color="auto"/>
       </w:tblBorders>
     </w:tblPr>
   </w:style>
-  <w:style w:type="character" w:styleId="23">
+  <w:style w:type="character" w:styleId="Strong">
     <w:name w:val="Strong"/>
-    <w:basedOn w:val="22"/>
+    <w:basedOn w:val="DefaultParagraphFont"/>
     <w:qFormat/>
-    <w:uiPriority w:val="0"/>
     <w:rPr>
       <w:b/>
     </w:rPr>
   </w:style>
-  <w:style w:type="paragraph" w:customStyle="1" w:styleId="24">
+  <w:style w:type="paragraph" w:customStyle="1" w:styleId="a">
     <w:name w:val="柴_公司名"/>
-    <w:basedOn w:val="19"/>
+    <w:basedOn w:val="Title"/>
     <w:qFormat/>
-    <w:uiPriority w:val="0"/>
     <w:pPr>
       <w:spacing w:after="600" w:afterLines="600"/>
     </w:pPr>
     <w:rPr>
-      <w:rFonts w:hint="eastAsia" w:ascii="宋体" w:hAnsi="宋体" w:eastAsia="宋体" w:cs="宋体"/>
+      <w:rFonts w:ascii="宋体" w:eastAsia="宋体" w:hAnsi="宋体" w:cs="宋体" w:hint="eastAsia"/>
       <w:bCs/>
       <w:spacing w:val="-6"/>
       <w:sz w:val="52"/>
       <w:szCs w:val="52"/>
     </w:rPr>
   </w:style>
-  <w:style w:type="paragraph" w:customStyle="1" w:styleId="25">
+  <w:style w:type="paragraph" w:customStyle="1" w:styleId="a0">
     <w:name w:val="柴_文档名"/>
-    <w:basedOn w:val="19"/>
+    <w:basedOn w:val="Title"/>
     <w:qFormat/>
-    <w:uiPriority w:val="0"/>
     <w:pPr>
       <w:spacing w:after="900" w:afterLines="900"/>
     </w:pPr>
     <w:rPr>
-      <w:rFonts w:ascii="黑体" w:hAnsi="黑体" w:eastAsia="黑体" w:cs="黑体"/>
+      <w:rFonts w:ascii="黑体" w:eastAsia="黑体" w:hAnsi="黑体" w:cs="黑体"/>
       <w:bCs/>
       <w:spacing w:val="-7"/>
       <w:sz w:val="52"/>
       <w:szCs w:val="52"/>
     </w:rPr>
   </w:style>
-  <w:style w:type="table" w:customStyle="1" w:styleId="26">
+  <w:style w:type="table" w:customStyle="1" w:styleId="TableNormal0">
     <w:name w:val="Table Normal_0"/>
     <w:semiHidden/>
     <w:unhideWhenUsed/>
     <w:qFormat/>
-    <w:uiPriority w:val="0"/>
     <w:tblPr>
       <w:tblCellMar>
         <w:top w:w="0" w:type="dxa"/>
@@ -4514,87 +4368,81 @@
       </w:tblCellMar>
     </w:tblPr>
   </w:style>
-  <w:style w:type="paragraph" w:customStyle="1" w:styleId="27">
+  <w:style w:type="paragraph" w:customStyle="1" w:styleId="TableText">
     <w:name w:val="Table Text"/>
-    <w:basedOn w:val="1"/>
+    <w:basedOn w:val="Normal"/>
     <w:semiHidden/>
     <w:qFormat/>
-    <w:uiPriority w:val="0"/>
     <w:rPr>
-      <w:rFonts w:ascii="宋体" w:hAnsi="宋体" w:eastAsia="宋体" w:cs="宋体"/>
+      <w:rFonts w:ascii="宋体" w:eastAsia="宋体" w:hAnsi="宋体" w:cs="宋体"/>
       <w:sz w:val="21"/>
       <w:szCs w:val="21"/>
       <w:lang w:val="en-US" w:eastAsia="en-US" w:bidi="ar-SA"/>
     </w:rPr>
   </w:style>
-  <w:style w:type="paragraph" w:customStyle="1" w:styleId="28">
+  <w:style w:type="paragraph" w:customStyle="1" w:styleId="1">
     <w:name w:val="柴_标题1"/>
-    <w:basedOn w:val="2"/>
-    <w:next w:val="29"/>
-    <w:link w:val="38"/>
+    <w:basedOn w:val="Heading1"/>
+    <w:next w:val="a1"/>
+    <w:link w:val="1Char"/>
     <w:qFormat/>
-    <w:uiPriority w:val="0"/>
     <w:pPr>
       <w:spacing w:before="100" w:after="90" w:line="360" w:lineRule="auto"/>
     </w:pPr>
     <w:rPr>
-      <w:rFonts w:ascii="Arial" w:hAnsi="Arial" w:eastAsia="宋体"/>
+      <w:rFonts w:ascii="Arial" w:eastAsia="宋体" w:hAnsi="Arial"/>
       <w:sz w:val="32"/>
     </w:rPr>
   </w:style>
-  <w:style w:type="paragraph" w:customStyle="1" w:styleId="29">
+  <w:style w:type="paragraph" w:customStyle="1" w:styleId="a1">
     <w:name w:val="柴_正文"/>
-    <w:basedOn w:val="12"/>
-    <w:link w:val="42"/>
+    <w:basedOn w:val="BodyText"/>
+    <w:link w:val="Char"/>
     <w:qFormat/>
-    <w:uiPriority w:val="0"/>
     <w:pPr>
       <w:spacing w:line="360" w:lineRule="auto"/>
       <w:ind w:firstLine="470" w:firstLineChars="200"/>
     </w:pPr>
     <w:rPr>
-      <w:rFonts w:ascii="Arial" w:hAnsi="Arial" w:eastAsia="宋体"/>
+      <w:rFonts w:ascii="Arial" w:eastAsia="宋体" w:hAnsi="Arial"/>
       <w:sz w:val="24"/>
       <w:lang w:eastAsia="zh-CN"/>
     </w:rPr>
   </w:style>
-  <w:style w:type="paragraph" w:customStyle="1" w:styleId="30">
+  <w:style w:type="paragraph" w:customStyle="1" w:styleId="2">
     <w:name w:val="柴_标题2"/>
-    <w:basedOn w:val="3"/>
-    <w:next w:val="29"/>
+    <w:basedOn w:val="Heading2"/>
+    <w:next w:val="a1"/>
     <w:qFormat/>
-    <w:uiPriority w:val="0"/>
     <w:pPr>
       <w:spacing w:line="360" w:lineRule="auto"/>
     </w:pPr>
     <w:rPr>
-      <w:rFonts w:ascii="Arial" w:hAnsi="Arial" w:eastAsia="宋体"/>
+      <w:rFonts w:ascii="Arial" w:eastAsia="宋体" w:hAnsi="Arial"/>
       <w:sz w:val="28"/>
     </w:rPr>
   </w:style>
-  <w:style w:type="paragraph" w:customStyle="1" w:styleId="31">
+  <w:style w:type="paragraph" w:customStyle="1" w:styleId="3">
     <w:name w:val="柴_标题3"/>
-    <w:basedOn w:val="4"/>
-    <w:next w:val="29"/>
+    <w:basedOn w:val="Heading3"/>
+    <w:next w:val="a1"/>
     <w:qFormat/>
-    <w:uiPriority w:val="0"/>
     <w:pPr>
       <w:spacing w:line="360" w:lineRule="auto"/>
       <w:ind w:left="0" w:firstLine="472" w:firstLineChars="200"/>
     </w:pPr>
     <w:rPr>
-      <w:rFonts w:ascii="宋体" w:hAnsi="宋体" w:eastAsia="宋体" w:cs="宋体"/>
+      <w:rFonts w:ascii="宋体" w:eastAsia="宋体" w:hAnsi="宋体" w:cs="宋体"/>
       <w:spacing w:val="-2"/>
       <w:sz w:val="24"/>
       <w:szCs w:val="24"/>
     </w:rPr>
   </w:style>
-  <w:style w:type="paragraph" w:customStyle="1" w:styleId="32">
+  <w:style w:type="paragraph" w:customStyle="1" w:styleId="a2">
     <w:name w:val="柴_目录"/>
-    <w:basedOn w:val="1"/>
-    <w:next w:val="12"/>
+    <w:basedOn w:val="Normal"/>
+    <w:next w:val="BodyText"/>
     <w:qFormat/>
-    <w:uiPriority w:val="0"/>
     <w:pPr>
       <w:tabs>
         <w:tab w:val="right" w:leader="dot" w:pos="8442"/>
@@ -4602,64 +4450,59 @@
       <w:ind w:left="0" w:leftChars="0"/>
     </w:pPr>
     <w:rPr>
-      <w:rFonts w:ascii="Arial" w:hAnsi="Arial" w:eastAsia="Microsoft JhengHei"/>
+      <w:rFonts w:ascii="Arial" w:eastAsia="Microsoft JhengHei" w:hAnsi="Arial"/>
       <w:sz w:val="24"/>
     </w:rPr>
   </w:style>
-  <w:style w:type="paragraph" w:customStyle="1" w:styleId="33">
+  <w:style w:type="paragraph" w:customStyle="1" w:styleId="WPSOffice1">
     <w:name w:val="WPSOffice手动目录 1"/>
     <w:qFormat/>
-    <w:uiPriority w:val="0"/>
     <w:pPr>
       <w:ind w:leftChars="0"/>
     </w:pPr>
     <w:rPr>
-      <w:rFonts w:ascii="Times New Roman" w:hAnsi="Times New Roman" w:eastAsia="宋体" w:cs="Times New Roman"/>
+      <w:rFonts w:ascii="Times New Roman" w:eastAsia="宋体" w:hAnsi="Times New Roman" w:cs="Times New Roman"/>
       <w:sz w:val="20"/>
       <w:szCs w:val="20"/>
     </w:rPr>
   </w:style>
-  <w:style w:type="paragraph" w:customStyle="1" w:styleId="34">
+  <w:style w:type="paragraph" w:customStyle="1" w:styleId="WPSOffice2">
     <w:name w:val="WPSOffice手动目录 2"/>
     <w:qFormat/>
-    <w:uiPriority w:val="0"/>
     <w:pPr>
       <w:ind w:leftChars="200"/>
     </w:pPr>
     <w:rPr>
-      <w:rFonts w:ascii="Times New Roman" w:hAnsi="Times New Roman" w:eastAsia="宋体" w:cs="Times New Roman"/>
+      <w:rFonts w:ascii="Times New Roman" w:eastAsia="宋体" w:hAnsi="Times New Roman" w:cs="Times New Roman"/>
       <w:sz w:val="20"/>
       <w:szCs w:val="20"/>
     </w:rPr>
   </w:style>
-  <w:style w:type="paragraph" w:customStyle="1" w:styleId="35">
+  <w:style w:type="paragraph" w:customStyle="1" w:styleId="WPSOffice3">
     <w:name w:val="WPSOffice手动目录 3"/>
     <w:qFormat/>
-    <w:uiPriority w:val="0"/>
     <w:pPr>
       <w:ind w:leftChars="400"/>
     </w:pPr>
     <w:rPr>
-      <w:rFonts w:ascii="Times New Roman" w:hAnsi="Times New Roman" w:eastAsia="宋体" w:cs="Times New Roman"/>
+      <w:rFonts w:ascii="Times New Roman" w:eastAsia="宋体" w:hAnsi="Times New Roman" w:cs="Times New Roman"/>
       <w:sz w:val="20"/>
       <w:szCs w:val="20"/>
     </w:rPr>
   </w:style>
-  <w:style w:type="paragraph" w:customStyle="1" w:styleId="36">
+  <w:style w:type="paragraph" w:customStyle="1" w:styleId="Compact">
     <w:name w:val="Compact"/>
-    <w:basedOn w:val="12"/>
+    <w:basedOn w:val="BodyText"/>
     <w:qFormat/>
-    <w:uiPriority w:val="0"/>
     <w:pPr>
       <w:spacing w:before="36" w:after="36"/>
     </w:pPr>
   </w:style>
-  <w:style w:type="table" w:customStyle="1" w:styleId="37">
+  <w:style w:type="table" w:customStyle="1" w:styleId="Table">
     <w:name w:val="Table"/>
     <w:semiHidden/>
     <w:unhideWhenUsed/>
     <w:qFormat/>
-    <w:uiPriority w:val="0"/>
     <w:tblPr>
       <w:tblCellMar>
         <w:top w:w="0" w:type="dxa"/>
@@ -4671,28 +4514,26 @@
     <w:tblStylePr w:type="firstRow">
       <w:tcPr>
         <w:tcBorders>
-          <w:bottom w:val="single" w:color="auto" w:sz="0" w:space="0"/>
+          <w:bottom w:val="single" w:sz="0" w:space="0" w:color="auto"/>
         </w:tcBorders>
         <w:vAlign w:val="bottom"/>
       </w:tcPr>
     </w:tblStylePr>
   </w:style>
-  <w:style w:type="character" w:customStyle="1" w:styleId="38">
+  <w:style w:type="character" w:customStyle="1" w:styleId="1Char">
     <w:name w:val="柴_标题1 Char"/>
-    <w:link w:val="28"/>
+    <w:link w:val="1"/>
     <w:qFormat/>
-    <w:uiPriority w:val="0"/>
     <w:rPr>
-      <w:rFonts w:ascii="Arial" w:hAnsi="Arial" w:eastAsia="宋体"/>
+      <w:rFonts w:ascii="Arial" w:eastAsia="宋体" w:hAnsi="Arial"/>
       <w:sz w:val="32"/>
     </w:rPr>
   </w:style>
-  <w:style w:type="table" w:customStyle="1" w:styleId="39">
+  <w:style w:type="table" w:customStyle="1" w:styleId="TableNormal1">
     <w:name w:val="Table Normal_1"/>
     <w:semiHidden/>
     <w:unhideWhenUsed/>
     <w:qFormat/>
-    <w:uiPriority w:val="0"/>
     <w:tblPr>
       <w:tblCellMar>
         <w:top w:w="0" w:type="dxa"/>
@@ -4702,11 +4543,10 @@
       </w:tblCellMar>
     </w:tblPr>
   </w:style>
-  <w:style w:type="paragraph" w:customStyle="1" w:styleId="40">
+  <w:style w:type="paragraph" w:customStyle="1" w:styleId="a3">
     <w:name w:val="柴_正文_无缩进"/>
-    <w:basedOn w:val="1"/>
+    <w:basedOn w:val="Normal"/>
     <w:qFormat/>
-    <w:uiPriority w:val="0"/>
     <w:pPr>
       <w:ind w:firstLine="0" w:firstLineChars="0"/>
     </w:pPr>
@@ -4716,31 +4556,29 @@
       <w:lang w:eastAsia="zh-CN"/>
     </w:rPr>
   </w:style>
-  <w:style w:type="paragraph" w:customStyle="1" w:styleId="41">
+  <w:style w:type="paragraph" w:customStyle="1" w:styleId="4">
     <w:name w:val="柴_标题4"/>
-    <w:basedOn w:val="5"/>
-    <w:next w:val="1"/>
+    <w:basedOn w:val="Heading4"/>
+    <w:next w:val="Normal"/>
     <w:qFormat/>
-    <w:uiPriority w:val="0"/>
     <w:pPr>
       <w:widowControl w:val="0"/>
       <w:spacing w:before="160" w:line="360" w:lineRule="auto"/>
-      <w:ind w:left="981" w:leftChars="300" w:hanging="862"/>
+      <w:ind w:left="981" w:hanging="862" w:leftChars="300"/>
     </w:pPr>
     <w:rPr>
-      <w:rFonts w:hint="eastAsia" w:ascii="Calibri" w:hAnsi="Calibri" w:eastAsia="宋体" w:cs="宋体"/>
+      <w:rFonts w:ascii="Calibri" w:eastAsia="宋体" w:hAnsi="Calibri" w:cs="宋体" w:hint="eastAsia"/>
       <w:sz w:val="24"/>
       <w:szCs w:val="24"/>
       <w:lang w:eastAsia="zh-CN" w:bidi="zh-CN"/>
     </w:rPr>
   </w:style>
-  <w:style w:type="character" w:customStyle="1" w:styleId="42">
+  <w:style w:type="character" w:customStyle="1" w:styleId="Char">
     <w:name w:val="柴_正文 Char"/>
-    <w:link w:val="29"/>
+    <w:link w:val="a1"/>
     <w:qFormat/>
-    <w:uiPriority w:val="0"/>
     <w:rPr>
-      <w:rFonts w:ascii="Arial" w:hAnsi="Arial" w:eastAsia="宋体"/>
+      <w:rFonts w:ascii="Arial" w:eastAsia="宋体" w:hAnsi="Arial"/>
       <w:sz w:val="24"/>
       <w:lang w:eastAsia="zh-CN"/>
     </w:rPr>

--- a/4.质量管理/2.运行记录类文件/JXTX-04-13-运维服务质量管理内审不符合报告.docx
+++ b/4.质量管理/2.运行记录类文件/JXTX-04-13-运维服务质量管理内审不符合报告.docx
@@ -1,11 +1,10 @@
 
 <file path=word/document.xml><?xml version="1.0" encoding="utf-8"?>
-<w:document xmlns:wpc="http://schemas.microsoft.com/office/word/2010/wordprocessingCanvas" xmlns:mc="http://schemas.openxmlformats.org/markup-compatibility/2006" xmlns:o="urn:schemas-microsoft-com:office:office" xmlns:r="http://schemas.openxmlformats.org/officeDocument/2006/relationships" xmlns:m="http://schemas.openxmlformats.org/officeDocument/2006/math" xmlns:v="urn:schemas-microsoft-com:vml" xmlns:wp14="http://schemas.microsoft.com/office/word/2010/wordprocessingDrawing" xmlns:wp="http://schemas.openxmlformats.org/drawingml/2006/wordprocessingDrawing" xmlns:w10="urn:schemas-microsoft-com:office:word" xmlns:w="http://schemas.openxmlformats.org/wordprocessingml/2006/main" xmlns:w14="http://schemas.microsoft.com/office/word/2010/wordml" xmlns:w15="http://schemas.microsoft.com/office/word/2012/wordml" xmlns:wne="http://schemas.microsoft.com/office/word/2006/wordml" xmlns:wpg="http://schemas.microsoft.com/office/word/2010/wordprocessingGroup" xmlns:wpi="http://schemas.microsoft.com/office/word/2010/wordprocessingInk" xmlns:wps="http://schemas.microsoft.com/office/word/2010/wordprocessingShape" mc:Ignorable="w14 w15 wp14">
-  <!-- Generated by Aspose.Words for .NET 13.3.0.1 -->
+<w:document xmlns:wpc="http://schemas.microsoft.com/office/word/2010/wordprocessingCanvas" xmlns:mc="http://schemas.openxmlformats.org/markup-compatibility/2006" xmlns:o="urn:schemas-microsoft-com:office:office" xmlns:r="http://schemas.openxmlformats.org/officeDocument/2006/relationships" xmlns:m="http://schemas.openxmlformats.org/officeDocument/2006/math" xmlns:v="urn:schemas-microsoft-com:vml" xmlns:wp14="http://schemas.microsoft.com/office/word/2010/wordprocessingDrawing" xmlns:wp="http://schemas.openxmlformats.org/drawingml/2006/wordprocessingDrawing" xmlns:w="http://schemas.openxmlformats.org/wordprocessingml/2006/main" xmlns:w14="http://schemas.microsoft.com/office/word/2010/wordml" xmlns:w10="urn:schemas-microsoft-com:office:word" xmlns:w15="http://schemas.microsoft.com/office/word/2012/wordml" xmlns:wpg="http://schemas.microsoft.com/office/word/2010/wordprocessingGroup" xmlns:wpi="http://schemas.microsoft.com/office/word/2010/wordprocessingInk" xmlns:wne="http://schemas.microsoft.com/office/word/2006/wordml" xmlns:wps="http://schemas.microsoft.com/office/word/2010/wordprocessingShape" xmlns:wpsCustomData="http://www.wps.cn/officeDocument/2013/wpsCustomData" mc:Ignorable="w14 w15 wp14">
   <w:body>
     <w:p>
       <w:pPr>
-        <w:pStyle w:val="a"/>
+        <w:pStyle w:val="24"/>
         <w:keepNext w:val="0"/>
         <w:keepLines w:val="0"/>
         <w:pageBreakBefore w:val="0"/>
@@ -22,10 +21,10 @@
         <w:spacing w:before="3120" w:beforeLines="1000"/>
         <w:textAlignment w:val="baseline"/>
       </w:pPr>
-      <w:bookmarkStart w:id="0" w:name="_Toc6269"/>
+      <w:bookmarkStart w:id="0" w:name="_Toc29513"/>
       <w:r>
         <w:drawing>
-          <wp:anchor distT="0" distB="0" distL="114300" distR="114300" simplePos="0" relativeHeight="251659264" behindDoc="1" locked="0" layoutInCell="1" allowOverlap="1">
+          <wp:anchor distT="0" distB="0" distL="114300" distR="114300" simplePos="0" relativeHeight="251660288" behindDoc="1" locked="0" layoutInCell="1" allowOverlap="1">
             <wp:simplePos x="0" y="0"/>
             <wp:positionH relativeFrom="column">
               <wp:posOffset>0</wp:posOffset>
@@ -50,7 +49,7 @@
                     </pic:cNvPicPr>
                   </pic:nvPicPr>
                   <pic:blipFill>
-                    <a:blip xmlns:r="http://schemas.openxmlformats.org/officeDocument/2006/relationships" r:embed="rId4"/>
+                    <a:blip r:embed="rId7"/>
                     <a:stretch>
                       <a:fillRect/>
                     </a:stretch>
@@ -80,7 +79,7 @@
           <w:lang w:val="en-US" w:eastAsia="zh-CN"/>
         </w:rPr>
         <w:drawing>
-          <wp:anchor distT="0" distB="0" distL="114300" distR="114300" simplePos="0" relativeHeight="251658240" behindDoc="1" locked="0" layoutInCell="1" allowOverlap="1">
+          <wp:anchor distT="0" distB="0" distL="114300" distR="114300" simplePos="0" relativeHeight="251659264" behindDoc="1" locked="0" layoutInCell="1" allowOverlap="1">
             <wp:simplePos x="0" y="0"/>
             <wp:positionH relativeFrom="column">
               <wp:posOffset>635</wp:posOffset>
@@ -105,7 +104,7 @@
                     </pic:cNvPicPr>
                   </pic:nvPicPr>
                   <pic:blipFill>
-                    <a:blip xmlns:r="http://schemas.openxmlformats.org/officeDocument/2006/relationships" r:embed="rId5">
+                    <a:blip r:embed="rId8">
                       <a:alphaModFix amt="58000"/>
                       <a:lum contrast="-52000"/>
                     </a:blip>
@@ -137,7 +136,7 @@
       </w:r>
       <w:r>
         <w:drawing>
-          <wp:anchor distT="0" distB="0" distL="114300" distR="114300" simplePos="0" relativeHeight="251660288" behindDoc="1" locked="0" layoutInCell="1" allowOverlap="1">
+          <wp:anchor distT="0" distB="0" distL="114300" distR="114300" simplePos="0" relativeHeight="251661312" behindDoc="1" locked="0" layoutInCell="1" allowOverlap="1">
             <wp:simplePos x="0" y="0"/>
             <wp:positionH relativeFrom="column">
               <wp:posOffset>-19050</wp:posOffset>
@@ -162,7 +161,7 @@
                     </pic:cNvPicPr>
                   </pic:nvPicPr>
                   <pic:blipFill>
-                    <a:blip xmlns:r="http://schemas.openxmlformats.org/officeDocument/2006/relationships" r:embed="rId6"/>
+                    <a:blip r:embed="rId9"/>
                     <a:stretch>
                       <a:fillRect/>
                     </a:stretch>
@@ -197,7 +196,7 @@
     </w:p>
     <w:p>
       <w:pPr>
-        <w:pStyle w:val="a0"/>
+        <w:pStyle w:val="25"/>
         <w:keepNext w:val="0"/>
         <w:keepLines w:val="0"/>
         <w:pageBreakBefore w:val="0"/>
@@ -218,7 +217,7 @@
           <w:lang w:val="en-US" w:eastAsia="zh-CN"/>
         </w:rPr>
       </w:pPr>
-      <w:bookmarkStart w:id="1" w:name="_Toc31985"/>
+      <w:bookmarkStart w:id="1" w:name="_Toc3344"/>
       <w:r>
         <w:rPr>
           <w:rFonts w:hint="eastAsia"/>
@@ -244,11 +243,11 @@
         <w:adjustRightInd w:val="0"/>
         <w:snapToGrid w:val="0"/>
         <w:spacing w:after="624" w:afterLines="200" w:line="219" w:lineRule="auto"/>
-        <w:ind w:left="0" w:right="0" w:firstLine="0" w:leftChars="0" w:rightChars="0" w:firstLineChars="0"/>
+        <w:ind w:left="0" w:leftChars="0" w:right="0" w:rightChars="0" w:firstLine="0" w:firstLineChars="0"/>
         <w:jc w:val="center"/>
         <w:textAlignment w:val="baseline"/>
         <w:rPr>
-          <w:rFonts w:ascii="宋体" w:eastAsia="宋体" w:hAnsi="宋体" w:cs="宋体" w:hint="default"/>
+          <w:rFonts w:hint="default" w:ascii="宋体" w:hAnsi="宋体" w:eastAsia="宋体" w:cs="宋体"/>
           <w:sz w:val="24"/>
           <w:szCs w:val="24"/>
           <w:lang w:val="en-US" w:eastAsia="zh-CN"/>
@@ -256,7 +255,7 @@
       </w:pPr>
       <w:r>
         <w:rPr>
-          <w:rFonts w:ascii="宋体" w:eastAsia="宋体" w:hAnsi="宋体" w:cs="宋体"/>
+          <w:rFonts w:ascii="宋体" w:hAnsi="宋体" w:eastAsia="宋体" w:cs="宋体"/>
           <w:b/>
           <w:bCs/>
           <w:spacing w:val="-3"/>
@@ -267,7 +266,7 @@
       </w:r>
       <w:r>
         <w:rPr>
-          <w:rFonts w:ascii="宋体" w:eastAsia="宋体" w:hAnsi="宋体" w:cs="宋体" w:hint="eastAsia"/>
+          <w:rFonts w:hint="eastAsia" w:ascii="宋体" w:hAnsi="宋体" w:eastAsia="宋体" w:cs="宋体"/>
           <w:b/>
           <w:bCs/>
           <w:spacing w:val="-3"/>
@@ -279,7 +278,7 @@
       </w:r>
       <w:r>
         <w:rPr>
-          <w:rFonts w:ascii="宋体" w:eastAsia="宋体" w:hAnsi="宋体" w:cs="宋体"/>
+          <w:rFonts w:ascii="宋体" w:hAnsi="宋体" w:eastAsia="宋体" w:cs="宋体"/>
           <w:b/>
           <w:bCs/>
           <w:spacing w:val="-3"/>
@@ -290,7 +289,7 @@
       </w:r>
       <w:r>
         <w:rPr>
-          <w:rFonts w:ascii="宋体" w:hAnsi="宋体" w:cs="宋体" w:hint="eastAsia"/>
+          <w:rFonts w:hint="eastAsia" w:ascii="宋体" w:hAnsi="宋体" w:cs="宋体"/>
           <w:b/>
           <w:bCs/>
           <w:spacing w:val="-3"/>
@@ -302,7 +301,7 @@
       </w:r>
       <w:r>
         <w:rPr>
-          <w:rFonts w:ascii="宋体" w:eastAsia="宋体" w:hAnsi="宋体" w:cs="宋体"/>
+          <w:rFonts w:ascii="宋体" w:hAnsi="宋体" w:eastAsia="宋体" w:cs="宋体"/>
           <w:b/>
           <w:bCs/>
           <w:spacing w:val="-3"/>
@@ -313,7 +312,7 @@
       </w:r>
       <w:r>
         <w:rPr>
-          <w:rFonts w:ascii="宋体" w:hAnsi="宋体" w:cs="宋体" w:hint="eastAsia"/>
+          <w:rFonts w:hint="eastAsia" w:ascii="宋体" w:hAnsi="宋体" w:cs="宋体"/>
           <w:b/>
           <w:bCs/>
           <w:spacing w:val="-3"/>
@@ -326,17 +325,18 @@
     </w:p>
     <w:tbl>
       <w:tblPr>
-        <w:tblStyle w:val="TableGrid"/>
+        <w:tblStyle w:val="21"/>
         <w:tblW w:w="0" w:type="auto"/>
         <w:jc w:val="center"/>
         <w:tblBorders>
-          <w:top w:val="nil"/>
-          <w:left w:val="nil"/>
-          <w:bottom w:val="nil"/>
-          <w:right w:val="nil"/>
-          <w:insideH w:val="nil"/>
-          <w:insideV w:val="nil"/>
+          <w:top w:val="none" w:color="auto" w:sz="0" w:space="0"/>
+          <w:left w:val="none" w:color="auto" w:sz="0" w:space="0"/>
+          <w:bottom w:val="none" w:color="auto" w:sz="0" w:space="0"/>
+          <w:right w:val="none" w:color="auto" w:sz="0" w:space="0"/>
+          <w:insideH w:val="none" w:color="auto" w:sz="0" w:space="0"/>
+          <w:insideV w:val="none" w:color="auto" w:sz="0" w:space="0"/>
         </w:tblBorders>
+        <w:tblLayout w:type="autofit"/>
         <w:tblCellMar>
           <w:top w:w="0" w:type="dxa"/>
           <w:left w:w="108" w:type="dxa"/>
@@ -350,15 +350,13 @@
       </w:tblGrid>
       <w:tr>
         <w:tblPrEx>
-          <w:tblW w:w="0" w:type="auto"/>
-          <w:jc w:val="center"/>
           <w:tblBorders>
-            <w:top w:val="nil"/>
-            <w:left w:val="nil"/>
-            <w:bottom w:val="nil"/>
-            <w:right w:val="nil"/>
-            <w:insideH w:val="nil"/>
-            <w:insideV w:val="nil"/>
+            <w:top w:val="none" w:color="auto" w:sz="0" w:space="0"/>
+            <w:left w:val="none" w:color="auto" w:sz="0" w:space="0"/>
+            <w:bottom w:val="none" w:color="auto" w:sz="0" w:space="0"/>
+            <w:right w:val="none" w:color="auto" w:sz="0" w:space="0"/>
+            <w:insideH w:val="none" w:color="auto" w:sz="0" w:space="0"/>
+            <w:insideV w:val="none" w:color="auto" w:sz="0" w:space="0"/>
           </w:tblBorders>
           <w:tblCellMar>
             <w:top w:w="0" w:type="dxa"/>
@@ -368,7 +366,7 @@
           </w:tblCellMar>
         </w:tblPrEx>
         <w:trPr>
-          <w:trHeight w:val="810"/>
+          <w:trHeight w:val="810" w:hRule="atLeast"/>
           <w:jc w:val="center"/>
         </w:trPr>
         <w:tc>
@@ -406,7 +404,7 @@
             </w:r>
             <w:r>
               <w:rPr>
-                <w:rFonts w:asciiTheme="minorAscii" w:eastAsiaTheme="minorEastAsia" w:hAnsiTheme="minorAscii" w:hint="default"/>
+                <w:rFonts w:hint="default" w:asciiTheme="minorAscii" w:hAnsiTheme="minorAscii" w:eastAsiaTheme="minorEastAsia"/>
                 <w:spacing w:val="227"/>
                 <w:sz w:val="21"/>
                 <w:vertAlign w:val="baseline"/>
@@ -460,7 +458,7 @@
             </w:r>
             <w:r>
               <w:rPr>
-                <w:rFonts w:asciiTheme="minorAscii" w:eastAsiaTheme="minorEastAsia" w:hAnsiTheme="minorAscii" w:hint="eastAsia"/>
+                <w:rFonts w:hint="eastAsia" w:asciiTheme="minorAscii" w:hAnsiTheme="minorAscii" w:eastAsiaTheme="minorEastAsia"/>
                 <w:spacing w:val="227"/>
                 <w:sz w:val="21"/>
                 <w:vertAlign w:val="baseline"/>
@@ -482,8 +480,14 @@
       </w:tr>
       <w:tr>
         <w:tblPrEx>
-          <w:tblW w:w="0" w:type="auto"/>
-          <w:jc w:val="center"/>
+          <w:tblBorders>
+            <w:top w:val="none" w:color="auto" w:sz="0" w:space="0"/>
+            <w:left w:val="none" w:color="auto" w:sz="0" w:space="0"/>
+            <w:bottom w:val="none" w:color="auto" w:sz="0" w:space="0"/>
+            <w:right w:val="none" w:color="auto" w:sz="0" w:space="0"/>
+            <w:insideH w:val="none" w:color="auto" w:sz="0" w:space="0"/>
+            <w:insideV w:val="none" w:color="auto" w:sz="0" w:space="0"/>
+          </w:tblBorders>
           <w:tblCellMar>
             <w:top w:w="0" w:type="dxa"/>
             <w:left w:w="108" w:type="dxa"/>
@@ -492,7 +496,7 @@
           </w:tblCellMar>
         </w:tblPrEx>
         <w:trPr>
-          <w:trHeight w:val="810"/>
+          <w:trHeight w:val="810" w:hRule="atLeast"/>
           <w:jc w:val="center"/>
         </w:trPr>
         <w:tc>
@@ -516,7 +520,7 @@
               <w:snapToGrid w:val="0"/>
               <w:textAlignment w:val="baseline"/>
               <w:rPr>
-                <w:rFonts w:ascii="Arial" w:eastAsia="Arial" w:hAnsi="Arial" w:cs="Arial" w:hint="default"/>
+                <w:rFonts w:hint="default" w:ascii="Arial" w:hAnsi="Arial" w:eastAsia="Arial" w:cs="Arial"/>
                 <w:snapToGrid w:val="0"/>
                 <w:color w:val="000000"/>
                 <w:kern w:val="0"/>
@@ -548,7 +552,7 @@
             </w:r>
             <w:r>
               <w:rPr>
-                <w:rFonts w:asciiTheme="minorAscii" w:eastAsiaTheme="minorEastAsia" w:hAnsiTheme="minorAscii" w:hint="default"/>
+                <w:rFonts w:hint="default" w:asciiTheme="minorAscii" w:hAnsiTheme="minorAscii" w:eastAsiaTheme="minorEastAsia"/>
                 <w:spacing w:val="227"/>
                 <w:sz w:val="21"/>
                 <w:vertAlign w:val="baseline"/>
@@ -601,7 +605,7 @@
               <w:snapToGrid w:val="0"/>
               <w:textAlignment w:val="baseline"/>
               <w:rPr>
-                <w:rFonts w:ascii="Arial" w:eastAsia="Arial" w:hAnsi="Arial" w:cs="Arial" w:hint="default"/>
+                <w:rFonts w:hint="default" w:ascii="Arial" w:hAnsi="Arial" w:eastAsia="Arial" w:cs="Arial"/>
                 <w:snapToGrid w:val="0"/>
                 <w:color w:val="000000"/>
                 <w:kern w:val="0"/>
@@ -621,7 +625,7 @@
             </w:r>
             <w:r>
               <w:rPr>
-                <w:rFonts w:asciiTheme="minorAscii" w:eastAsiaTheme="minorEastAsia" w:hAnsiTheme="minorAscii" w:hint="eastAsia"/>
+                <w:rFonts w:hint="eastAsia" w:asciiTheme="minorAscii" w:hAnsiTheme="minorAscii" w:eastAsiaTheme="minorEastAsia"/>
                 <w:spacing w:val="227"/>
                 <w:sz w:val="21"/>
                 <w:vertAlign w:val="baseline"/>
@@ -643,8 +647,14 @@
       </w:tr>
       <w:tr>
         <w:tblPrEx>
-          <w:tblW w:w="0" w:type="auto"/>
-          <w:jc w:val="center"/>
+          <w:tblBorders>
+            <w:top w:val="none" w:color="auto" w:sz="0" w:space="0"/>
+            <w:left w:val="none" w:color="auto" w:sz="0" w:space="0"/>
+            <w:bottom w:val="none" w:color="auto" w:sz="0" w:space="0"/>
+            <w:right w:val="none" w:color="auto" w:sz="0" w:space="0"/>
+            <w:insideH w:val="none" w:color="auto" w:sz="0" w:space="0"/>
+            <w:insideV w:val="none" w:color="auto" w:sz="0" w:space="0"/>
+          </w:tblBorders>
           <w:tblCellMar>
             <w:top w:w="0" w:type="dxa"/>
             <w:left w:w="108" w:type="dxa"/>
@@ -653,7 +663,7 @@
           </w:tblCellMar>
         </w:tblPrEx>
         <w:trPr>
-          <w:trHeight w:val="635"/>
+          <w:trHeight w:val="635" w:hRule="atLeast"/>
           <w:jc w:val="center"/>
         </w:trPr>
         <w:tc>
@@ -703,7 +713,7 @@
             </w:r>
             <w:r>
               <w:rPr>
-                <w:rFonts w:asciiTheme="minorAscii" w:eastAsiaTheme="minorEastAsia" w:hAnsiTheme="minorAscii" w:hint="eastAsia"/>
+                <w:rFonts w:hint="eastAsia" w:asciiTheme="minorAscii" w:hAnsiTheme="minorAscii" w:eastAsiaTheme="minorEastAsia"/>
                 <w:spacing w:val="227"/>
                 <w:sz w:val="21"/>
                 <w:vertAlign w:val="baseline"/>
@@ -756,7 +766,7 @@
             </w:r>
             <w:r>
               <w:rPr>
-                <w:rFonts w:asciiTheme="minorAscii" w:eastAsiaTheme="minorEastAsia" w:hAnsiTheme="minorAscii" w:hint="eastAsia"/>
+                <w:rFonts w:hint="eastAsia" w:asciiTheme="minorAscii" w:hAnsiTheme="minorAscii" w:eastAsiaTheme="minorEastAsia"/>
                 <w:spacing w:val="227"/>
                 <w:sz w:val="21"/>
                 <w:vertAlign w:val="baseline"/>
@@ -815,14 +825,14 @@
         <w:ind w:left="3634"/>
         <w:textAlignment w:val="baseline"/>
         <w:rPr>
-          <w:rFonts w:ascii="宋体" w:eastAsia="宋体" w:hAnsi="宋体" w:cs="宋体"/>
+          <w:rFonts w:ascii="宋体" w:hAnsi="宋体" w:eastAsia="宋体" w:cs="宋体"/>
           <w:sz w:val="31"/>
           <w:szCs w:val="31"/>
         </w:rPr>
       </w:pPr>
       <w:r>
         <w:rPr>
-          <w:rFonts w:ascii="宋体" w:eastAsia="宋体" w:hAnsi="宋体" w:cs="宋体"/>
+          <w:rFonts w:ascii="宋体" w:hAnsi="宋体" w:eastAsia="宋体" w:cs="宋体"/>
           <w:b/>
           <w:bCs/>
           <w:spacing w:val="4"/>
@@ -834,16 +844,16 @@
     </w:p>
     <w:tbl>
       <w:tblPr>
-        <w:tblStyle w:val="TableNormal0"/>
+        <w:tblStyle w:val="26"/>
         <w:tblW w:w="8214" w:type="dxa"/>
         <w:jc w:val="center"/>
         <w:tblBorders>
-          <w:top w:val="single" w:sz="2" w:space="0" w:color="000000"/>
-          <w:left w:val="single" w:sz="2" w:space="0" w:color="000000"/>
-          <w:bottom w:val="single" w:sz="2" w:space="0" w:color="000000"/>
-          <w:right w:val="single" w:sz="2" w:space="0" w:color="000000"/>
-          <w:insideH w:val="single" w:sz="2" w:space="0" w:color="000000"/>
-          <w:insideV w:val="single" w:sz="2" w:space="0" w:color="000000"/>
+          <w:top w:val="single" w:color="000000" w:sz="2" w:space="0"/>
+          <w:left w:val="single" w:color="000000" w:sz="2" w:space="0"/>
+          <w:bottom w:val="single" w:color="000000" w:sz="2" w:space="0"/>
+          <w:right w:val="single" w:color="000000" w:sz="2" w:space="0"/>
+          <w:insideH w:val="single" w:color="000000" w:sz="2" w:space="0"/>
+          <w:insideV w:val="single" w:color="000000" w:sz="2" w:space="0"/>
         </w:tblBorders>
         <w:tblLayout w:type="fixed"/>
         <w:tblCellMar>
@@ -863,17 +873,14 @@
       </w:tblGrid>
       <w:tr>
         <w:tblPrEx>
-          <w:tblW w:w="8214" w:type="dxa"/>
-          <w:jc w:val="center"/>
           <w:tblBorders>
-            <w:top w:val="single" w:sz="2" w:space="0" w:color="000000"/>
-            <w:left w:val="single" w:sz="2" w:space="0" w:color="000000"/>
-            <w:bottom w:val="single" w:sz="2" w:space="0" w:color="000000"/>
-            <w:right w:val="single" w:sz="2" w:space="0" w:color="000000"/>
-            <w:insideH w:val="single" w:sz="2" w:space="0" w:color="000000"/>
-            <w:insideV w:val="single" w:sz="2" w:space="0" w:color="000000"/>
+            <w:top w:val="single" w:color="000000" w:sz="2" w:space="0"/>
+            <w:left w:val="single" w:color="000000" w:sz="2" w:space="0"/>
+            <w:bottom w:val="single" w:color="000000" w:sz="2" w:space="0"/>
+            <w:right w:val="single" w:color="000000" w:sz="2" w:space="0"/>
+            <w:insideH w:val="single" w:color="000000" w:sz="2" w:space="0"/>
+            <w:insideV w:val="single" w:color="000000" w:sz="2" w:space="0"/>
           </w:tblBorders>
-          <w:tblLayout w:type="fixed"/>
           <w:tblCellMar>
             <w:top w:w="0" w:type="dxa"/>
             <w:left w:w="0" w:type="dxa"/>
@@ -882,7 +889,7 @@
           </w:tblCellMar>
         </w:tblPrEx>
         <w:trPr>
-          <w:trHeight w:val="593"/>
+          <w:trHeight w:val="593" w:hRule="atLeast"/>
           <w:jc w:val="center"/>
         </w:trPr>
         <w:tc>
@@ -904,18 +911,18 @@
               <w:adjustRightInd w:val="0"/>
               <w:snapToGrid w:val="0"/>
               <w:spacing w:before="176" w:line="228" w:lineRule="auto"/>
-              <w:ind w:left="0" w:right="0" w:firstLine="0" w:leftChars="0" w:rightChars="0" w:firstLineChars="0"/>
+              <w:ind w:left="0" w:leftChars="0" w:right="0" w:rightChars="0" w:firstLine="0" w:firstLineChars="0"/>
               <w:jc w:val="center"/>
               <w:textAlignment w:val="baseline"/>
               <w:rPr>
-                <w:rFonts w:ascii="宋体" w:eastAsia="宋体" w:hAnsi="宋体" w:cs="宋体"/>
+                <w:rFonts w:ascii="宋体" w:hAnsi="宋体" w:eastAsia="宋体" w:cs="宋体"/>
                 <w:sz w:val="20"/>
                 <w:szCs w:val="20"/>
               </w:rPr>
             </w:pPr>
             <w:r>
               <w:rPr>
-                <w:rFonts w:ascii="宋体" w:hAnsi="宋体" w:cs="宋体" w:hint="eastAsia"/>
+                <w:rFonts w:hint="eastAsia" w:ascii="宋体" w:hAnsi="宋体" w:cs="宋体"/>
                 <w:spacing w:val="-14"/>
                 <w:sz w:val="20"/>
                 <w:szCs w:val="20"/>
@@ -925,7 +932,7 @@
             </w:r>
             <w:r>
               <w:rPr>
-                <w:rFonts w:ascii="宋体" w:eastAsia="宋体" w:hAnsi="宋体" w:cs="宋体"/>
+                <w:rFonts w:ascii="宋体" w:hAnsi="宋体" w:eastAsia="宋体" w:cs="宋体"/>
                 <w:spacing w:val="-14"/>
                 <w:sz w:val="20"/>
                 <w:szCs w:val="20"/>
@@ -953,18 +960,18 @@
               <w:adjustRightInd w:val="0"/>
               <w:snapToGrid w:val="0"/>
               <w:spacing w:before="175" w:line="227" w:lineRule="auto"/>
-              <w:ind w:left="0" w:right="0" w:firstLine="0" w:leftChars="0" w:rightChars="0" w:firstLineChars="0"/>
+              <w:ind w:left="0" w:leftChars="0" w:right="0" w:rightChars="0" w:firstLine="0" w:firstLineChars="0"/>
               <w:jc w:val="center"/>
               <w:textAlignment w:val="baseline"/>
               <w:rPr>
-                <w:rFonts w:ascii="宋体" w:eastAsia="宋体" w:hAnsi="宋体" w:cs="宋体"/>
+                <w:rFonts w:ascii="宋体" w:hAnsi="宋体" w:eastAsia="宋体" w:cs="宋体"/>
                 <w:sz w:val="20"/>
                 <w:szCs w:val="20"/>
               </w:rPr>
             </w:pPr>
             <w:r>
               <w:rPr>
-                <w:rFonts w:ascii="宋体" w:eastAsia="宋体" w:hAnsi="宋体" w:cs="宋体"/>
+                <w:rFonts w:ascii="宋体" w:hAnsi="宋体" w:eastAsia="宋体" w:cs="宋体"/>
                 <w:spacing w:val="4"/>
                 <w:sz w:val="20"/>
                 <w:szCs w:val="20"/>
@@ -992,18 +999,18 @@
               <w:adjustRightInd w:val="0"/>
               <w:snapToGrid w:val="0"/>
               <w:spacing w:before="175" w:line="228" w:lineRule="auto"/>
-              <w:ind w:left="0" w:right="0" w:firstLine="0" w:leftChars="0" w:rightChars="0" w:firstLineChars="0"/>
+              <w:ind w:left="0" w:leftChars="0" w:right="0" w:rightChars="0" w:firstLine="0" w:firstLineChars="0"/>
               <w:jc w:val="center"/>
               <w:textAlignment w:val="baseline"/>
               <w:rPr>
-                <w:rFonts w:ascii="宋体" w:eastAsia="宋体" w:hAnsi="宋体" w:cs="宋体"/>
+                <w:rFonts w:ascii="宋体" w:hAnsi="宋体" w:eastAsia="宋体" w:cs="宋体"/>
                 <w:sz w:val="20"/>
                 <w:szCs w:val="20"/>
               </w:rPr>
             </w:pPr>
             <w:r>
               <w:rPr>
-                <w:rFonts w:ascii="宋体" w:eastAsia="宋体" w:hAnsi="宋体" w:cs="宋体"/>
+                <w:rFonts w:ascii="宋体" w:hAnsi="宋体" w:eastAsia="宋体" w:cs="宋体"/>
                 <w:spacing w:val="7"/>
                 <w:sz w:val="20"/>
                 <w:szCs w:val="20"/>
@@ -1031,11 +1038,11 @@
               <w:adjustRightInd w:val="0"/>
               <w:snapToGrid w:val="0"/>
               <w:spacing w:before="175" w:line="228" w:lineRule="auto"/>
-              <w:ind w:left="0" w:right="0" w:firstLine="0" w:leftChars="0" w:rightChars="0" w:firstLineChars="0"/>
+              <w:ind w:left="0" w:leftChars="0" w:right="0" w:rightChars="0" w:firstLine="0" w:firstLineChars="0"/>
               <w:jc w:val="center"/>
               <w:textAlignment w:val="baseline"/>
               <w:rPr>
-                <w:rFonts w:ascii="宋体" w:eastAsia="宋体" w:hAnsi="宋体" w:cs="宋体" w:hint="eastAsia"/>
+                <w:rFonts w:hint="eastAsia" w:ascii="宋体" w:hAnsi="宋体" w:eastAsia="宋体" w:cs="宋体"/>
                 <w:spacing w:val="7"/>
                 <w:sz w:val="20"/>
                 <w:szCs w:val="20"/>
@@ -1044,7 +1051,7 @@
             </w:pPr>
             <w:r>
               <w:rPr>
-                <w:rFonts w:ascii="宋体" w:hAnsi="宋体" w:cs="宋体" w:hint="eastAsia"/>
+                <w:rFonts w:hint="eastAsia" w:ascii="宋体" w:hAnsi="宋体" w:cs="宋体"/>
                 <w:spacing w:val="7"/>
                 <w:sz w:val="20"/>
                 <w:szCs w:val="20"/>
@@ -1073,11 +1080,11 @@
               <w:adjustRightInd w:val="0"/>
               <w:snapToGrid w:val="0"/>
               <w:spacing w:before="175" w:line="228" w:lineRule="auto"/>
-              <w:ind w:left="0" w:right="0" w:firstLine="0" w:leftChars="0" w:rightChars="0" w:firstLineChars="0"/>
+              <w:ind w:left="0" w:leftChars="0" w:right="0" w:rightChars="0" w:firstLine="0" w:firstLineChars="0"/>
               <w:jc w:val="center"/>
               <w:textAlignment w:val="baseline"/>
               <w:rPr>
-                <w:rFonts w:ascii="宋体" w:hAnsi="宋体" w:cs="宋体" w:hint="default"/>
+                <w:rFonts w:hint="default" w:ascii="宋体" w:hAnsi="宋体" w:cs="宋体"/>
                 <w:spacing w:val="7"/>
                 <w:sz w:val="20"/>
                 <w:szCs w:val="20"/>
@@ -1086,7 +1093,7 @@
             </w:pPr>
             <w:r>
               <w:rPr>
-                <w:rFonts w:ascii="宋体" w:hAnsi="宋体" w:cs="宋体" w:hint="eastAsia"/>
+                <w:rFonts w:hint="eastAsia" w:ascii="宋体" w:hAnsi="宋体" w:cs="宋体"/>
                 <w:spacing w:val="7"/>
                 <w:sz w:val="20"/>
                 <w:szCs w:val="20"/>
@@ -1115,18 +1122,18 @@
               <w:adjustRightInd w:val="0"/>
               <w:snapToGrid w:val="0"/>
               <w:spacing w:before="176" w:line="229" w:lineRule="auto"/>
-              <w:ind w:left="0" w:right="0" w:firstLine="0" w:leftChars="0" w:rightChars="0" w:firstLineChars="0"/>
+              <w:ind w:left="0" w:leftChars="0" w:right="0" w:rightChars="0" w:firstLine="0" w:firstLineChars="0"/>
               <w:jc w:val="center"/>
               <w:textAlignment w:val="baseline"/>
               <w:rPr>
-                <w:rFonts w:ascii="宋体" w:eastAsia="宋体" w:hAnsi="宋体" w:cs="宋体"/>
+                <w:rFonts w:ascii="宋体" w:hAnsi="宋体" w:eastAsia="宋体" w:cs="宋体"/>
                 <w:sz w:val="20"/>
                 <w:szCs w:val="20"/>
               </w:rPr>
             </w:pPr>
             <w:r>
               <w:rPr>
-                <w:rFonts w:ascii="宋体" w:eastAsia="宋体" w:hAnsi="宋体" w:cs="宋体"/>
+                <w:rFonts w:ascii="宋体" w:hAnsi="宋体" w:eastAsia="宋体" w:cs="宋体"/>
                 <w:spacing w:val="7"/>
                 <w:sz w:val="20"/>
                 <w:szCs w:val="20"/>
@@ -1138,9 +1145,14 @@
       </w:tr>
       <w:tr>
         <w:tblPrEx>
-          <w:tblW w:w="8214" w:type="dxa"/>
-          <w:jc w:val="center"/>
-          <w:tblLayout w:type="fixed"/>
+          <w:tblBorders>
+            <w:top w:val="single" w:color="000000" w:sz="2" w:space="0"/>
+            <w:left w:val="single" w:color="000000" w:sz="2" w:space="0"/>
+            <w:bottom w:val="single" w:color="000000" w:sz="2" w:space="0"/>
+            <w:right w:val="single" w:color="000000" w:sz="2" w:space="0"/>
+            <w:insideH w:val="single" w:color="000000" w:sz="2" w:space="0"/>
+            <w:insideV w:val="single" w:color="000000" w:sz="2" w:space="0"/>
+          </w:tblBorders>
           <w:tblCellMar>
             <w:top w:w="0" w:type="dxa"/>
             <w:left w:w="0" w:type="dxa"/>
@@ -1149,7 +1161,7 @@
           </w:tblCellMar>
         </w:tblPrEx>
         <w:trPr>
-          <w:trHeight w:val="516"/>
+          <w:trHeight w:val="516" w:hRule="atLeast"/>
           <w:jc w:val="center"/>
         </w:trPr>
         <w:tc>
@@ -1171,11 +1183,11 @@
               <w:adjustRightInd w:val="0"/>
               <w:snapToGrid w:val="0"/>
               <w:spacing w:before="173" w:line="267" w:lineRule="exact"/>
-              <w:ind w:left="0" w:right="0" w:firstLine="0" w:leftChars="0" w:rightChars="0" w:firstLineChars="0"/>
+              <w:ind w:left="0" w:leftChars="0" w:right="0" w:rightChars="0" w:firstLine="0" w:firstLineChars="0"/>
               <w:jc w:val="center"/>
               <w:textAlignment w:val="baseline"/>
               <w:rPr>
-                <w:rFonts w:ascii="宋体" w:eastAsia="宋体" w:hAnsi="宋体" w:cs="宋体" w:hint="default"/>
+                <w:rFonts w:hint="default" w:ascii="宋体" w:hAnsi="宋体" w:eastAsia="宋体" w:cs="宋体"/>
                 <w:sz w:val="20"/>
                 <w:szCs w:val="20"/>
                 <w:lang w:val="en-US"/>
@@ -1183,7 +1195,7 @@
             </w:pPr>
             <w:r>
               <w:rPr>
-                <w:rFonts w:ascii="宋体" w:eastAsia="宋体" w:hAnsi="宋体" w:cs="宋体"/>
+                <w:rFonts w:ascii="宋体" w:hAnsi="宋体" w:eastAsia="宋体" w:cs="宋体"/>
                 <w:spacing w:val="3"/>
                 <w:position w:val="1"/>
                 <w:sz w:val="20"/>
@@ -1193,7 +1205,7 @@
             </w:r>
             <w:r>
               <w:rPr>
-                <w:rFonts w:ascii="宋体" w:hAnsi="宋体" w:cs="宋体" w:hint="eastAsia"/>
+                <w:rFonts w:hint="eastAsia" w:ascii="宋体" w:hAnsi="宋体" w:cs="宋体"/>
                 <w:spacing w:val="3"/>
                 <w:position w:val="1"/>
                 <w:sz w:val="20"/>
@@ -1204,7 +1216,7 @@
             </w:r>
             <w:r>
               <w:rPr>
-                <w:rFonts w:ascii="宋体" w:eastAsia="宋体" w:hAnsi="宋体" w:cs="宋体"/>
+                <w:rFonts w:ascii="宋体" w:hAnsi="宋体" w:eastAsia="宋体" w:cs="宋体"/>
                 <w:spacing w:val="3"/>
                 <w:position w:val="1"/>
                 <w:sz w:val="20"/>
@@ -1214,7 +1226,7 @@
             </w:r>
             <w:r>
               <w:rPr>
-                <w:rFonts w:ascii="宋体" w:hAnsi="宋体" w:cs="宋体" w:hint="eastAsia"/>
+                <w:rFonts w:hint="eastAsia" w:ascii="宋体" w:hAnsi="宋体" w:cs="宋体"/>
                 <w:spacing w:val="3"/>
                 <w:position w:val="1"/>
                 <w:sz w:val="20"/>
@@ -1244,18 +1256,18 @@
               <w:adjustRightInd w:val="0"/>
               <w:snapToGrid w:val="0"/>
               <w:spacing w:before="173" w:line="267" w:lineRule="exact"/>
-              <w:ind w:left="0" w:right="0" w:firstLine="0" w:leftChars="0" w:rightChars="0" w:firstLineChars="0"/>
+              <w:ind w:left="0" w:leftChars="0" w:right="0" w:rightChars="0" w:firstLine="0" w:firstLineChars="0"/>
               <w:jc w:val="center"/>
               <w:textAlignment w:val="baseline"/>
               <w:rPr>
-                <w:rFonts w:ascii="宋体" w:eastAsia="宋体" w:hAnsi="宋体" w:cs="宋体"/>
+                <w:rFonts w:ascii="宋体" w:hAnsi="宋体" w:eastAsia="宋体" w:cs="宋体"/>
                 <w:sz w:val="20"/>
                 <w:szCs w:val="20"/>
               </w:rPr>
             </w:pPr>
             <w:r>
               <w:rPr>
-                <w:rFonts w:ascii="宋体" w:eastAsia="宋体" w:hAnsi="宋体" w:cs="宋体"/>
+                <w:rFonts w:ascii="宋体" w:hAnsi="宋体" w:eastAsia="宋体" w:cs="宋体"/>
                 <w:spacing w:val="4"/>
                 <w:position w:val="1"/>
                 <w:sz w:val="20"/>
@@ -1284,18 +1296,18 @@
               <w:adjustRightInd w:val="0"/>
               <w:snapToGrid w:val="0"/>
               <w:spacing w:before="172" w:line="228" w:lineRule="auto"/>
-              <w:ind w:left="0" w:right="0" w:firstLine="0" w:leftChars="0" w:rightChars="0" w:firstLineChars="0"/>
+              <w:ind w:left="0" w:leftChars="0" w:right="0" w:rightChars="0" w:firstLine="0" w:firstLineChars="0"/>
               <w:jc w:val="center"/>
               <w:textAlignment w:val="baseline"/>
               <w:rPr>
-                <w:rFonts w:ascii="宋体" w:eastAsia="宋体" w:hAnsi="宋体" w:cs="宋体"/>
+                <w:rFonts w:ascii="宋体" w:hAnsi="宋体" w:eastAsia="宋体" w:cs="宋体"/>
                 <w:sz w:val="20"/>
                 <w:szCs w:val="20"/>
               </w:rPr>
             </w:pPr>
             <w:r>
               <w:rPr>
-                <w:rFonts w:ascii="宋体" w:eastAsia="宋体" w:hAnsi="宋体" w:cs="宋体"/>
+                <w:rFonts w:ascii="宋体" w:hAnsi="宋体" w:eastAsia="宋体" w:cs="宋体"/>
                 <w:spacing w:val="200"/>
                 <w:kern w:val="0"/>
                 <w:sz w:val="20"/>
@@ -1305,7 +1317,7 @@
             </w:r>
             <w:r>
               <w:rPr>
-                <w:rFonts w:ascii="宋体" w:eastAsia="宋体" w:hAnsi="宋体" w:cs="宋体"/>
+                <w:rFonts w:ascii="宋体" w:hAnsi="宋体" w:eastAsia="宋体" w:cs="宋体"/>
                 <w:spacing w:val="0"/>
                 <w:kern w:val="0"/>
                 <w:sz w:val="20"/>
@@ -1334,11 +1346,11 @@
               <w:adjustRightInd w:val="0"/>
               <w:snapToGrid w:val="0"/>
               <w:spacing w:before="173" w:line="229" w:lineRule="auto"/>
-              <w:ind w:left="0" w:right="0" w:firstLine="0" w:leftChars="0" w:rightChars="0" w:firstLineChars="0"/>
+              <w:ind w:left="0" w:leftChars="0" w:right="0" w:rightChars="0" w:firstLine="0" w:firstLineChars="0"/>
               <w:jc w:val="center"/>
               <w:textAlignment w:val="baseline"/>
               <w:rPr>
-                <w:rFonts w:ascii="宋体" w:eastAsia="宋体" w:hAnsi="宋体" w:cs="宋体"/>
+                <w:rFonts w:ascii="宋体" w:hAnsi="宋体" w:eastAsia="宋体" w:cs="宋体"/>
                 <w:spacing w:val="200"/>
                 <w:kern w:val="0"/>
                 <w:sz w:val="20"/>
@@ -1347,7 +1359,7 @@
             </w:pPr>
             <w:r>
               <w:rPr>
-                <w:rFonts w:asciiTheme="minorAscii" w:eastAsiaTheme="minorEastAsia" w:hAnsiTheme="minorAscii" w:hint="eastAsia"/>
+                <w:rFonts w:hint="eastAsia" w:asciiTheme="minorAscii" w:hAnsiTheme="minorAscii" w:eastAsiaTheme="minorEastAsia"/>
                 <w:spacing w:val="0"/>
                 <w:kern w:val="0"/>
                 <w:sz w:val="21"/>
@@ -1377,11 +1389,11 @@
               <w:adjustRightInd w:val="0"/>
               <w:snapToGrid w:val="0"/>
               <w:spacing w:before="172" w:line="228" w:lineRule="auto"/>
-              <w:ind w:left="0" w:right="0" w:firstLine="0" w:leftChars="0" w:rightChars="0" w:firstLineChars="0"/>
+              <w:ind w:left="0" w:leftChars="0" w:right="0" w:rightChars="0" w:firstLine="0" w:firstLineChars="0"/>
               <w:jc w:val="center"/>
               <w:textAlignment w:val="baseline"/>
               <w:rPr>
-                <w:rFonts w:ascii="宋体" w:eastAsia="宋体" w:hAnsi="宋体" w:cs="宋体"/>
+                <w:rFonts w:ascii="宋体" w:hAnsi="宋体" w:eastAsia="宋体" w:cs="宋体"/>
                 <w:spacing w:val="200"/>
                 <w:kern w:val="0"/>
                 <w:sz w:val="20"/>
@@ -1390,7 +1402,7 @@
             </w:pPr>
             <w:r>
               <w:rPr>
-                <w:rFonts w:ascii="宋体" w:eastAsia="宋体" w:hAnsi="宋体" w:cs="宋体" w:hint="eastAsia"/>
+                <w:rFonts w:hint="eastAsia" w:ascii="宋体" w:hAnsi="宋体" w:eastAsia="宋体" w:cs="宋体"/>
                 <w:spacing w:val="200"/>
                 <w:kern w:val="0"/>
                 <w:sz w:val="20"/>
@@ -1400,7 +1412,7 @@
             </w:r>
             <w:r>
               <w:rPr>
-                <w:rFonts w:asciiTheme="minorAscii" w:eastAsiaTheme="minorEastAsia" w:hAnsiTheme="minorAscii" w:hint="eastAsia"/>
+                <w:rFonts w:hint="eastAsia" w:asciiTheme="minorAscii" w:hAnsiTheme="minorAscii" w:eastAsiaTheme="minorEastAsia"/>
                 <w:spacing w:val="0"/>
                 <w:kern w:val="0"/>
                 <w:sz w:val="21"/>
@@ -1430,18 +1442,18 @@
               <w:adjustRightInd w:val="0"/>
               <w:snapToGrid w:val="0"/>
               <w:spacing w:before="173" w:line="229" w:lineRule="auto"/>
-              <w:ind w:left="0" w:right="0" w:firstLine="0" w:leftChars="0" w:rightChars="0" w:firstLineChars="0"/>
+              <w:ind w:left="0" w:leftChars="0" w:right="0" w:rightChars="0" w:firstLine="0" w:firstLineChars="0"/>
               <w:jc w:val="center"/>
               <w:textAlignment w:val="baseline"/>
               <w:rPr>
-                <w:rFonts w:ascii="宋体" w:eastAsia="宋体" w:hAnsi="宋体" w:cs="宋体"/>
+                <w:rFonts w:ascii="宋体" w:hAnsi="宋体" w:eastAsia="宋体" w:cs="宋体"/>
                 <w:sz w:val="20"/>
                 <w:szCs w:val="20"/>
               </w:rPr>
             </w:pPr>
             <w:r>
               <w:rPr>
-                <w:rFonts w:asciiTheme="minorAscii" w:eastAsiaTheme="minorEastAsia" w:hAnsiTheme="minorAscii" w:hint="eastAsia"/>
+                <w:rFonts w:hint="eastAsia" w:asciiTheme="minorAscii" w:hAnsiTheme="minorAscii" w:eastAsiaTheme="minorEastAsia"/>
                 <w:spacing w:val="0"/>
                 <w:kern w:val="0"/>
                 <w:sz w:val="21"/>
@@ -1455,9 +1467,14 @@
       </w:tr>
       <w:tr>
         <w:tblPrEx>
-          <w:tblW w:w="8214" w:type="dxa"/>
-          <w:jc w:val="center"/>
-          <w:tblLayout w:type="fixed"/>
+          <w:tblBorders>
+            <w:top w:val="single" w:color="000000" w:sz="2" w:space="0"/>
+            <w:left w:val="single" w:color="000000" w:sz="2" w:space="0"/>
+            <w:bottom w:val="single" w:color="000000" w:sz="2" w:space="0"/>
+            <w:right w:val="single" w:color="000000" w:sz="2" w:space="0"/>
+            <w:insideH w:val="single" w:color="000000" w:sz="2" w:space="0"/>
+            <w:insideV w:val="single" w:color="000000" w:sz="2" w:space="0"/>
+          </w:tblBorders>
           <w:tblCellMar>
             <w:top w:w="0" w:type="dxa"/>
             <w:left w:w="0" w:type="dxa"/>
@@ -1466,7 +1483,7 @@
           </w:tblCellMar>
         </w:tblPrEx>
         <w:trPr>
-          <w:trHeight w:val="556"/>
+          <w:trHeight w:val="556" w:hRule="atLeast"/>
           <w:jc w:val="center"/>
         </w:trPr>
         <w:tc>
@@ -1475,7 +1492,7 @@
           </w:tcPr>
           <w:p>
             <w:pPr>
-              <w:pStyle w:val="TableText"/>
+              <w:pStyle w:val="27"/>
               <w:keepNext w:val="0"/>
               <w:keepLines w:val="0"/>
               <w:pageBreakBefore w:val="0"/>
@@ -1488,7 +1505,7 @@
               <w:bidi w:val="0"/>
               <w:adjustRightInd w:val="0"/>
               <w:snapToGrid w:val="0"/>
-              <w:ind w:left="0" w:right="0" w:firstLine="0" w:leftChars="0" w:rightChars="0" w:firstLineChars="0"/>
+              <w:ind w:left="0" w:leftChars="0" w:right="0" w:rightChars="0" w:firstLine="0" w:firstLineChars="0"/>
               <w:jc w:val="center"/>
               <w:textAlignment w:val="baseline"/>
             </w:pPr>
@@ -1500,7 +1517,7 @@
           </w:tcPr>
           <w:p>
             <w:pPr>
-              <w:pStyle w:val="TableText"/>
+              <w:pStyle w:val="27"/>
               <w:keepNext w:val="0"/>
               <w:keepLines w:val="0"/>
               <w:pageBreakBefore w:val="0"/>
@@ -1513,7 +1530,7 @@
               <w:bidi w:val="0"/>
               <w:adjustRightInd w:val="0"/>
               <w:snapToGrid w:val="0"/>
-              <w:ind w:left="0" w:right="0" w:firstLine="0" w:leftChars="0" w:rightChars="0" w:firstLineChars="0"/>
+              <w:ind w:left="0" w:leftChars="0" w:right="0" w:rightChars="0" w:firstLine="0" w:firstLineChars="0"/>
               <w:jc w:val="center"/>
               <w:textAlignment w:val="baseline"/>
             </w:pPr>
@@ -1525,7 +1542,7 @@
           </w:tcPr>
           <w:p>
             <w:pPr>
-              <w:pStyle w:val="TableText"/>
+              <w:pStyle w:val="27"/>
               <w:keepNext w:val="0"/>
               <w:keepLines w:val="0"/>
               <w:pageBreakBefore w:val="0"/>
@@ -1538,7 +1555,7 @@
               <w:bidi w:val="0"/>
               <w:adjustRightInd w:val="0"/>
               <w:snapToGrid w:val="0"/>
-              <w:ind w:left="0" w:right="0" w:firstLine="0" w:leftChars="0" w:rightChars="0" w:firstLineChars="0"/>
+              <w:ind w:left="0" w:leftChars="0" w:right="0" w:rightChars="0" w:firstLine="0" w:firstLineChars="0"/>
               <w:jc w:val="center"/>
               <w:textAlignment w:val="baseline"/>
             </w:pPr>
@@ -1550,7 +1567,7 @@
           </w:tcPr>
           <w:p>
             <w:pPr>
-              <w:pStyle w:val="TableText"/>
+              <w:pStyle w:val="27"/>
               <w:keepNext w:val="0"/>
               <w:keepLines w:val="0"/>
               <w:pageBreakBefore w:val="0"/>
@@ -1563,7 +1580,7 @@
               <w:bidi w:val="0"/>
               <w:adjustRightInd w:val="0"/>
               <w:snapToGrid w:val="0"/>
-              <w:ind w:left="0" w:right="0" w:firstLine="0" w:leftChars="0" w:rightChars="0" w:firstLineChars="0"/>
+              <w:ind w:left="0" w:leftChars="0" w:right="0" w:rightChars="0" w:firstLine="0" w:firstLineChars="0"/>
               <w:jc w:val="center"/>
               <w:textAlignment w:val="baseline"/>
             </w:pPr>
@@ -1575,7 +1592,7 @@
           </w:tcPr>
           <w:p>
             <w:pPr>
-              <w:pStyle w:val="TableText"/>
+              <w:pStyle w:val="27"/>
               <w:keepNext w:val="0"/>
               <w:keepLines w:val="0"/>
               <w:pageBreakBefore w:val="0"/>
@@ -1588,7 +1605,7 @@
               <w:bidi w:val="0"/>
               <w:adjustRightInd w:val="0"/>
               <w:snapToGrid w:val="0"/>
-              <w:ind w:left="0" w:right="0" w:firstLine="0" w:leftChars="0" w:rightChars="0" w:firstLineChars="0"/>
+              <w:ind w:left="0" w:leftChars="0" w:right="0" w:rightChars="0" w:firstLine="0" w:firstLineChars="0"/>
               <w:jc w:val="center"/>
               <w:textAlignment w:val="baseline"/>
             </w:pPr>
@@ -1600,7 +1617,7 @@
           </w:tcPr>
           <w:p>
             <w:pPr>
-              <w:pStyle w:val="TableText"/>
+              <w:pStyle w:val="27"/>
               <w:keepNext w:val="0"/>
               <w:keepLines w:val="0"/>
               <w:pageBreakBefore w:val="0"/>
@@ -1613,7 +1630,7 @@
               <w:bidi w:val="0"/>
               <w:adjustRightInd w:val="0"/>
               <w:snapToGrid w:val="0"/>
-              <w:ind w:left="0" w:right="0" w:firstLine="0" w:leftChars="0" w:rightChars="0" w:firstLineChars="0"/>
+              <w:ind w:left="0" w:leftChars="0" w:right="0" w:rightChars="0" w:firstLine="0" w:firstLineChars="0"/>
               <w:jc w:val="center"/>
               <w:textAlignment w:val="baseline"/>
             </w:pPr>
@@ -1622,9 +1639,14 @@
       </w:tr>
       <w:tr>
         <w:tblPrEx>
-          <w:tblW w:w="8214" w:type="dxa"/>
-          <w:jc w:val="center"/>
-          <w:tblLayout w:type="fixed"/>
+          <w:tblBorders>
+            <w:top w:val="single" w:color="000000" w:sz="2" w:space="0"/>
+            <w:left w:val="single" w:color="000000" w:sz="2" w:space="0"/>
+            <w:bottom w:val="single" w:color="000000" w:sz="2" w:space="0"/>
+            <w:right w:val="single" w:color="000000" w:sz="2" w:space="0"/>
+            <w:insideH w:val="single" w:color="000000" w:sz="2" w:space="0"/>
+            <w:insideV w:val="single" w:color="000000" w:sz="2" w:space="0"/>
+          </w:tblBorders>
           <w:tblCellMar>
             <w:top w:w="0" w:type="dxa"/>
             <w:left w:w="0" w:type="dxa"/>
@@ -1633,7 +1655,7 @@
           </w:tblCellMar>
         </w:tblPrEx>
         <w:trPr>
-          <w:trHeight w:val="556"/>
+          <w:trHeight w:val="556" w:hRule="atLeast"/>
           <w:jc w:val="center"/>
         </w:trPr>
         <w:tc>
@@ -1642,7 +1664,7 @@
           </w:tcPr>
           <w:p>
             <w:pPr>
-              <w:pStyle w:val="TableText"/>
+              <w:pStyle w:val="27"/>
               <w:keepNext w:val="0"/>
               <w:keepLines w:val="0"/>
               <w:pageBreakBefore w:val="0"/>
@@ -1655,7 +1677,7 @@
               <w:bidi w:val="0"/>
               <w:adjustRightInd w:val="0"/>
               <w:snapToGrid w:val="0"/>
-              <w:ind w:left="0" w:right="0" w:firstLine="0" w:leftChars="0" w:rightChars="0" w:firstLineChars="0"/>
+              <w:ind w:left="0" w:leftChars="0" w:right="0" w:rightChars="0" w:firstLine="0" w:firstLineChars="0"/>
               <w:jc w:val="center"/>
               <w:textAlignment w:val="baseline"/>
             </w:pPr>
@@ -1667,7 +1689,7 @@
           </w:tcPr>
           <w:p>
             <w:pPr>
-              <w:pStyle w:val="TableText"/>
+              <w:pStyle w:val="27"/>
               <w:keepNext w:val="0"/>
               <w:keepLines w:val="0"/>
               <w:pageBreakBefore w:val="0"/>
@@ -1680,7 +1702,7 @@
               <w:bidi w:val="0"/>
               <w:adjustRightInd w:val="0"/>
               <w:snapToGrid w:val="0"/>
-              <w:ind w:left="0" w:right="0" w:firstLine="0" w:leftChars="0" w:rightChars="0" w:firstLineChars="0"/>
+              <w:ind w:left="0" w:leftChars="0" w:right="0" w:rightChars="0" w:firstLine="0" w:firstLineChars="0"/>
               <w:jc w:val="center"/>
               <w:textAlignment w:val="baseline"/>
             </w:pPr>
@@ -1692,7 +1714,7 @@
           </w:tcPr>
           <w:p>
             <w:pPr>
-              <w:pStyle w:val="TableText"/>
+              <w:pStyle w:val="27"/>
               <w:keepNext w:val="0"/>
               <w:keepLines w:val="0"/>
               <w:pageBreakBefore w:val="0"/>
@@ -1705,7 +1727,7 @@
               <w:bidi w:val="0"/>
               <w:adjustRightInd w:val="0"/>
               <w:snapToGrid w:val="0"/>
-              <w:ind w:left="0" w:right="0" w:firstLine="0" w:leftChars="0" w:rightChars="0" w:firstLineChars="0"/>
+              <w:ind w:left="0" w:leftChars="0" w:right="0" w:rightChars="0" w:firstLine="0" w:firstLineChars="0"/>
               <w:jc w:val="center"/>
               <w:textAlignment w:val="baseline"/>
             </w:pPr>
@@ -1717,7 +1739,7 @@
           </w:tcPr>
           <w:p>
             <w:pPr>
-              <w:pStyle w:val="TableText"/>
+              <w:pStyle w:val="27"/>
               <w:keepNext w:val="0"/>
               <w:keepLines w:val="0"/>
               <w:pageBreakBefore w:val="0"/>
@@ -1730,7 +1752,7 @@
               <w:bidi w:val="0"/>
               <w:adjustRightInd w:val="0"/>
               <w:snapToGrid w:val="0"/>
-              <w:ind w:left="0" w:right="0" w:firstLine="0" w:leftChars="0" w:rightChars="0" w:firstLineChars="0"/>
+              <w:ind w:left="0" w:leftChars="0" w:right="0" w:rightChars="0" w:firstLine="0" w:firstLineChars="0"/>
               <w:jc w:val="center"/>
               <w:textAlignment w:val="baseline"/>
             </w:pPr>
@@ -1742,7 +1764,7 @@
           </w:tcPr>
           <w:p>
             <w:pPr>
-              <w:pStyle w:val="TableText"/>
+              <w:pStyle w:val="27"/>
               <w:keepNext w:val="0"/>
               <w:keepLines w:val="0"/>
               <w:pageBreakBefore w:val="0"/>
@@ -1755,7 +1777,7 @@
               <w:bidi w:val="0"/>
               <w:adjustRightInd w:val="0"/>
               <w:snapToGrid w:val="0"/>
-              <w:ind w:left="0" w:right="0" w:firstLine="0" w:leftChars="0" w:rightChars="0" w:firstLineChars="0"/>
+              <w:ind w:left="0" w:leftChars="0" w:right="0" w:rightChars="0" w:firstLine="0" w:firstLineChars="0"/>
               <w:jc w:val="center"/>
               <w:textAlignment w:val="baseline"/>
             </w:pPr>
@@ -1767,7 +1789,7 @@
           </w:tcPr>
           <w:p>
             <w:pPr>
-              <w:pStyle w:val="TableText"/>
+              <w:pStyle w:val="27"/>
               <w:keepNext w:val="0"/>
               <w:keepLines w:val="0"/>
               <w:pageBreakBefore w:val="0"/>
@@ -1780,7 +1802,7 @@
               <w:bidi w:val="0"/>
               <w:adjustRightInd w:val="0"/>
               <w:snapToGrid w:val="0"/>
-              <w:ind w:left="0" w:right="0" w:firstLine="0" w:leftChars="0" w:rightChars="0" w:firstLineChars="0"/>
+              <w:ind w:left="0" w:leftChars="0" w:right="0" w:rightChars="0" w:firstLine="0" w:firstLineChars="0"/>
               <w:jc w:val="center"/>
               <w:textAlignment w:val="baseline"/>
             </w:pPr>
@@ -1789,9 +1811,14 @@
       </w:tr>
       <w:tr>
         <w:tblPrEx>
-          <w:tblW w:w="8214" w:type="dxa"/>
-          <w:jc w:val="center"/>
-          <w:tblLayout w:type="fixed"/>
+          <w:tblBorders>
+            <w:top w:val="single" w:color="000000" w:sz="2" w:space="0"/>
+            <w:left w:val="single" w:color="000000" w:sz="2" w:space="0"/>
+            <w:bottom w:val="single" w:color="000000" w:sz="2" w:space="0"/>
+            <w:right w:val="single" w:color="000000" w:sz="2" w:space="0"/>
+            <w:insideH w:val="single" w:color="000000" w:sz="2" w:space="0"/>
+            <w:insideV w:val="single" w:color="000000" w:sz="2" w:space="0"/>
+          </w:tblBorders>
           <w:tblCellMar>
             <w:top w:w="0" w:type="dxa"/>
             <w:left w:w="0" w:type="dxa"/>
@@ -1800,7 +1827,7 @@
           </w:tblCellMar>
         </w:tblPrEx>
         <w:trPr>
-          <w:trHeight w:val="557"/>
+          <w:trHeight w:val="557" w:hRule="atLeast"/>
           <w:jc w:val="center"/>
         </w:trPr>
         <w:tc>
@@ -1809,7 +1836,7 @@
           </w:tcPr>
           <w:p>
             <w:pPr>
-              <w:pStyle w:val="TableText"/>
+              <w:pStyle w:val="27"/>
               <w:keepNext w:val="0"/>
               <w:keepLines w:val="0"/>
               <w:pageBreakBefore w:val="0"/>
@@ -1822,7 +1849,7 @@
               <w:bidi w:val="0"/>
               <w:adjustRightInd w:val="0"/>
               <w:snapToGrid w:val="0"/>
-              <w:ind w:left="0" w:right="0" w:firstLine="0" w:leftChars="0" w:rightChars="0" w:firstLineChars="0"/>
+              <w:ind w:left="0" w:leftChars="0" w:right="0" w:rightChars="0" w:firstLine="0" w:firstLineChars="0"/>
               <w:jc w:val="center"/>
               <w:textAlignment w:val="baseline"/>
             </w:pPr>
@@ -1834,7 +1861,7 @@
           </w:tcPr>
           <w:p>
             <w:pPr>
-              <w:pStyle w:val="TableText"/>
+              <w:pStyle w:val="27"/>
               <w:keepNext w:val="0"/>
               <w:keepLines w:val="0"/>
               <w:pageBreakBefore w:val="0"/>
@@ -1847,7 +1874,7 @@
               <w:bidi w:val="0"/>
               <w:adjustRightInd w:val="0"/>
               <w:snapToGrid w:val="0"/>
-              <w:ind w:left="0" w:right="0" w:firstLine="0" w:leftChars="0" w:rightChars="0" w:firstLineChars="0"/>
+              <w:ind w:left="0" w:leftChars="0" w:right="0" w:rightChars="0" w:firstLine="0" w:firstLineChars="0"/>
               <w:jc w:val="center"/>
               <w:textAlignment w:val="baseline"/>
             </w:pPr>
@@ -1859,7 +1886,7 @@
           </w:tcPr>
           <w:p>
             <w:pPr>
-              <w:pStyle w:val="TableText"/>
+              <w:pStyle w:val="27"/>
               <w:keepNext w:val="0"/>
               <w:keepLines w:val="0"/>
               <w:pageBreakBefore w:val="0"/>
@@ -1872,7 +1899,7 @@
               <w:bidi w:val="0"/>
               <w:adjustRightInd w:val="0"/>
               <w:snapToGrid w:val="0"/>
-              <w:ind w:left="0" w:right="0" w:firstLine="0" w:leftChars="0" w:rightChars="0" w:firstLineChars="0"/>
+              <w:ind w:left="0" w:leftChars="0" w:right="0" w:rightChars="0" w:firstLine="0" w:firstLineChars="0"/>
               <w:jc w:val="center"/>
               <w:textAlignment w:val="baseline"/>
             </w:pPr>
@@ -1884,7 +1911,7 @@
           </w:tcPr>
           <w:p>
             <w:pPr>
-              <w:pStyle w:val="TableText"/>
+              <w:pStyle w:val="27"/>
               <w:keepNext w:val="0"/>
               <w:keepLines w:val="0"/>
               <w:pageBreakBefore w:val="0"/>
@@ -1897,7 +1924,7 @@
               <w:bidi w:val="0"/>
               <w:adjustRightInd w:val="0"/>
               <w:snapToGrid w:val="0"/>
-              <w:ind w:left="0" w:right="0" w:firstLine="0" w:leftChars="0" w:rightChars="0" w:firstLineChars="0"/>
+              <w:ind w:left="0" w:leftChars="0" w:right="0" w:rightChars="0" w:firstLine="0" w:firstLineChars="0"/>
               <w:jc w:val="center"/>
               <w:textAlignment w:val="baseline"/>
             </w:pPr>
@@ -1909,7 +1936,7 @@
           </w:tcPr>
           <w:p>
             <w:pPr>
-              <w:pStyle w:val="TableText"/>
+              <w:pStyle w:val="27"/>
               <w:keepNext w:val="0"/>
               <w:keepLines w:val="0"/>
               <w:pageBreakBefore w:val="0"/>
@@ -1922,7 +1949,7 @@
               <w:bidi w:val="0"/>
               <w:adjustRightInd w:val="0"/>
               <w:snapToGrid w:val="0"/>
-              <w:ind w:left="0" w:right="0" w:firstLine="0" w:leftChars="0" w:rightChars="0" w:firstLineChars="0"/>
+              <w:ind w:left="0" w:leftChars="0" w:right="0" w:rightChars="0" w:firstLine="0" w:firstLineChars="0"/>
               <w:jc w:val="center"/>
               <w:textAlignment w:val="baseline"/>
             </w:pPr>
@@ -1934,7 +1961,7 @@
           </w:tcPr>
           <w:p>
             <w:pPr>
-              <w:pStyle w:val="TableText"/>
+              <w:pStyle w:val="27"/>
               <w:keepNext w:val="0"/>
               <w:keepLines w:val="0"/>
               <w:pageBreakBefore w:val="0"/>
@@ -1947,7 +1974,7 @@
               <w:bidi w:val="0"/>
               <w:adjustRightInd w:val="0"/>
               <w:snapToGrid w:val="0"/>
-              <w:ind w:left="0" w:right="0" w:firstLine="0" w:leftChars="0" w:rightChars="0" w:firstLineChars="0"/>
+              <w:ind w:left="0" w:leftChars="0" w:right="0" w:rightChars="0" w:firstLine="0" w:firstLineChars="0"/>
               <w:jc w:val="center"/>
               <w:textAlignment w:val="baseline"/>
             </w:pPr>
@@ -1978,7 +2005,7 @@
     <w:sdt>
       <w:sdtPr>
         <w:rPr>
-          <w:rFonts w:ascii="宋体" w:eastAsia="宋体" w:hAnsi="宋体" w:cs="Arial"/>
+          <w:rFonts w:ascii="宋体" w:hAnsi="宋体" w:eastAsia="宋体" w:cs="Arial"/>
           <w:snapToGrid w:val="0"/>
           <w:color w:val="000000"/>
           <w:kern w:val="0"/>
@@ -1994,7 +2021,7 @@
       </w:sdtPr>
       <w:sdtEndPr>
         <w:rPr>
-          <w:rFonts w:ascii="宋体" w:eastAsia="宋体" w:hAnsi="宋体" w:cs="宋体" w:hint="eastAsia"/>
+          <w:rFonts w:hint="eastAsia" w:ascii="宋体" w:hAnsi="宋体" w:eastAsia="宋体" w:cs="宋体"/>
           <w:snapToGrid w:val="0"/>
           <w:color w:val="000000"/>
           <w:kern w:val="0"/>
@@ -2019,18 +2046,18 @@
             <w:adjustRightInd w:val="0"/>
             <w:snapToGrid w:val="0"/>
             <w:spacing w:before="0" w:beforeLines="0" w:after="0" w:afterLines="0" w:line="240" w:lineRule="auto"/>
-            <w:ind w:left="0" w:right="0" w:firstLine="0" w:leftChars="0" w:rightChars="0" w:firstLineChars="0"/>
+            <w:ind w:left="0" w:leftChars="0" w:right="0" w:rightChars="0" w:firstLine="0" w:firstLineChars="0"/>
             <w:jc w:val="center"/>
             <w:textAlignment w:val="baseline"/>
             <w:rPr>
-              <w:rFonts w:ascii="宋体" w:eastAsia="宋体" w:hAnsi="宋体" w:cs="宋体" w:hint="eastAsia"/>
+              <w:rFonts w:hint="eastAsia" w:ascii="宋体" w:hAnsi="宋体" w:eastAsia="宋体" w:cs="宋体"/>
               <w:sz w:val="24"/>
               <w:szCs w:val="24"/>
             </w:rPr>
           </w:pPr>
           <w:r>
             <w:rPr>
-              <w:rFonts w:ascii="宋体" w:eastAsia="宋体" w:hAnsi="宋体" w:cs="宋体" w:hint="eastAsia"/>
+              <w:rFonts w:hint="eastAsia" w:ascii="宋体" w:hAnsi="宋体" w:eastAsia="宋体" w:cs="宋体"/>
               <w:sz w:val="24"/>
               <w:szCs w:val="24"/>
             </w:rPr>
@@ -2039,16 +2066,14 @@
         </w:p>
         <w:p>
           <w:pPr>
-            <w:pStyle w:val="TOC1"/>
+            <w:pStyle w:val="16"/>
             <w:tabs>
               <w:tab w:val="right" w:leader="dot" w:pos="8306"/>
             </w:tabs>
           </w:pPr>
-          <w:bookmarkStart w:id="2" w:name="_GoBack"/>
-          <w:bookmarkEnd w:id="2"/>
           <w:r>
             <w:rPr>
-              <w:rFonts w:ascii="宋体" w:eastAsia="宋体" w:hAnsi="宋体" w:cs="宋体" w:hint="eastAsia"/>
+              <w:rFonts w:hint="eastAsia" w:ascii="宋体" w:hAnsi="宋体" w:eastAsia="宋体" w:cs="宋体"/>
               <w:sz w:val="24"/>
               <w:szCs w:val="24"/>
             </w:rPr>
@@ -2056,7 +2081,7 @@
           </w:r>
           <w:r>
             <w:rPr>
-              <w:rFonts w:ascii="宋体" w:eastAsia="宋体" w:hAnsi="宋体" w:cs="宋体" w:hint="eastAsia"/>
+              <w:rFonts w:hint="eastAsia" w:ascii="宋体" w:hAnsi="宋体" w:eastAsia="宋体" w:cs="宋体"/>
               <w:sz w:val="24"/>
               <w:szCs w:val="24"/>
             </w:rPr>
@@ -2064,7 +2089,7 @@
           </w:r>
           <w:r>
             <w:rPr>
-              <w:rFonts w:ascii="宋体" w:eastAsia="宋体" w:hAnsi="宋体" w:cs="宋体" w:hint="eastAsia"/>
+              <w:rFonts w:hint="eastAsia" w:ascii="宋体" w:hAnsi="宋体" w:eastAsia="宋体" w:cs="宋体"/>
               <w:sz w:val="24"/>
               <w:szCs w:val="24"/>
             </w:rPr>
@@ -2072,21 +2097,21 @@
           </w:r>
           <w:r>
             <w:rPr>
-              <w:rFonts w:ascii="宋体" w:eastAsia="宋体" w:hAnsi="宋体" w:cs="宋体" w:hint="eastAsia"/>
+              <w:rFonts w:hint="eastAsia" w:ascii="宋体" w:hAnsi="宋体" w:eastAsia="宋体" w:cs="宋体"/>
               <w:szCs w:val="24"/>
             </w:rPr>
             <w:fldChar w:fldCharType="begin"/>
           </w:r>
           <w:r>
             <w:rPr>
-              <w:rFonts w:ascii="宋体" w:eastAsia="宋体" w:hAnsi="宋体" w:cs="宋体" w:hint="eastAsia"/>
+              <w:rFonts w:hint="eastAsia" w:ascii="宋体" w:hAnsi="宋体" w:eastAsia="宋体" w:cs="宋体"/>
               <w:szCs w:val="24"/>
             </w:rPr>
-            <w:instrText xml:space="preserve"> HYPERLINK \l _Toc6269 </w:instrText>
+            <w:instrText xml:space="preserve"> HYPERLINK \l _Toc29513 </w:instrText>
           </w:r>
           <w:r>
             <w:rPr>
-              <w:rFonts w:ascii="宋体" w:eastAsia="宋体" w:hAnsi="宋体" w:cs="宋体" w:hint="eastAsia"/>
+              <w:rFonts w:hint="eastAsia" w:ascii="宋体" w:hAnsi="宋体" w:eastAsia="宋体" w:cs="宋体"/>
               <w:szCs w:val="24"/>
             </w:rPr>
             <w:fldChar w:fldCharType="separate"/>
@@ -2105,7 +2130,7 @@
             <w:fldChar w:fldCharType="begin"/>
           </w:r>
           <w:r>
-            <w:instrText xml:space="preserve"> PAGEREF _Toc6269 \h </w:instrText>
+            <w:instrText xml:space="preserve"> PAGEREF _Toc29513 \h </w:instrText>
           </w:r>
           <w:r>
             <w:fldChar w:fldCharType="separate"/>
@@ -2118,7 +2143,7 @@
           </w:r>
           <w:r>
             <w:rPr>
-              <w:rFonts w:ascii="宋体" w:eastAsia="宋体" w:hAnsi="宋体" w:cs="宋体" w:hint="eastAsia"/>
+              <w:rFonts w:hint="eastAsia" w:ascii="宋体" w:hAnsi="宋体" w:eastAsia="宋体" w:cs="宋体"/>
               <w:szCs w:val="24"/>
             </w:rPr>
             <w:fldChar w:fldCharType="end"/>
@@ -2126,28 +2151,28 @@
         </w:p>
         <w:p>
           <w:pPr>
-            <w:pStyle w:val="TOC1"/>
+            <w:pStyle w:val="16"/>
             <w:tabs>
               <w:tab w:val="right" w:leader="dot" w:pos="8306"/>
             </w:tabs>
           </w:pPr>
           <w:r>
             <w:rPr>
-              <w:rFonts w:ascii="宋体" w:eastAsia="宋体" w:hAnsi="宋体" w:cs="宋体" w:hint="eastAsia"/>
+              <w:rFonts w:hint="eastAsia" w:ascii="宋体" w:hAnsi="宋体" w:eastAsia="宋体" w:cs="宋体"/>
               <w:szCs w:val="24"/>
             </w:rPr>
             <w:fldChar w:fldCharType="begin"/>
           </w:r>
           <w:r>
             <w:rPr>
-              <w:rFonts w:ascii="宋体" w:eastAsia="宋体" w:hAnsi="宋体" w:cs="宋体" w:hint="eastAsia"/>
+              <w:rFonts w:hint="eastAsia" w:ascii="宋体" w:hAnsi="宋体" w:eastAsia="宋体" w:cs="宋体"/>
               <w:szCs w:val="24"/>
             </w:rPr>
-            <w:instrText xml:space="preserve"> HYPERLINK \l _Toc31985 </w:instrText>
+            <w:instrText xml:space="preserve"> HYPERLINK \l _Toc3344 </w:instrText>
           </w:r>
           <w:r>
             <w:rPr>
-              <w:rFonts w:ascii="宋体" w:eastAsia="宋体" w:hAnsi="宋体" w:cs="宋体" w:hint="eastAsia"/>
+              <w:rFonts w:hint="eastAsia" w:ascii="宋体" w:hAnsi="宋体" w:eastAsia="宋体" w:cs="宋体"/>
               <w:szCs w:val="24"/>
             </w:rPr>
             <w:fldChar w:fldCharType="separate"/>
@@ -2166,7 +2191,7 @@
             <w:fldChar w:fldCharType="begin"/>
           </w:r>
           <w:r>
-            <w:instrText xml:space="preserve"> PAGEREF _Toc31985 \h </w:instrText>
+            <w:instrText xml:space="preserve"> PAGEREF _Toc3344 \h </w:instrText>
           </w:r>
           <w:r>
             <w:fldChar w:fldCharType="separate"/>
@@ -2179,7 +2204,7 @@
           </w:r>
           <w:r>
             <w:rPr>
-              <w:rFonts w:ascii="宋体" w:eastAsia="宋体" w:hAnsi="宋体" w:cs="宋体" w:hint="eastAsia"/>
+              <w:rFonts w:hint="eastAsia" w:ascii="宋体" w:hAnsi="宋体" w:eastAsia="宋体" w:cs="宋体"/>
               <w:szCs w:val="24"/>
             </w:rPr>
             <w:fldChar w:fldCharType="end"/>
@@ -2187,35 +2212,35 @@
         </w:p>
         <w:p>
           <w:pPr>
-            <w:pStyle w:val="TOC1"/>
+            <w:pStyle w:val="16"/>
             <w:tabs>
               <w:tab w:val="right" w:leader="dot" w:pos="8306"/>
             </w:tabs>
           </w:pPr>
           <w:r>
             <w:rPr>
-              <w:rFonts w:ascii="宋体" w:eastAsia="宋体" w:hAnsi="宋体" w:cs="宋体" w:hint="eastAsia"/>
+              <w:rFonts w:hint="eastAsia" w:ascii="宋体" w:hAnsi="宋体" w:eastAsia="宋体" w:cs="宋体"/>
               <w:szCs w:val="24"/>
             </w:rPr>
             <w:fldChar w:fldCharType="begin"/>
           </w:r>
           <w:r>
             <w:rPr>
-              <w:rFonts w:ascii="宋体" w:eastAsia="宋体" w:hAnsi="宋体" w:cs="宋体" w:hint="eastAsia"/>
+              <w:rFonts w:hint="eastAsia" w:ascii="宋体" w:hAnsi="宋体" w:eastAsia="宋体" w:cs="宋体"/>
               <w:szCs w:val="24"/>
             </w:rPr>
-            <w:instrText xml:space="preserve"> HYPERLINK \l _Toc27837 </w:instrText>
+            <w:instrText xml:space="preserve"> HYPERLINK \l _Toc610 </w:instrText>
           </w:r>
           <w:r>
             <w:rPr>
-              <w:rFonts w:ascii="宋体" w:eastAsia="宋体" w:hAnsi="宋体" w:cs="宋体" w:hint="eastAsia"/>
+              <w:rFonts w:hint="eastAsia" w:ascii="宋体" w:hAnsi="宋体" w:eastAsia="宋体" w:cs="宋体"/>
               <w:szCs w:val="24"/>
             </w:rPr>
             <w:fldChar w:fldCharType="separate"/>
           </w:r>
           <w:r>
             <w:rPr>
-              <w:rFonts w:ascii="宋体" w:eastAsia="宋体" w:hAnsi="宋体" w:cs="宋体"/>
+              <w:rFonts w:ascii="宋体" w:hAnsi="宋体" w:eastAsia="宋体" w:cs="宋体"/>
               <w:bCs/>
               <w:szCs w:val="31"/>
             </w:rPr>
@@ -2228,7 +2253,7 @@
             <w:fldChar w:fldCharType="begin"/>
           </w:r>
           <w:r>
-            <w:instrText xml:space="preserve"> PAGEREF _Toc27837 \h </w:instrText>
+            <w:instrText xml:space="preserve"> PAGEREF _Toc610 \h </w:instrText>
           </w:r>
           <w:r>
             <w:fldChar w:fldCharType="separate"/>
@@ -2241,7 +2266,7 @@
           </w:r>
           <w:r>
             <w:rPr>
-              <w:rFonts w:ascii="宋体" w:eastAsia="宋体" w:hAnsi="宋体" w:cs="宋体" w:hint="eastAsia"/>
+              <w:rFonts w:hint="eastAsia" w:ascii="宋体" w:hAnsi="宋体" w:eastAsia="宋体" w:cs="宋体"/>
               <w:szCs w:val="24"/>
             </w:rPr>
             <w:fldChar w:fldCharType="end"/>
@@ -2263,7 +2288,7 @@
             <w:snapToGrid w:val="0"/>
             <w:textAlignment w:val="baseline"/>
             <w:rPr>
-              <w:rFonts w:ascii="宋体" w:eastAsia="宋体" w:hAnsi="宋体" w:cs="宋体" w:hint="eastAsia"/>
+              <w:rFonts w:hint="eastAsia" w:ascii="宋体" w:hAnsi="宋体" w:eastAsia="宋体" w:cs="宋体"/>
               <w:snapToGrid w:val="0"/>
               <w:color w:val="000000"/>
               <w:kern w:val="0"/>
@@ -2274,7 +2299,7 @@
           </w:pPr>
           <w:r>
             <w:rPr>
-              <w:rFonts w:ascii="宋体" w:eastAsia="宋体" w:hAnsi="宋体" w:cs="宋体" w:hint="eastAsia"/>
+              <w:rFonts w:hint="eastAsia" w:ascii="宋体" w:hAnsi="宋体" w:eastAsia="宋体" w:cs="宋体"/>
               <w:szCs w:val="24"/>
             </w:rPr>
             <w:fldChar w:fldCharType="end"/>
@@ -2298,7 +2323,7 @@
         <w:snapToGrid w:val="0"/>
         <w:textAlignment w:val="baseline"/>
         <w:rPr>
-          <w:rFonts w:ascii="Arial" w:eastAsia="Arial" w:hAnsi="Arial" w:cs="Arial"/>
+          <w:rFonts w:ascii="Arial" w:hAnsi="Arial" w:eastAsia="Arial" w:cs="Arial"/>
           <w:snapToGrid w:val="0"/>
           <w:color w:val="000000"/>
           <w:kern w:val="0"/>
@@ -2309,7 +2334,7 @@
       </w:pPr>
       <w:r>
         <w:rPr>
-          <w:rFonts w:ascii="Arial" w:eastAsia="Arial" w:hAnsi="Arial" w:cs="Arial"/>
+          <w:rFonts w:ascii="Arial" w:hAnsi="Arial" w:eastAsia="Arial" w:cs="Arial"/>
           <w:snapToGrid w:val="0"/>
           <w:color w:val="000000"/>
           <w:kern w:val="0"/>
@@ -2326,15 +2351,15 @@
         <w:ind w:left="3192"/>
         <w:outlineLvl w:val="0"/>
         <w:rPr>
-          <w:rFonts w:ascii="宋体" w:eastAsia="宋体" w:hAnsi="宋体" w:cs="宋体"/>
+          <w:rFonts w:ascii="宋体" w:hAnsi="宋体" w:eastAsia="宋体" w:cs="宋体"/>
           <w:sz w:val="31"/>
           <w:szCs w:val="31"/>
         </w:rPr>
       </w:pPr>
-      <w:bookmarkStart w:id="3" w:name="_Toc27837"/>
+      <w:bookmarkStart w:id="2" w:name="_Toc610"/>
       <w:r>
         <w:rPr>
-          <w:rFonts w:ascii="宋体" w:eastAsia="宋体" w:hAnsi="宋体" w:cs="宋体"/>
+          <w:rFonts w:ascii="宋体" w:hAnsi="宋体" w:eastAsia="宋体" w:cs="宋体"/>
           <w:b/>
           <w:bCs/>
           <w:sz w:val="31"/>
@@ -2342,7 +2367,7 @@
         </w:rPr>
         <w:t>内审不合格报告</w:t>
       </w:r>
-      <w:bookmarkEnd w:id="3"/>
+      <w:bookmarkEnd w:id="2"/>
     </w:p>
     <w:p>
       <w:pPr>
@@ -2351,16 +2376,16 @@
     </w:p>
     <w:tbl>
       <w:tblPr>
-        <w:tblStyle w:val="TableNormal0"/>
+        <w:tblStyle w:val="26"/>
         <w:tblW w:w="8524" w:type="dxa"/>
         <w:tblInd w:w="2" w:type="dxa"/>
         <w:tblBorders>
-          <w:top w:val="single" w:sz="2" w:space="0" w:color="000000"/>
-          <w:left w:val="single" w:sz="2" w:space="0" w:color="000000"/>
-          <w:bottom w:val="single" w:sz="2" w:space="0" w:color="000000"/>
-          <w:right w:val="single" w:sz="2" w:space="0" w:color="000000"/>
-          <w:insideH w:val="single" w:sz="2" w:space="0" w:color="000000"/>
-          <w:insideV w:val="single" w:sz="2" w:space="0" w:color="000000"/>
+          <w:top w:val="single" w:color="000000" w:sz="2" w:space="0"/>
+          <w:left w:val="single" w:color="000000" w:sz="2" w:space="0"/>
+          <w:bottom w:val="single" w:color="000000" w:sz="2" w:space="0"/>
+          <w:right w:val="single" w:color="000000" w:sz="2" w:space="0"/>
+          <w:insideH w:val="single" w:color="000000" w:sz="2" w:space="0"/>
+          <w:insideV w:val="single" w:color="000000" w:sz="2" w:space="0"/>
         </w:tblBorders>
         <w:tblLayout w:type="fixed"/>
         <w:tblCellMar>
@@ -2379,17 +2404,14 @@
       </w:tblGrid>
       <w:tr>
         <w:tblPrEx>
-          <w:tblW w:w="8524" w:type="dxa"/>
-          <w:tblInd w:w="2" w:type="dxa"/>
           <w:tblBorders>
-            <w:top w:val="single" w:sz="2" w:space="0" w:color="000000"/>
-            <w:left w:val="single" w:sz="2" w:space="0" w:color="000000"/>
-            <w:bottom w:val="single" w:sz="2" w:space="0" w:color="000000"/>
-            <w:right w:val="single" w:sz="2" w:space="0" w:color="000000"/>
-            <w:insideH w:val="single" w:sz="2" w:space="0" w:color="000000"/>
-            <w:insideV w:val="single" w:sz="2" w:space="0" w:color="000000"/>
+            <w:top w:val="single" w:color="000000" w:sz="2" w:space="0"/>
+            <w:left w:val="single" w:color="000000" w:sz="2" w:space="0"/>
+            <w:bottom w:val="single" w:color="000000" w:sz="2" w:space="0"/>
+            <w:right w:val="single" w:color="000000" w:sz="2" w:space="0"/>
+            <w:insideH w:val="single" w:color="000000" w:sz="2" w:space="0"/>
+            <w:insideV w:val="single" w:color="000000" w:sz="2" w:space="0"/>
           </w:tblBorders>
-          <w:tblLayout w:type="fixed"/>
           <w:tblCellMar>
             <w:top w:w="0" w:type="dxa"/>
             <w:left w:w="0" w:type="dxa"/>
@@ -2398,7 +2420,7 @@
           </w:tblCellMar>
         </w:tblPrEx>
         <w:trPr>
-          <w:trHeight w:val="477"/>
+          <w:trHeight w:val="477" w:hRule="atLeast"/>
         </w:trPr>
         <w:tc>
           <w:tcPr>
@@ -2406,7 +2428,7 @@
           </w:tcPr>
           <w:p>
             <w:pPr>
-              <w:pStyle w:val="TableText"/>
+              <w:pStyle w:val="27"/>
               <w:spacing w:before="131" w:line="228" w:lineRule="auto"/>
               <w:ind w:left="216"/>
             </w:pPr>
@@ -2427,7 +2449,7 @@
           </w:tcPr>
           <w:p>
             <w:pPr>
-              <w:pStyle w:val="TableText"/>
+              <w:pStyle w:val="27"/>
               <w:spacing w:before="129" w:line="228" w:lineRule="auto"/>
               <w:ind w:left="1076"/>
             </w:pPr>
@@ -2445,7 +2467,7 @@
           </w:tcPr>
           <w:p>
             <w:pPr>
-              <w:pStyle w:val="TableText"/>
+              <w:pStyle w:val="27"/>
               <w:spacing w:before="131" w:line="228" w:lineRule="auto"/>
               <w:ind w:left="314"/>
             </w:pPr>
@@ -2465,11 +2487,11 @@
           </w:tcPr>
           <w:p>
             <w:pPr>
-              <w:pStyle w:val="TableText"/>
+              <w:pStyle w:val="27"/>
               <w:spacing w:before="129" w:line="228" w:lineRule="auto"/>
               <w:ind w:left="1101"/>
               <w:rPr>
-                <w:rFonts w:eastAsia="宋体" w:hint="eastAsia"/>
+                <w:rFonts w:hint="eastAsia" w:eastAsia="宋体"/>
                 <w:lang w:eastAsia="zh-CN"/>
               </w:rPr>
             </w:pPr>
@@ -2486,9 +2508,14 @@
       </w:tr>
       <w:tr>
         <w:tblPrEx>
-          <w:tblW w:w="8524" w:type="dxa"/>
-          <w:tblInd w:w="2" w:type="dxa"/>
-          <w:tblLayout w:type="fixed"/>
+          <w:tblBorders>
+            <w:top w:val="single" w:color="000000" w:sz="2" w:space="0"/>
+            <w:left w:val="single" w:color="000000" w:sz="2" w:space="0"/>
+            <w:bottom w:val="single" w:color="000000" w:sz="2" w:space="0"/>
+            <w:right w:val="single" w:color="000000" w:sz="2" w:space="0"/>
+            <w:insideH w:val="single" w:color="000000" w:sz="2" w:space="0"/>
+            <w:insideV w:val="single" w:color="000000" w:sz="2" w:space="0"/>
+          </w:tblBorders>
           <w:tblCellMar>
             <w:top w:w="0" w:type="dxa"/>
             <w:left w:w="0" w:type="dxa"/>
@@ -2497,7 +2524,7 @@
           </w:tblCellMar>
         </w:tblPrEx>
         <w:trPr>
-          <w:trHeight w:val="472"/>
+          <w:trHeight w:val="472" w:hRule="atLeast"/>
         </w:trPr>
         <w:tc>
           <w:tcPr>
@@ -2505,7 +2532,7 @@
           </w:tcPr>
           <w:p>
             <w:pPr>
-              <w:pStyle w:val="TableText"/>
+              <w:pStyle w:val="27"/>
               <w:spacing w:before="128" w:line="228" w:lineRule="auto"/>
               <w:ind w:left="433"/>
             </w:pPr>
@@ -2526,7 +2553,7 @@
           </w:tcPr>
           <w:p>
             <w:pPr>
-              <w:pStyle w:val="TableText"/>
+              <w:pStyle w:val="27"/>
               <w:spacing w:before="125" w:line="228" w:lineRule="auto"/>
               <w:ind w:left="1078"/>
             </w:pPr>
@@ -2546,7 +2573,7 @@
           </w:tcPr>
           <w:p>
             <w:pPr>
-              <w:pStyle w:val="TableText"/>
+              <w:pStyle w:val="27"/>
               <w:spacing w:before="128" w:line="228" w:lineRule="auto"/>
               <w:ind w:left="325"/>
             </w:pPr>
@@ -2566,11 +2593,11 @@
           </w:tcPr>
           <w:p>
             <w:pPr>
-              <w:pStyle w:val="TableText"/>
+              <w:pStyle w:val="27"/>
               <w:spacing w:before="125" w:line="268" w:lineRule="exact"/>
               <w:ind w:left="887"/>
               <w:rPr>
-                <w:rFonts w:eastAsia="宋体" w:hint="eastAsia"/>
+                <w:rFonts w:hint="eastAsia" w:eastAsia="宋体"/>
                 <w:lang w:val="en-US" w:eastAsia="zh-CN"/>
               </w:rPr>
             </w:pPr>
@@ -2611,9 +2638,14 @@
       </w:tr>
       <w:tr>
         <w:tblPrEx>
-          <w:tblW w:w="8524" w:type="dxa"/>
-          <w:tblInd w:w="2" w:type="dxa"/>
-          <w:tblLayout w:type="fixed"/>
+          <w:tblBorders>
+            <w:top w:val="single" w:color="000000" w:sz="2" w:space="0"/>
+            <w:left w:val="single" w:color="000000" w:sz="2" w:space="0"/>
+            <w:bottom w:val="single" w:color="000000" w:sz="2" w:space="0"/>
+            <w:right w:val="single" w:color="000000" w:sz="2" w:space="0"/>
+            <w:insideH w:val="single" w:color="000000" w:sz="2" w:space="0"/>
+            <w:insideV w:val="single" w:color="000000" w:sz="2" w:space="0"/>
+          </w:tblBorders>
           <w:tblCellMar>
             <w:top w:w="0" w:type="dxa"/>
             <w:left w:w="0" w:type="dxa"/>
@@ -2622,7 +2654,7 @@
           </w:tblCellMar>
         </w:tblPrEx>
         <w:trPr>
-          <w:trHeight w:val="1408"/>
+          <w:trHeight w:val="1408" w:hRule="atLeast"/>
         </w:trPr>
         <w:tc>
           <w:tcPr>
@@ -2631,7 +2663,7 @@
           </w:tcPr>
           <w:p>
             <w:pPr>
-              <w:pStyle w:val="TableText"/>
+              <w:pStyle w:val="27"/>
               <w:spacing w:before="48" w:line="228" w:lineRule="auto"/>
               <w:ind w:left="119"/>
             </w:pPr>
@@ -2655,24 +2687,31 @@
           </w:p>
           <w:p>
             <w:pPr>
-              <w:pStyle w:val="TableText"/>
+              <w:pStyle w:val="27"/>
               <w:spacing w:before="65" w:line="226" w:lineRule="auto"/>
               <w:ind w:left="435"/>
             </w:pPr>
+            <w:bookmarkStart w:id="3" w:name="_GoBack"/>
             <w:r>
               <w:rPr>
                 <w:spacing w:val="9"/>
               </w:rPr>
               <w:t>查看并访谈运维服务负责人，未见运维工具效果的自评估记录信息。</w:t>
             </w:r>
+            <w:bookmarkEnd w:id="3"/>
           </w:p>
         </w:tc>
       </w:tr>
       <w:tr>
         <w:tblPrEx>
-          <w:tblW w:w="8524" w:type="dxa"/>
-          <w:tblInd w:w="2" w:type="dxa"/>
-          <w:tblLayout w:type="fixed"/>
+          <w:tblBorders>
+            <w:top w:val="single" w:color="000000" w:sz="2" w:space="0"/>
+            <w:left w:val="single" w:color="000000" w:sz="2" w:space="0"/>
+            <w:bottom w:val="single" w:color="000000" w:sz="2" w:space="0"/>
+            <w:right w:val="single" w:color="000000" w:sz="2" w:space="0"/>
+            <w:insideH w:val="single" w:color="000000" w:sz="2" w:space="0"/>
+            <w:insideV w:val="single" w:color="000000" w:sz="2" w:space="0"/>
+          </w:tblBorders>
           <w:tblCellMar>
             <w:top w:w="0" w:type="dxa"/>
             <w:left w:w="0" w:type="dxa"/>
@@ -2681,7 +2720,7 @@
           </w:tblCellMar>
         </w:tblPrEx>
         <w:trPr>
-          <w:trHeight w:val="940"/>
+          <w:trHeight w:val="940" w:hRule="atLeast"/>
         </w:trPr>
         <w:tc>
           <w:tcPr>
@@ -2690,7 +2729,7 @@
           </w:tcPr>
           <w:p>
             <w:pPr>
-              <w:pStyle w:val="TableText"/>
+              <w:pStyle w:val="27"/>
               <w:spacing w:before="128" w:line="370" w:lineRule="auto"/>
               <w:ind w:left="115" w:right="106" w:firstLine="4"/>
             </w:pPr>
@@ -2746,9 +2785,14 @@
       </w:tr>
       <w:tr>
         <w:tblPrEx>
-          <w:tblW w:w="8524" w:type="dxa"/>
-          <w:tblInd w:w="2" w:type="dxa"/>
-          <w:tblLayout w:type="fixed"/>
+          <w:tblBorders>
+            <w:top w:val="single" w:color="000000" w:sz="2" w:space="0"/>
+            <w:left w:val="single" w:color="000000" w:sz="2" w:space="0"/>
+            <w:bottom w:val="single" w:color="000000" w:sz="2" w:space="0"/>
+            <w:right w:val="single" w:color="000000" w:sz="2" w:space="0"/>
+            <w:insideH w:val="single" w:color="000000" w:sz="2" w:space="0"/>
+            <w:insideV w:val="single" w:color="000000" w:sz="2" w:space="0"/>
+          </w:tblBorders>
           <w:tblCellMar>
             <w:top w:w="0" w:type="dxa"/>
             <w:left w:w="0" w:type="dxa"/>
@@ -2757,7 +2801,7 @@
           </w:tblCellMar>
         </w:tblPrEx>
         <w:trPr>
-          <w:trHeight w:val="472"/>
+          <w:trHeight w:val="472" w:hRule="atLeast"/>
         </w:trPr>
         <w:tc>
           <w:tcPr>
@@ -2766,7 +2810,7 @@
           </w:tcPr>
           <w:p>
             <w:pPr>
-              <w:pStyle w:val="TableText"/>
+              <w:pStyle w:val="27"/>
               <w:spacing w:before="129" w:line="228" w:lineRule="auto"/>
               <w:ind w:left="119"/>
             </w:pPr>
@@ -2841,7 +2885,7 @@
                           <pic:cNvPicPr/>
                         </pic:nvPicPr>
                         <pic:blipFill>
-                          <a:blip xmlns:r="http://schemas.openxmlformats.org/officeDocument/2006/relationships" r:embed="rId7"/>
+                          <a:blip r:embed="rId10"/>
                           <a:stretch>
                             <a:fillRect/>
                           </a:stretch>
@@ -2902,9 +2946,14 @@
       </w:tr>
       <w:tr>
         <w:tblPrEx>
-          <w:tblW w:w="8524" w:type="dxa"/>
-          <w:tblInd w:w="2" w:type="dxa"/>
-          <w:tblLayout w:type="fixed"/>
+          <w:tblBorders>
+            <w:top w:val="single" w:color="000000" w:sz="2" w:space="0"/>
+            <w:left w:val="single" w:color="000000" w:sz="2" w:space="0"/>
+            <w:bottom w:val="single" w:color="000000" w:sz="2" w:space="0"/>
+            <w:right w:val="single" w:color="000000" w:sz="2" w:space="0"/>
+            <w:insideH w:val="single" w:color="000000" w:sz="2" w:space="0"/>
+            <w:insideV w:val="single" w:color="000000" w:sz="2" w:space="0"/>
+          </w:tblBorders>
           <w:tblCellMar>
             <w:top w:w="0" w:type="dxa"/>
             <w:left w:w="0" w:type="dxa"/>
@@ -2913,7 +2962,7 @@
           </w:tblCellMar>
         </w:tblPrEx>
         <w:trPr>
-          <w:trHeight w:val="475"/>
+          <w:trHeight w:val="475" w:hRule="atLeast"/>
         </w:trPr>
         <w:tc>
           <w:tcPr>
@@ -2922,7 +2971,7 @@
           </w:tcPr>
           <w:p>
             <w:pPr>
-              <w:pStyle w:val="TableText"/>
+              <w:pStyle w:val="27"/>
               <w:spacing w:before="130" w:line="228" w:lineRule="auto"/>
               <w:ind w:left="126"/>
             </w:pPr>
@@ -2951,7 +3000,7 @@
           </w:tcPr>
           <w:p>
             <w:pPr>
-              <w:pStyle w:val="TableText"/>
+              <w:pStyle w:val="27"/>
               <w:spacing w:before="129" w:line="228" w:lineRule="auto"/>
               <w:ind w:left="113"/>
             </w:pPr>
@@ -2976,9 +3025,14 @@
       </w:tr>
       <w:tr>
         <w:tblPrEx>
-          <w:tblW w:w="8524" w:type="dxa"/>
-          <w:tblInd w:w="2" w:type="dxa"/>
-          <w:tblLayout w:type="fixed"/>
+          <w:tblBorders>
+            <w:top w:val="single" w:color="000000" w:sz="2" w:space="0"/>
+            <w:left w:val="single" w:color="000000" w:sz="2" w:space="0"/>
+            <w:bottom w:val="single" w:color="000000" w:sz="2" w:space="0"/>
+            <w:right w:val="single" w:color="000000" w:sz="2" w:space="0"/>
+            <w:insideH w:val="single" w:color="000000" w:sz="2" w:space="0"/>
+            <w:insideV w:val="single" w:color="000000" w:sz="2" w:space="0"/>
+          </w:tblBorders>
           <w:tblCellMar>
             <w:top w:w="0" w:type="dxa"/>
             <w:left w:w="0" w:type="dxa"/>
@@ -2987,7 +3041,7 @@
           </w:tblCellMar>
         </w:tblPrEx>
         <w:trPr>
-          <w:trHeight w:val="1797"/>
+          <w:trHeight w:val="1797" w:hRule="atLeast"/>
         </w:trPr>
         <w:tc>
           <w:tcPr>
@@ -2996,7 +3050,7 @@
           </w:tcPr>
           <w:p>
             <w:pPr>
-              <w:pStyle w:val="TableText"/>
+              <w:pStyle w:val="27"/>
               <w:spacing w:before="129" w:line="228" w:lineRule="auto"/>
               <w:ind w:left="119"/>
             </w:pPr>
@@ -3011,7 +3065,7 @@
           </w:p>
           <w:p>
             <w:pPr>
-              <w:pStyle w:val="TableText"/>
+              <w:pStyle w:val="27"/>
               <w:spacing w:before="141" w:line="228" w:lineRule="auto"/>
               <w:ind w:left="340"/>
             </w:pPr>
@@ -3057,7 +3111,7 @@
           </w:p>
           <w:p>
             <w:pPr>
-              <w:pStyle w:val="TableText"/>
+              <w:pStyle w:val="27"/>
               <w:spacing w:before="65" w:line="226" w:lineRule="auto"/>
               <w:ind w:left="327"/>
             </w:pPr>
@@ -3070,11 +3124,11 @@
           </w:p>
           <w:p>
             <w:pPr>
-              <w:pStyle w:val="TableText"/>
+              <w:pStyle w:val="27"/>
               <w:spacing w:before="146" w:line="228" w:lineRule="auto"/>
               <w:ind w:left="4107"/>
               <w:rPr>
-                <w:rFonts w:eastAsia="宋体" w:hint="default"/>
+                <w:rFonts w:hint="default" w:eastAsia="宋体"/>
                 <w:lang w:val="en-US" w:eastAsia="zh-CN"/>
               </w:rPr>
             </w:pPr>
@@ -3113,9 +3167,14 @@
       </w:tr>
       <w:tr>
         <w:tblPrEx>
-          <w:tblW w:w="8524" w:type="dxa"/>
-          <w:tblInd w:w="2" w:type="dxa"/>
-          <w:tblLayout w:type="fixed"/>
+          <w:tblBorders>
+            <w:top w:val="single" w:color="000000" w:sz="2" w:space="0"/>
+            <w:left w:val="single" w:color="000000" w:sz="2" w:space="0"/>
+            <w:bottom w:val="single" w:color="000000" w:sz="2" w:space="0"/>
+            <w:right w:val="single" w:color="000000" w:sz="2" w:space="0"/>
+            <w:insideH w:val="single" w:color="000000" w:sz="2" w:space="0"/>
+            <w:insideV w:val="single" w:color="000000" w:sz="2" w:space="0"/>
+          </w:tblBorders>
           <w:tblCellMar>
             <w:top w:w="0" w:type="dxa"/>
             <w:left w:w="0" w:type="dxa"/>
@@ -3124,7 +3183,7 @@
           </w:tblCellMar>
         </w:tblPrEx>
         <w:trPr>
-          <w:trHeight w:val="1799"/>
+          <w:trHeight w:val="1799" w:hRule="atLeast"/>
         </w:trPr>
         <w:tc>
           <w:tcPr>
@@ -3133,7 +3192,7 @@
           </w:tcPr>
           <w:p>
             <w:pPr>
-              <w:pStyle w:val="TableText"/>
+              <w:pStyle w:val="27"/>
               <w:spacing w:before="130" w:line="228" w:lineRule="auto"/>
               <w:ind w:left="115"/>
             </w:pPr>
@@ -3148,7 +3207,7 @@
           </w:p>
           <w:p>
             <w:pPr>
-              <w:pStyle w:val="TableText"/>
+              <w:pStyle w:val="27"/>
               <w:spacing w:before="202" w:line="226" w:lineRule="auto"/>
               <w:ind w:left="324"/>
             </w:pPr>
@@ -3161,7 +3220,7 @@
           </w:p>
           <w:p>
             <w:pPr>
-              <w:pStyle w:val="TableText"/>
+              <w:pStyle w:val="27"/>
               <w:spacing w:before="133" w:line="228" w:lineRule="auto"/>
               <w:ind w:left="4107"/>
             </w:pPr>
@@ -3200,9 +3259,14 @@
       </w:tr>
       <w:tr>
         <w:tblPrEx>
-          <w:tblW w:w="8524" w:type="dxa"/>
-          <w:tblInd w:w="2" w:type="dxa"/>
-          <w:tblLayout w:type="fixed"/>
+          <w:tblBorders>
+            <w:top w:val="single" w:color="000000" w:sz="2" w:space="0"/>
+            <w:left w:val="single" w:color="000000" w:sz="2" w:space="0"/>
+            <w:bottom w:val="single" w:color="000000" w:sz="2" w:space="0"/>
+            <w:right w:val="single" w:color="000000" w:sz="2" w:space="0"/>
+            <w:insideH w:val="single" w:color="000000" w:sz="2" w:space="0"/>
+            <w:insideV w:val="single" w:color="000000" w:sz="2" w:space="0"/>
+          </w:tblBorders>
           <w:tblCellMar>
             <w:top w:w="0" w:type="dxa"/>
             <w:left w:w="0" w:type="dxa"/>
@@ -3211,7 +3275,7 @@
           </w:tblCellMar>
         </w:tblPrEx>
         <w:trPr>
-          <w:trHeight w:val="2032"/>
+          <w:trHeight w:val="2032" w:hRule="atLeast"/>
         </w:trPr>
         <w:tc>
           <w:tcPr>
@@ -3220,7 +3284,7 @@
           </w:tcPr>
           <w:p>
             <w:pPr>
-              <w:pStyle w:val="TableText"/>
+              <w:pStyle w:val="27"/>
               <w:spacing w:before="131" w:line="227" w:lineRule="auto"/>
               <w:ind w:left="115"/>
             </w:pPr>
@@ -3235,7 +3299,7 @@
           </w:p>
           <w:p>
             <w:pPr>
-              <w:pStyle w:val="TableText"/>
+              <w:pStyle w:val="27"/>
               <w:spacing w:before="142" w:line="228" w:lineRule="auto"/>
               <w:ind w:left="131"/>
             </w:pPr>
@@ -3275,7 +3339,7 @@
           </w:p>
           <w:p>
             <w:pPr>
-              <w:pStyle w:val="TableText"/>
+              <w:pStyle w:val="27"/>
               <w:spacing w:before="65" w:line="226" w:lineRule="auto"/>
               <w:ind w:right="12"/>
               <w:jc w:val="left"/>
@@ -3289,7 +3353,7 @@
           </w:p>
           <w:p>
             <w:pPr>
-              <w:pStyle w:val="TableText"/>
+              <w:pStyle w:val="27"/>
               <w:spacing w:before="145" w:line="228" w:lineRule="auto"/>
               <w:ind w:left="120"/>
             </w:pPr>
@@ -3308,7 +3372,7 @@
           </w:p>
           <w:p>
             <w:pPr>
-              <w:pStyle w:val="TableText"/>
+              <w:pStyle w:val="27"/>
               <w:spacing w:before="221" w:line="228" w:lineRule="auto"/>
               <w:ind w:left="4124"/>
             </w:pPr>
@@ -3347,9 +3411,14 @@
       </w:tr>
       <w:tr>
         <w:tblPrEx>
-          <w:tblW w:w="8524" w:type="dxa"/>
-          <w:tblInd w:w="2" w:type="dxa"/>
-          <w:tblLayout w:type="fixed"/>
+          <w:tblBorders>
+            <w:top w:val="single" w:color="000000" w:sz="2" w:space="0"/>
+            <w:left w:val="single" w:color="000000" w:sz="2" w:space="0"/>
+            <w:bottom w:val="single" w:color="000000" w:sz="2" w:space="0"/>
+            <w:right w:val="single" w:color="000000" w:sz="2" w:space="0"/>
+            <w:insideH w:val="single" w:color="000000" w:sz="2" w:space="0"/>
+            <w:insideV w:val="single" w:color="000000" w:sz="2" w:space="0"/>
+          </w:tblBorders>
           <w:tblCellMar>
             <w:top w:w="0" w:type="dxa"/>
             <w:left w:w="0" w:type="dxa"/>
@@ -3358,7 +3427,7 @@
           </w:tblCellMar>
         </w:tblPrEx>
         <w:trPr>
-          <w:trHeight w:val="1881"/>
+          <w:trHeight w:val="1881" w:hRule="atLeast"/>
         </w:trPr>
         <w:tc>
           <w:tcPr>
@@ -3367,7 +3436,7 @@
           </w:tcPr>
           <w:p>
             <w:pPr>
-              <w:pStyle w:val="TableText"/>
+              <w:pStyle w:val="27"/>
               <w:spacing w:before="132" w:line="228" w:lineRule="auto"/>
               <w:ind w:left="120"/>
             </w:pPr>
@@ -3382,7 +3451,7 @@
           </w:p>
           <w:p>
             <w:pPr>
-              <w:pStyle w:val="TableText"/>
+              <w:pStyle w:val="27"/>
               <w:spacing w:before="145" w:line="228" w:lineRule="auto"/>
               <w:ind w:left="120"/>
               <w:rPr>
@@ -3416,11 +3485,11 @@
           </w:p>
           <w:p>
             <w:pPr>
-              <w:pStyle w:val="TableText"/>
+              <w:pStyle w:val="27"/>
               <w:spacing w:before="65" w:line="228" w:lineRule="auto"/>
               <w:ind w:left="4554"/>
               <w:rPr>
-                <w:rFonts w:eastAsia="宋体" w:hint="eastAsia"/>
+                <w:rFonts w:hint="eastAsia" w:eastAsia="宋体"/>
                 <w:lang w:val="en-US" w:eastAsia="zh-CN"/>
               </w:rPr>
             </w:pPr>
@@ -3476,7 +3545,7 @@
       <w:pPr>
         <w:bidi w:val="0"/>
         <w:rPr>
-          <w:rFonts w:ascii="宋体" w:eastAsia="宋体" w:hAnsi="宋体" w:cs="宋体" w:hint="eastAsia"/>
+          <w:rFonts w:hint="eastAsia" w:ascii="宋体" w:hAnsi="宋体" w:eastAsia="宋体" w:cs="宋体"/>
           <w:snapToGrid w:val="0"/>
           <w:color w:val="000000"/>
           <w:kern w:val="0"/>
@@ -3488,7 +3557,7 @@
     </w:p>
     <w:p>
       <w:pPr>
-        <w:pStyle w:val="a1"/>
+        <w:pStyle w:val="29"/>
         <w:rPr>
           <w:rFonts w:hint="default"/>
           <w:lang w:val="en-US" w:eastAsia="zh-CN"/>
@@ -3496,23 +3565,73 @@
       </w:pPr>
     </w:p>
     <w:sectPr>
-      <w:headerReference w:type="default" r:id="rId8"/>
+      <w:headerReference r:id="rId5" w:type="default"/>
       <w:pgSz w:w="11906" w:h="16838"/>
       <w:pgMar w:top="1417" w:right="1800" w:bottom="1440" w:left="1800" w:header="1140" w:footer="992" w:gutter="0"/>
-      <w:cols w:num="1" w:space="425"/>
+      <w:cols w:space="425" w:num="1"/>
       <w:docGrid w:type="lines" w:linePitch="312" w:charSpace="0"/>
     </w:sectPr>
   </w:body>
 </w:document>
 </file>
 
+<file path=word/endnotes.xml><?xml version="1.0" encoding="utf-8"?>
+<w:endnotes xmlns:wpc="http://schemas.microsoft.com/office/word/2010/wordprocessingCanvas" xmlns:mc="http://schemas.openxmlformats.org/markup-compatibility/2006" xmlns:o="urn:schemas-microsoft-com:office:office" xmlns:r="http://schemas.openxmlformats.org/officeDocument/2006/relationships" xmlns:m="http://schemas.openxmlformats.org/officeDocument/2006/math" xmlns:v="urn:schemas-microsoft-com:vml" xmlns:wp14="http://schemas.microsoft.com/office/word/2010/wordprocessingDrawing" xmlns:wp="http://schemas.openxmlformats.org/drawingml/2006/wordprocessingDrawing" xmlns:w="http://schemas.openxmlformats.org/wordprocessingml/2006/main" xmlns:w14="http://schemas.microsoft.com/office/word/2010/wordml" xmlns:w15="http://schemas.microsoft.com/office/word/2012/wordml" xmlns:w10="urn:schemas-microsoft-com:office:word" xmlns:wpg="http://schemas.microsoft.com/office/word/2010/wordprocessingGroup" xmlns:wpi="http://schemas.microsoft.com/office/word/2010/wordprocessingInk" xmlns:wne="http://schemas.microsoft.com/office/word/2006/wordml" xmlns:wps="http://schemas.microsoft.com/office/word/2010/wordprocessingShape" xmlns:wpsCustomData="http://www.wps.cn/officeDocument/2013/wpsCustomData" mc:Ignorable="w14 w15 wp14">
+  <w:endnote w:type="separator" w:id="0">
+    <w:p>
+      <w:pPr>
+        <w:spacing w:line="240" w:lineRule="auto"/>
+      </w:pPr>
+      <w:r>
+        <w:separator/>
+      </w:r>
+    </w:p>
+  </w:endnote>
+  <w:endnote w:type="continuationSeparator" w:id="1">
+    <w:p>
+      <w:pPr>
+        <w:spacing w:line="240" w:lineRule="auto"/>
+      </w:pPr>
+      <w:r>
+        <w:continuationSeparator/>
+      </w:r>
+    </w:p>
+  </w:endnote>
+</w:endnotes>
+</file>
+
+<file path=word/footnotes.xml><?xml version="1.0" encoding="utf-8"?>
+<w:footnotes xmlns:wpc="http://schemas.microsoft.com/office/word/2010/wordprocessingCanvas" xmlns:mc="http://schemas.openxmlformats.org/markup-compatibility/2006" xmlns:o="urn:schemas-microsoft-com:office:office" xmlns:r="http://schemas.openxmlformats.org/officeDocument/2006/relationships" xmlns:m="http://schemas.openxmlformats.org/officeDocument/2006/math" xmlns:v="urn:schemas-microsoft-com:vml" xmlns:wp14="http://schemas.microsoft.com/office/word/2010/wordprocessingDrawing" xmlns:wp="http://schemas.openxmlformats.org/drawingml/2006/wordprocessingDrawing" xmlns:w="http://schemas.openxmlformats.org/wordprocessingml/2006/main" xmlns:w14="http://schemas.microsoft.com/office/word/2010/wordml" xmlns:w15="http://schemas.microsoft.com/office/word/2012/wordml" xmlns:w10="urn:schemas-microsoft-com:office:word" xmlns:wpg="http://schemas.microsoft.com/office/word/2010/wordprocessingGroup" xmlns:wpi="http://schemas.microsoft.com/office/word/2010/wordprocessingInk" xmlns:wne="http://schemas.microsoft.com/office/word/2006/wordml" xmlns:wps="http://schemas.microsoft.com/office/word/2010/wordprocessingShape" xmlns:wpsCustomData="http://www.wps.cn/officeDocument/2013/wpsCustomData" mc:Ignorable="w14 w15 wp14">
+  <w:footnote w:type="separator" w:id="0">
+    <w:p>
+      <w:pPr>
+        <w:spacing w:line="360" w:lineRule="auto"/>
+      </w:pPr>
+      <w:r>
+        <w:separator/>
+      </w:r>
+    </w:p>
+  </w:footnote>
+  <w:footnote w:type="continuationSeparator" w:id="1">
+    <w:p>
+      <w:pPr>
+        <w:spacing w:line="360" w:lineRule="auto"/>
+      </w:pPr>
+      <w:r>
+        <w:continuationSeparator/>
+      </w:r>
+    </w:p>
+  </w:footnote>
+</w:footnotes>
+</file>
+
 <file path=word/header1.xml><?xml version="1.0" encoding="utf-8"?>
-<w:hdr xmlns:wpc="http://schemas.microsoft.com/office/word/2010/wordprocessingCanvas" xmlns:mc="http://schemas.openxmlformats.org/markup-compatibility/2006" xmlns:o="urn:schemas-microsoft-com:office:office" xmlns:r="http://schemas.openxmlformats.org/officeDocument/2006/relationships" xmlns:m="http://schemas.openxmlformats.org/officeDocument/2006/math" xmlns:v="urn:schemas-microsoft-com:vml" xmlns:wp14="http://schemas.microsoft.com/office/word/2010/wordprocessingDrawing" xmlns:wp="http://schemas.openxmlformats.org/drawingml/2006/wordprocessingDrawing" xmlns:w10="urn:schemas-microsoft-com:office:word" xmlns:w="http://schemas.openxmlformats.org/wordprocessingml/2006/main" xmlns:w14="http://schemas.microsoft.com/office/word/2010/wordml" xmlns:w15="http://schemas.microsoft.com/office/word/2012/wordml" xmlns:wne="http://schemas.microsoft.com/office/word/2006/wordml" xmlns:wpg="http://schemas.microsoft.com/office/word/2010/wordprocessingGroup" xmlns:wpi="http://schemas.microsoft.com/office/word/2010/wordprocessingInk" xmlns:wps="http://schemas.microsoft.com/office/word/2010/wordprocessingShape" mc:Ignorable="w14 w15 wp14">
+<w:hdr xmlns:wpc="http://schemas.microsoft.com/office/word/2010/wordprocessingCanvas" xmlns:mc="http://schemas.openxmlformats.org/markup-compatibility/2006" xmlns:o="urn:schemas-microsoft-com:office:office" xmlns:r="http://schemas.openxmlformats.org/officeDocument/2006/relationships" xmlns:m="http://schemas.openxmlformats.org/officeDocument/2006/math" xmlns:v="urn:schemas-microsoft-com:vml" xmlns:wp14="http://schemas.microsoft.com/office/word/2010/wordprocessingDrawing" xmlns:wp="http://schemas.openxmlformats.org/drawingml/2006/wordprocessingDrawing" xmlns:w10="urn:schemas-microsoft-com:office:word" xmlns:w="http://schemas.openxmlformats.org/wordprocessingml/2006/main" xmlns:w14="http://schemas.microsoft.com/office/word/2010/wordml" xmlns:w15="http://schemas.microsoft.com/office/word/2012/wordml" xmlns:wpg="http://schemas.microsoft.com/office/word/2010/wordprocessingGroup" xmlns:wpi="http://schemas.microsoft.com/office/word/2010/wordprocessingInk" xmlns:wne="http://schemas.microsoft.com/office/word/2006/wordml" xmlns:wps="http://schemas.microsoft.com/office/word/2010/wordprocessingShape" xmlns:wpsCustomData="http://www.wps.cn/officeDocument/2013/wpsCustomData" mc:Ignorable="w14 w15 wp14">
   <w:p>
     <w:pPr>
-      <w:pStyle w:val="Header"/>
+      <w:pStyle w:val="15"/>
       <w:pBdr>
-        <w:bottom w:val="single" w:sz="4" w:space="1" w:color="auto"/>
+        <w:bottom w:val="single" w:color="auto" w:sz="4" w:space="1"/>
       </w:pBdr>
       <w:tabs>
         <w:tab w:val="left" w:pos="335"/>
@@ -3520,27 +3639,27 @@
       </w:tabs>
       <w:jc w:val="right"/>
       <w:rPr>
-        <w:rFonts w:eastAsiaTheme="minorEastAsia" w:hint="eastAsia"/>
+        <w:rFonts w:hint="eastAsia" w:eastAsiaTheme="minorEastAsia"/>
         <w:lang w:eastAsia="zh-CN"/>
       </w:rPr>
     </w:pPr>
     <w:r>
       <w:rPr>
-        <w:rFonts w:eastAsiaTheme="minorEastAsia" w:hint="eastAsia"/>
+        <w:rFonts w:hint="eastAsia" w:eastAsiaTheme="minorEastAsia"/>
         <w:lang w:val="en-US" w:eastAsia="zh-CN"/>
       </w:rPr>
       <w:tab/>
     </w:r>
     <w:r>
       <w:rPr>
-        <w:rFonts w:eastAsiaTheme="minorEastAsia" w:hint="eastAsia"/>
+        <w:rFonts w:hint="eastAsia" w:eastAsiaTheme="minorEastAsia"/>
         <w:lang w:val="en-US" w:eastAsia="zh-CN"/>
       </w:rPr>
       <w:tab/>
     </w:r>
     <w:r>
       <w:rPr>
-        <w:rFonts w:eastAsiaTheme="minorEastAsia" w:hint="eastAsia"/>
+        <w:rFonts w:hint="eastAsia" w:eastAsiaTheme="minorEastAsia"/>
         <w:lang w:val="en-US" w:eastAsia="zh-CN"/>
       </w:rPr>
       <w:t>江西通信产业服务有限公司</w:t>
@@ -3550,15 +3669,15 @@
 </file>
 
 <file path=word/numbering.xml><?xml version="1.0" encoding="utf-8"?>
-<w:numbering xmlns:wpc="http://schemas.microsoft.com/office/word/2010/wordprocessingCanvas" xmlns:mc="http://schemas.openxmlformats.org/markup-compatibility/2006" xmlns:o="urn:schemas-microsoft-com:office:office" xmlns:r="http://schemas.openxmlformats.org/officeDocument/2006/relationships" xmlns:m="http://schemas.openxmlformats.org/officeDocument/2006/math" xmlns:v="urn:schemas-microsoft-com:vml" xmlns:wp14="http://schemas.microsoft.com/office/word/2010/wordprocessingDrawing" xmlns:wp="http://schemas.openxmlformats.org/drawingml/2006/wordprocessingDrawing" xmlns:w10="urn:schemas-microsoft-com:office:word" xmlns:w="http://schemas.openxmlformats.org/wordprocessingml/2006/main" xmlns:w14="http://schemas.microsoft.com/office/word/2010/wordml" xmlns:w15="http://schemas.microsoft.com/office/word/2012/wordml" xmlns:wne="http://schemas.microsoft.com/office/word/2006/wordml" xmlns:wpg="http://schemas.microsoft.com/office/word/2010/wordprocessingGroup" xmlns:wpi="http://schemas.microsoft.com/office/word/2010/wordprocessingInk" xmlns:wps="http://schemas.microsoft.com/office/word/2010/wordprocessingShape" mc:Ignorable="w14 w15 wp14">
+<w:numbering xmlns:wpc="http://schemas.microsoft.com/office/word/2010/wordprocessingCanvas" xmlns:mc="http://schemas.openxmlformats.org/markup-compatibility/2006" xmlns:o="urn:schemas-microsoft-com:office:office" xmlns:r="http://schemas.openxmlformats.org/officeDocument/2006/relationships" xmlns:m="http://schemas.openxmlformats.org/officeDocument/2006/math" xmlns:v="urn:schemas-microsoft-com:vml" xmlns:wp14="http://schemas.microsoft.com/office/word/2010/wordprocessingDrawing" xmlns:wp="http://schemas.openxmlformats.org/drawingml/2006/wordprocessingDrawing" xmlns:w10="urn:schemas-microsoft-com:office:word" xmlns:w="http://schemas.openxmlformats.org/wordprocessingml/2006/main" xmlns:w14="http://schemas.microsoft.com/office/word/2010/wordml" xmlns:wpg="http://schemas.microsoft.com/office/word/2010/wordprocessingGroup" xmlns:wpi="http://schemas.microsoft.com/office/word/2010/wordprocessingInk" xmlns:wne="http://schemas.microsoft.com/office/word/2006/wordml" xmlns:wps="http://schemas.microsoft.com/office/word/2010/wordprocessingShape" xmlns:wpsCustomData="http://www.wps.cn/officeDocument/2013/wpsCustomData" mc:Ignorable="w14 wp14">
   <w:abstractNum w:abstractNumId="0">
     <w:nsid w:val="8E964DCE"/>
     <w:multiLevelType w:val="multilevel"/>
     <w:tmpl w:val="8E964DCE"/>
-    <w:lvl w:ilvl="0">
+    <w:lvl w:ilvl="0" w:tentative="0">
       <w:start w:val="1"/>
       <w:numFmt w:val="decimal"/>
-      <w:pStyle w:val="Heading1"/>
+      <w:pStyle w:val="2"/>
       <w:lvlText w:val="%1."/>
       <w:lvlJc w:val="left"/>
       <w:pPr>
@@ -3568,10 +3687,10 @@
         <w:rFonts w:hint="default"/>
       </w:rPr>
     </w:lvl>
-    <w:lvl w:ilvl="1">
+    <w:lvl w:ilvl="1" w:tentative="0">
       <w:start w:val="1"/>
       <w:numFmt w:val="decimal"/>
-      <w:pStyle w:val="Heading2"/>
+      <w:pStyle w:val="3"/>
       <w:lvlText w:val="%1.%2."/>
       <w:lvlJc w:val="left"/>
       <w:pPr>
@@ -3581,10 +3700,10 @@
         <w:rFonts w:hint="default"/>
       </w:rPr>
     </w:lvl>
-    <w:lvl w:ilvl="2">
+    <w:lvl w:ilvl="2" w:tentative="0">
       <w:start w:val="1"/>
       <w:numFmt w:val="decimal"/>
-      <w:pStyle w:val="Heading3"/>
+      <w:pStyle w:val="4"/>
       <w:lvlText w:val="%1.%2.%3."/>
       <w:lvlJc w:val="left"/>
       <w:pPr>
@@ -3594,10 +3713,10 @@
         <w:rFonts w:hint="default"/>
       </w:rPr>
     </w:lvl>
-    <w:lvl w:ilvl="3">
+    <w:lvl w:ilvl="3" w:tentative="0">
       <w:start w:val="1"/>
       <w:numFmt w:val="decimal"/>
-      <w:pStyle w:val="Heading4"/>
+      <w:pStyle w:val="5"/>
       <w:lvlText w:val="%1.%2.%3.%4."/>
       <w:lvlJc w:val="left"/>
       <w:pPr>
@@ -3607,10 +3726,10 @@
         <w:rFonts w:hint="default"/>
       </w:rPr>
     </w:lvl>
-    <w:lvl w:ilvl="4">
+    <w:lvl w:ilvl="4" w:tentative="0">
       <w:start w:val="1"/>
       <w:numFmt w:val="decimal"/>
-      <w:pStyle w:val="Heading5"/>
+      <w:pStyle w:val="6"/>
       <w:lvlText w:val="%1.%2.%3.%4.%5."/>
       <w:lvlJc w:val="left"/>
       <w:pPr>
@@ -3620,10 +3739,10 @@
         <w:rFonts w:hint="default"/>
       </w:rPr>
     </w:lvl>
-    <w:lvl w:ilvl="5">
+    <w:lvl w:ilvl="5" w:tentative="0">
       <w:start w:val="1"/>
       <w:numFmt w:val="decimal"/>
-      <w:pStyle w:val="Heading6"/>
+      <w:pStyle w:val="7"/>
       <w:lvlText w:val="%1.%2.%3.%4.%5.%6."/>
       <w:lvlJc w:val="left"/>
       <w:pPr>
@@ -3633,10 +3752,10 @@
         <w:rFonts w:hint="default"/>
       </w:rPr>
     </w:lvl>
-    <w:lvl w:ilvl="6">
+    <w:lvl w:ilvl="6" w:tentative="0">
       <w:start w:val="1"/>
       <w:numFmt w:val="decimal"/>
-      <w:pStyle w:val="Heading7"/>
+      <w:pStyle w:val="8"/>
       <w:lvlText w:val="%1.%2.%3.%4.%5.%6.%7."/>
       <w:lvlJc w:val="left"/>
       <w:pPr>
@@ -3646,10 +3765,10 @@
         <w:rFonts w:hint="default"/>
       </w:rPr>
     </w:lvl>
-    <w:lvl w:ilvl="7">
+    <w:lvl w:ilvl="7" w:tentative="0">
       <w:start w:val="1"/>
       <w:numFmt w:val="decimal"/>
-      <w:pStyle w:val="Heading8"/>
+      <w:pStyle w:val="9"/>
       <w:lvlText w:val="%1.%2.%3.%4.%5.%6.%7.%8."/>
       <w:lvlJc w:val="left"/>
       <w:pPr>
@@ -3659,10 +3778,10 @@
         <w:rFonts w:hint="default"/>
       </w:rPr>
     </w:lvl>
-    <w:lvl w:ilvl="8">
+    <w:lvl w:ilvl="8" w:tentative="0">
       <w:start w:val="1"/>
       <w:numFmt w:val="decimal"/>
-      <w:pStyle w:val="Heading9"/>
+      <w:pStyle w:val="10"/>
       <w:lvlText w:val="%1.%2.%3.%4.%5.%6.%7.%8.%9."/>
       <w:lvlJc w:val="left"/>
       <w:pPr>
@@ -3680,267 +3799,269 @@
 </file>
 
 <file path=word/styles.xml><?xml version="1.0" encoding="utf-8"?>
-<w:styles xmlns:mc="http://schemas.openxmlformats.org/markup-compatibility/2006" xmlns:r="http://schemas.openxmlformats.org/officeDocument/2006/relationships" xmlns:w="http://schemas.openxmlformats.org/wordprocessingml/2006/main" xmlns:w14="http://schemas.microsoft.com/office/word/2010/wordml" xmlns:w15="http://schemas.microsoft.com/office/word/2012/wordml" mc:Ignorable="w14 w15">
+<w:styles xmlns:mc="http://schemas.openxmlformats.org/markup-compatibility/2006" xmlns:o="urn:schemas-microsoft-com:office:office" xmlns:r="http://schemas.openxmlformats.org/officeDocument/2006/relationships" xmlns:m="http://schemas.openxmlformats.org/officeDocument/2006/math" xmlns:v="urn:schemas-microsoft-com:vml" xmlns:w="http://schemas.openxmlformats.org/wordprocessingml/2006/main" xmlns:w14="http://schemas.microsoft.com/office/word/2010/wordml" xmlns:w10="urn:schemas-microsoft-com:office:word" xmlns:sl="http://schemas.openxmlformats.org/schemaLibrary/2006/main" xmlns:wpsCustomData="http://www.wps.cn/officeDocument/2013/wpsCustomData" mc:Ignorable="w14">
   <w:docDefaults>
     <w:rPrDefault>
       <w:rPr>
-        <w:rFonts w:ascii="Times New Roman" w:eastAsia="宋体" w:hAnsi="Times New Roman" w:cs="Times New Roman"/>
+        <w:rFonts w:ascii="Times New Roman" w:hAnsi="Times New Roman" w:eastAsia="宋体" w:cs="Times New Roman"/>
       </w:rPr>
     </w:rPrDefault>
     <w:pPrDefault/>
   </w:docDefaults>
-  <w:latentStyles w:defLockedState="0" w:defUIPriority="99" w:defSemiHidden="1" w:defUnhideWhenUsed="1" w:defQFormat="0" w:count="260">
-    <w:lsdException w:name="Normal" w:semiHidden="0" w:uiPriority="0" w:unhideWhenUsed="0" w:qFormat="1"/>
-    <w:lsdException w:name="heading 1" w:semiHidden="0" w:uiPriority="0" w:unhideWhenUsed="0" w:qFormat="1"/>
-    <w:lsdException w:name="heading 2" w:semiHidden="0" w:uiPriority="0" w:qFormat="1"/>
-    <w:lsdException w:name="heading 3" w:uiPriority="0" w:qFormat="1"/>
-    <w:lsdException w:name="heading 4" w:semiHidden="0" w:uiPriority="0" w:qFormat="1"/>
-    <w:lsdException w:name="heading 5" w:uiPriority="0" w:qFormat="1"/>
-    <w:lsdException w:name="heading 6" w:uiPriority="0" w:qFormat="1"/>
-    <w:lsdException w:name="heading 7" w:uiPriority="0" w:qFormat="1"/>
-    <w:lsdException w:name="heading 8" w:uiPriority="0" w:qFormat="1"/>
-    <w:lsdException w:name="heading 9" w:uiPriority="0" w:qFormat="1"/>
-    <w:lsdException w:name="index 1" w:semiHidden="0" w:uiPriority="0" w:unhideWhenUsed="0"/>
-    <w:lsdException w:name="index 2" w:semiHidden="0" w:uiPriority="0" w:unhideWhenUsed="0"/>
-    <w:lsdException w:name="index 3" w:semiHidden="0" w:uiPriority="0" w:unhideWhenUsed="0"/>
-    <w:lsdException w:name="index 4" w:semiHidden="0" w:uiPriority="0" w:unhideWhenUsed="0"/>
-    <w:lsdException w:name="index 5" w:semiHidden="0" w:uiPriority="0" w:unhideWhenUsed="0"/>
-    <w:lsdException w:name="index 6" w:semiHidden="0" w:uiPriority="0" w:unhideWhenUsed="0"/>
-    <w:lsdException w:name="index 7" w:semiHidden="0" w:uiPriority="0" w:unhideWhenUsed="0"/>
-    <w:lsdException w:name="index 8" w:semiHidden="0" w:uiPriority="0" w:unhideWhenUsed="0"/>
-    <w:lsdException w:name="index 9" w:semiHidden="0" w:uiPriority="0" w:unhideWhenUsed="0"/>
-    <w:lsdException w:name="toc 1" w:semiHidden="0" w:uiPriority="0" w:unhideWhenUsed="0" w:qFormat="1"/>
-    <w:lsdException w:name="toc 2" w:semiHidden="0" w:uiPriority="0" w:unhideWhenUsed="0" w:qFormat="1"/>
-    <w:lsdException w:name="toc 3" w:semiHidden="0" w:uiPriority="0" w:unhideWhenUsed="0" w:qFormat="1"/>
-    <w:lsdException w:name="toc 4" w:semiHidden="0" w:uiPriority="0" w:unhideWhenUsed="0"/>
-    <w:lsdException w:name="toc 5" w:semiHidden="0" w:uiPriority="0" w:unhideWhenUsed="0"/>
-    <w:lsdException w:name="toc 6" w:semiHidden="0" w:uiPriority="0" w:unhideWhenUsed="0"/>
-    <w:lsdException w:name="toc 7" w:semiHidden="0" w:uiPriority="0" w:unhideWhenUsed="0"/>
-    <w:lsdException w:name="toc 8" w:semiHidden="0" w:uiPriority="0" w:unhideWhenUsed="0"/>
-    <w:lsdException w:name="toc 9" w:semiHidden="0" w:uiPriority="0" w:unhideWhenUsed="0"/>
-    <w:lsdException w:name="Normal Indent" w:semiHidden="0" w:uiPriority="0" w:unhideWhenUsed="0"/>
-    <w:lsdException w:name="footnote text" w:semiHidden="0" w:uiPriority="0" w:unhideWhenUsed="0"/>
-    <w:lsdException w:name="annotation text" w:semiHidden="0" w:uiPriority="0" w:unhideWhenUsed="0" w:qFormat="1"/>
-    <w:lsdException w:name="header" w:semiHidden="0" w:uiPriority="0" w:unhideWhenUsed="0" w:qFormat="1"/>
-    <w:lsdException w:name="footer" w:semiHidden="0" w:uiPriority="0" w:unhideWhenUsed="0" w:qFormat="1"/>
-    <w:lsdException w:name="index heading" w:semiHidden="0" w:uiPriority="0" w:unhideWhenUsed="0"/>
-    <w:lsdException w:name="caption" w:uiPriority="0" w:qFormat="1"/>
-    <w:lsdException w:name="table of figures" w:semiHidden="0" w:uiPriority="0" w:unhideWhenUsed="0"/>
-    <w:lsdException w:name="envelope address" w:semiHidden="0" w:uiPriority="0" w:unhideWhenUsed="0"/>
-    <w:lsdException w:name="envelope return" w:semiHidden="0" w:uiPriority="0" w:unhideWhenUsed="0"/>
-    <w:lsdException w:name="footnote reference" w:semiHidden="0" w:uiPriority="0" w:unhideWhenUsed="0"/>
-    <w:lsdException w:name="annotation reference" w:semiHidden="0" w:uiPriority="0" w:unhideWhenUsed="0"/>
-    <w:lsdException w:name="line number" w:semiHidden="0" w:uiPriority="0" w:unhideWhenUsed="0"/>
-    <w:lsdException w:name="page number" w:semiHidden="0" w:uiPriority="0" w:unhideWhenUsed="0"/>
-    <w:lsdException w:name="endnote reference" w:semiHidden="0" w:uiPriority="0" w:unhideWhenUsed="0"/>
-    <w:lsdException w:name="endnote text" w:semiHidden="0" w:uiPriority="0" w:unhideWhenUsed="0"/>
-    <w:lsdException w:name="table of authorities" w:semiHidden="0" w:uiPriority="0" w:unhideWhenUsed="0"/>
-    <w:lsdException w:name="macro" w:semiHidden="0" w:uiPriority="0" w:unhideWhenUsed="0"/>
-    <w:lsdException w:name="toa heading" w:semiHidden="0" w:uiPriority="0" w:unhideWhenUsed="0"/>
-    <w:lsdException w:name="List" w:semiHidden="0" w:uiPriority="0" w:unhideWhenUsed="0"/>
-    <w:lsdException w:name="List Bullet" w:semiHidden="0" w:uiPriority="0" w:unhideWhenUsed="0"/>
-    <w:lsdException w:name="List Number" w:semiHidden="0" w:uiPriority="0" w:unhideWhenUsed="0"/>
-    <w:lsdException w:name="List 2" w:semiHidden="0" w:uiPriority="0" w:unhideWhenUsed="0"/>
-    <w:lsdException w:name="List 3" w:semiHidden="0" w:uiPriority="0" w:unhideWhenUsed="0"/>
-    <w:lsdException w:name="List 4" w:semiHidden="0" w:uiPriority="0" w:unhideWhenUsed="0"/>
-    <w:lsdException w:name="List 5" w:semiHidden="0" w:uiPriority="0" w:unhideWhenUsed="0"/>
-    <w:lsdException w:name="List Bullet 2" w:semiHidden="0" w:uiPriority="0" w:unhideWhenUsed="0"/>
-    <w:lsdException w:name="List Bullet 3" w:semiHidden="0" w:uiPriority="0" w:unhideWhenUsed="0"/>
-    <w:lsdException w:name="List Bullet 4" w:semiHidden="0" w:uiPriority="0" w:unhideWhenUsed="0"/>
-    <w:lsdException w:name="List Bullet 5" w:semiHidden="0" w:uiPriority="0" w:unhideWhenUsed="0"/>
-    <w:lsdException w:name="List Number 2" w:semiHidden="0" w:uiPriority="0" w:unhideWhenUsed="0"/>
-    <w:lsdException w:name="List Number 3" w:semiHidden="0" w:uiPriority="0" w:unhideWhenUsed="0"/>
-    <w:lsdException w:name="List Number 4" w:semiHidden="0" w:uiPriority="0" w:unhideWhenUsed="0"/>
-    <w:lsdException w:name="List Number 5" w:semiHidden="0" w:uiPriority="0" w:unhideWhenUsed="0"/>
-    <w:lsdException w:name="Title" w:semiHidden="0" w:uiPriority="0" w:unhideWhenUsed="0" w:qFormat="1"/>
-    <w:lsdException w:name="Closing" w:semiHidden="0" w:uiPriority="0" w:unhideWhenUsed="0"/>
-    <w:lsdException w:name="Signature" w:semiHidden="0" w:uiPriority="0" w:unhideWhenUsed="0"/>
-    <w:lsdException w:name="Default Paragraph Font" w:uiPriority="0" w:unhideWhenUsed="0" w:qFormat="1"/>
-    <w:lsdException w:name="Body Text" w:uiPriority="0" w:unhideWhenUsed="0" w:qFormat="1"/>
-    <w:lsdException w:name="Body Text Indent" w:semiHidden="0" w:uiPriority="0" w:unhideWhenUsed="0"/>
-    <w:lsdException w:name="List Continue" w:semiHidden="0" w:uiPriority="0" w:unhideWhenUsed="0"/>
-    <w:lsdException w:name="List Continue 2" w:semiHidden="0" w:uiPriority="0" w:unhideWhenUsed="0"/>
-    <w:lsdException w:name="List Continue 3" w:semiHidden="0" w:uiPriority="0" w:unhideWhenUsed="0"/>
-    <w:lsdException w:name="List Continue 4" w:semiHidden="0" w:uiPriority="0" w:unhideWhenUsed="0"/>
-    <w:lsdException w:name="List Continue 5" w:semiHidden="0" w:uiPriority="0" w:unhideWhenUsed="0"/>
-    <w:lsdException w:name="Message Header" w:semiHidden="0" w:uiPriority="0" w:unhideWhenUsed="0"/>
-    <w:lsdException w:name="Subtitle" w:semiHidden="0" w:uiPriority="0" w:unhideWhenUsed="0" w:qFormat="1"/>
-    <w:lsdException w:name="Salutation" w:semiHidden="0" w:uiPriority="0" w:unhideWhenUsed="0"/>
-    <w:lsdException w:name="Date" w:semiHidden="0" w:uiPriority="0" w:unhideWhenUsed="0"/>
-    <w:lsdException w:name="Body Text First Indent" w:semiHidden="0" w:uiPriority="0" w:unhideWhenUsed="0"/>
-    <w:lsdException w:name="Body Text First Indent 2" w:semiHidden="0" w:uiPriority="0" w:unhideWhenUsed="0"/>
-    <w:lsdException w:name="Body Text 2" w:semiHidden="0" w:uiPriority="0" w:unhideWhenUsed="0"/>
-    <w:lsdException w:name="Body Text 3" w:semiHidden="0" w:uiPriority="0" w:unhideWhenUsed="0"/>
-    <w:lsdException w:name="Body Text Indent 2" w:semiHidden="0" w:uiPriority="0" w:unhideWhenUsed="0"/>
-    <w:lsdException w:name="Body Text Indent 3" w:semiHidden="0" w:uiPriority="0" w:unhideWhenUsed="0"/>
-    <w:lsdException w:name="Block Text" w:semiHidden="0" w:uiPriority="0" w:unhideWhenUsed="0"/>
-    <w:lsdException w:name="Hyperlink" w:semiHidden="0" w:uiPriority="0" w:unhideWhenUsed="0"/>
-    <w:lsdException w:name="FollowedHyperlink" w:semiHidden="0" w:uiPriority="0" w:unhideWhenUsed="0"/>
-    <w:lsdException w:name="Strong" w:semiHidden="0" w:uiPriority="0" w:unhideWhenUsed="0" w:qFormat="1"/>
-    <w:lsdException w:name="Emphasis" w:semiHidden="0" w:uiPriority="0" w:unhideWhenUsed="0" w:qFormat="1"/>
-    <w:lsdException w:name="Document Map" w:semiHidden="0" w:uiPriority="0" w:unhideWhenUsed="0"/>
-    <w:lsdException w:name="Plain Text" w:semiHidden="0" w:uiPriority="0" w:unhideWhenUsed="0"/>
-    <w:lsdException w:name="E-mail Signature" w:semiHidden="0" w:uiPriority="0" w:unhideWhenUsed="0"/>
-    <w:lsdException w:name="Normal (Web)" w:semiHidden="0" w:uiPriority="0" w:unhideWhenUsed="0" w:qFormat="1"/>
-    <w:lsdException w:name="HTML Acronym" w:semiHidden="0" w:uiPriority="0" w:unhideWhenUsed="0"/>
-    <w:lsdException w:name="HTML Address" w:semiHidden="0" w:uiPriority="0" w:unhideWhenUsed="0"/>
-    <w:lsdException w:name="HTML Cite" w:semiHidden="0" w:uiPriority="0" w:unhideWhenUsed="0"/>
-    <w:lsdException w:name="HTML Code" w:semiHidden="0" w:uiPriority="0" w:unhideWhenUsed="0"/>
-    <w:lsdException w:name="HTML Definition" w:semiHidden="0" w:uiPriority="0" w:unhideWhenUsed="0"/>
-    <w:lsdException w:name="HTML Keyboard" w:semiHidden="0" w:uiPriority="0" w:unhideWhenUsed="0"/>
-    <w:lsdException w:name="HTML Preformatted" w:semiHidden="0" w:uiPriority="0" w:unhideWhenUsed="0"/>
-    <w:lsdException w:name="HTML Sample" w:semiHidden="0" w:uiPriority="0" w:unhideWhenUsed="0"/>
-    <w:lsdException w:name="HTML Typewriter" w:semiHidden="0" w:uiPriority="0" w:unhideWhenUsed="0"/>
-    <w:lsdException w:name="HTML Variable" w:semiHidden="0" w:uiPriority="0" w:unhideWhenUsed="0"/>
-    <w:lsdException w:name="Normal Table" w:uiPriority="0" w:unhideWhenUsed="0" w:qFormat="1"/>
-    <w:lsdException w:name="annotation subject" w:semiHidden="0" w:uiPriority="0" w:unhideWhenUsed="0"/>
-    <w:lsdException w:name="Table Simple 1" w:semiHidden="0" w:uiPriority="0" w:unhideWhenUsed="0"/>
-    <w:lsdException w:name="Table Simple 2" w:semiHidden="0" w:uiPriority="0" w:unhideWhenUsed="0"/>
-    <w:lsdException w:name="Table Simple 3" w:semiHidden="0" w:uiPriority="0" w:unhideWhenUsed="0"/>
-    <w:lsdException w:name="Table Classic 1" w:semiHidden="0" w:uiPriority="0" w:unhideWhenUsed="0"/>
-    <w:lsdException w:name="Table Classic 2" w:semiHidden="0" w:uiPriority="0" w:unhideWhenUsed="0"/>
-    <w:lsdException w:name="Table Classic 3" w:semiHidden="0" w:uiPriority="0" w:unhideWhenUsed="0"/>
-    <w:lsdException w:name="Table Classic 4" w:semiHidden="0" w:uiPriority="0" w:unhideWhenUsed="0"/>
-    <w:lsdException w:name="Table Colorful 1" w:semiHidden="0" w:uiPriority="0" w:unhideWhenUsed="0"/>
-    <w:lsdException w:name="Table Colorful 2" w:semiHidden="0" w:uiPriority="0" w:unhideWhenUsed="0"/>
-    <w:lsdException w:name="Table Colorful 3" w:semiHidden="0" w:uiPriority="0" w:unhideWhenUsed="0"/>
-    <w:lsdException w:name="Table Columns 1" w:semiHidden="0" w:uiPriority="0" w:unhideWhenUsed="0"/>
-    <w:lsdException w:name="Table Columns 2" w:semiHidden="0" w:uiPriority="0" w:unhideWhenUsed="0"/>
-    <w:lsdException w:name="Table Columns 3" w:semiHidden="0" w:uiPriority="0" w:unhideWhenUsed="0"/>
-    <w:lsdException w:name="Table Columns 4" w:semiHidden="0" w:uiPriority="0" w:unhideWhenUsed="0"/>
-    <w:lsdException w:name="Table Columns 5" w:semiHidden="0" w:uiPriority="0" w:unhideWhenUsed="0"/>
-    <w:lsdException w:name="Table Grid 1" w:semiHidden="0" w:uiPriority="0" w:unhideWhenUsed="0"/>
-    <w:lsdException w:name="Table Grid 2" w:semiHidden="0" w:uiPriority="0" w:unhideWhenUsed="0"/>
-    <w:lsdException w:name="Table Grid 3" w:semiHidden="0" w:uiPriority="0" w:unhideWhenUsed="0"/>
-    <w:lsdException w:name="Table Grid 4" w:semiHidden="0" w:uiPriority="0" w:unhideWhenUsed="0"/>
-    <w:lsdException w:name="Table Grid 5" w:semiHidden="0" w:uiPriority="0" w:unhideWhenUsed="0"/>
-    <w:lsdException w:name="Table Grid 6" w:semiHidden="0" w:uiPriority="0" w:unhideWhenUsed="0"/>
-    <w:lsdException w:name="Table Grid 7" w:semiHidden="0" w:uiPriority="0" w:unhideWhenUsed="0"/>
-    <w:lsdException w:name="Table Grid 8" w:semiHidden="0" w:uiPriority="0" w:unhideWhenUsed="0"/>
-    <w:lsdException w:name="Table List 1" w:semiHidden="0" w:uiPriority="0" w:unhideWhenUsed="0"/>
-    <w:lsdException w:name="Table List 2" w:semiHidden="0" w:uiPriority="0" w:unhideWhenUsed="0"/>
-    <w:lsdException w:name="Table List 3" w:semiHidden="0" w:uiPriority="0" w:unhideWhenUsed="0"/>
-    <w:lsdException w:name="Table List 4" w:semiHidden="0" w:uiPriority="0" w:unhideWhenUsed="0"/>
-    <w:lsdException w:name="Table List 5" w:semiHidden="0" w:uiPriority="0" w:unhideWhenUsed="0"/>
-    <w:lsdException w:name="Table List 6" w:semiHidden="0" w:uiPriority="0" w:unhideWhenUsed="0"/>
-    <w:lsdException w:name="Table List 7" w:semiHidden="0" w:uiPriority="0" w:unhideWhenUsed="0"/>
-    <w:lsdException w:name="Table List 8" w:semiHidden="0" w:uiPriority="0" w:unhideWhenUsed="0"/>
-    <w:lsdException w:name="Table 3D effects 1" w:semiHidden="0" w:uiPriority="0" w:unhideWhenUsed="0"/>
-    <w:lsdException w:name="Table 3D effects 2" w:semiHidden="0" w:uiPriority="0" w:unhideWhenUsed="0"/>
-    <w:lsdException w:name="Table 3D effects 3" w:semiHidden="0" w:uiPriority="0" w:unhideWhenUsed="0"/>
-    <w:lsdException w:name="Table Contemporary" w:semiHidden="0" w:uiPriority="0" w:unhideWhenUsed="0"/>
-    <w:lsdException w:name="Table Elegant" w:semiHidden="0" w:uiPriority="0" w:unhideWhenUsed="0"/>
-    <w:lsdException w:name="Table Professional" w:semiHidden="0" w:uiPriority="0" w:unhideWhenUsed="0"/>
-    <w:lsdException w:name="Table Subtle 1" w:semiHidden="0" w:uiPriority="0" w:unhideWhenUsed="0"/>
-    <w:lsdException w:name="Table Subtle 2" w:semiHidden="0" w:uiPriority="0" w:unhideWhenUsed="0"/>
-    <w:lsdException w:name="Table Web 1" w:semiHidden="0" w:uiPriority="0" w:unhideWhenUsed="0"/>
-    <w:lsdException w:name="Table Web 2" w:semiHidden="0" w:uiPriority="0" w:unhideWhenUsed="0"/>
-    <w:lsdException w:name="Table Web 3" w:semiHidden="0" w:uiPriority="0" w:unhideWhenUsed="0"/>
-    <w:lsdException w:name="Balloon Text" w:semiHidden="0" w:uiPriority="0" w:unhideWhenUsed="0"/>
-    <w:lsdException w:name="Table Grid" w:semiHidden="0" w:uiPriority="0" w:unhideWhenUsed="0" w:qFormat="1"/>
-    <w:lsdException w:name="Table Theme" w:semiHidden="0" w:uiPriority="0" w:unhideWhenUsed="0"/>
-    <w:lsdException w:name="Light Shading" w:semiHidden="0" w:uiPriority="60" w:unhideWhenUsed="0"/>
-    <w:lsdException w:name="Light List" w:semiHidden="0" w:uiPriority="61" w:unhideWhenUsed="0"/>
-    <w:lsdException w:name="Light Grid" w:semiHidden="0" w:uiPriority="62" w:unhideWhenUsed="0"/>
-    <w:lsdException w:name="Medium Shading 1" w:semiHidden="0" w:uiPriority="63" w:unhideWhenUsed="0"/>
-    <w:lsdException w:name="Medium Shading 2" w:semiHidden="0" w:uiPriority="64" w:unhideWhenUsed="0"/>
-    <w:lsdException w:name="Medium List 1" w:semiHidden="0" w:uiPriority="65" w:unhideWhenUsed="0"/>
-    <w:lsdException w:name="Medium List 2" w:semiHidden="0" w:uiPriority="66" w:unhideWhenUsed="0"/>
-    <w:lsdException w:name="Medium Grid 1" w:semiHidden="0" w:uiPriority="67" w:unhideWhenUsed="0"/>
-    <w:lsdException w:name="Medium Grid 2" w:semiHidden="0" w:uiPriority="68" w:unhideWhenUsed="0"/>
-    <w:lsdException w:name="Medium Grid 3" w:semiHidden="0" w:uiPriority="69" w:unhideWhenUsed="0"/>
-    <w:lsdException w:name="Dark List" w:semiHidden="0" w:uiPriority="70" w:unhideWhenUsed="0"/>
-    <w:lsdException w:name="Colorful Shading" w:semiHidden="0" w:uiPriority="71" w:unhideWhenUsed="0"/>
-    <w:lsdException w:name="Colorful List" w:semiHidden="0" w:uiPriority="72" w:unhideWhenUsed="0"/>
-    <w:lsdException w:name="Colorful Grid" w:semiHidden="0" w:uiPriority="73" w:unhideWhenUsed="0"/>
-    <w:lsdException w:name="Light Shading Accent 1" w:semiHidden="0" w:uiPriority="60" w:unhideWhenUsed="0"/>
-    <w:lsdException w:name="Light List Accent 1" w:semiHidden="0" w:uiPriority="61" w:unhideWhenUsed="0"/>
-    <w:lsdException w:name="Light Grid Accent 1" w:semiHidden="0" w:uiPriority="62" w:unhideWhenUsed="0"/>
-    <w:lsdException w:name="Medium Shading 1 Accent 1" w:semiHidden="0" w:uiPriority="63" w:unhideWhenUsed="0"/>
-    <w:lsdException w:name="Medium Shading 2 Accent 1" w:semiHidden="0" w:uiPriority="64" w:unhideWhenUsed="0"/>
-    <w:lsdException w:name="Medium List 1 Accent 1" w:semiHidden="0" w:uiPriority="65" w:unhideWhenUsed="0"/>
-    <w:lsdException w:name="Medium List 2 Accent 1" w:semiHidden="0" w:uiPriority="66" w:unhideWhenUsed="0"/>
-    <w:lsdException w:name="Medium Grid 1 Accent 1" w:semiHidden="0" w:uiPriority="67" w:unhideWhenUsed="0"/>
-    <w:lsdException w:name="Medium Grid 2 Accent 1" w:semiHidden="0" w:uiPriority="68" w:unhideWhenUsed="0"/>
-    <w:lsdException w:name="Medium Grid 3 Accent 1" w:semiHidden="0" w:uiPriority="69" w:unhideWhenUsed="0"/>
-    <w:lsdException w:name="Dark List Accent 1" w:semiHidden="0" w:uiPriority="70" w:unhideWhenUsed="0"/>
-    <w:lsdException w:name="Colorful Shading Accent 1" w:semiHidden="0" w:uiPriority="71" w:unhideWhenUsed="0"/>
-    <w:lsdException w:name="Colorful List Accent 1" w:semiHidden="0" w:uiPriority="72" w:unhideWhenUsed="0"/>
-    <w:lsdException w:name="Colorful Grid Accent 1" w:semiHidden="0" w:uiPriority="73" w:unhideWhenUsed="0"/>
-    <w:lsdException w:name="Light Shading Accent 2" w:semiHidden="0" w:uiPriority="60" w:unhideWhenUsed="0"/>
-    <w:lsdException w:name="Light List Accent 2" w:semiHidden="0" w:uiPriority="61" w:unhideWhenUsed="0"/>
-    <w:lsdException w:name="Light Grid Accent 2" w:semiHidden="0" w:uiPriority="62" w:unhideWhenUsed="0"/>
-    <w:lsdException w:name="Medium Shading 1 Accent 2" w:semiHidden="0" w:uiPriority="63" w:unhideWhenUsed="0"/>
-    <w:lsdException w:name="Medium Shading 2 Accent 2" w:semiHidden="0" w:uiPriority="64" w:unhideWhenUsed="0"/>
-    <w:lsdException w:name="Medium List 1 Accent 2" w:semiHidden="0" w:uiPriority="65" w:unhideWhenUsed="0"/>
-    <w:lsdException w:name="Medium List 2 Accent 2" w:semiHidden="0" w:uiPriority="66" w:unhideWhenUsed="0"/>
-    <w:lsdException w:name="Medium Grid 1 Accent 2" w:semiHidden="0" w:uiPriority="67" w:unhideWhenUsed="0"/>
-    <w:lsdException w:name="Medium Grid 2 Accent 2" w:semiHidden="0" w:uiPriority="68" w:unhideWhenUsed="0"/>
-    <w:lsdException w:name="Medium Grid 3 Accent 2" w:semiHidden="0" w:uiPriority="69" w:unhideWhenUsed="0"/>
-    <w:lsdException w:name="Dark List Accent 2" w:semiHidden="0" w:uiPriority="70" w:unhideWhenUsed="0"/>
-    <w:lsdException w:name="Colorful Shading Accent 2" w:semiHidden="0" w:uiPriority="71" w:unhideWhenUsed="0"/>
-    <w:lsdException w:name="Colorful List Accent 2" w:semiHidden="0" w:uiPriority="72" w:unhideWhenUsed="0"/>
-    <w:lsdException w:name="Colorful Grid Accent 2" w:semiHidden="0" w:uiPriority="73" w:unhideWhenUsed="0"/>
-    <w:lsdException w:name="Light Shading Accent 3" w:semiHidden="0" w:uiPriority="60" w:unhideWhenUsed="0"/>
-    <w:lsdException w:name="Light List Accent 3" w:semiHidden="0" w:uiPriority="61" w:unhideWhenUsed="0"/>
-    <w:lsdException w:name="Light Grid Accent 3" w:semiHidden="0" w:uiPriority="62" w:unhideWhenUsed="0"/>
-    <w:lsdException w:name="Medium Shading 1 Accent 3" w:semiHidden="0" w:uiPriority="63" w:unhideWhenUsed="0"/>
-    <w:lsdException w:name="Medium Shading 2 Accent 3" w:semiHidden="0" w:uiPriority="64" w:unhideWhenUsed="0"/>
-    <w:lsdException w:name="Medium List 1 Accent 3" w:semiHidden="0" w:uiPriority="65" w:unhideWhenUsed="0"/>
-    <w:lsdException w:name="Medium List 2 Accent 3" w:semiHidden="0" w:uiPriority="66" w:unhideWhenUsed="0"/>
-    <w:lsdException w:name="Medium Grid 1 Accent 3" w:semiHidden="0" w:uiPriority="67" w:unhideWhenUsed="0"/>
-    <w:lsdException w:name="Medium Grid 2 Accent 3" w:semiHidden="0" w:uiPriority="68" w:unhideWhenUsed="0"/>
-    <w:lsdException w:name="Medium Grid 3 Accent 3" w:semiHidden="0" w:uiPriority="69" w:unhideWhenUsed="0"/>
-    <w:lsdException w:name="Dark List Accent 3" w:semiHidden="0" w:uiPriority="70" w:unhideWhenUsed="0"/>
-    <w:lsdException w:name="Colorful Shading Accent 3" w:semiHidden="0" w:uiPriority="71" w:unhideWhenUsed="0"/>
-    <w:lsdException w:name="Colorful List Accent 3" w:semiHidden="0" w:uiPriority="72" w:unhideWhenUsed="0"/>
-    <w:lsdException w:name="Colorful Grid Accent 3" w:semiHidden="0" w:uiPriority="73" w:unhideWhenUsed="0"/>
-    <w:lsdException w:name="Light Shading Accent 4" w:semiHidden="0" w:uiPriority="60" w:unhideWhenUsed="0"/>
-    <w:lsdException w:name="Light List Accent 4" w:semiHidden="0" w:uiPriority="61" w:unhideWhenUsed="0"/>
-    <w:lsdException w:name="Light Grid Accent 4" w:semiHidden="0" w:uiPriority="62" w:unhideWhenUsed="0"/>
-    <w:lsdException w:name="Medium Shading 1 Accent 4" w:semiHidden="0" w:uiPriority="63" w:unhideWhenUsed="0"/>
-    <w:lsdException w:name="Medium Shading 2 Accent 4" w:semiHidden="0" w:uiPriority="64" w:unhideWhenUsed="0"/>
-    <w:lsdException w:name="Medium List 1 Accent 4" w:semiHidden="0" w:uiPriority="65" w:unhideWhenUsed="0"/>
-    <w:lsdException w:name="Medium List 2 Accent 4" w:semiHidden="0" w:uiPriority="66" w:unhideWhenUsed="0"/>
-    <w:lsdException w:name="Medium Grid 1 Accent 4" w:semiHidden="0" w:uiPriority="67" w:unhideWhenUsed="0"/>
-    <w:lsdException w:name="Medium Grid 2 Accent 4" w:semiHidden="0" w:uiPriority="68" w:unhideWhenUsed="0"/>
-    <w:lsdException w:name="Medium Grid 3 Accent 4" w:semiHidden="0" w:uiPriority="69" w:unhideWhenUsed="0"/>
-    <w:lsdException w:name="Dark List Accent 4" w:semiHidden="0" w:uiPriority="70" w:unhideWhenUsed="0"/>
-    <w:lsdException w:name="Colorful Shading Accent 4" w:semiHidden="0" w:uiPriority="71" w:unhideWhenUsed="0"/>
-    <w:lsdException w:name="Colorful List Accent 4" w:semiHidden="0" w:uiPriority="72" w:unhideWhenUsed="0"/>
-    <w:lsdException w:name="Colorful Grid Accent 4" w:semiHidden="0" w:uiPriority="73" w:unhideWhenUsed="0"/>
-    <w:lsdException w:name="Light Shading Accent 5" w:semiHidden="0" w:uiPriority="60" w:unhideWhenUsed="0"/>
-    <w:lsdException w:name="Light List Accent 5" w:semiHidden="0" w:uiPriority="61" w:unhideWhenUsed="0"/>
-    <w:lsdException w:name="Light Grid Accent 5" w:semiHidden="0" w:uiPriority="62" w:unhideWhenUsed="0"/>
-    <w:lsdException w:name="Medium Shading 1 Accent 5" w:semiHidden="0" w:uiPriority="63" w:unhideWhenUsed="0"/>
-    <w:lsdException w:name="Medium Shading 2 Accent 5" w:semiHidden="0" w:uiPriority="64" w:unhideWhenUsed="0"/>
-    <w:lsdException w:name="Medium List 1 Accent 5" w:semiHidden="0" w:uiPriority="65" w:unhideWhenUsed="0"/>
-    <w:lsdException w:name="Medium List 2 Accent 5" w:semiHidden="0" w:uiPriority="66" w:unhideWhenUsed="0"/>
-    <w:lsdException w:name="Medium Grid 1 Accent 5" w:semiHidden="0" w:uiPriority="67" w:unhideWhenUsed="0"/>
-    <w:lsdException w:name="Medium Grid 2 Accent 5" w:semiHidden="0" w:uiPriority="68" w:unhideWhenUsed="0"/>
-    <w:lsdException w:name="Medium Grid 3 Accent 5" w:semiHidden="0" w:uiPriority="69" w:unhideWhenUsed="0"/>
-    <w:lsdException w:name="Dark List Accent 5" w:semiHidden="0" w:uiPriority="70" w:unhideWhenUsed="0"/>
-    <w:lsdException w:name="Colorful Shading Accent 5" w:semiHidden="0" w:uiPriority="71" w:unhideWhenUsed="0"/>
-    <w:lsdException w:name="Colorful List Accent 5" w:semiHidden="0" w:uiPriority="72" w:unhideWhenUsed="0"/>
-    <w:lsdException w:name="Colorful Grid Accent 5" w:semiHidden="0" w:uiPriority="73" w:unhideWhenUsed="0"/>
-    <w:lsdException w:name="Light Shading Accent 6" w:semiHidden="0" w:uiPriority="60" w:unhideWhenUsed="0"/>
-    <w:lsdException w:name="Light List Accent 6" w:semiHidden="0" w:uiPriority="61" w:unhideWhenUsed="0"/>
-    <w:lsdException w:name="Light Grid Accent 6" w:semiHidden="0" w:uiPriority="62" w:unhideWhenUsed="0"/>
-    <w:lsdException w:name="Medium Shading 1 Accent 6" w:semiHidden="0" w:uiPriority="63" w:unhideWhenUsed="0"/>
-    <w:lsdException w:name="Medium Shading 2 Accent 6" w:semiHidden="0" w:uiPriority="64" w:unhideWhenUsed="0"/>
-    <w:lsdException w:name="Medium List 1 Accent 6" w:semiHidden="0" w:uiPriority="65" w:unhideWhenUsed="0"/>
-    <w:lsdException w:name="Medium List 2 Accent 6" w:semiHidden="0" w:uiPriority="66" w:unhideWhenUsed="0"/>
-    <w:lsdException w:name="Medium Grid 1 Accent 6" w:semiHidden="0" w:uiPriority="67" w:unhideWhenUsed="0"/>
-    <w:lsdException w:name="Medium Grid 2 Accent 6" w:semiHidden="0" w:uiPriority="68" w:unhideWhenUsed="0"/>
-    <w:lsdException w:name="Medium Grid 3 Accent 6" w:semiHidden="0" w:uiPriority="69" w:unhideWhenUsed="0"/>
-    <w:lsdException w:name="Dark List Accent 6" w:semiHidden="0" w:uiPriority="70" w:unhideWhenUsed="0"/>
-    <w:lsdException w:name="Colorful Shading Accent 6" w:semiHidden="0" w:uiPriority="71" w:unhideWhenUsed="0"/>
-    <w:lsdException w:name="Colorful List Accent 6" w:semiHidden="0" w:uiPriority="72" w:unhideWhenUsed="0"/>
-    <w:lsdException w:name="Colorful Grid Accent 6" w:semiHidden="0" w:uiPriority="73" w:unhideWhenUsed="0"/>
+  <w:latentStyles w:count="260" w:defQFormat="0" w:defUnhideWhenUsed="1" w:defSemiHidden="1" w:defUIPriority="99" w:defLockedState="0">
+    <w:lsdException w:qFormat="1" w:unhideWhenUsed="0" w:uiPriority="0" w:semiHidden="0" w:name="Normal"/>
+    <w:lsdException w:qFormat="1" w:unhideWhenUsed="0" w:uiPriority="0" w:semiHidden="0" w:name="heading 1"/>
+    <w:lsdException w:qFormat="1" w:uiPriority="0" w:semiHidden="0" w:name="heading 2"/>
+    <w:lsdException w:qFormat="1" w:uiPriority="0" w:name="heading 3"/>
+    <w:lsdException w:qFormat="1" w:uiPriority="0" w:semiHidden="0" w:name="heading 4"/>
+    <w:lsdException w:qFormat="1" w:uiPriority="0" w:name="heading 5"/>
+    <w:lsdException w:qFormat="1" w:uiPriority="0" w:name="heading 6"/>
+    <w:lsdException w:qFormat="1" w:uiPriority="0" w:name="heading 7"/>
+    <w:lsdException w:qFormat="1" w:uiPriority="0" w:name="heading 8"/>
+    <w:lsdException w:qFormat="1" w:uiPriority="0" w:name="heading 9"/>
+    <w:lsdException w:unhideWhenUsed="0" w:uiPriority="0" w:semiHidden="0" w:name="index 1"/>
+    <w:lsdException w:unhideWhenUsed="0" w:uiPriority="0" w:semiHidden="0" w:name="index 2"/>
+    <w:lsdException w:unhideWhenUsed="0" w:uiPriority="0" w:semiHidden="0" w:name="index 3"/>
+    <w:lsdException w:unhideWhenUsed="0" w:uiPriority="0" w:semiHidden="0" w:name="index 4"/>
+    <w:lsdException w:unhideWhenUsed="0" w:uiPriority="0" w:semiHidden="0" w:name="index 5"/>
+    <w:lsdException w:unhideWhenUsed="0" w:uiPriority="0" w:semiHidden="0" w:name="index 6"/>
+    <w:lsdException w:unhideWhenUsed="0" w:uiPriority="0" w:semiHidden="0" w:name="index 7"/>
+    <w:lsdException w:unhideWhenUsed="0" w:uiPriority="0" w:semiHidden="0" w:name="index 8"/>
+    <w:lsdException w:unhideWhenUsed="0" w:uiPriority="0" w:semiHidden="0" w:name="index 9"/>
+    <w:lsdException w:qFormat="1" w:unhideWhenUsed="0" w:uiPriority="0" w:semiHidden="0" w:name="toc 1"/>
+    <w:lsdException w:qFormat="1" w:unhideWhenUsed="0" w:uiPriority="0" w:semiHidden="0" w:name="toc 2"/>
+    <w:lsdException w:qFormat="1" w:unhideWhenUsed="0" w:uiPriority="0" w:semiHidden="0" w:name="toc 3"/>
+    <w:lsdException w:unhideWhenUsed="0" w:uiPriority="0" w:semiHidden="0" w:name="toc 4"/>
+    <w:lsdException w:unhideWhenUsed="0" w:uiPriority="0" w:semiHidden="0" w:name="toc 5"/>
+    <w:lsdException w:unhideWhenUsed="0" w:uiPriority="0" w:semiHidden="0" w:name="toc 6"/>
+    <w:lsdException w:unhideWhenUsed="0" w:uiPriority="0" w:semiHidden="0" w:name="toc 7"/>
+    <w:lsdException w:unhideWhenUsed="0" w:uiPriority="0" w:semiHidden="0" w:name="toc 8"/>
+    <w:lsdException w:unhideWhenUsed="0" w:uiPriority="0" w:semiHidden="0" w:name="toc 9"/>
+    <w:lsdException w:unhideWhenUsed="0" w:uiPriority="0" w:semiHidden="0" w:name="Normal Indent"/>
+    <w:lsdException w:unhideWhenUsed="0" w:uiPriority="0" w:semiHidden="0" w:name="footnote text"/>
+    <w:lsdException w:qFormat="1" w:unhideWhenUsed="0" w:uiPriority="0" w:semiHidden="0" w:name="annotation text"/>
+    <w:lsdException w:qFormat="1" w:unhideWhenUsed="0" w:uiPriority="0" w:semiHidden="0" w:name="header"/>
+    <w:lsdException w:qFormat="1" w:unhideWhenUsed="0" w:uiPriority="0" w:semiHidden="0" w:name="footer"/>
+    <w:lsdException w:unhideWhenUsed="0" w:uiPriority="0" w:semiHidden="0" w:name="index heading"/>
+    <w:lsdException w:qFormat="1" w:uiPriority="0" w:name="caption"/>
+    <w:lsdException w:unhideWhenUsed="0" w:uiPriority="0" w:semiHidden="0" w:name="table of figures"/>
+    <w:lsdException w:unhideWhenUsed="0" w:uiPriority="0" w:semiHidden="0" w:name="envelope address"/>
+    <w:lsdException w:unhideWhenUsed="0" w:uiPriority="0" w:semiHidden="0" w:name="envelope return"/>
+    <w:lsdException w:unhideWhenUsed="0" w:uiPriority="0" w:semiHidden="0" w:name="footnote reference"/>
+    <w:lsdException w:unhideWhenUsed="0" w:uiPriority="0" w:semiHidden="0" w:name="annotation reference"/>
+    <w:lsdException w:unhideWhenUsed="0" w:uiPriority="0" w:semiHidden="0" w:name="line number"/>
+    <w:lsdException w:unhideWhenUsed="0" w:uiPriority="0" w:semiHidden="0" w:name="page number"/>
+    <w:lsdException w:unhideWhenUsed="0" w:uiPriority="0" w:semiHidden="0" w:name="endnote reference"/>
+    <w:lsdException w:unhideWhenUsed="0" w:uiPriority="0" w:semiHidden="0" w:name="endnote text"/>
+    <w:lsdException w:unhideWhenUsed="0" w:uiPriority="0" w:semiHidden="0" w:name="table of authorities"/>
+    <w:lsdException w:unhideWhenUsed="0" w:uiPriority="0" w:semiHidden="0" w:name="macro"/>
+    <w:lsdException w:unhideWhenUsed="0" w:uiPriority="0" w:semiHidden="0" w:name="toa heading"/>
+    <w:lsdException w:unhideWhenUsed="0" w:uiPriority="0" w:semiHidden="0" w:name="List"/>
+    <w:lsdException w:unhideWhenUsed="0" w:uiPriority="0" w:semiHidden="0" w:name="List Bullet"/>
+    <w:lsdException w:unhideWhenUsed="0" w:uiPriority="0" w:semiHidden="0" w:name="List Number"/>
+    <w:lsdException w:unhideWhenUsed="0" w:uiPriority="0" w:semiHidden="0" w:name="List 2"/>
+    <w:lsdException w:unhideWhenUsed="0" w:uiPriority="0" w:semiHidden="0" w:name="List 3"/>
+    <w:lsdException w:unhideWhenUsed="0" w:uiPriority="0" w:semiHidden="0" w:name="List 4"/>
+    <w:lsdException w:unhideWhenUsed="0" w:uiPriority="0" w:semiHidden="0" w:name="List 5"/>
+    <w:lsdException w:unhideWhenUsed="0" w:uiPriority="0" w:semiHidden="0" w:name="List Bullet 2"/>
+    <w:lsdException w:unhideWhenUsed="0" w:uiPriority="0" w:semiHidden="0" w:name="List Bullet 3"/>
+    <w:lsdException w:unhideWhenUsed="0" w:uiPriority="0" w:semiHidden="0" w:name="List Bullet 4"/>
+    <w:lsdException w:unhideWhenUsed="0" w:uiPriority="0" w:semiHidden="0" w:name="List Bullet 5"/>
+    <w:lsdException w:unhideWhenUsed="0" w:uiPriority="0" w:semiHidden="0" w:name="List Number 2"/>
+    <w:lsdException w:unhideWhenUsed="0" w:uiPriority="0" w:semiHidden="0" w:name="List Number 3"/>
+    <w:lsdException w:unhideWhenUsed="0" w:uiPriority="0" w:semiHidden="0" w:name="List Number 4"/>
+    <w:lsdException w:unhideWhenUsed="0" w:uiPriority="0" w:semiHidden="0" w:name="List Number 5"/>
+    <w:lsdException w:qFormat="1" w:unhideWhenUsed="0" w:uiPriority="0" w:semiHidden="0" w:name="Title"/>
+    <w:lsdException w:unhideWhenUsed="0" w:uiPriority="0" w:semiHidden="0" w:name="Closing"/>
+    <w:lsdException w:unhideWhenUsed="0" w:uiPriority="0" w:semiHidden="0" w:name="Signature"/>
+    <w:lsdException w:qFormat="1" w:unhideWhenUsed="0" w:uiPriority="0" w:name="Default Paragraph Font"/>
+    <w:lsdException w:qFormat="1" w:unhideWhenUsed="0" w:uiPriority="0" w:name="Body Text"/>
+    <w:lsdException w:unhideWhenUsed="0" w:uiPriority="0" w:semiHidden="0" w:name="Body Text Indent"/>
+    <w:lsdException w:unhideWhenUsed="0" w:uiPriority="0" w:semiHidden="0" w:name="List Continue"/>
+    <w:lsdException w:unhideWhenUsed="0" w:uiPriority="0" w:semiHidden="0" w:name="List Continue 2"/>
+    <w:lsdException w:unhideWhenUsed="0" w:uiPriority="0" w:semiHidden="0" w:name="List Continue 3"/>
+    <w:lsdException w:unhideWhenUsed="0" w:uiPriority="0" w:semiHidden="0" w:name="List Continue 4"/>
+    <w:lsdException w:unhideWhenUsed="0" w:uiPriority="0" w:semiHidden="0" w:name="List Continue 5"/>
+    <w:lsdException w:unhideWhenUsed="0" w:uiPriority="0" w:semiHidden="0" w:name="Message Header"/>
+    <w:lsdException w:qFormat="1" w:unhideWhenUsed="0" w:uiPriority="0" w:semiHidden="0" w:name="Subtitle"/>
+    <w:lsdException w:unhideWhenUsed="0" w:uiPriority="0" w:semiHidden="0" w:name="Salutation"/>
+    <w:lsdException w:unhideWhenUsed="0" w:uiPriority="0" w:semiHidden="0" w:name="Date"/>
+    <w:lsdException w:unhideWhenUsed="0" w:uiPriority="0" w:semiHidden="0" w:name="Body Text First Indent"/>
+    <w:lsdException w:unhideWhenUsed="0" w:uiPriority="0" w:semiHidden="0" w:name="Body Text First Indent 2"/>
+    <w:lsdException w:uiPriority="99" w:name="Note Heading"/>
+    <w:lsdException w:unhideWhenUsed="0" w:uiPriority="0" w:semiHidden="0" w:name="Body Text 2"/>
+    <w:lsdException w:unhideWhenUsed="0" w:uiPriority="0" w:semiHidden="0" w:name="Body Text 3"/>
+    <w:lsdException w:unhideWhenUsed="0" w:uiPriority="0" w:semiHidden="0" w:name="Body Text Indent 2"/>
+    <w:lsdException w:unhideWhenUsed="0" w:uiPriority="0" w:semiHidden="0" w:name="Body Text Indent 3"/>
+    <w:lsdException w:unhideWhenUsed="0" w:uiPriority="0" w:semiHidden="0" w:name="Block Text"/>
+    <w:lsdException w:unhideWhenUsed="0" w:uiPriority="0" w:semiHidden="0" w:name="Hyperlink"/>
+    <w:lsdException w:unhideWhenUsed="0" w:uiPriority="0" w:semiHidden="0" w:name="FollowedHyperlink"/>
+    <w:lsdException w:qFormat="1" w:unhideWhenUsed="0" w:uiPriority="0" w:semiHidden="0" w:name="Strong"/>
+    <w:lsdException w:qFormat="1" w:unhideWhenUsed="0" w:uiPriority="0" w:semiHidden="0" w:name="Emphasis"/>
+    <w:lsdException w:unhideWhenUsed="0" w:uiPriority="0" w:semiHidden="0" w:name="Document Map"/>
+    <w:lsdException w:unhideWhenUsed="0" w:uiPriority="0" w:semiHidden="0" w:name="Plain Text"/>
+    <w:lsdException w:unhideWhenUsed="0" w:uiPriority="0" w:semiHidden="0" w:name="E-mail Signature"/>
+    <w:lsdException w:qFormat="1" w:unhideWhenUsed="0" w:uiPriority="0" w:semiHidden="0" w:name="Normal (Web)"/>
+    <w:lsdException w:unhideWhenUsed="0" w:uiPriority="0" w:semiHidden="0" w:name="HTML Acronym"/>
+    <w:lsdException w:unhideWhenUsed="0" w:uiPriority="0" w:semiHidden="0" w:name="HTML Address"/>
+    <w:lsdException w:unhideWhenUsed="0" w:uiPriority="0" w:semiHidden="0" w:name="HTML Cite"/>
+    <w:lsdException w:unhideWhenUsed="0" w:uiPriority="0" w:semiHidden="0" w:name="HTML Code"/>
+    <w:lsdException w:unhideWhenUsed="0" w:uiPriority="0" w:semiHidden="0" w:name="HTML Definition"/>
+    <w:lsdException w:unhideWhenUsed="0" w:uiPriority="0" w:semiHidden="0" w:name="HTML Keyboard"/>
+    <w:lsdException w:unhideWhenUsed="0" w:uiPriority="0" w:semiHidden="0" w:name="HTML Preformatted"/>
+    <w:lsdException w:unhideWhenUsed="0" w:uiPriority="0" w:semiHidden="0" w:name="HTML Sample"/>
+    <w:lsdException w:unhideWhenUsed="0" w:uiPriority="0" w:semiHidden="0" w:name="HTML Typewriter"/>
+    <w:lsdException w:unhideWhenUsed="0" w:uiPriority="0" w:semiHidden="0" w:name="HTML Variable"/>
+    <w:lsdException w:qFormat="1" w:unhideWhenUsed="0" w:uiPriority="0" w:name="Normal Table"/>
+    <w:lsdException w:unhideWhenUsed="0" w:uiPriority="0" w:semiHidden="0" w:name="annotation subject"/>
+    <w:lsdException w:unhideWhenUsed="0" w:uiPriority="0" w:semiHidden="0" w:name="Table Simple 1"/>
+    <w:lsdException w:unhideWhenUsed="0" w:uiPriority="0" w:semiHidden="0" w:name="Table Simple 2"/>
+    <w:lsdException w:unhideWhenUsed="0" w:uiPriority="0" w:semiHidden="0" w:name="Table Simple 3"/>
+    <w:lsdException w:unhideWhenUsed="0" w:uiPriority="0" w:semiHidden="0" w:name="Table Classic 1"/>
+    <w:lsdException w:unhideWhenUsed="0" w:uiPriority="0" w:semiHidden="0" w:name="Table Classic 2"/>
+    <w:lsdException w:unhideWhenUsed="0" w:uiPriority="0" w:semiHidden="0" w:name="Table Classic 3"/>
+    <w:lsdException w:unhideWhenUsed="0" w:uiPriority="0" w:semiHidden="0" w:name="Table Classic 4"/>
+    <w:lsdException w:unhideWhenUsed="0" w:uiPriority="0" w:semiHidden="0" w:name="Table Colorful 1"/>
+    <w:lsdException w:unhideWhenUsed="0" w:uiPriority="0" w:semiHidden="0" w:name="Table Colorful 2"/>
+    <w:lsdException w:unhideWhenUsed="0" w:uiPriority="0" w:semiHidden="0" w:name="Table Colorful 3"/>
+    <w:lsdException w:unhideWhenUsed="0" w:uiPriority="0" w:semiHidden="0" w:name="Table Columns 1"/>
+    <w:lsdException w:unhideWhenUsed="0" w:uiPriority="0" w:semiHidden="0" w:name="Table Columns 2"/>
+    <w:lsdException w:unhideWhenUsed="0" w:uiPriority="0" w:semiHidden="0" w:name="Table Columns 3"/>
+    <w:lsdException w:unhideWhenUsed="0" w:uiPriority="0" w:semiHidden="0" w:name="Table Columns 4"/>
+    <w:lsdException w:unhideWhenUsed="0" w:uiPriority="0" w:semiHidden="0" w:name="Table Columns 5"/>
+    <w:lsdException w:unhideWhenUsed="0" w:uiPriority="0" w:semiHidden="0" w:name="Table Grid 1"/>
+    <w:lsdException w:unhideWhenUsed="0" w:uiPriority="0" w:semiHidden="0" w:name="Table Grid 2"/>
+    <w:lsdException w:unhideWhenUsed="0" w:uiPriority="0" w:semiHidden="0" w:name="Table Grid 3"/>
+    <w:lsdException w:unhideWhenUsed="0" w:uiPriority="0" w:semiHidden="0" w:name="Table Grid 4"/>
+    <w:lsdException w:unhideWhenUsed="0" w:uiPriority="0" w:semiHidden="0" w:name="Table Grid 5"/>
+    <w:lsdException w:unhideWhenUsed="0" w:uiPriority="0" w:semiHidden="0" w:name="Table Grid 6"/>
+    <w:lsdException w:unhideWhenUsed="0" w:uiPriority="0" w:semiHidden="0" w:name="Table Grid 7"/>
+    <w:lsdException w:unhideWhenUsed="0" w:uiPriority="0" w:semiHidden="0" w:name="Table Grid 8"/>
+    <w:lsdException w:unhideWhenUsed="0" w:uiPriority="0" w:semiHidden="0" w:name="Table List 1"/>
+    <w:lsdException w:unhideWhenUsed="0" w:uiPriority="0" w:semiHidden="0" w:name="Table List 2"/>
+    <w:lsdException w:unhideWhenUsed="0" w:uiPriority="0" w:semiHidden="0" w:name="Table List 3"/>
+    <w:lsdException w:unhideWhenUsed="0" w:uiPriority="0" w:semiHidden="0" w:name="Table List 4"/>
+    <w:lsdException w:unhideWhenUsed="0" w:uiPriority="0" w:semiHidden="0" w:name="Table List 5"/>
+    <w:lsdException w:unhideWhenUsed="0" w:uiPriority="0" w:semiHidden="0" w:name="Table List 6"/>
+    <w:lsdException w:unhideWhenUsed="0" w:uiPriority="0" w:semiHidden="0" w:name="Table List 7"/>
+    <w:lsdException w:unhideWhenUsed="0" w:uiPriority="0" w:semiHidden="0" w:name="Table List 8"/>
+    <w:lsdException w:unhideWhenUsed="0" w:uiPriority="0" w:semiHidden="0" w:name="Table 3D effects 1"/>
+    <w:lsdException w:unhideWhenUsed="0" w:uiPriority="0" w:semiHidden="0" w:name="Table 3D effects 2"/>
+    <w:lsdException w:unhideWhenUsed="0" w:uiPriority="0" w:semiHidden="0" w:name="Table 3D effects 3"/>
+    <w:lsdException w:unhideWhenUsed="0" w:uiPriority="0" w:semiHidden="0" w:name="Table Contemporary"/>
+    <w:lsdException w:unhideWhenUsed="0" w:uiPriority="0" w:semiHidden="0" w:name="Table Elegant"/>
+    <w:lsdException w:unhideWhenUsed="0" w:uiPriority="0" w:semiHidden="0" w:name="Table Professional"/>
+    <w:lsdException w:unhideWhenUsed="0" w:uiPriority="0" w:semiHidden="0" w:name="Table Subtle 1"/>
+    <w:lsdException w:unhideWhenUsed="0" w:uiPriority="0" w:semiHidden="0" w:name="Table Subtle 2"/>
+    <w:lsdException w:unhideWhenUsed="0" w:uiPriority="0" w:semiHidden="0" w:name="Table Web 1"/>
+    <w:lsdException w:unhideWhenUsed="0" w:uiPriority="0" w:semiHidden="0" w:name="Table Web 2"/>
+    <w:lsdException w:unhideWhenUsed="0" w:uiPriority="0" w:semiHidden="0" w:name="Table Web 3"/>
+    <w:lsdException w:unhideWhenUsed="0" w:uiPriority="0" w:semiHidden="0" w:name="Balloon Text"/>
+    <w:lsdException w:qFormat="1" w:unhideWhenUsed="0" w:uiPriority="0" w:semiHidden="0" w:name="Table Grid"/>
+    <w:lsdException w:unhideWhenUsed="0" w:uiPriority="0" w:semiHidden="0" w:name="Table Theme"/>
+    <w:lsdException w:unhideWhenUsed="0" w:uiPriority="60" w:semiHidden="0" w:name="Light Shading"/>
+    <w:lsdException w:unhideWhenUsed="0" w:uiPriority="61" w:semiHidden="0" w:name="Light List"/>
+    <w:lsdException w:unhideWhenUsed="0" w:uiPriority="62" w:semiHidden="0" w:name="Light Grid"/>
+    <w:lsdException w:unhideWhenUsed="0" w:uiPriority="63" w:semiHidden="0" w:name="Medium Shading 1"/>
+    <w:lsdException w:unhideWhenUsed="0" w:uiPriority="64" w:semiHidden="0" w:name="Medium Shading 2"/>
+    <w:lsdException w:unhideWhenUsed="0" w:uiPriority="65" w:semiHidden="0" w:name="Medium List 1"/>
+    <w:lsdException w:unhideWhenUsed="0" w:uiPriority="66" w:semiHidden="0" w:name="Medium List 2"/>
+    <w:lsdException w:unhideWhenUsed="0" w:uiPriority="67" w:semiHidden="0" w:name="Medium Grid 1"/>
+    <w:lsdException w:unhideWhenUsed="0" w:uiPriority="68" w:semiHidden="0" w:name="Medium Grid 2"/>
+    <w:lsdException w:unhideWhenUsed="0" w:uiPriority="69" w:semiHidden="0" w:name="Medium Grid 3"/>
+    <w:lsdException w:unhideWhenUsed="0" w:uiPriority="70" w:semiHidden="0" w:name="Dark List"/>
+    <w:lsdException w:unhideWhenUsed="0" w:uiPriority="71" w:semiHidden="0" w:name="Colorful Shading"/>
+    <w:lsdException w:unhideWhenUsed="0" w:uiPriority="72" w:semiHidden="0" w:name="Colorful List"/>
+    <w:lsdException w:unhideWhenUsed="0" w:uiPriority="73" w:semiHidden="0" w:name="Colorful Grid"/>
+    <w:lsdException w:unhideWhenUsed="0" w:uiPriority="60" w:semiHidden="0" w:name="Light Shading Accent 1"/>
+    <w:lsdException w:unhideWhenUsed="0" w:uiPriority="61" w:semiHidden="0" w:name="Light List Accent 1"/>
+    <w:lsdException w:unhideWhenUsed="0" w:uiPriority="62" w:semiHidden="0" w:name="Light Grid Accent 1"/>
+    <w:lsdException w:unhideWhenUsed="0" w:uiPriority="63" w:semiHidden="0" w:name="Medium Shading 1 Accent 1"/>
+    <w:lsdException w:unhideWhenUsed="0" w:uiPriority="64" w:semiHidden="0" w:name="Medium Shading 2 Accent 1"/>
+    <w:lsdException w:unhideWhenUsed="0" w:uiPriority="65" w:semiHidden="0" w:name="Medium List 1 Accent 1"/>
+    <w:lsdException w:unhideWhenUsed="0" w:uiPriority="66" w:semiHidden="0" w:name="Medium List 2 Accent 1"/>
+    <w:lsdException w:unhideWhenUsed="0" w:uiPriority="67" w:semiHidden="0" w:name="Medium Grid 1 Accent 1"/>
+    <w:lsdException w:unhideWhenUsed="0" w:uiPriority="68" w:semiHidden="0" w:name="Medium Grid 2 Accent 1"/>
+    <w:lsdException w:unhideWhenUsed="0" w:uiPriority="69" w:semiHidden="0" w:name="Medium Grid 3 Accent 1"/>
+    <w:lsdException w:unhideWhenUsed="0" w:uiPriority="70" w:semiHidden="0" w:name="Dark List Accent 1"/>
+    <w:lsdException w:unhideWhenUsed="0" w:uiPriority="71" w:semiHidden="0" w:name="Colorful Shading Accent 1"/>
+    <w:lsdException w:unhideWhenUsed="0" w:uiPriority="72" w:semiHidden="0" w:name="Colorful List Accent 1"/>
+    <w:lsdException w:unhideWhenUsed="0" w:uiPriority="73" w:semiHidden="0" w:name="Colorful Grid Accent 1"/>
+    <w:lsdException w:unhideWhenUsed="0" w:uiPriority="60" w:semiHidden="0" w:name="Light Shading Accent 2"/>
+    <w:lsdException w:unhideWhenUsed="0" w:uiPriority="61" w:semiHidden="0" w:name="Light List Accent 2"/>
+    <w:lsdException w:unhideWhenUsed="0" w:uiPriority="62" w:semiHidden="0" w:name="Light Grid Accent 2"/>
+    <w:lsdException w:unhideWhenUsed="0" w:uiPriority="63" w:semiHidden="0" w:name="Medium Shading 1 Accent 2"/>
+    <w:lsdException w:unhideWhenUsed="0" w:uiPriority="64" w:semiHidden="0" w:name="Medium Shading 2 Accent 2"/>
+    <w:lsdException w:unhideWhenUsed="0" w:uiPriority="65" w:semiHidden="0" w:name="Medium List 1 Accent 2"/>
+    <w:lsdException w:unhideWhenUsed="0" w:uiPriority="66" w:semiHidden="0" w:name="Medium List 2 Accent 2"/>
+    <w:lsdException w:unhideWhenUsed="0" w:uiPriority="67" w:semiHidden="0" w:name="Medium Grid 1 Accent 2"/>
+    <w:lsdException w:unhideWhenUsed="0" w:uiPriority="68" w:semiHidden="0" w:name="Medium Grid 2 Accent 2"/>
+    <w:lsdException w:unhideWhenUsed="0" w:uiPriority="69" w:semiHidden="0" w:name="Medium Grid 3 Accent 2"/>
+    <w:lsdException w:unhideWhenUsed="0" w:uiPriority="70" w:semiHidden="0" w:name="Dark List Accent 2"/>
+    <w:lsdException w:unhideWhenUsed="0" w:uiPriority="71" w:semiHidden="0" w:name="Colorful Shading Accent 2"/>
+    <w:lsdException w:unhideWhenUsed="0" w:uiPriority="72" w:semiHidden="0" w:name="Colorful List Accent 2"/>
+    <w:lsdException w:unhideWhenUsed="0" w:uiPriority="73" w:semiHidden="0" w:name="Colorful Grid Accent 2"/>
+    <w:lsdException w:unhideWhenUsed="0" w:uiPriority="60" w:semiHidden="0" w:name="Light Shading Accent 3"/>
+    <w:lsdException w:unhideWhenUsed="0" w:uiPriority="61" w:semiHidden="0" w:name="Light List Accent 3"/>
+    <w:lsdException w:unhideWhenUsed="0" w:uiPriority="62" w:semiHidden="0" w:name="Light Grid Accent 3"/>
+    <w:lsdException w:unhideWhenUsed="0" w:uiPriority="63" w:semiHidden="0" w:name="Medium Shading 1 Accent 3"/>
+    <w:lsdException w:unhideWhenUsed="0" w:uiPriority="64" w:semiHidden="0" w:name="Medium Shading 2 Accent 3"/>
+    <w:lsdException w:unhideWhenUsed="0" w:uiPriority="65" w:semiHidden="0" w:name="Medium List 1 Accent 3"/>
+    <w:lsdException w:unhideWhenUsed="0" w:uiPriority="66" w:semiHidden="0" w:name="Medium List 2 Accent 3"/>
+    <w:lsdException w:unhideWhenUsed="0" w:uiPriority="67" w:semiHidden="0" w:name="Medium Grid 1 Accent 3"/>
+    <w:lsdException w:unhideWhenUsed="0" w:uiPriority="68" w:semiHidden="0" w:name="Medium Grid 2 Accent 3"/>
+    <w:lsdException w:unhideWhenUsed="0" w:uiPriority="69" w:semiHidden="0" w:name="Medium Grid 3 Accent 3"/>
+    <w:lsdException w:unhideWhenUsed="0" w:uiPriority="70" w:semiHidden="0" w:name="Dark List Accent 3"/>
+    <w:lsdException w:unhideWhenUsed="0" w:uiPriority="71" w:semiHidden="0" w:name="Colorful Shading Accent 3"/>
+    <w:lsdException w:unhideWhenUsed="0" w:uiPriority="72" w:semiHidden="0" w:name="Colorful List Accent 3"/>
+    <w:lsdException w:unhideWhenUsed="0" w:uiPriority="73" w:semiHidden="0" w:name="Colorful Grid Accent 3"/>
+    <w:lsdException w:unhideWhenUsed="0" w:uiPriority="60" w:semiHidden="0" w:name="Light Shading Accent 4"/>
+    <w:lsdException w:unhideWhenUsed="0" w:uiPriority="61" w:semiHidden="0" w:name="Light List Accent 4"/>
+    <w:lsdException w:unhideWhenUsed="0" w:uiPriority="62" w:semiHidden="0" w:name="Light Grid Accent 4"/>
+    <w:lsdException w:unhideWhenUsed="0" w:uiPriority="63" w:semiHidden="0" w:name="Medium Shading 1 Accent 4"/>
+    <w:lsdException w:unhideWhenUsed="0" w:uiPriority="64" w:semiHidden="0" w:name="Medium Shading 2 Accent 4"/>
+    <w:lsdException w:unhideWhenUsed="0" w:uiPriority="65" w:semiHidden="0" w:name="Medium List 1 Accent 4"/>
+    <w:lsdException w:unhideWhenUsed="0" w:uiPriority="66" w:semiHidden="0" w:name="Medium List 2 Accent 4"/>
+    <w:lsdException w:unhideWhenUsed="0" w:uiPriority="67" w:semiHidden="0" w:name="Medium Grid 1 Accent 4"/>
+    <w:lsdException w:unhideWhenUsed="0" w:uiPriority="68" w:semiHidden="0" w:name="Medium Grid 2 Accent 4"/>
+    <w:lsdException w:unhideWhenUsed="0" w:uiPriority="69" w:semiHidden="0" w:name="Medium Grid 3 Accent 4"/>
+    <w:lsdException w:unhideWhenUsed="0" w:uiPriority="70" w:semiHidden="0" w:name="Dark List Accent 4"/>
+    <w:lsdException w:unhideWhenUsed="0" w:uiPriority="71" w:semiHidden="0" w:name="Colorful Shading Accent 4"/>
+    <w:lsdException w:unhideWhenUsed="0" w:uiPriority="72" w:semiHidden="0" w:name="Colorful List Accent 4"/>
+    <w:lsdException w:unhideWhenUsed="0" w:uiPriority="73" w:semiHidden="0" w:name="Colorful Grid Accent 4"/>
+    <w:lsdException w:unhideWhenUsed="0" w:uiPriority="60" w:semiHidden="0" w:name="Light Shading Accent 5"/>
+    <w:lsdException w:unhideWhenUsed="0" w:uiPriority="61" w:semiHidden="0" w:name="Light List Accent 5"/>
+    <w:lsdException w:unhideWhenUsed="0" w:uiPriority="62" w:semiHidden="0" w:name="Light Grid Accent 5"/>
+    <w:lsdException w:unhideWhenUsed="0" w:uiPriority="63" w:semiHidden="0" w:name="Medium Shading 1 Accent 5"/>
+    <w:lsdException w:unhideWhenUsed="0" w:uiPriority="64" w:semiHidden="0" w:name="Medium Shading 2 Accent 5"/>
+    <w:lsdException w:unhideWhenUsed="0" w:uiPriority="65" w:semiHidden="0" w:name="Medium List 1 Accent 5"/>
+    <w:lsdException w:unhideWhenUsed="0" w:uiPriority="66" w:semiHidden="0" w:name="Medium List 2 Accent 5"/>
+    <w:lsdException w:unhideWhenUsed="0" w:uiPriority="67" w:semiHidden="0" w:name="Medium Grid 1 Accent 5"/>
+    <w:lsdException w:unhideWhenUsed="0" w:uiPriority="68" w:semiHidden="0" w:name="Medium Grid 2 Accent 5"/>
+    <w:lsdException w:unhideWhenUsed="0" w:uiPriority="69" w:semiHidden="0" w:name="Medium Grid 3 Accent 5"/>
+    <w:lsdException w:unhideWhenUsed="0" w:uiPriority="70" w:semiHidden="0" w:name="Dark List Accent 5"/>
+    <w:lsdException w:unhideWhenUsed="0" w:uiPriority="71" w:semiHidden="0" w:name="Colorful Shading Accent 5"/>
+    <w:lsdException w:unhideWhenUsed="0" w:uiPriority="72" w:semiHidden="0" w:name="Colorful List Accent 5"/>
+    <w:lsdException w:unhideWhenUsed="0" w:uiPriority="73" w:semiHidden="0" w:name="Colorful Grid Accent 5"/>
+    <w:lsdException w:unhideWhenUsed="0" w:uiPriority="60" w:semiHidden="0" w:name="Light Shading Accent 6"/>
+    <w:lsdException w:unhideWhenUsed="0" w:uiPriority="61" w:semiHidden="0" w:name="Light List Accent 6"/>
+    <w:lsdException w:unhideWhenUsed="0" w:uiPriority="62" w:semiHidden="0" w:name="Light Grid Accent 6"/>
+    <w:lsdException w:unhideWhenUsed="0" w:uiPriority="63" w:semiHidden="0" w:name="Medium Shading 1 Accent 6"/>
+    <w:lsdException w:unhideWhenUsed="0" w:uiPriority="64" w:semiHidden="0" w:name="Medium Shading 2 Accent 6"/>
+    <w:lsdException w:unhideWhenUsed="0" w:uiPriority="65" w:semiHidden="0" w:name="Medium List 1 Accent 6"/>
+    <w:lsdException w:unhideWhenUsed="0" w:uiPriority="66" w:semiHidden="0" w:name="Medium List 2 Accent 6"/>
+    <w:lsdException w:unhideWhenUsed="0" w:uiPriority="67" w:semiHidden="0" w:name="Medium Grid 1 Accent 6"/>
+    <w:lsdException w:unhideWhenUsed="0" w:uiPriority="68" w:semiHidden="0" w:name="Medium Grid 2 Accent 6"/>
+    <w:lsdException w:unhideWhenUsed="0" w:uiPriority="69" w:semiHidden="0" w:name="Medium Grid 3 Accent 6"/>
+    <w:lsdException w:unhideWhenUsed="0" w:uiPriority="70" w:semiHidden="0" w:name="Dark List Accent 6"/>
+    <w:lsdException w:unhideWhenUsed="0" w:uiPriority="71" w:semiHidden="0" w:name="Colorful Shading Accent 6"/>
+    <w:lsdException w:unhideWhenUsed="0" w:uiPriority="72" w:semiHidden="0" w:name="Colorful List Accent 6"/>
+    <w:lsdException w:unhideWhenUsed="0" w:uiPriority="73" w:semiHidden="0" w:name="Colorful Grid Accent 6"/>
   </w:latentStyles>
-  <w:style w:type="paragraph" w:default="1" w:styleId="Normal">
+  <w:style w:type="paragraph" w:default="1" w:styleId="1">
     <w:name w:val="Normal"/>
     <w:qFormat/>
+    <w:uiPriority w:val="0"/>
     <w:pPr>
       <w:kinsoku w:val="0"/>
       <w:autoSpaceDE w:val="0"/>
@@ -3952,7 +4073,7 @@
       <w:textAlignment w:val="baseline"/>
     </w:pPr>
     <w:rPr>
-      <w:rFonts w:ascii="Arial" w:eastAsia="宋体" w:hAnsi="Arial" w:cs="Arial"/>
+      <w:rFonts w:ascii="Arial" w:hAnsi="Arial" w:eastAsia="宋体" w:cs="Arial"/>
       <w:snapToGrid w:val="0"/>
       <w:color w:val="000000"/>
       <w:kern w:val="0"/>
@@ -3961,11 +4082,12 @@
       <w:lang w:val="en-US" w:eastAsia="en-US" w:bidi="ar-SA"/>
     </w:rPr>
   </w:style>
-  <w:style w:type="paragraph" w:styleId="Heading1">
+  <w:style w:type="paragraph" w:styleId="2">
     <w:name w:val="heading 1"/>
-    <w:basedOn w:val="Normal"/>
-    <w:next w:val="Normal"/>
+    <w:basedOn w:val="1"/>
+    <w:next w:val="1"/>
     <w:qFormat/>
+    <w:uiPriority w:val="0"/>
     <w:pPr>
       <w:keepNext/>
       <w:keepLines/>
@@ -3983,12 +4105,13 @@
       <w:sz w:val="44"/>
     </w:rPr>
   </w:style>
-  <w:style w:type="paragraph" w:styleId="Heading2">
+  <w:style w:type="paragraph" w:styleId="3">
     <w:name w:val="heading 2"/>
-    <w:basedOn w:val="Normal"/>
-    <w:next w:val="Normal"/>
+    <w:basedOn w:val="1"/>
+    <w:next w:val="1"/>
     <w:unhideWhenUsed/>
     <w:qFormat/>
+    <w:uiPriority w:val="0"/>
     <w:pPr>
       <w:keepNext/>
       <w:keepLines/>
@@ -4001,18 +4124,19 @@
       <w:outlineLvl w:val="1"/>
     </w:pPr>
     <w:rPr>
-      <w:rFonts w:ascii="Arial" w:eastAsia="黑体" w:hAnsi="Arial"/>
+      <w:rFonts w:ascii="Arial" w:hAnsi="Arial" w:eastAsia="黑体"/>
       <w:b/>
       <w:sz w:val="32"/>
     </w:rPr>
   </w:style>
-  <w:style w:type="paragraph" w:styleId="Heading3">
+  <w:style w:type="paragraph" w:styleId="4">
     <w:name w:val="heading 3"/>
-    <w:basedOn w:val="Normal"/>
-    <w:next w:val="Normal"/>
+    <w:basedOn w:val="1"/>
+    <w:next w:val="1"/>
     <w:semiHidden/>
     <w:unhideWhenUsed/>
     <w:qFormat/>
+    <w:uiPriority w:val="0"/>
     <w:pPr>
       <w:keepNext/>
       <w:keepLines/>
@@ -4029,12 +4153,13 @@
       <w:sz w:val="32"/>
     </w:rPr>
   </w:style>
-  <w:style w:type="paragraph" w:styleId="Heading4">
+  <w:style w:type="paragraph" w:styleId="5">
     <w:name w:val="heading 4"/>
-    <w:basedOn w:val="Normal"/>
-    <w:next w:val="Normal"/>
+    <w:basedOn w:val="1"/>
+    <w:next w:val="1"/>
     <w:unhideWhenUsed/>
     <w:qFormat/>
+    <w:uiPriority w:val="0"/>
     <w:pPr>
       <w:keepNext/>
       <w:keepLines/>
@@ -4047,18 +4172,19 @@
       <w:outlineLvl w:val="3"/>
     </w:pPr>
     <w:rPr>
-      <w:rFonts w:ascii="Arial" w:eastAsia="黑体" w:hAnsi="Arial"/>
+      <w:rFonts w:ascii="Arial" w:hAnsi="Arial" w:eastAsia="黑体"/>
       <w:b/>
       <w:sz w:val="28"/>
     </w:rPr>
   </w:style>
-  <w:style w:type="paragraph" w:styleId="Heading5">
+  <w:style w:type="paragraph" w:styleId="6">
     <w:name w:val="heading 5"/>
-    <w:basedOn w:val="Normal"/>
-    <w:next w:val="Normal"/>
+    <w:basedOn w:val="1"/>
+    <w:next w:val="1"/>
     <w:semiHidden/>
     <w:unhideWhenUsed/>
     <w:qFormat/>
+    <w:uiPriority w:val="0"/>
     <w:pPr>
       <w:keepNext/>
       <w:keepLines/>
@@ -4075,13 +4201,14 @@
       <w:sz w:val="28"/>
     </w:rPr>
   </w:style>
-  <w:style w:type="paragraph" w:styleId="Heading6">
+  <w:style w:type="paragraph" w:styleId="7">
     <w:name w:val="heading 6"/>
-    <w:basedOn w:val="Normal"/>
-    <w:next w:val="Normal"/>
+    <w:basedOn w:val="1"/>
+    <w:next w:val="1"/>
     <w:semiHidden/>
     <w:unhideWhenUsed/>
     <w:qFormat/>
+    <w:uiPriority w:val="0"/>
     <w:pPr>
       <w:keepNext/>
       <w:keepLines/>
@@ -4094,18 +4221,19 @@
       <w:outlineLvl w:val="5"/>
     </w:pPr>
     <w:rPr>
-      <w:rFonts w:ascii="Arial" w:eastAsia="黑体" w:hAnsi="Arial"/>
+      <w:rFonts w:ascii="Arial" w:hAnsi="Arial" w:eastAsia="黑体"/>
       <w:b/>
       <w:sz w:val="24"/>
     </w:rPr>
   </w:style>
-  <w:style w:type="paragraph" w:styleId="Heading7">
+  <w:style w:type="paragraph" w:styleId="8">
     <w:name w:val="heading 7"/>
-    <w:basedOn w:val="Normal"/>
-    <w:next w:val="Normal"/>
+    <w:basedOn w:val="1"/>
+    <w:next w:val="1"/>
     <w:semiHidden/>
     <w:unhideWhenUsed/>
     <w:qFormat/>
+    <w:uiPriority w:val="0"/>
     <w:pPr>
       <w:keepNext/>
       <w:keepLines/>
@@ -4122,13 +4250,14 @@
       <w:sz w:val="24"/>
     </w:rPr>
   </w:style>
-  <w:style w:type="paragraph" w:styleId="Heading8">
+  <w:style w:type="paragraph" w:styleId="9">
     <w:name w:val="heading 8"/>
-    <w:basedOn w:val="Normal"/>
-    <w:next w:val="Normal"/>
+    <w:basedOn w:val="1"/>
+    <w:next w:val="1"/>
     <w:semiHidden/>
     <w:unhideWhenUsed/>
     <w:qFormat/>
+    <w:uiPriority w:val="0"/>
     <w:pPr>
       <w:keepNext/>
       <w:keepLines/>
@@ -4141,17 +4270,18 @@
       <w:outlineLvl w:val="7"/>
     </w:pPr>
     <w:rPr>
-      <w:rFonts w:ascii="Arial" w:eastAsia="黑体" w:hAnsi="Arial"/>
+      <w:rFonts w:ascii="Arial" w:hAnsi="Arial" w:eastAsia="黑体"/>
       <w:sz w:val="24"/>
     </w:rPr>
   </w:style>
-  <w:style w:type="paragraph" w:styleId="Heading9">
+  <w:style w:type="paragraph" w:styleId="10">
     <w:name w:val="heading 9"/>
-    <w:basedOn w:val="Normal"/>
-    <w:next w:val="Normal"/>
+    <w:basedOn w:val="1"/>
+    <w:next w:val="1"/>
     <w:semiHidden/>
     <w:unhideWhenUsed/>
     <w:qFormat/>
+    <w:uiPriority w:val="0"/>
     <w:pPr>
       <w:keepNext/>
       <w:keepLines/>
@@ -4164,19 +4294,21 @@
       <w:outlineLvl w:val="8"/>
     </w:pPr>
     <w:rPr>
-      <w:rFonts w:ascii="Arial" w:eastAsia="黑体" w:hAnsi="Arial"/>
+      <w:rFonts w:ascii="Arial" w:hAnsi="Arial" w:eastAsia="黑体"/>
       <w:sz w:val="21"/>
     </w:rPr>
   </w:style>
-  <w:style w:type="character" w:default="1" w:styleId="DefaultParagraphFont">
+  <w:style w:type="character" w:default="1" w:styleId="22">
     <w:name w:val="Default Paragraph Font"/>
     <w:semiHidden/>
     <w:qFormat/>
+    <w:uiPriority w:val="0"/>
   </w:style>
-  <w:style w:type="table" w:default="1" w:styleId="TableNormal">
+  <w:style w:type="table" w:default="1" w:styleId="20">
     <w:name w:val="Normal Table"/>
     <w:semiHidden/>
     <w:qFormat/>
+    <w:uiPriority w:val="0"/>
     <w:tblPr>
       <w:tblCellMar>
         <w:top w:w="0" w:type="dxa"/>
@@ -4186,39 +4318,43 @@
       </w:tblCellMar>
     </w:tblPr>
   </w:style>
-  <w:style w:type="paragraph" w:styleId="CommentText">
+  <w:style w:type="paragraph" w:styleId="11">
     <w:name w:val="annotation text"/>
-    <w:basedOn w:val="Normal"/>
+    <w:basedOn w:val="1"/>
     <w:qFormat/>
+    <w:uiPriority w:val="0"/>
     <w:pPr>
       <w:jc w:val="left"/>
     </w:pPr>
   </w:style>
-  <w:style w:type="paragraph" w:styleId="BodyText">
+  <w:style w:type="paragraph" w:styleId="12">
     <w:name w:val="Body Text"/>
-    <w:basedOn w:val="Normal"/>
+    <w:basedOn w:val="1"/>
     <w:semiHidden/>
     <w:qFormat/>
+    <w:uiPriority w:val="0"/>
     <w:rPr>
-      <w:rFonts w:ascii="Arial" w:eastAsia="Arial" w:hAnsi="Arial" w:cs="Arial"/>
+      <w:rFonts w:ascii="Arial" w:hAnsi="Arial" w:eastAsia="Arial" w:cs="Arial"/>
       <w:sz w:val="21"/>
       <w:szCs w:val="21"/>
       <w:lang w:val="en-US" w:eastAsia="en-US" w:bidi="ar-SA"/>
     </w:rPr>
   </w:style>
-  <w:style w:type="paragraph" w:styleId="TOC3">
+  <w:style w:type="paragraph" w:styleId="13">
     <w:name w:val="toc 3"/>
-    <w:basedOn w:val="Normal"/>
-    <w:next w:val="Normal"/>
+    <w:basedOn w:val="1"/>
+    <w:next w:val="1"/>
     <w:qFormat/>
+    <w:uiPriority w:val="0"/>
     <w:pPr>
       <w:ind w:left="840" w:leftChars="400"/>
     </w:pPr>
   </w:style>
-  <w:style w:type="paragraph" w:styleId="Footer">
+  <w:style w:type="paragraph" w:styleId="14">
     <w:name w:val="footer"/>
-    <w:basedOn w:val="Normal"/>
+    <w:basedOn w:val="1"/>
     <w:qFormat/>
+    <w:uiPriority w:val="0"/>
     <w:pPr>
       <w:tabs>
         <w:tab w:val="center" w:pos="4153"/>
@@ -4231,16 +4367,17 @@
       <w:sz w:val="18"/>
     </w:rPr>
   </w:style>
-  <w:style w:type="paragraph" w:styleId="Header">
+  <w:style w:type="paragraph" w:styleId="15">
     <w:name w:val="header"/>
-    <w:basedOn w:val="Normal"/>
+    <w:basedOn w:val="1"/>
     <w:qFormat/>
+    <w:uiPriority w:val="0"/>
     <w:pPr>
       <w:pBdr>
-        <w:top w:val="nil"/>
-        <w:left w:val="nil"/>
-        <w:bottom w:val="nil"/>
-        <w:right w:val="nil"/>
+        <w:top w:val="none" w:color="auto" w:sz="0" w:space="0"/>
+        <w:left w:val="none" w:color="auto" w:sz="0" w:space="0"/>
+        <w:bottom w:val="none" w:color="auto" w:sz="0" w:space="0"/>
+        <w:right w:val="none" w:color="auto" w:sz="0" w:space="0"/>
       </w:pBdr>
       <w:tabs>
         <w:tab w:val="center" w:pos="4153"/>
@@ -4255,37 +4392,41 @@
       <w:sz w:val="18"/>
     </w:rPr>
   </w:style>
-  <w:style w:type="paragraph" w:styleId="TOC1">
+  <w:style w:type="paragraph" w:styleId="16">
     <w:name w:val="toc 1"/>
-    <w:basedOn w:val="Normal"/>
-    <w:next w:val="Normal"/>
+    <w:basedOn w:val="1"/>
+    <w:next w:val="1"/>
     <w:qFormat/>
+    <w:uiPriority w:val="0"/>
     <w:rPr>
-      <w:rFonts w:ascii="Arial" w:eastAsia="Microsoft JhengHei" w:hAnsi="Arial"/>
+      <w:rFonts w:ascii="Arial" w:hAnsi="Arial" w:eastAsia="Microsoft JhengHei"/>
       <w:sz w:val="24"/>
     </w:rPr>
   </w:style>
-  <w:style w:type="paragraph" w:styleId="TOC2">
+  <w:style w:type="paragraph" w:styleId="17">
     <w:name w:val="toc 2"/>
-    <w:basedOn w:val="Normal"/>
-    <w:next w:val="Normal"/>
+    <w:basedOn w:val="1"/>
+    <w:next w:val="1"/>
     <w:qFormat/>
+    <w:uiPriority w:val="0"/>
     <w:pPr>
       <w:ind w:left="420" w:leftChars="200"/>
     </w:pPr>
   </w:style>
-  <w:style w:type="paragraph" w:styleId="NormalWeb">
+  <w:style w:type="paragraph" w:styleId="18">
     <w:name w:val="Normal (Web)"/>
-    <w:basedOn w:val="Normal"/>
+    <w:basedOn w:val="1"/>
     <w:qFormat/>
+    <w:uiPriority w:val="0"/>
     <w:rPr>
       <w:sz w:val="24"/>
     </w:rPr>
   </w:style>
-  <w:style w:type="paragraph" w:styleId="Title">
+  <w:style w:type="paragraph" w:styleId="19">
     <w:name w:val="Title"/>
-    <w:basedOn w:val="Normal"/>
+    <w:basedOn w:val="1"/>
     <w:qFormat/>
+    <w:uiPriority w:val="0"/>
     <w:pPr>
       <w:spacing w:before="240" w:beforeLines="0" w:beforeAutospacing="0" w:after="60" w:afterLines="0" w:afterAutospacing="0"/>
       <w:jc w:val="center"/>
@@ -4297,68 +4438,73 @@
       <w:sz w:val="32"/>
     </w:rPr>
   </w:style>
-  <w:style w:type="table" w:styleId="TableGrid">
+  <w:style w:type="table" w:styleId="21">
     <w:name w:val="Table Grid"/>
-    <w:basedOn w:val="TableNormal"/>
+    <w:basedOn w:val="20"/>
     <w:qFormat/>
+    <w:uiPriority w:val="0"/>
     <w:pPr>
       <w:widowControl w:val="0"/>
       <w:jc w:val="both"/>
     </w:pPr>
     <w:tblPr>
       <w:tblBorders>
-        <w:top w:val="single" w:sz="4" w:space="0" w:color="auto"/>
-        <w:left w:val="single" w:sz="4" w:space="0" w:color="auto"/>
-        <w:bottom w:val="single" w:sz="4" w:space="0" w:color="auto"/>
-        <w:right w:val="single" w:sz="4" w:space="0" w:color="auto"/>
-        <w:insideH w:val="single" w:sz="4" w:space="0" w:color="auto"/>
-        <w:insideV w:val="single" w:sz="4" w:space="0" w:color="auto"/>
+        <w:top w:val="single" w:color="auto" w:sz="4" w:space="0"/>
+        <w:left w:val="single" w:color="auto" w:sz="4" w:space="0"/>
+        <w:bottom w:val="single" w:color="auto" w:sz="4" w:space="0"/>
+        <w:right w:val="single" w:color="auto" w:sz="4" w:space="0"/>
+        <w:insideH w:val="single" w:color="auto" w:sz="4" w:space="0"/>
+        <w:insideV w:val="single" w:color="auto" w:sz="4" w:space="0"/>
       </w:tblBorders>
     </w:tblPr>
   </w:style>
-  <w:style w:type="character" w:styleId="Strong">
+  <w:style w:type="character" w:styleId="23">
     <w:name w:val="Strong"/>
-    <w:basedOn w:val="DefaultParagraphFont"/>
+    <w:basedOn w:val="22"/>
     <w:qFormat/>
+    <w:uiPriority w:val="0"/>
     <w:rPr>
       <w:b/>
     </w:rPr>
   </w:style>
-  <w:style w:type="paragraph" w:customStyle="1" w:styleId="a">
+  <w:style w:type="paragraph" w:customStyle="1" w:styleId="24">
     <w:name w:val="柴_公司名"/>
-    <w:basedOn w:val="Title"/>
+    <w:basedOn w:val="19"/>
     <w:qFormat/>
+    <w:uiPriority w:val="0"/>
     <w:pPr>
       <w:spacing w:after="600" w:afterLines="600"/>
     </w:pPr>
     <w:rPr>
-      <w:rFonts w:ascii="宋体" w:eastAsia="宋体" w:hAnsi="宋体" w:cs="宋体" w:hint="eastAsia"/>
+      <w:rFonts w:hint="eastAsia" w:ascii="宋体" w:hAnsi="宋体" w:eastAsia="宋体" w:cs="宋体"/>
       <w:bCs/>
       <w:spacing w:val="-6"/>
       <w:sz w:val="52"/>
       <w:szCs w:val="52"/>
     </w:rPr>
   </w:style>
-  <w:style w:type="paragraph" w:customStyle="1" w:styleId="a0">
+  <w:style w:type="paragraph" w:customStyle="1" w:styleId="25">
     <w:name w:val="柴_文档名"/>
-    <w:basedOn w:val="Title"/>
+    <w:basedOn w:val="19"/>
     <w:qFormat/>
+    <w:uiPriority w:val="0"/>
     <w:pPr>
       <w:spacing w:after="900" w:afterLines="900"/>
     </w:pPr>
     <w:rPr>
-      <w:rFonts w:ascii="黑体" w:eastAsia="黑体" w:hAnsi="黑体" w:cs="黑体"/>
+      <w:rFonts w:ascii="黑体" w:hAnsi="黑体" w:eastAsia="黑体" w:cs="黑体"/>
       <w:bCs/>
       <w:spacing w:val="-7"/>
       <w:sz w:val="52"/>
       <w:szCs w:val="52"/>
     </w:rPr>
   </w:style>
-  <w:style w:type="table" w:customStyle="1" w:styleId="TableNormal0">
+  <w:style w:type="table" w:customStyle="1" w:styleId="26">
     <w:name w:val="Table Normal_0"/>
     <w:semiHidden/>
     <w:unhideWhenUsed/>
     <w:qFormat/>
+    <w:uiPriority w:val="0"/>
     <w:tblPr>
       <w:tblCellMar>
         <w:top w:w="0" w:type="dxa"/>
@@ -4368,81 +4514,87 @@
       </w:tblCellMar>
     </w:tblPr>
   </w:style>
-  <w:style w:type="paragraph" w:customStyle="1" w:styleId="TableText">
+  <w:style w:type="paragraph" w:customStyle="1" w:styleId="27">
     <w:name w:val="Table Text"/>
-    <w:basedOn w:val="Normal"/>
+    <w:basedOn w:val="1"/>
     <w:semiHidden/>
     <w:qFormat/>
+    <w:uiPriority w:val="0"/>
     <w:rPr>
-      <w:rFonts w:ascii="宋体" w:eastAsia="宋体" w:hAnsi="宋体" w:cs="宋体"/>
+      <w:rFonts w:ascii="宋体" w:hAnsi="宋体" w:eastAsia="宋体" w:cs="宋体"/>
       <w:sz w:val="21"/>
       <w:szCs w:val="21"/>
       <w:lang w:val="en-US" w:eastAsia="en-US" w:bidi="ar-SA"/>
     </w:rPr>
   </w:style>
-  <w:style w:type="paragraph" w:customStyle="1" w:styleId="1">
+  <w:style w:type="paragraph" w:customStyle="1" w:styleId="28">
     <w:name w:val="柴_标题1"/>
-    <w:basedOn w:val="Heading1"/>
-    <w:next w:val="a1"/>
-    <w:link w:val="1Char"/>
+    <w:basedOn w:val="2"/>
+    <w:next w:val="29"/>
+    <w:link w:val="38"/>
     <w:qFormat/>
+    <w:uiPriority w:val="0"/>
     <w:pPr>
       <w:spacing w:before="100" w:after="90" w:line="360" w:lineRule="auto"/>
     </w:pPr>
     <w:rPr>
-      <w:rFonts w:ascii="Arial" w:eastAsia="宋体" w:hAnsi="Arial"/>
+      <w:rFonts w:ascii="Arial" w:hAnsi="Arial" w:eastAsia="宋体"/>
       <w:sz w:val="32"/>
     </w:rPr>
   </w:style>
-  <w:style w:type="paragraph" w:customStyle="1" w:styleId="a1">
+  <w:style w:type="paragraph" w:customStyle="1" w:styleId="29">
     <w:name w:val="柴_正文"/>
-    <w:basedOn w:val="BodyText"/>
-    <w:link w:val="Char"/>
+    <w:basedOn w:val="12"/>
+    <w:link w:val="42"/>
     <w:qFormat/>
+    <w:uiPriority w:val="0"/>
     <w:pPr>
       <w:spacing w:line="360" w:lineRule="auto"/>
       <w:ind w:firstLine="470" w:firstLineChars="200"/>
     </w:pPr>
     <w:rPr>
-      <w:rFonts w:ascii="Arial" w:eastAsia="宋体" w:hAnsi="Arial"/>
+      <w:rFonts w:ascii="Arial" w:hAnsi="Arial" w:eastAsia="宋体"/>
       <w:sz w:val="24"/>
       <w:lang w:eastAsia="zh-CN"/>
     </w:rPr>
   </w:style>
-  <w:style w:type="paragraph" w:customStyle="1" w:styleId="2">
+  <w:style w:type="paragraph" w:customStyle="1" w:styleId="30">
     <w:name w:val="柴_标题2"/>
-    <w:basedOn w:val="Heading2"/>
-    <w:next w:val="a1"/>
+    <w:basedOn w:val="3"/>
+    <w:next w:val="29"/>
     <w:qFormat/>
+    <w:uiPriority w:val="0"/>
     <w:pPr>
       <w:spacing w:line="360" w:lineRule="auto"/>
     </w:pPr>
     <w:rPr>
-      <w:rFonts w:ascii="Arial" w:eastAsia="宋体" w:hAnsi="Arial"/>
+      <w:rFonts w:ascii="Arial" w:hAnsi="Arial" w:eastAsia="宋体"/>
       <w:sz w:val="28"/>
     </w:rPr>
   </w:style>
-  <w:style w:type="paragraph" w:customStyle="1" w:styleId="3">
+  <w:style w:type="paragraph" w:customStyle="1" w:styleId="31">
     <w:name w:val="柴_标题3"/>
-    <w:basedOn w:val="Heading3"/>
-    <w:next w:val="a1"/>
+    <w:basedOn w:val="4"/>
+    <w:next w:val="29"/>
     <w:qFormat/>
+    <w:uiPriority w:val="0"/>
     <w:pPr>
       <w:spacing w:line="360" w:lineRule="auto"/>
       <w:ind w:left="0" w:firstLine="472" w:firstLineChars="200"/>
     </w:pPr>
     <w:rPr>
-      <w:rFonts w:ascii="宋体" w:eastAsia="宋体" w:hAnsi="宋体" w:cs="宋体"/>
+      <w:rFonts w:ascii="宋体" w:hAnsi="宋体" w:eastAsia="宋体" w:cs="宋体"/>
       <w:spacing w:val="-2"/>
       <w:sz w:val="24"/>
       <w:szCs w:val="24"/>
     </w:rPr>
   </w:style>
-  <w:style w:type="paragraph" w:customStyle="1" w:styleId="a2">
+  <w:style w:type="paragraph" w:customStyle="1" w:styleId="32">
     <w:name w:val="柴_目录"/>
-    <w:basedOn w:val="Normal"/>
-    <w:next w:val="BodyText"/>
+    <w:basedOn w:val="1"/>
+    <w:next w:val="12"/>
     <w:qFormat/>
+    <w:uiPriority w:val="0"/>
     <w:pPr>
       <w:tabs>
         <w:tab w:val="right" w:leader="dot" w:pos="8442"/>
@@ -4450,59 +4602,64 @@
       <w:ind w:left="0" w:leftChars="0"/>
     </w:pPr>
     <w:rPr>
-      <w:rFonts w:ascii="Arial" w:eastAsia="Microsoft JhengHei" w:hAnsi="Arial"/>
+      <w:rFonts w:ascii="Arial" w:hAnsi="Arial" w:eastAsia="Microsoft JhengHei"/>
       <w:sz w:val="24"/>
     </w:rPr>
   </w:style>
-  <w:style w:type="paragraph" w:customStyle="1" w:styleId="WPSOffice1">
+  <w:style w:type="paragraph" w:customStyle="1" w:styleId="33">
     <w:name w:val="WPSOffice手动目录 1"/>
     <w:qFormat/>
+    <w:uiPriority w:val="0"/>
     <w:pPr>
       <w:ind w:leftChars="0"/>
     </w:pPr>
     <w:rPr>
-      <w:rFonts w:ascii="Times New Roman" w:eastAsia="宋体" w:hAnsi="Times New Roman" w:cs="Times New Roman"/>
+      <w:rFonts w:ascii="Times New Roman" w:hAnsi="Times New Roman" w:eastAsia="宋体" w:cs="Times New Roman"/>
       <w:sz w:val="20"/>
       <w:szCs w:val="20"/>
     </w:rPr>
   </w:style>
-  <w:style w:type="paragraph" w:customStyle="1" w:styleId="WPSOffice2">
+  <w:style w:type="paragraph" w:customStyle="1" w:styleId="34">
     <w:name w:val="WPSOffice手动目录 2"/>
     <w:qFormat/>
+    <w:uiPriority w:val="0"/>
     <w:pPr>
       <w:ind w:leftChars="200"/>
     </w:pPr>
     <w:rPr>
-      <w:rFonts w:ascii="Times New Roman" w:eastAsia="宋体" w:hAnsi="Times New Roman" w:cs="Times New Roman"/>
+      <w:rFonts w:ascii="Times New Roman" w:hAnsi="Times New Roman" w:eastAsia="宋体" w:cs="Times New Roman"/>
       <w:sz w:val="20"/>
       <w:szCs w:val="20"/>
     </w:rPr>
   </w:style>
-  <w:style w:type="paragraph" w:customStyle="1" w:styleId="WPSOffice3">
+  <w:style w:type="paragraph" w:customStyle="1" w:styleId="35">
     <w:name w:val="WPSOffice手动目录 3"/>
     <w:qFormat/>
+    <w:uiPriority w:val="0"/>
     <w:pPr>
       <w:ind w:leftChars="400"/>
     </w:pPr>
     <w:rPr>
-      <w:rFonts w:ascii="Times New Roman" w:eastAsia="宋体" w:hAnsi="Times New Roman" w:cs="Times New Roman"/>
+      <w:rFonts w:ascii="Times New Roman" w:hAnsi="Times New Roman" w:eastAsia="宋体" w:cs="Times New Roman"/>
       <w:sz w:val="20"/>
       <w:szCs w:val="20"/>
     </w:rPr>
   </w:style>
-  <w:style w:type="paragraph" w:customStyle="1" w:styleId="Compact">
+  <w:style w:type="paragraph" w:customStyle="1" w:styleId="36">
     <w:name w:val="Compact"/>
-    <w:basedOn w:val="BodyText"/>
+    <w:basedOn w:val="12"/>
     <w:qFormat/>
+    <w:uiPriority w:val="0"/>
     <w:pPr>
       <w:spacing w:before="36" w:after="36"/>
     </w:pPr>
   </w:style>
-  <w:style w:type="table" w:customStyle="1" w:styleId="Table">
+  <w:style w:type="table" w:customStyle="1" w:styleId="37">
     <w:name w:val="Table"/>
     <w:semiHidden/>
     <w:unhideWhenUsed/>
     <w:qFormat/>
+    <w:uiPriority w:val="0"/>
     <w:tblPr>
       <w:tblCellMar>
         <w:top w:w="0" w:type="dxa"/>
@@ -4514,26 +4671,28 @@
     <w:tblStylePr w:type="firstRow">
       <w:tcPr>
         <w:tcBorders>
-          <w:bottom w:val="single" w:sz="0" w:space="0" w:color="auto"/>
+          <w:bottom w:val="single" w:color="auto" w:sz="0" w:space="0"/>
         </w:tcBorders>
         <w:vAlign w:val="bottom"/>
       </w:tcPr>
     </w:tblStylePr>
   </w:style>
-  <w:style w:type="character" w:customStyle="1" w:styleId="1Char">
+  <w:style w:type="character" w:customStyle="1" w:styleId="38">
     <w:name w:val="柴_标题1 Char"/>
-    <w:link w:val="1"/>
+    <w:link w:val="28"/>
     <w:qFormat/>
+    <w:uiPriority w:val="0"/>
     <w:rPr>
-      <w:rFonts w:ascii="Arial" w:eastAsia="宋体" w:hAnsi="Arial"/>
+      <w:rFonts w:ascii="Arial" w:hAnsi="Arial" w:eastAsia="宋体"/>
       <w:sz w:val="32"/>
     </w:rPr>
   </w:style>
-  <w:style w:type="table" w:customStyle="1" w:styleId="TableNormal1">
+  <w:style w:type="table" w:customStyle="1" w:styleId="39">
     <w:name w:val="Table Normal_1"/>
     <w:semiHidden/>
     <w:unhideWhenUsed/>
     <w:qFormat/>
+    <w:uiPriority w:val="0"/>
     <w:tblPr>
       <w:tblCellMar>
         <w:top w:w="0" w:type="dxa"/>
@@ -4543,10 +4702,11 @@
       </w:tblCellMar>
     </w:tblPr>
   </w:style>
-  <w:style w:type="paragraph" w:customStyle="1" w:styleId="a3">
+  <w:style w:type="paragraph" w:customStyle="1" w:styleId="40">
     <w:name w:val="柴_正文_无缩进"/>
-    <w:basedOn w:val="Normal"/>
+    <w:basedOn w:val="1"/>
     <w:qFormat/>
+    <w:uiPriority w:val="0"/>
     <w:pPr>
       <w:ind w:firstLine="0" w:firstLineChars="0"/>
     </w:pPr>
@@ -4556,29 +4716,31 @@
       <w:lang w:eastAsia="zh-CN"/>
     </w:rPr>
   </w:style>
-  <w:style w:type="paragraph" w:customStyle="1" w:styleId="4">
+  <w:style w:type="paragraph" w:customStyle="1" w:styleId="41">
     <w:name w:val="柴_标题4"/>
-    <w:basedOn w:val="Heading4"/>
-    <w:next w:val="Normal"/>
+    <w:basedOn w:val="5"/>
+    <w:next w:val="1"/>
     <w:qFormat/>
+    <w:uiPriority w:val="0"/>
     <w:pPr>
       <w:widowControl w:val="0"/>
       <w:spacing w:before="160" w:line="360" w:lineRule="auto"/>
-      <w:ind w:left="981" w:hanging="862" w:leftChars="300"/>
+      <w:ind w:left="981" w:leftChars="300" w:hanging="862"/>
     </w:pPr>
     <w:rPr>
-      <w:rFonts w:ascii="Calibri" w:eastAsia="宋体" w:hAnsi="Calibri" w:cs="宋体" w:hint="eastAsia"/>
+      <w:rFonts w:hint="eastAsia" w:ascii="Calibri" w:hAnsi="Calibri" w:eastAsia="宋体" w:cs="宋体"/>
       <w:sz w:val="24"/>
       <w:szCs w:val="24"/>
       <w:lang w:eastAsia="zh-CN" w:bidi="zh-CN"/>
     </w:rPr>
   </w:style>
-  <w:style w:type="character" w:customStyle="1" w:styleId="Char">
+  <w:style w:type="character" w:customStyle="1" w:styleId="42">
     <w:name w:val="柴_正文 Char"/>
-    <w:link w:val="a1"/>
+    <w:link w:val="29"/>
     <w:qFormat/>
+    <w:uiPriority w:val="0"/>
     <w:rPr>
-      <w:rFonts w:ascii="Arial" w:eastAsia="宋体" w:hAnsi="Arial"/>
+      <w:rFonts w:ascii="Arial" w:hAnsi="Arial" w:eastAsia="宋体"/>
       <w:sz w:val="24"/>
       <w:lang w:eastAsia="zh-CN"/>
     </w:rPr>
